--- a/docs/manuals-docx/15-tester-manual-journey-c.docx
+++ b/docs/manuals-docx/15-tester-manual-journey-c.docx
@@ -179,12 +179,12 @@
         <w:rPr>
           <w:rFonts w:ascii="Sarabun" w:hAnsi="Sarabun" w:cs="Sarabun" w:eastAsia="Sarabun"/>
           <w:color w:val="192768"/>
-          <w:sz w:val="44"/>
-          <w:szCs w:val="44"/>
+          <w:sz w:val="36"/>
+          <w:szCs w:val="36"/>
           <w:b w:val="1"/>
           <w:bCs w:val="1"/>
-          <w:sz w:val="44"/>
-          <w:szCs w:val="44"/>
+          <w:sz w:val="36"/>
+          <w:szCs w:val="36"/>
           <w:b w:val="1"/>
           <w:bCs w:val="1"/>
         </w:rPr>
@@ -200,8 +200,8 @@
         <w:rPr>
           <w:rFonts w:ascii="DejaVu Sans" w:hAnsi="DejaVu Sans" w:cs="DejaVu Sans" w:eastAsia="DejaVu Sans"/>
           <w:color w:val="E5775A"/>
-          <w:sz w:val="28"/>
-          <w:szCs w:val="28"/>
+          <w:sz w:val="22"/>
+          <w:szCs w:val="22"/>
         </w:rPr>
         <w:t>▸</w:t>
       </w:r>
@@ -209,8 +209,8 @@
         <w:rPr>
           <w:rFonts w:ascii="Sarabun" w:hAnsi="Sarabun" w:cs="Sarabun" w:eastAsia="Sarabun"/>
           <w:color w:val="E5775A"/>
-          <w:sz w:val="28"/>
-          <w:szCs w:val="28"/>
+          <w:sz w:val="22"/>
+          <w:szCs w:val="22"/>
         </w:rPr>
         <w:t xml:space="preserve">  </w:t>
       </w:r>
@@ -218,8 +218,8 @@
         <w:rPr>
           <w:rFonts w:ascii="Sarabun" w:hAnsi="Sarabun" w:cs="Sarabun" w:eastAsia="Sarabun"/>
           <w:color w:val="1A1E33"/>
-          <w:sz w:val="28"/>
-          <w:szCs w:val="28"/>
+          <w:sz w:val="22"/>
+          <w:szCs w:val="22"/>
         </w:rPr>
         <w:t>ภาพรวมของเล่มนี้</w:t>
       </w:r>
@@ -233,8 +233,8 @@
         <w:rPr>
           <w:rFonts w:ascii="DejaVu Sans" w:hAnsi="DejaVu Sans" w:cs="DejaVu Sans" w:eastAsia="DejaVu Sans"/>
           <w:color w:val="E5775A"/>
-          <w:sz w:val="28"/>
-          <w:szCs w:val="28"/>
+          <w:sz w:val="22"/>
+          <w:szCs w:val="22"/>
         </w:rPr>
         <w:t>▸</w:t>
       </w:r>
@@ -242,8 +242,8 @@
         <w:rPr>
           <w:rFonts w:ascii="Sarabun" w:hAnsi="Sarabun" w:cs="Sarabun" w:eastAsia="Sarabun"/>
           <w:color w:val="E5775A"/>
-          <w:sz w:val="28"/>
-          <w:szCs w:val="28"/>
+          <w:sz w:val="22"/>
+          <w:szCs w:val="22"/>
         </w:rPr>
         <w:t xml:space="preserve">  </w:t>
       </w:r>
@@ -251,8 +251,8 @@
         <w:rPr>
           <w:rFonts w:ascii="Sarabun" w:hAnsi="Sarabun" w:cs="Sarabun" w:eastAsia="Sarabun"/>
           <w:color w:val="1A1E33"/>
-          <w:sz w:val="28"/>
-          <w:szCs w:val="28"/>
+          <w:sz w:val="22"/>
+          <w:szCs w:val="22"/>
         </w:rPr>
         <w:t>1. เงื่อนไขก่อนเริ่ม</w:t>
       </w:r>
@@ -266,8 +266,8 @@
         <w:rPr>
           <w:rFonts w:ascii="DejaVu Sans" w:hAnsi="DejaVu Sans" w:cs="DejaVu Sans" w:eastAsia="DejaVu Sans"/>
           <w:color w:val="E5775A"/>
-          <w:sz w:val="28"/>
-          <w:szCs w:val="28"/>
+          <w:sz w:val="22"/>
+          <w:szCs w:val="22"/>
         </w:rPr>
         <w:t>▸</w:t>
       </w:r>
@@ -275,8 +275,8 @@
         <w:rPr>
           <w:rFonts w:ascii="Sarabun" w:hAnsi="Sarabun" w:cs="Sarabun" w:eastAsia="Sarabun"/>
           <w:color w:val="E5775A"/>
-          <w:sz w:val="28"/>
-          <w:szCs w:val="28"/>
+          <w:sz w:val="22"/>
+          <w:szCs w:val="22"/>
         </w:rPr>
         <w:t xml:space="preserve">  </w:t>
       </w:r>
@@ -284,8 +284,8 @@
         <w:rPr>
           <w:rFonts w:ascii="Sarabun" w:hAnsi="Sarabun" w:cs="Sarabun" w:eastAsia="Sarabun"/>
           <w:color w:val="1A1E33"/>
-          <w:sz w:val="28"/>
-          <w:szCs w:val="28"/>
+          <w:sz w:val="22"/>
+          <w:szCs w:val="22"/>
         </w:rPr>
         <w:t>2. ขั้นที่ 1 — กรอกและนำส่งคำขอ</w:t>
       </w:r>
@@ -299,8 +299,8 @@
         <w:rPr>
           <w:rFonts w:ascii="DejaVu Sans" w:hAnsi="DejaVu Sans" w:cs="DejaVu Sans" w:eastAsia="DejaVu Sans"/>
           <w:color w:val="E5775A"/>
-          <w:sz w:val="28"/>
-          <w:szCs w:val="28"/>
+          <w:sz w:val="22"/>
+          <w:szCs w:val="22"/>
         </w:rPr>
         <w:t>▸</w:t>
       </w:r>
@@ -308,8 +308,8 @@
         <w:rPr>
           <w:rFonts w:ascii="Sarabun" w:hAnsi="Sarabun" w:cs="Sarabun" w:eastAsia="Sarabun"/>
           <w:color w:val="E5775A"/>
-          <w:sz w:val="28"/>
-          <w:szCs w:val="28"/>
+          <w:sz w:val="22"/>
+          <w:szCs w:val="22"/>
         </w:rPr>
         <w:t xml:space="preserve">  </w:t>
       </w:r>
@@ -317,8 +317,8 @@
         <w:rPr>
           <w:rFonts w:ascii="Sarabun" w:hAnsi="Sarabun" w:cs="Sarabun" w:eastAsia="Sarabun"/>
           <w:color w:val="1A1E33"/>
-          <w:sz w:val="28"/>
-          <w:szCs w:val="28"/>
+          <w:sz w:val="22"/>
+          <w:szCs w:val="22"/>
         </w:rPr>
         <w:t>3. ขั้นที่ 2 — เจ้าหน้าที่ BDI ตรวจเบื้องต้น</w:t>
       </w:r>
@@ -332,8 +332,8 @@
         <w:rPr>
           <w:rFonts w:ascii="DejaVu Sans" w:hAnsi="DejaVu Sans" w:cs="DejaVu Sans" w:eastAsia="DejaVu Sans"/>
           <w:color w:val="E5775A"/>
-          <w:sz w:val="28"/>
-          <w:szCs w:val="28"/>
+          <w:sz w:val="22"/>
+          <w:szCs w:val="22"/>
         </w:rPr>
         <w:t>▸</w:t>
       </w:r>
@@ -341,8 +341,8 @@
         <w:rPr>
           <w:rFonts w:ascii="Sarabun" w:hAnsi="Sarabun" w:cs="Sarabun" w:eastAsia="Sarabun"/>
           <w:color w:val="E5775A"/>
-          <w:sz w:val="28"/>
-          <w:szCs w:val="28"/>
+          <w:sz w:val="22"/>
+          <w:szCs w:val="22"/>
         </w:rPr>
         <w:t xml:space="preserve">  </w:t>
       </w:r>
@@ -350,8 +350,8 @@
         <w:rPr>
           <w:rFonts w:ascii="Sarabun" w:hAnsi="Sarabun" w:cs="Sarabun" w:eastAsia="Sarabun"/>
           <w:color w:val="1A1E33"/>
-          <w:sz w:val="28"/>
-          <w:szCs w:val="28"/>
+          <w:sz w:val="22"/>
+          <w:szCs w:val="22"/>
         </w:rPr>
         <w:t>4. ขั้นที่ 3 — ผู้มีอำนาจลงนาม แล้วเจ้าหน้าที่ตรวจซ้ำ</w:t>
       </w:r>
@@ -365,8 +365,8 @@
         <w:rPr>
           <w:rFonts w:ascii="DejaVu Sans" w:hAnsi="DejaVu Sans" w:cs="DejaVu Sans" w:eastAsia="DejaVu Sans"/>
           <w:color w:val="E5775A"/>
-          <w:sz w:val="28"/>
-          <w:szCs w:val="28"/>
+          <w:sz w:val="22"/>
+          <w:szCs w:val="22"/>
         </w:rPr>
         <w:t>▸</w:t>
       </w:r>
@@ -374,8 +374,8 @@
         <w:rPr>
           <w:rFonts w:ascii="Sarabun" w:hAnsi="Sarabun" w:cs="Sarabun" w:eastAsia="Sarabun"/>
           <w:color w:val="E5775A"/>
-          <w:sz w:val="28"/>
-          <w:szCs w:val="28"/>
+          <w:sz w:val="22"/>
+          <w:szCs w:val="22"/>
         </w:rPr>
         <w:t xml:space="preserve">  </w:t>
       </w:r>
@@ -383,8 +383,8 @@
         <w:rPr>
           <w:rFonts w:ascii="Sarabun" w:hAnsi="Sarabun" w:cs="Sarabun" w:eastAsia="Sarabun"/>
           <w:color w:val="1A1E33"/>
-          <w:sz w:val="28"/>
-          <w:szCs w:val="28"/>
+          <w:sz w:val="22"/>
+          <w:szCs w:val="22"/>
         </w:rPr>
         <w:t>5. ขั้นที่ 4 — ผู้อนุมัติ BDI</w:t>
       </w:r>
@@ -398,8 +398,8 @@
         <w:rPr>
           <w:rFonts w:ascii="DejaVu Sans" w:hAnsi="DejaVu Sans" w:cs="DejaVu Sans" w:eastAsia="DejaVu Sans"/>
           <w:color w:val="E5775A"/>
-          <w:sz w:val="28"/>
-          <w:szCs w:val="28"/>
+          <w:sz w:val="22"/>
+          <w:szCs w:val="22"/>
         </w:rPr>
         <w:t>▸</w:t>
       </w:r>
@@ -407,8 +407,8 @@
         <w:rPr>
           <w:rFonts w:ascii="Sarabun" w:hAnsi="Sarabun" w:cs="Sarabun" w:eastAsia="Sarabun"/>
           <w:color w:val="E5775A"/>
-          <w:sz w:val="28"/>
-          <w:szCs w:val="28"/>
+          <w:sz w:val="22"/>
+          <w:szCs w:val="22"/>
         </w:rPr>
         <w:t xml:space="preserve">  </w:t>
       </w:r>
@@ -416,8 +416,8 @@
         <w:rPr>
           <w:rFonts w:ascii="Sarabun" w:hAnsi="Sarabun" w:cs="Sarabun" w:eastAsia="Sarabun"/>
           <w:color w:val="1A1E33"/>
-          <w:sz w:val="28"/>
-          <w:szCs w:val="28"/>
+          <w:sz w:val="22"/>
+          <w:szCs w:val="22"/>
         </w:rPr>
         <w:t>6. ดูผลย้อนหลัง</w:t>
       </w:r>
@@ -431,8 +431,8 @@
         <w:rPr>
           <w:rFonts w:ascii="DejaVu Sans" w:hAnsi="DejaVu Sans" w:cs="DejaVu Sans" w:eastAsia="DejaVu Sans"/>
           <w:color w:val="E5775A"/>
-          <w:sz w:val="28"/>
-          <w:szCs w:val="28"/>
+          <w:sz w:val="22"/>
+          <w:szCs w:val="22"/>
         </w:rPr>
         <w:t>▸</w:t>
       </w:r>
@@ -440,8 +440,8 @@
         <w:rPr>
           <w:rFonts w:ascii="Sarabun" w:hAnsi="Sarabun" w:cs="Sarabun" w:eastAsia="Sarabun"/>
           <w:color w:val="E5775A"/>
-          <w:sz w:val="28"/>
-          <w:szCs w:val="28"/>
+          <w:sz w:val="22"/>
+          <w:szCs w:val="22"/>
         </w:rPr>
         <w:t xml:space="preserve">  </w:t>
       </w:r>
@@ -449,8 +449,8 @@
         <w:rPr>
           <w:rFonts w:ascii="Sarabun" w:hAnsi="Sarabun" w:cs="Sarabun" w:eastAsia="Sarabun"/>
           <w:color w:val="1A1E33"/>
-          <w:sz w:val="28"/>
-          <w:szCs w:val="28"/>
+          <w:sz w:val="22"/>
+          <w:szCs w:val="22"/>
         </w:rPr>
         <w:t>7. รายการทดสอบของเล่ม C</w:t>
       </w:r>
@@ -464,8 +464,8 @@
         <w:rPr>
           <w:rFonts w:ascii="DejaVu Sans" w:hAnsi="DejaVu Sans" w:cs="DejaVu Sans" w:eastAsia="DejaVu Sans"/>
           <w:color w:val="E5775A"/>
-          <w:sz w:val="28"/>
-          <w:szCs w:val="28"/>
+          <w:sz w:val="22"/>
+          <w:szCs w:val="22"/>
         </w:rPr>
         <w:t>▸</w:t>
       </w:r>
@@ -473,8 +473,8 @@
         <w:rPr>
           <w:rFonts w:ascii="Sarabun" w:hAnsi="Sarabun" w:cs="Sarabun" w:eastAsia="Sarabun"/>
           <w:color w:val="E5775A"/>
-          <w:sz w:val="28"/>
-          <w:szCs w:val="28"/>
+          <w:sz w:val="22"/>
+          <w:szCs w:val="22"/>
         </w:rPr>
         <w:t xml:space="preserve">  </w:t>
       </w:r>
@@ -482,8 +482,8 @@
         <w:rPr>
           <w:rFonts w:ascii="Sarabun" w:hAnsi="Sarabun" w:cs="Sarabun" w:eastAsia="Sarabun"/>
           <w:color w:val="1A1E33"/>
-          <w:sz w:val="28"/>
-          <w:szCs w:val="28"/>
+          <w:sz w:val="22"/>
+          <w:szCs w:val="22"/>
         </w:rPr>
         <w:t>8. ห้าจุดที่ทีมพัฒนาอยากให้ช่วยจับตาเป็นพิเศษ</w:t>
       </w:r>
@@ -496,14 +496,14 @@
     <w:p>
       <w:pPr>
         <w:spacing w:before="0" w:after="160" w:lineRule="auto" w:line="348"/>
-        <w:jc w:val="left"/>
-      </w:pPr>
-      <w:r>
-        <w:rPr>
-          <w:rFonts w:ascii="Sarabun" w:hAnsi="Sarabun" w:cs="Sarabun" w:eastAsia="Sarabun"/>
-          <w:color w:val="1A1E33"/>
-          <w:sz w:val="28"/>
-          <w:szCs w:val="28"/>
+        <w:jc w:val="both"/>
+      </w:pPr>
+      <w:r>
+        <w:rPr>
+          <w:rFonts w:ascii="Sarabun" w:hAnsi="Sarabun" w:cs="Sarabun" w:eastAsia="Sarabun"/>
+          <w:color w:val="1A1E33"/>
+          <w:sz w:val="22"/>
+          <w:szCs w:val="22"/>
         </w:rPr>
         <w:t xml:space="preserve">เล่มนี้เขียนให้ </w:t>
       </w:r>
@@ -511,8 +511,8 @@
         <w:rPr>
           <w:rFonts w:ascii="Sarabun" w:hAnsi="Sarabun" w:cs="Sarabun" w:eastAsia="Sarabun"/>
           <w:color w:val="1A1E33"/>
-          <w:sz w:val="28"/>
-          <w:szCs w:val="28"/>
+          <w:sz w:val="22"/>
+          <w:szCs w:val="22"/>
           <w:b w:val="1"/>
           <w:bCs w:val="1"/>
         </w:rPr>
@@ -522,8 +522,8 @@
         <w:rPr>
           <w:rFonts w:ascii="Sarabun" w:hAnsi="Sarabun" w:cs="Sarabun" w:eastAsia="Sarabun"/>
           <w:color w:val="1A1E33"/>
-          <w:sz w:val="28"/>
-          <w:szCs w:val="28"/>
+          <w:sz w:val="22"/>
+          <w:szCs w:val="22"/>
         </w:rPr>
         <w:t xml:space="preserve"> ไม่ต้องมีพื้นฐานทางเทคนิค ภาพทุกภาพถ่ายจากระบบจริงตอนทดสอบเมื่อ 17–18 สิงหาคม 2569</w:t>
       </w:r>
@@ -532,7 +532,7 @@
       <w:pPr>
         <w:spacing w:before="120" w:after="200" w:lineRule="auto" w:line="348"/>
         <w:ind w:left="227" w:right="113"/>
-        <w:jc w:val="left"/>
+        <w:jc w:val="both"/>
         <w:pBdr>
           <w:left w:val="single" w:sz="24" w:space="10" w:color="E5775A"/>
         </w:pBdr>
@@ -542,8 +542,8 @@
         <w:rPr>
           <w:rFonts w:ascii="Sarabun" w:hAnsi="Sarabun" w:cs="Sarabun" w:eastAsia="Sarabun"/>
           <w:color w:val="1A1E33"/>
-          <w:sz w:val="28"/>
-          <w:szCs w:val="28"/>
+          <w:sz w:val="22"/>
+          <w:szCs w:val="22"/>
         </w:rPr>
         <w:t xml:space="preserve">ก่อนเริ่ม: อ่าน </w:t>
       </w:r>
@@ -551,8 +551,8 @@
         <w:rPr>
           <w:rFonts w:ascii="Sarabun" w:hAnsi="Sarabun" w:cs="Sarabun" w:eastAsia="Sarabun"/>
           <w:color w:val="192768"/>
-          <w:sz w:val="28"/>
-          <w:szCs w:val="28"/>
+          <w:sz w:val="22"/>
+          <w:szCs w:val="22"/>
         </w:rPr>
         <w:t>เล่มภาพรวม</w:t>
       </w:r>
@@ -560,8 +560,8 @@
         <w:rPr>
           <w:rFonts w:ascii="Sarabun" w:hAnsi="Sarabun" w:cs="Sarabun" w:eastAsia="Sarabun"/>
           <w:color w:val="1A1E33"/>
-          <w:sz w:val="28"/>
-          <w:szCs w:val="28"/>
+          <w:sz w:val="22"/>
+          <w:szCs w:val="22"/>
         </w:rPr>
         <w:t xml:space="preserve"> ให้จบ และหน่วยงานของคุณต้องผ่าน </w:t>
       </w:r>
@@ -569,8 +569,8 @@
         <w:rPr>
           <w:rFonts w:ascii="Sarabun" w:hAnsi="Sarabun" w:cs="Sarabun" w:eastAsia="Sarabun"/>
           <w:color w:val="192768"/>
-          <w:sz w:val="28"/>
-          <w:szCs w:val="28"/>
+          <w:sz w:val="22"/>
+          <w:szCs w:val="22"/>
         </w:rPr>
         <w:t>เล่ม B</w:t>
       </w:r>
@@ -578,8 +578,8 @@
         <w:rPr>
           <w:rFonts w:ascii="Sarabun" w:hAnsi="Sarabun" w:cs="Sarabun" w:eastAsia="Sarabun"/>
           <w:color w:val="1A1E33"/>
-          <w:sz w:val="28"/>
-          <w:szCs w:val="28"/>
+          <w:sz w:val="22"/>
+          <w:szCs w:val="22"/>
         </w:rPr>
         <w:t xml:space="preserve"> จนขึ้นสถานะ </w:t>
       </w:r>
@@ -587,8 +587,8 @@
         <w:rPr>
           <w:rFonts w:ascii="Sarabun" w:hAnsi="Sarabun" w:cs="Sarabun" w:eastAsia="Sarabun"/>
           <w:color w:val="1A1E33"/>
-          <w:sz w:val="28"/>
-          <w:szCs w:val="28"/>
+          <w:sz w:val="22"/>
+          <w:szCs w:val="22"/>
           <w:b w:val="1"/>
           <w:bCs w:val="1"/>
         </w:rPr>
@@ -598,19 +598,11 @@
         <w:rPr>
           <w:rFonts w:ascii="Sarabun" w:hAnsi="Sarabun" w:cs="Sarabun" w:eastAsia="Sarabun"/>
           <w:color w:val="1A1E33"/>
-          <w:sz w:val="28"/>
-          <w:szCs w:val="28"/>
+          <w:sz w:val="22"/>
+          <w:szCs w:val="22"/>
         </w:rPr>
         <w:t xml:space="preserve"> แล้ว</w:t>
       </w:r>
-    </w:p>
-    <w:p>
-      <w:pPr>
-        <w:spacing w:before="80" w:after="200" w:lineRule="auto" w:line="240"/>
-        <w:pBdr>
-          <w:bottom w:val="single" w:sz="6" w:space="4" w:color="D8DCE6"/>
-        </w:pBdr>
-      </w:pPr>
     </w:p>
     <w:p>
       <w:pPr>
@@ -620,17 +612,18 @@
         <w:pBdr>
           <w:bottom w:val="single" w:sz="6" w:space="4" w:color="D8DCE6"/>
         </w:pBdr>
+        <w:pageBreakBefore w:val="1"/>
       </w:pPr>
       <w:r>
         <w:rPr>
           <w:rFonts w:ascii="Sarabun" w:hAnsi="Sarabun" w:cs="Sarabun" w:eastAsia="Sarabun"/>
           <w:color w:val="192768"/>
-          <w:sz w:val="44"/>
-          <w:szCs w:val="44"/>
+          <w:sz w:val="36"/>
+          <w:szCs w:val="36"/>
           <w:b w:val="1"/>
           <w:bCs w:val="1"/>
-          <w:sz w:val="44"/>
-          <w:szCs w:val="44"/>
+          <w:sz w:val="36"/>
+          <w:szCs w:val="36"/>
           <w:b w:val="1"/>
           <w:bCs w:val="1"/>
         </w:rPr>
@@ -648,8 +641,8 @@
         <w:rPr>
           <w:rFonts w:ascii="DejaVu Sans Mono" w:hAnsi="DejaVu Sans Mono" w:cs="DejaVu Sans Mono" w:eastAsia="DejaVu Sans Mono"/>
           <w:color w:val="1A1E33"/>
-          <w:sz w:val="19"/>
-          <w:szCs w:val="19"/>
+          <w:sz w:val="17"/>
+          <w:szCs w:val="17"/>
         </w:rPr>
         <w:t xml:space="preserve">  คุณ (ผู้ดำเนินการของหน่วยงาน)</w:t>
       </w:r>
@@ -665,8 +658,8 @@
         <w:rPr>
           <w:rFonts w:ascii="DejaVu Sans Mono" w:hAnsi="DejaVu Sans Mono" w:cs="DejaVu Sans Mono" w:eastAsia="DejaVu Sans Mono"/>
           <w:color w:val="1A1E33"/>
-          <w:sz w:val="19"/>
-          <w:szCs w:val="19"/>
+          <w:sz w:val="17"/>
+          <w:szCs w:val="17"/>
         </w:rPr>
         <w:t xml:space="preserve">      │  กรอกแบบฟอร์ม 5 ส่วน → ตรวจ PDF → นำส่ง</w:t>
       </w:r>
@@ -682,8 +675,8 @@
         <w:rPr>
           <w:rFonts w:ascii="DejaVu Sans Mono" w:hAnsi="DejaVu Sans Mono" w:cs="DejaVu Sans Mono" w:eastAsia="DejaVu Sans Mono"/>
           <w:color w:val="1A1E33"/>
-          <w:sz w:val="19"/>
-          <w:szCs w:val="19"/>
+          <w:sz w:val="17"/>
+          <w:szCs w:val="17"/>
         </w:rPr>
         <w:t xml:space="preserve">      ▼</w:t>
       </w:r>
@@ -699,8 +692,8 @@
         <w:rPr>
           <w:rFonts w:ascii="DejaVu Sans Mono" w:hAnsi="DejaVu Sans Mono" w:cs="DejaVu Sans Mono" w:eastAsia="DejaVu Sans Mono"/>
           <w:color w:val="1A1E33"/>
-          <w:sz w:val="19"/>
-          <w:szCs w:val="19"/>
+          <w:sz w:val="17"/>
+          <w:szCs w:val="17"/>
         </w:rPr>
         <w:t xml:space="preserve">  ┌──────────────────────────┐                 ┌──────────────────┐</w:t>
       </w:r>
@@ -716,8 +709,8 @@
         <w:rPr>
           <w:rFonts w:ascii="DejaVu Sans Mono" w:hAnsi="DejaVu Sans Mono" w:cs="DejaVu Sans Mono" w:eastAsia="DejaVu Sans Mono"/>
           <w:color w:val="1A1E33"/>
-          <w:sz w:val="19"/>
-          <w:szCs w:val="19"/>
+          <w:sz w:val="17"/>
+          <w:szCs w:val="17"/>
         </w:rPr>
         <w:t xml:space="preserve">  │ รอเจ้าหน้าที่ BDI ตรวจสอบ     │ ──ต้องปรับปรุง──▶ │  รอการแก้ไข        │</w:t>
       </w:r>
@@ -733,8 +726,8 @@
         <w:rPr>
           <w:rFonts w:ascii="DejaVu Sans Mono" w:hAnsi="DejaVu Sans Mono" w:cs="DejaVu Sans Mono" w:eastAsia="DejaVu Sans Mono"/>
           <w:color w:val="1A1E33"/>
-          <w:sz w:val="19"/>
-          <w:szCs w:val="19"/>
+          <w:sz w:val="17"/>
+          <w:szCs w:val="17"/>
         </w:rPr>
         <w:t xml:space="preserve">  │      (ด่านที่ 1)            │ ◀───แก้แล้วส่งใหม่── │                  │</w:t>
       </w:r>
@@ -750,8 +743,8 @@
         <w:rPr>
           <w:rFonts w:ascii="DejaVu Sans Mono" w:hAnsi="DejaVu Sans Mono" w:cs="DejaVu Sans Mono" w:eastAsia="DejaVu Sans Mono"/>
           <w:color w:val="1A1E33"/>
-          <w:sz w:val="19"/>
-          <w:szCs w:val="19"/>
+          <w:sz w:val="17"/>
+          <w:szCs w:val="17"/>
         </w:rPr>
         <w:t xml:space="preserve">  └────┬─────────────────┬───┘                 └──────────────────┘</w:t>
       </w:r>
@@ -767,8 +760,8 @@
         <w:rPr>
           <w:rFonts w:ascii="DejaVu Sans Mono" w:hAnsi="DejaVu Sans Mono" w:cs="DejaVu Sans Mono" w:eastAsia="DejaVu Sans Mono"/>
           <w:color w:val="1A1E33"/>
-          <w:sz w:val="19"/>
-          <w:szCs w:val="19"/>
+          <w:sz w:val="17"/>
+          <w:szCs w:val="17"/>
         </w:rPr>
         <w:t xml:space="preserve">       │ มอบหมาย          │ ส่งต่อ</w:t>
       </w:r>
@@ -784,8 +777,8 @@
         <w:rPr>
           <w:rFonts w:ascii="DejaVu Sans Mono" w:hAnsi="DejaVu Sans Mono" w:cs="DejaVu Sans Mono" w:eastAsia="DejaVu Sans Mono"/>
           <w:color w:val="1A1E33"/>
-          <w:sz w:val="19"/>
-          <w:szCs w:val="19"/>
+          <w:sz w:val="17"/>
+          <w:szCs w:val="17"/>
         </w:rPr>
         <w:t xml:space="preserve">       ▼ (ไม่บังคับ)       │</w:t>
       </w:r>
@@ -801,8 +794,8 @@
         <w:rPr>
           <w:rFonts w:ascii="DejaVu Sans Mono" w:hAnsi="DejaVu Sans Mono" w:cs="DejaVu Sans Mono" w:eastAsia="DejaVu Sans Mono"/>
           <w:color w:val="1A1E33"/>
-          <w:sz w:val="19"/>
-          <w:szCs w:val="19"/>
+          <w:sz w:val="17"/>
+          <w:szCs w:val="17"/>
         </w:rPr>
         <w:t xml:space="preserve">  ┌──────────────────────┐│</w:t>
       </w:r>
@@ -818,8 +811,8 @@
         <w:rPr>
           <w:rFonts w:ascii="DejaVu Sans Mono" w:hAnsi="DejaVu Sans Mono" w:cs="DejaVu Sans Mono" w:eastAsia="DejaVu Sans Mono"/>
           <w:color w:val="1A1E33"/>
-          <w:sz w:val="19"/>
-          <w:szCs w:val="19"/>
+          <w:sz w:val="17"/>
+          <w:szCs w:val="17"/>
         </w:rPr>
         <w:t xml:space="preserve">  │ รอผู้เชี่ยวชาญพิจารณา    ││  บันทึกความเห็น → คืนให้เจ้าหน้าที่</w:t>
       </w:r>
@@ -835,8 +828,8 @@
         <w:rPr>
           <w:rFonts w:ascii="DejaVu Sans Mono" w:hAnsi="DejaVu Sans Mono" w:cs="DejaVu Sans Mono" w:eastAsia="DejaVu Sans Mono"/>
           <w:color w:val="1A1E33"/>
-          <w:sz w:val="19"/>
-          <w:szCs w:val="19"/>
+          <w:sz w:val="17"/>
+          <w:szCs w:val="17"/>
         </w:rPr>
         <w:t xml:space="preserve">  └──────────┬───────────┘│</w:t>
       </w:r>
@@ -852,8 +845,8 @@
         <w:rPr>
           <w:rFonts w:ascii="DejaVu Sans Mono" w:hAnsi="DejaVu Sans Mono" w:cs="DejaVu Sans Mono" w:eastAsia="DejaVu Sans Mono"/>
           <w:color w:val="1A1E33"/>
-          <w:sz w:val="19"/>
-          <w:szCs w:val="19"/>
+          <w:sz w:val="17"/>
+          <w:szCs w:val="17"/>
         </w:rPr>
         <w:t xml:space="preserve">             └────────────┤</w:t>
       </w:r>
@@ -869,8 +862,8 @@
         <w:rPr>
           <w:rFonts w:ascii="DejaVu Sans Mono" w:hAnsi="DejaVu Sans Mono" w:cs="DejaVu Sans Mono" w:eastAsia="DejaVu Sans Mono"/>
           <w:color w:val="1A1E33"/>
-          <w:sz w:val="19"/>
-          <w:szCs w:val="19"/>
+          <w:sz w:val="17"/>
+          <w:szCs w:val="17"/>
         </w:rPr>
         <w:t xml:space="preserve">                          ▼</w:t>
       </w:r>
@@ -886,8 +879,8 @@
         <w:rPr>
           <w:rFonts w:ascii="DejaVu Sans Mono" w:hAnsi="DejaVu Sans Mono" w:cs="DejaVu Sans Mono" w:eastAsia="DejaVu Sans Mono"/>
           <w:color w:val="1A1E33"/>
-          <w:sz w:val="19"/>
-          <w:szCs w:val="19"/>
+          <w:sz w:val="17"/>
+          <w:szCs w:val="17"/>
         </w:rPr>
         <w:t xml:space="preserve">              ┌──────────────────────────┐</w:t>
       </w:r>
@@ -903,8 +896,8 @@
         <w:rPr>
           <w:rFonts w:ascii="DejaVu Sans Mono" w:hAnsi="DejaVu Sans Mono" w:cs="DejaVu Sans Mono" w:eastAsia="DejaVu Sans Mono"/>
           <w:color w:val="1A1E33"/>
-          <w:sz w:val="19"/>
-          <w:szCs w:val="19"/>
+          <w:sz w:val="17"/>
+          <w:szCs w:val="17"/>
         </w:rPr>
         <w:t xml:space="preserve">              │ รอผู้มีอำนาจของหน่วยงานลงนาม │  (ด่านที่ 2)</w:t>
       </w:r>
@@ -920,8 +913,8 @@
         <w:rPr>
           <w:rFonts w:ascii="DejaVu Sans Mono" w:hAnsi="DejaVu Sans Mono" w:cs="DejaVu Sans Mono" w:eastAsia="DejaVu Sans Mono"/>
           <w:color w:val="1A1E33"/>
-          <w:sz w:val="19"/>
-          <w:szCs w:val="19"/>
+          <w:sz w:val="17"/>
+          <w:szCs w:val="17"/>
         </w:rPr>
         <w:t xml:space="preserve">              └──────────┬───────────────┘</w:t>
       </w:r>
@@ -937,8 +930,8 @@
         <w:rPr>
           <w:rFonts w:ascii="DejaVu Sans Mono" w:hAnsi="DejaVu Sans Mono" w:cs="DejaVu Sans Mono" w:eastAsia="DejaVu Sans Mono"/>
           <w:color w:val="1A1E33"/>
-          <w:sz w:val="19"/>
-          <w:szCs w:val="19"/>
+          <w:sz w:val="17"/>
+          <w:szCs w:val="17"/>
         </w:rPr>
         <w:t xml:space="preserve">                         ▼</w:t>
       </w:r>
@@ -954,8 +947,8 @@
         <w:rPr>
           <w:rFonts w:ascii="DejaVu Sans Mono" w:hAnsi="DejaVu Sans Mono" w:cs="DejaVu Sans Mono" w:eastAsia="DejaVu Sans Mono"/>
           <w:color w:val="1A1E33"/>
-          <w:sz w:val="19"/>
-          <w:szCs w:val="19"/>
+          <w:sz w:val="17"/>
+          <w:szCs w:val="17"/>
         </w:rPr>
         <w:t xml:space="preserve">              ┌──────────────────────────┐</w:t>
       </w:r>
@@ -971,8 +964,8 @@
         <w:rPr>
           <w:rFonts w:ascii="DejaVu Sans Mono" w:hAnsi="DejaVu Sans Mono" w:cs="DejaVu Sans Mono" w:eastAsia="DejaVu Sans Mono"/>
           <w:color w:val="1A1E33"/>
-          <w:sz w:val="19"/>
-          <w:szCs w:val="19"/>
+          <w:sz w:val="17"/>
+          <w:szCs w:val="17"/>
         </w:rPr>
         <w:t xml:space="preserve">              │ รอเจ้าหน้าที่ BDI ตรวจซ้ำ     │  (ด่านที่ 3 — เจ้าหน้าที่คนเดิม แต่เป็นรอบที่สอง)</w:t>
       </w:r>
@@ -988,8 +981,8 @@
         <w:rPr>
           <w:rFonts w:ascii="DejaVu Sans Mono" w:hAnsi="DejaVu Sans Mono" w:cs="DejaVu Sans Mono" w:eastAsia="DejaVu Sans Mono"/>
           <w:color w:val="1A1E33"/>
-          <w:sz w:val="19"/>
-          <w:szCs w:val="19"/>
+          <w:sz w:val="17"/>
+          <w:szCs w:val="17"/>
         </w:rPr>
         <w:t xml:space="preserve">              └──────────┬───────────────┘</w:t>
       </w:r>
@@ -1005,8 +998,8 @@
         <w:rPr>
           <w:rFonts w:ascii="DejaVu Sans Mono" w:hAnsi="DejaVu Sans Mono" w:cs="DejaVu Sans Mono" w:eastAsia="DejaVu Sans Mono"/>
           <w:color w:val="1A1E33"/>
-          <w:sz w:val="19"/>
-          <w:szCs w:val="19"/>
+          <w:sz w:val="17"/>
+          <w:szCs w:val="17"/>
         </w:rPr>
         <w:t xml:space="preserve">                         ▼</w:t>
       </w:r>
@@ -1022,8 +1015,8 @@
         <w:rPr>
           <w:rFonts w:ascii="DejaVu Sans Mono" w:hAnsi="DejaVu Sans Mono" w:cs="DejaVu Sans Mono" w:eastAsia="DejaVu Sans Mono"/>
           <w:color w:val="1A1E33"/>
-          <w:sz w:val="19"/>
-          <w:szCs w:val="19"/>
+          <w:sz w:val="17"/>
+          <w:szCs w:val="17"/>
         </w:rPr>
         <w:t xml:space="preserve">              ┌──────────────────────┐    ไม่อนุมัติ    ┌──────────┐</w:t>
       </w:r>
@@ -1039,8 +1032,8 @@
         <w:rPr>
           <w:rFonts w:ascii="DejaVu Sans Mono" w:hAnsi="DejaVu Sans Mono" w:cs="DejaVu Sans Mono" w:eastAsia="DejaVu Sans Mono"/>
           <w:color w:val="1A1E33"/>
-          <w:sz w:val="19"/>
-          <w:szCs w:val="19"/>
+          <w:sz w:val="17"/>
+          <w:szCs w:val="17"/>
         </w:rPr>
         <w:t xml:space="preserve">              │ รอ BDI อนุมัติขั้นสุดท้าย  │ ────────────▶ │ ไม่อนุมัติ │ ปิดถาวร</w:t>
       </w:r>
@@ -1056,8 +1049,8 @@
         <w:rPr>
           <w:rFonts w:ascii="DejaVu Sans Mono" w:hAnsi="DejaVu Sans Mono" w:cs="DejaVu Sans Mono" w:eastAsia="DejaVu Sans Mono"/>
           <w:color w:val="1A1E33"/>
-          <w:sz w:val="19"/>
-          <w:szCs w:val="19"/>
+          <w:sz w:val="17"/>
+          <w:szCs w:val="17"/>
         </w:rPr>
         <w:t xml:space="preserve">              └──────────┬───────────┘                └──────────┘</w:t>
       </w:r>
@@ -1073,8 +1066,8 @@
         <w:rPr>
           <w:rFonts w:ascii="DejaVu Sans Mono" w:hAnsi="DejaVu Sans Mono" w:cs="DejaVu Sans Mono" w:eastAsia="DejaVu Sans Mono"/>
           <w:color w:val="1A1E33"/>
-          <w:sz w:val="19"/>
-          <w:szCs w:val="19"/>
+          <w:sz w:val="17"/>
+          <w:szCs w:val="17"/>
         </w:rPr>
         <w:t xml:space="preserve">                         │ อนุมัติ</w:t>
       </w:r>
@@ -1090,8 +1083,8 @@
         <w:rPr>
           <w:rFonts w:ascii="DejaVu Sans Mono" w:hAnsi="DejaVu Sans Mono" w:cs="DejaVu Sans Mono" w:eastAsia="DejaVu Sans Mono"/>
           <w:color w:val="1A1E33"/>
-          <w:sz w:val="19"/>
-          <w:szCs w:val="19"/>
+          <w:sz w:val="17"/>
+          <w:szCs w:val="17"/>
         </w:rPr>
         <w:t xml:space="preserve">                         ▼</w:t>
       </w:r>
@@ -1107,8 +1100,8 @@
         <w:rPr>
           <w:rFonts w:ascii="DejaVu Sans Mono" w:hAnsi="DejaVu Sans Mono" w:cs="DejaVu Sans Mono" w:eastAsia="DejaVu Sans Mono"/>
           <w:color w:val="1A1E33"/>
-          <w:sz w:val="19"/>
-          <w:szCs w:val="19"/>
+          <w:sz w:val="17"/>
+          <w:szCs w:val="17"/>
         </w:rPr>
         <w:t xml:space="preserve">                   ✅ อนุมัติแล้ว + ได้เอกสารฉบับอนุมัติ</w:t>
       </w:r>
@@ -1116,14 +1109,14 @@
     <w:p>
       <w:pPr>
         <w:spacing w:before="0" w:after="160" w:lineRule="auto" w:line="348"/>
-        <w:jc w:val="left"/>
-      </w:pPr>
-      <w:r>
-        <w:rPr>
-          <w:rFonts w:ascii="Sarabun" w:hAnsi="Sarabun" w:cs="Sarabun" w:eastAsia="Sarabun"/>
-          <w:color w:val="1A1E33"/>
-          <w:sz w:val="28"/>
-          <w:szCs w:val="28"/>
+        <w:jc w:val="both"/>
+      </w:pPr>
+      <w:r>
+        <w:rPr>
+          <w:rFonts w:ascii="Sarabun" w:hAnsi="Sarabun" w:cs="Sarabun" w:eastAsia="Sarabun"/>
+          <w:color w:val="1A1E33"/>
+          <w:sz w:val="22"/>
+          <w:szCs w:val="22"/>
         </w:rPr>
         <w:t xml:space="preserve">เล่มนี้ </w:t>
       </w:r>
@@ -1131,8 +1124,8 @@
         <w:rPr>
           <w:rFonts w:ascii="Sarabun" w:hAnsi="Sarabun" w:cs="Sarabun" w:eastAsia="Sarabun"/>
           <w:color w:val="1A1E33"/>
-          <w:sz w:val="28"/>
-          <w:szCs w:val="28"/>
+          <w:sz w:val="22"/>
+          <w:szCs w:val="22"/>
           <w:b w:val="1"/>
           <w:bCs w:val="1"/>
         </w:rPr>
@@ -1179,8 +1172,8 @@
               <w:rPr>
                 <w:rFonts w:ascii="Sarabun" w:hAnsi="Sarabun" w:cs="Sarabun" w:eastAsia="Sarabun"/>
                 <w:color w:val="FFFFFF"/>
-                <w:sz w:val="25"/>
-                <w:szCs w:val="25"/>
+                <w:sz w:val="20"/>
+                <w:szCs w:val="20"/>
                 <w:b w:val="1"/>
                 <w:bCs w:val="1"/>
               </w:rPr>
@@ -1189,12 +1182,12 @@
               <w:rPr>
                 <w:rFonts w:ascii="Sarabun" w:hAnsi="Sarabun" w:cs="Sarabun" w:eastAsia="Sarabun"/>
                 <w:color w:val="FFFFFF"/>
-                <w:sz w:val="25"/>
-                <w:szCs w:val="25"/>
+                <w:sz w:val="20"/>
+                <w:szCs w:val="20"/>
                 <w:b w:val="1"/>
                 <w:bCs w:val="1"/>
-                <w:sz w:val="25"/>
-                <w:szCs w:val="25"/>
+                <w:sz w:val="20"/>
+                <w:szCs w:val="20"/>
                 <w:b w:val="1"/>
                 <w:bCs w:val="1"/>
               </w:rPr>
@@ -1216,8 +1209,8 @@
               <w:rPr>
                 <w:rFonts w:ascii="Sarabun" w:hAnsi="Sarabun" w:cs="Sarabun" w:eastAsia="Sarabun"/>
                 <w:color w:val="FFFFFF"/>
-                <w:sz w:val="25"/>
-                <w:szCs w:val="25"/>
+                <w:sz w:val="20"/>
+                <w:szCs w:val="20"/>
                 <w:b w:val="1"/>
                 <w:bCs w:val="1"/>
               </w:rPr>
@@ -1226,12 +1219,12 @@
               <w:rPr>
                 <w:rFonts w:ascii="Sarabun" w:hAnsi="Sarabun" w:cs="Sarabun" w:eastAsia="Sarabun"/>
                 <w:color w:val="FFFFFF"/>
-                <w:sz w:val="25"/>
-                <w:szCs w:val="25"/>
+                <w:sz w:val="20"/>
+                <w:szCs w:val="20"/>
                 <w:b w:val="1"/>
                 <w:bCs w:val="1"/>
-                <w:sz w:val="25"/>
-                <w:szCs w:val="25"/>
+                <w:sz w:val="20"/>
+                <w:szCs w:val="20"/>
                 <w:b w:val="1"/>
                 <w:bCs w:val="1"/>
               </w:rPr>
@@ -1253,8 +1246,8 @@
               <w:rPr>
                 <w:rFonts w:ascii="Sarabun" w:hAnsi="Sarabun" w:cs="Sarabun" w:eastAsia="Sarabun"/>
                 <w:color w:val="FFFFFF"/>
-                <w:sz w:val="25"/>
-                <w:szCs w:val="25"/>
+                <w:sz w:val="20"/>
+                <w:szCs w:val="20"/>
                 <w:b w:val="1"/>
                 <w:bCs w:val="1"/>
               </w:rPr>
@@ -1263,12 +1256,12 @@
               <w:rPr>
                 <w:rFonts w:ascii="Sarabun" w:hAnsi="Sarabun" w:cs="Sarabun" w:eastAsia="Sarabun"/>
                 <w:color w:val="FFFFFF"/>
-                <w:sz w:val="25"/>
-                <w:szCs w:val="25"/>
+                <w:sz w:val="20"/>
+                <w:szCs w:val="20"/>
                 <w:b w:val="1"/>
                 <w:bCs w:val="1"/>
-                <w:sz w:val="25"/>
-                <w:szCs w:val="25"/>
+                <w:sz w:val="20"/>
+                <w:szCs w:val="20"/>
                 <w:b w:val="1"/>
                 <w:bCs w:val="1"/>
               </w:rPr>
@@ -1293,8 +1286,8 @@
               <w:rPr>
                 <w:rFonts w:ascii="Sarabun" w:hAnsi="Sarabun" w:cs="Sarabun" w:eastAsia="Sarabun"/>
                 <w:color w:val="1A1E33"/>
-                <w:sz w:val="25"/>
-                <w:szCs w:val="25"/>
+                <w:sz w:val="20"/>
+                <w:szCs w:val="20"/>
               </w:rPr>
               <w:t>1</w:t>
             </w:r>
@@ -1315,8 +1308,8 @@
               <w:rPr>
                 <w:rFonts w:ascii="Sarabun" w:hAnsi="Sarabun" w:cs="Sarabun" w:eastAsia="Sarabun"/>
                 <w:color w:val="1A1E33"/>
-                <w:sz w:val="25"/>
-                <w:szCs w:val="25"/>
+                <w:sz w:val="20"/>
+                <w:szCs w:val="20"/>
               </w:rPr>
               <w:t>ผู้ดำเนินการของหน่วยงาน</w:t>
             </w:r>
@@ -1337,8 +1330,8 @@
               <w:rPr>
                 <w:rFonts w:ascii="DejaVu Sans Mono" w:hAnsi="DejaVu Sans Mono" w:cs="DejaVu Sans Mono" w:eastAsia="DejaVu Sans Mono"/>
                 <w:color w:val="192768"/>
-                <w:sz w:val="22"/>
-                <w:szCs w:val="22"/>
+                <w:sz w:val="17"/>
+                <w:szCs w:val="17"/>
                 <w:shd w:val="clear" w:fill="F5F6FA"/>
               </w:rPr>
               <w:t>somchai.tester@mot.go.th</w:t>
@@ -1362,8 +1355,8 @@
               <w:rPr>
                 <w:rFonts w:ascii="Sarabun" w:hAnsi="Sarabun" w:cs="Sarabun" w:eastAsia="Sarabun"/>
                 <w:color w:val="1A1E33"/>
-                <w:sz w:val="25"/>
-                <w:szCs w:val="25"/>
+                <w:sz w:val="20"/>
+                <w:szCs w:val="20"/>
               </w:rPr>
               <w:t>2</w:t>
             </w:r>
@@ -1384,8 +1377,8 @@
               <w:rPr>
                 <w:rFonts w:ascii="Sarabun" w:hAnsi="Sarabun" w:cs="Sarabun" w:eastAsia="Sarabun"/>
                 <w:color w:val="1A1E33"/>
-                <w:sz w:val="25"/>
-                <w:szCs w:val="25"/>
+                <w:sz w:val="20"/>
+                <w:szCs w:val="20"/>
               </w:rPr>
               <w:t>เจ้าหน้าที่ BDI</w:t>
             </w:r>
@@ -1406,8 +1399,8 @@
               <w:rPr>
                 <w:rFonts w:ascii="DejaVu Sans Mono" w:hAnsi="DejaVu Sans Mono" w:cs="DejaVu Sans Mono" w:eastAsia="DejaVu Sans Mono"/>
                 <w:color w:val="192768"/>
-                <w:sz w:val="22"/>
-                <w:szCs w:val="22"/>
+                <w:sz w:val="17"/>
+                <w:szCs w:val="17"/>
                 <w:shd w:val="clear" w:fill="F5F6FA"/>
               </w:rPr>
               <w:t>officer@bdi.or.th</w:t>
@@ -1431,8 +1424,8 @@
               <w:rPr>
                 <w:rFonts w:ascii="Sarabun" w:hAnsi="Sarabun" w:cs="Sarabun" w:eastAsia="Sarabun"/>
                 <w:color w:val="1A1E33"/>
-                <w:sz w:val="25"/>
-                <w:szCs w:val="25"/>
+                <w:sz w:val="20"/>
+                <w:szCs w:val="20"/>
               </w:rPr>
               <w:t>2.5</w:t>
             </w:r>
@@ -1453,8 +1446,8 @@
               <w:rPr>
                 <w:rFonts w:ascii="Sarabun" w:hAnsi="Sarabun" w:cs="Sarabun" w:eastAsia="Sarabun"/>
                 <w:color w:val="1A1E33"/>
-                <w:sz w:val="25"/>
-                <w:szCs w:val="25"/>
+                <w:sz w:val="20"/>
+                <w:szCs w:val="20"/>
               </w:rPr>
               <w:t>ผู้เชี่ยวชาญข้อมูล BDI (ไม่บังคับ)</w:t>
             </w:r>
@@ -1475,8 +1468,8 @@
               <w:rPr>
                 <w:rFonts w:ascii="DejaVu Sans Mono" w:hAnsi="DejaVu Sans Mono" w:cs="DejaVu Sans Mono" w:eastAsia="DejaVu Sans Mono"/>
                 <w:color w:val="192768"/>
-                <w:sz w:val="22"/>
-                <w:szCs w:val="22"/>
+                <w:sz w:val="17"/>
+                <w:szCs w:val="17"/>
                 <w:shd w:val="clear" w:fill="F5F6FA"/>
               </w:rPr>
               <w:t>specialist@bdi.or.th</w:t>
@@ -1500,8 +1493,8 @@
               <w:rPr>
                 <w:rFonts w:ascii="Sarabun" w:hAnsi="Sarabun" w:cs="Sarabun" w:eastAsia="Sarabun"/>
                 <w:color w:val="1A1E33"/>
-                <w:sz w:val="25"/>
-                <w:szCs w:val="25"/>
+                <w:sz w:val="20"/>
+                <w:szCs w:val="20"/>
               </w:rPr>
               <w:t>3</w:t>
             </w:r>
@@ -1522,8 +1515,8 @@
               <w:rPr>
                 <w:rFonts w:ascii="Sarabun" w:hAnsi="Sarabun" w:cs="Sarabun" w:eastAsia="Sarabun"/>
                 <w:color w:val="1A1E33"/>
-                <w:sz w:val="25"/>
-                <w:szCs w:val="25"/>
+                <w:sz w:val="20"/>
+                <w:szCs w:val="20"/>
               </w:rPr>
               <w:t>ผู้มีอำนาจกระทำการแทน</w:t>
             </w:r>
@@ -1544,8 +1537,8 @@
               <w:rPr>
                 <w:rFonts w:ascii="DejaVu Sans Mono" w:hAnsi="DejaVu Sans Mono" w:cs="DejaVu Sans Mono" w:eastAsia="DejaVu Sans Mono"/>
                 <w:color w:val="192768"/>
-                <w:sz w:val="22"/>
-                <w:szCs w:val="22"/>
+                <w:sz w:val="17"/>
+                <w:szCs w:val="17"/>
                 <w:shd w:val="clear" w:fill="F5F6FA"/>
               </w:rPr>
               <w:t>director.tester@mot.go.th</w:t>
@@ -1569,8 +1562,8 @@
               <w:rPr>
                 <w:rFonts w:ascii="Sarabun" w:hAnsi="Sarabun" w:cs="Sarabun" w:eastAsia="Sarabun"/>
                 <w:color w:val="1A1E33"/>
-                <w:sz w:val="25"/>
-                <w:szCs w:val="25"/>
+                <w:sz w:val="20"/>
+                <w:szCs w:val="20"/>
               </w:rPr>
               <w:t>4</w:t>
             </w:r>
@@ -1591,8 +1584,8 @@
               <w:rPr>
                 <w:rFonts w:ascii="Sarabun" w:hAnsi="Sarabun" w:cs="Sarabun" w:eastAsia="Sarabun"/>
                 <w:color w:val="1A1E33"/>
-                <w:sz w:val="25"/>
-                <w:szCs w:val="25"/>
+                <w:sz w:val="20"/>
+                <w:szCs w:val="20"/>
               </w:rPr>
               <w:t>ผู้อนุมัติ BDI</w:t>
             </w:r>
@@ -1613,8 +1606,8 @@
               <w:rPr>
                 <w:rFonts w:ascii="DejaVu Sans Mono" w:hAnsi="DejaVu Sans Mono" w:cs="DejaVu Sans Mono" w:eastAsia="DejaVu Sans Mono"/>
                 <w:color w:val="192768"/>
-                <w:sz w:val="22"/>
-                <w:szCs w:val="22"/>
+                <w:sz w:val="17"/>
+                <w:szCs w:val="17"/>
                 <w:shd w:val="clear" w:fill="F5F6FA"/>
               </w:rPr>
               <w:t>approver@bdi.or.th</w:t>
@@ -1630,31 +1623,24 @@
     </w:p>
     <w:p>
       <w:pPr>
-        <w:spacing w:before="80" w:after="200" w:lineRule="auto" w:line="240"/>
-        <w:pBdr>
-          <w:bottom w:val="single" w:sz="6" w:space="4" w:color="D8DCE6"/>
-        </w:pBdr>
-      </w:pPr>
-    </w:p>
-    <w:p>
-      <w:pPr>
         <w:spacing w:before="360" w:after="120" w:lineRule="auto" w:line="300"/>
         <w:jc w:val="left"/>
         <w:keepNext w:val="1"/>
         <w:pBdr>
           <w:bottom w:val="single" w:sz="6" w:space="4" w:color="D8DCE6"/>
         </w:pBdr>
+        <w:pageBreakBefore w:val="1"/>
       </w:pPr>
       <w:r>
         <w:rPr>
           <w:rFonts w:ascii="Sarabun" w:hAnsi="Sarabun" w:cs="Sarabun" w:eastAsia="Sarabun"/>
           <w:color w:val="192768"/>
-          <w:sz w:val="44"/>
-          <w:szCs w:val="44"/>
+          <w:sz w:val="36"/>
+          <w:szCs w:val="36"/>
           <w:b w:val="1"/>
           <w:bCs w:val="1"/>
-          <w:sz w:val="44"/>
-          <w:szCs w:val="44"/>
+          <w:sz w:val="36"/>
+          <w:szCs w:val="36"/>
           <w:b w:val="1"/>
           <w:bCs w:val="1"/>
         </w:rPr>
@@ -1664,14 +1650,14 @@
     <w:p>
       <w:pPr>
         <w:spacing w:before="0" w:after="160" w:lineRule="auto" w:line="348"/>
-        <w:jc w:val="left"/>
-      </w:pPr>
-      <w:r>
-        <w:rPr>
-          <w:rFonts w:ascii="Sarabun" w:hAnsi="Sarabun" w:cs="Sarabun" w:eastAsia="Sarabun"/>
-          <w:color w:val="1A1E33"/>
-          <w:sz w:val="28"/>
-          <w:szCs w:val="28"/>
+        <w:jc w:val="both"/>
+      </w:pPr>
+      <w:r>
+        <w:rPr>
+          <w:rFonts w:ascii="Sarabun" w:hAnsi="Sarabun" w:cs="Sarabun" w:eastAsia="Sarabun"/>
+          <w:color w:val="1A1E33"/>
+          <w:sz w:val="22"/>
+          <w:szCs w:val="22"/>
         </w:rPr>
         <w:t xml:space="preserve">ปุ่ม </w:t>
       </w:r>
@@ -1679,8 +1665,8 @@
         <w:rPr>
           <w:rFonts w:ascii="Sarabun" w:hAnsi="Sarabun" w:cs="Sarabun" w:eastAsia="Sarabun"/>
           <w:color w:val="1A1E33"/>
-          <w:sz w:val="28"/>
-          <w:szCs w:val="28"/>
+          <w:sz w:val="22"/>
+          <w:szCs w:val="22"/>
           <w:b w:val="1"/>
           <w:bCs w:val="1"/>
         </w:rPr>
@@ -1690,8 +1676,8 @@
         <w:rPr>
           <w:rFonts w:ascii="Sarabun" w:hAnsi="Sarabun" w:cs="Sarabun" w:eastAsia="Sarabun"/>
           <w:color w:val="1A1E33"/>
-          <w:sz w:val="28"/>
-          <w:szCs w:val="28"/>
+          <w:sz w:val="22"/>
+          <w:szCs w:val="22"/>
         </w:rPr>
         <w:t xml:space="preserve"> จะกดได้ก็ต่อเมื่อครบทั้งสามข้อนี้</w:t>
       </w:r>
@@ -1706,8 +1692,8 @@
         <w:rPr>
           <w:rFonts w:ascii="Sarabun" w:hAnsi="Sarabun" w:cs="Sarabun" w:eastAsia="Sarabun"/>
           <w:color w:val="E5775A"/>
-          <w:sz w:val="28"/>
-          <w:szCs w:val="28"/>
+          <w:sz w:val="22"/>
+          <w:szCs w:val="22"/>
           <w:b w:val="1"/>
           <w:bCs w:val="1"/>
         </w:rPr>
@@ -1717,8 +1703,8 @@
         <w:rPr>
           <w:rFonts w:ascii="Sarabun" w:hAnsi="Sarabun" w:cs="Sarabun" w:eastAsia="Sarabun"/>
           <w:color w:val="1A1E33"/>
-          <w:sz w:val="28"/>
-          <w:szCs w:val="28"/>
+          <w:sz w:val="22"/>
+          <w:szCs w:val="22"/>
         </w:rPr>
         <w:t xml:space="preserve">คุณเป็น </w:t>
       </w:r>
@@ -1726,8 +1712,8 @@
         <w:rPr>
           <w:rFonts w:ascii="Sarabun" w:hAnsi="Sarabun" w:cs="Sarabun" w:eastAsia="Sarabun"/>
           <w:color w:val="1A1E33"/>
-          <w:sz w:val="28"/>
-          <w:szCs w:val="28"/>
+          <w:sz w:val="22"/>
+          <w:szCs w:val="22"/>
           <w:b w:val="1"/>
           <w:bCs w:val="1"/>
         </w:rPr>
@@ -1744,8 +1730,8 @@
         <w:rPr>
           <w:rFonts w:ascii="Sarabun" w:hAnsi="Sarabun" w:cs="Sarabun" w:eastAsia="Sarabun"/>
           <w:color w:val="E5775A"/>
-          <w:sz w:val="28"/>
-          <w:szCs w:val="28"/>
+          <w:sz w:val="22"/>
+          <w:szCs w:val="22"/>
           <w:b w:val="1"/>
           <w:bCs w:val="1"/>
         </w:rPr>
@@ -1755,8 +1741,8 @@
         <w:rPr>
           <w:rFonts w:ascii="Sarabun" w:hAnsi="Sarabun" w:cs="Sarabun" w:eastAsia="Sarabun"/>
           <w:color w:val="1A1E33"/>
-          <w:sz w:val="28"/>
-          <w:szCs w:val="28"/>
+          <w:sz w:val="22"/>
+          <w:szCs w:val="22"/>
         </w:rPr>
         <w:t xml:space="preserve">หน่วยงานของคุณอยู่ในสถานะ </w:t>
       </w:r>
@@ -1764,8 +1750,8 @@
         <w:rPr>
           <w:rFonts w:ascii="Sarabun" w:hAnsi="Sarabun" w:cs="Sarabun" w:eastAsia="Sarabun"/>
           <w:color w:val="1A1E33"/>
-          <w:sz w:val="28"/>
-          <w:szCs w:val="28"/>
+          <w:sz w:val="22"/>
+          <w:szCs w:val="22"/>
           <w:b w:val="1"/>
           <w:bCs w:val="1"/>
         </w:rPr>
@@ -1775,8 +1761,8 @@
         <w:rPr>
           <w:rFonts w:ascii="Sarabun" w:hAnsi="Sarabun" w:cs="Sarabun" w:eastAsia="Sarabun"/>
           <w:color w:val="1A1E33"/>
-          <w:sz w:val="28"/>
-          <w:szCs w:val="28"/>
+          <w:sz w:val="22"/>
+          <w:szCs w:val="22"/>
         </w:rPr>
         <w:t xml:space="preserve"> แล้ว (ผ่านเล่ม B ครบทุกด่าน)</w:t>
       </w:r>
@@ -1791,8 +1777,8 @@
         <w:rPr>
           <w:rFonts w:ascii="Sarabun" w:hAnsi="Sarabun" w:cs="Sarabun" w:eastAsia="Sarabun"/>
           <w:color w:val="E5775A"/>
-          <w:sz w:val="28"/>
-          <w:szCs w:val="28"/>
+          <w:sz w:val="22"/>
+          <w:szCs w:val="22"/>
           <w:b w:val="1"/>
           <w:bCs w:val="1"/>
         </w:rPr>
@@ -1802,8 +1788,8 @@
         <w:rPr>
           <w:rFonts w:ascii="Sarabun" w:hAnsi="Sarabun" w:cs="Sarabun" w:eastAsia="Sarabun"/>
           <w:color w:val="1A1E33"/>
-          <w:sz w:val="28"/>
-          <w:szCs w:val="28"/>
+          <w:sz w:val="22"/>
+          <w:szCs w:val="22"/>
         </w:rPr>
         <w:t xml:space="preserve">หน่วยงานมีทั้ง </w:t>
       </w:r>
@@ -1811,8 +1797,8 @@
         <w:rPr>
           <w:rFonts w:ascii="Sarabun" w:hAnsi="Sarabun" w:cs="Sarabun" w:eastAsia="Sarabun"/>
           <w:color w:val="1A1E33"/>
-          <w:sz w:val="28"/>
-          <w:szCs w:val="28"/>
+          <w:sz w:val="22"/>
+          <w:szCs w:val="22"/>
           <w:b w:val="1"/>
           <w:bCs w:val="1"/>
         </w:rPr>
@@ -1822,8 +1808,8 @@
         <w:rPr>
           <w:rFonts w:ascii="Sarabun" w:hAnsi="Sarabun" w:cs="Sarabun" w:eastAsia="Sarabun"/>
           <w:color w:val="1A1E33"/>
-          <w:sz w:val="28"/>
-          <w:szCs w:val="28"/>
+          <w:sz w:val="22"/>
+          <w:szCs w:val="22"/>
         </w:rPr>
         <w:t xml:space="preserve"> และ </w:t>
       </w:r>
@@ -1831,8 +1817,8 @@
         <w:rPr>
           <w:rFonts w:ascii="Sarabun" w:hAnsi="Sarabun" w:cs="Sarabun" w:eastAsia="Sarabun"/>
           <w:color w:val="1A1E33"/>
-          <w:sz w:val="28"/>
-          <w:szCs w:val="28"/>
+          <w:sz w:val="22"/>
+          <w:szCs w:val="22"/>
           <w:b w:val="1"/>
           <w:bCs w:val="1"/>
         </w:rPr>
@@ -1842,8 +1828,8 @@
         <w:rPr>
           <w:rFonts w:ascii="Sarabun" w:hAnsi="Sarabun" w:cs="Sarabun" w:eastAsia="Sarabun"/>
           <w:color w:val="1A1E33"/>
-          <w:sz w:val="28"/>
-          <w:szCs w:val="28"/>
+          <w:sz w:val="22"/>
+          <w:szCs w:val="22"/>
         </w:rPr>
         <w:t xml:space="preserve"> ที่เปิดใช้งานบัญชีเรียบร้อย</w:t>
       </w:r>
@@ -1851,14 +1837,14 @@
     <w:p>
       <w:pPr>
         <w:spacing w:before="0" w:after="160" w:lineRule="auto" w:line="348"/>
-        <w:jc w:val="left"/>
-      </w:pPr>
-      <w:r>
-        <w:rPr>
-          <w:rFonts w:ascii="Sarabun" w:hAnsi="Sarabun" w:cs="Sarabun" w:eastAsia="Sarabun"/>
-          <w:color w:val="1A1E33"/>
-          <w:sz w:val="28"/>
-          <w:szCs w:val="28"/>
+        <w:jc w:val="both"/>
+      </w:pPr>
+      <w:r>
+        <w:rPr>
+          <w:rFonts w:ascii="Sarabun" w:hAnsi="Sarabun" w:cs="Sarabun" w:eastAsia="Sarabun"/>
+          <w:color w:val="1A1E33"/>
+          <w:sz w:val="22"/>
+          <w:szCs w:val="22"/>
         </w:rPr>
         <w:t xml:space="preserve">ถ้ายังไม่ครบ ระบบ </w:t>
       </w:r>
@@ -1866,8 +1852,8 @@
         <w:rPr>
           <w:rFonts w:ascii="Sarabun" w:hAnsi="Sarabun" w:cs="Sarabun" w:eastAsia="Sarabun"/>
           <w:color w:val="1A1E33"/>
-          <w:sz w:val="28"/>
-          <w:szCs w:val="28"/>
+          <w:sz w:val="22"/>
+          <w:szCs w:val="22"/>
           <w:b w:val="1"/>
           <w:bCs w:val="1"/>
         </w:rPr>
@@ -1877,8 +1863,8 @@
         <w:rPr>
           <w:rFonts w:ascii="Sarabun" w:hAnsi="Sarabun" w:cs="Sarabun" w:eastAsia="Sarabun"/>
           <w:color w:val="1A1E33"/>
-          <w:sz w:val="28"/>
-          <w:szCs w:val="28"/>
+          <w:sz w:val="22"/>
+          <w:szCs w:val="22"/>
         </w:rPr>
         <w:t xml:space="preserve"> พร้อมข้อความบอกว่าติดข้อไหนอยู่ เพราะข้อกำหนดระบุว่าผู้ใช้ต้องรู้เสมอว่าต้องทำอะไรต่อ</w:t>
       </w:r>
@@ -1939,8 +1925,8 @@
         <w:rPr>
           <w:rFonts w:ascii="Sarabun" w:hAnsi="Sarabun" w:cs="Sarabun" w:eastAsia="Sarabun"/>
           <w:color w:val="5C637A"/>
-          <w:sz w:val="23"/>
-          <w:szCs w:val="23"/>
+          <w:sz w:val="19"/>
+          <w:szCs w:val="19"/>
           <w:i w:val="1"/>
           <w:iCs w:val="1"/>
         </w:rPr>
@@ -1956,21 +1942,13 @@
         <w:rPr>
           <w:rFonts w:ascii="Sarabun" w:hAnsi="Sarabun" w:cs="Sarabun" w:eastAsia="Sarabun"/>
           <w:color w:val="5C637A"/>
-          <w:sz w:val="23"/>
-          <w:szCs w:val="23"/>
+          <w:sz w:val="19"/>
+          <w:szCs w:val="19"/>
           <w:i w:val="1"/>
           <w:iCs w:val="1"/>
         </w:rPr>
         <w:t>หน้าแรกเมื่อหน่วยงานเปิดใช้งานแล้ว — กล่องสีส้มที่เคยเตือนหายไป และมีการ์ดสรุปนับจำนวนคำขอมาแทน</w:t>
       </w:r>
-    </w:p>
-    <w:p>
-      <w:pPr>
-        <w:spacing w:before="80" w:after="200" w:lineRule="auto" w:line="240"/>
-        <w:pBdr>
-          <w:bottom w:val="single" w:sz="6" w:space="4" w:color="D8DCE6"/>
-        </w:pBdr>
-      </w:pPr>
     </w:p>
     <w:p>
       <w:pPr>
@@ -1980,17 +1958,18 @@
         <w:pBdr>
           <w:bottom w:val="single" w:sz="6" w:space="4" w:color="D8DCE6"/>
         </w:pBdr>
+        <w:pageBreakBefore w:val="1"/>
       </w:pPr>
       <w:r>
         <w:rPr>
           <w:rFonts w:ascii="Sarabun" w:hAnsi="Sarabun" w:cs="Sarabun" w:eastAsia="Sarabun"/>
           <w:color w:val="192768"/>
-          <w:sz w:val="44"/>
-          <w:szCs w:val="44"/>
+          <w:sz w:val="36"/>
+          <w:szCs w:val="36"/>
           <w:b w:val="1"/>
           <w:bCs w:val="1"/>
-          <w:sz w:val="44"/>
-          <w:szCs w:val="44"/>
+          <w:sz w:val="36"/>
+          <w:szCs w:val="36"/>
           <w:b w:val="1"/>
           <w:bCs w:val="1"/>
         </w:rPr>
@@ -2007,49 +1986,49 @@
         <w:rPr>
           <w:rFonts w:ascii="Sarabun" w:hAnsi="Sarabun" w:cs="Sarabun" w:eastAsia="Sarabun"/>
           <w:color w:val="192768"/>
-          <w:sz w:val="34"/>
-          <w:szCs w:val="34"/>
-          <w:b w:val="1"/>
-          <w:bCs w:val="1"/>
-          <w:sz w:val="34"/>
-          <w:szCs w:val="34"/>
-          <w:b w:val="1"/>
-          <w:bCs w:val="1"/>
-        </w:rPr>
-        <w:t>2.1 เปิดหน้าชุดข้อมูล</w:t>
-      </w:r>
-    </w:p>
-    <w:p>
-      <w:pPr>
-        <w:spacing w:before="0" w:after="160" w:lineRule="auto" w:line="348"/>
-        <w:jc w:val="left"/>
-      </w:pPr>
-      <w:r>
-        <w:rPr>
-          <w:rFonts w:ascii="Sarabun" w:hAnsi="Sarabun" w:cs="Sarabun" w:eastAsia="Sarabun"/>
-          <w:color w:val="1A1E33"/>
-          <w:sz w:val="28"/>
-          <w:szCs w:val="28"/>
-        </w:rPr>
-        <w:t xml:space="preserve">กดเมนู </w:t>
-      </w:r>
-      <w:r>
-        <w:rPr>
-          <w:rFonts w:ascii="Sarabun" w:hAnsi="Sarabun" w:cs="Sarabun" w:eastAsia="Sarabun"/>
-          <w:color w:val="1A1E33"/>
           <w:sz w:val="28"/>
           <w:szCs w:val="28"/>
           <w:b w:val="1"/>
           <w:bCs w:val="1"/>
-        </w:rPr>
-        <w:t>ชุดข้อมูล</w:t>
-      </w:r>
-      <w:r>
-        <w:rPr>
-          <w:rFonts w:ascii="Sarabun" w:hAnsi="Sarabun" w:cs="Sarabun" w:eastAsia="Sarabun"/>
-          <w:color w:val="1A1E33"/>
           <w:sz w:val="28"/>
           <w:szCs w:val="28"/>
+          <w:b w:val="1"/>
+          <w:bCs w:val="1"/>
+        </w:rPr>
+        <w:t>2.1 เปิดหน้าชุดข้อมูล</w:t>
+      </w:r>
+    </w:p>
+    <w:p>
+      <w:pPr>
+        <w:spacing w:before="0" w:after="160" w:lineRule="auto" w:line="348"/>
+        <w:jc w:val="both"/>
+      </w:pPr>
+      <w:r>
+        <w:rPr>
+          <w:rFonts w:ascii="Sarabun" w:hAnsi="Sarabun" w:cs="Sarabun" w:eastAsia="Sarabun"/>
+          <w:color w:val="1A1E33"/>
+          <w:sz w:val="22"/>
+          <w:szCs w:val="22"/>
+        </w:rPr>
+        <w:t xml:space="preserve">กดเมนู </w:t>
+      </w:r>
+      <w:r>
+        <w:rPr>
+          <w:rFonts w:ascii="Sarabun" w:hAnsi="Sarabun" w:cs="Sarabun" w:eastAsia="Sarabun"/>
+          <w:color w:val="1A1E33"/>
+          <w:sz w:val="22"/>
+          <w:szCs w:val="22"/>
+          <w:b w:val="1"/>
+          <w:bCs w:val="1"/>
+        </w:rPr>
+        <w:t>ชุดข้อมูล</w:t>
+      </w:r>
+      <w:r>
+        <w:rPr>
+          <w:rFonts w:ascii="Sarabun" w:hAnsi="Sarabun" w:cs="Sarabun" w:eastAsia="Sarabun"/>
+          <w:color w:val="1A1E33"/>
+          <w:sz w:val="22"/>
+          <w:szCs w:val="22"/>
         </w:rPr>
         <w:t xml:space="preserve"> ที่แถบด้านบน</w:t>
       </w:r>
@@ -2110,8 +2089,8 @@
         <w:rPr>
           <w:rFonts w:ascii="Sarabun" w:hAnsi="Sarabun" w:cs="Sarabun" w:eastAsia="Sarabun"/>
           <w:color w:val="5C637A"/>
-          <w:sz w:val="23"/>
-          <w:szCs w:val="23"/>
+          <w:sz w:val="19"/>
+          <w:szCs w:val="19"/>
           <w:i w:val="1"/>
           <w:iCs w:val="1"/>
         </w:rPr>
@@ -2121,119 +2100,119 @@
     <w:p>
       <w:pPr>
         <w:spacing w:before="0" w:after="160" w:lineRule="auto" w:line="348"/>
+        <w:jc w:val="both"/>
+      </w:pPr>
+      <w:r>
+        <w:rPr>
+          <w:rFonts w:ascii="Sarabun" w:hAnsi="Sarabun" w:cs="Sarabun" w:eastAsia="Sarabun"/>
+          <w:color w:val="1A1E33"/>
+          <w:sz w:val="22"/>
+          <w:szCs w:val="22"/>
+        </w:rPr>
+        <w:t xml:space="preserve">หน้านี้รวม </w:t>
+      </w:r>
+      <w:r>
+        <w:rPr>
+          <w:rFonts w:ascii="Sarabun" w:hAnsi="Sarabun" w:cs="Sarabun" w:eastAsia="Sarabun"/>
+          <w:color w:val="1A1E33"/>
+          <w:sz w:val="22"/>
+          <w:szCs w:val="22"/>
+          <w:b w:val="1"/>
+          <w:bCs w:val="1"/>
+        </w:rPr>
+        <w:t>คำขอทั้งหมดของหน่วยงานคุณ</w:t>
+      </w:r>
+      <w:r>
+        <w:rPr>
+          <w:rFonts w:ascii="Sarabun" w:hAnsi="Sarabun" w:cs="Sarabun" w:eastAsia="Sarabun"/>
+          <w:color w:val="1A1E33"/>
+          <w:sz w:val="22"/>
+          <w:szCs w:val="22"/>
+        </w:rPr>
+        <w:t xml:space="preserve"> ไว้ที่เดียว โดยผู้ดำเนินการทุกคนในหน่วยงาน เห็นและแก้ไขได้หมด ไม่จำเป็นต้องเป็นคนสร้างเอง จากนั้นกด </w:t>
+      </w:r>
+      <w:r>
+        <w:rPr>
+          <w:rFonts w:ascii="Sarabun" w:hAnsi="Sarabun" w:cs="Sarabun" w:eastAsia="Sarabun"/>
+          <w:color w:val="1A1E33"/>
+          <w:sz w:val="22"/>
+          <w:szCs w:val="22"/>
+          <w:b w:val="1"/>
+          <w:bCs w:val="1"/>
+        </w:rPr>
+        <w:t>ลงทะเบียนชุดข้อมูล</w:t>
+      </w:r>
+    </w:p>
+    <w:p>
+      <w:pPr>
+        <w:spacing w:before="0" w:after="160" w:lineRule="auto" w:line="348"/>
+        <w:jc w:val="both"/>
+      </w:pPr>
+      <w:r>
+        <w:rPr>
+          <w:rFonts w:ascii="Sarabun" w:hAnsi="Sarabun" w:cs="Sarabun" w:eastAsia="Sarabun"/>
+          <w:color w:val="1A1E33"/>
+          <w:sz w:val="22"/>
+          <w:szCs w:val="22"/>
+        </w:rPr>
+        <w:t xml:space="preserve">ระบบจะออก </w:t>
+      </w:r>
+      <w:r>
+        <w:rPr>
+          <w:rFonts w:ascii="Sarabun" w:hAnsi="Sarabun" w:cs="Sarabun" w:eastAsia="Sarabun"/>
+          <w:color w:val="1A1E33"/>
+          <w:sz w:val="22"/>
+          <w:szCs w:val="22"/>
+          <w:b w:val="1"/>
+          <w:bCs w:val="1"/>
+        </w:rPr>
+        <w:t>เลขที่คำขอ</w:t>
+      </w:r>
+      <w:r>
+        <w:rPr>
+          <w:rFonts w:ascii="Sarabun" w:hAnsi="Sarabun" w:cs="Sarabun" w:eastAsia="Sarabun"/>
+          <w:color w:val="1A1E33"/>
+          <w:sz w:val="22"/>
+          <w:szCs w:val="22"/>
+        </w:rPr>
+        <w:t xml:space="preserve"> ให้ทันที (เช่น </w:t>
+      </w:r>
+      <w:r>
+        <w:rPr>
+          <w:rFonts w:ascii="DejaVu Sans Mono" w:hAnsi="DejaVu Sans Mono" w:cs="DejaVu Sans Mono" w:eastAsia="DejaVu Sans Mono"/>
+          <w:color w:val="192768"/>
+          <w:sz w:val="19"/>
+          <w:szCs w:val="19"/>
+          <w:shd w:val="clear" w:fill="F5F6FA"/>
+        </w:rPr>
+        <w:t>DS-REG-2026-0010</w:t>
+      </w:r>
+      <w:r>
+        <w:rPr>
+          <w:rFonts w:ascii="Sarabun" w:hAnsi="Sarabun" w:cs="Sarabun" w:eastAsia="Sarabun"/>
+          <w:color w:val="1A1E33"/>
+          <w:sz w:val="22"/>
+          <w:szCs w:val="22"/>
+        </w:rPr>
+        <w:t>) แล้วพาเข้าแบบฟอร์ม</w:t>
+      </w:r>
+    </w:p>
+    <w:p>
+      <w:pPr>
+        <w:spacing w:before="280" w:after="120" w:lineRule="auto" w:line="300"/>
         <w:jc w:val="left"/>
-      </w:pPr>
-      <w:r>
-        <w:rPr>
-          <w:rFonts w:ascii="Sarabun" w:hAnsi="Sarabun" w:cs="Sarabun" w:eastAsia="Sarabun"/>
-          <w:color w:val="1A1E33"/>
-          <w:sz w:val="28"/>
-          <w:szCs w:val="28"/>
-        </w:rPr>
-        <w:t xml:space="preserve">หน้านี้รวม </w:t>
-      </w:r>
-      <w:r>
-        <w:rPr>
-          <w:rFonts w:ascii="Sarabun" w:hAnsi="Sarabun" w:cs="Sarabun" w:eastAsia="Sarabun"/>
-          <w:color w:val="1A1E33"/>
+        <w:keepNext w:val="1"/>
+      </w:pPr>
+      <w:r>
+        <w:rPr>
+          <w:rFonts w:ascii="Sarabun" w:hAnsi="Sarabun" w:cs="Sarabun" w:eastAsia="Sarabun"/>
+          <w:color w:val="192768"/>
           <w:sz w:val="28"/>
           <w:szCs w:val="28"/>
           <w:b w:val="1"/>
           <w:bCs w:val="1"/>
-        </w:rPr>
-        <w:t>คำขอทั้งหมดของหน่วยงานคุณ</w:t>
-      </w:r>
-      <w:r>
-        <w:rPr>
-          <w:rFonts w:ascii="Sarabun" w:hAnsi="Sarabun" w:cs="Sarabun" w:eastAsia="Sarabun"/>
-          <w:color w:val="1A1E33"/>
           <w:sz w:val="28"/>
           <w:szCs w:val="28"/>
-        </w:rPr>
-        <w:t xml:space="preserve"> ไว้ที่เดียว โดยผู้ดำเนินการทุกคนในหน่วยงาน เห็นและแก้ไขได้หมด ไม่จำเป็นต้องเป็นคนสร้างเอง จากนั้นกด </w:t>
-      </w:r>
-      <w:r>
-        <w:rPr>
-          <w:rFonts w:ascii="Sarabun" w:hAnsi="Sarabun" w:cs="Sarabun" w:eastAsia="Sarabun"/>
-          <w:color w:val="1A1E33"/>
-          <w:sz w:val="28"/>
-          <w:szCs w:val="28"/>
-          <w:b w:val="1"/>
-          <w:bCs w:val="1"/>
-        </w:rPr>
-        <w:t>ลงทะเบียนชุดข้อมูล</w:t>
-      </w:r>
-    </w:p>
-    <w:p>
-      <w:pPr>
-        <w:spacing w:before="0" w:after="160" w:lineRule="auto" w:line="348"/>
-        <w:jc w:val="left"/>
-      </w:pPr>
-      <w:r>
-        <w:rPr>
-          <w:rFonts w:ascii="Sarabun" w:hAnsi="Sarabun" w:cs="Sarabun" w:eastAsia="Sarabun"/>
-          <w:color w:val="1A1E33"/>
-          <w:sz w:val="28"/>
-          <w:szCs w:val="28"/>
-        </w:rPr>
-        <w:t xml:space="preserve">ระบบจะออก </w:t>
-      </w:r>
-      <w:r>
-        <w:rPr>
-          <w:rFonts w:ascii="Sarabun" w:hAnsi="Sarabun" w:cs="Sarabun" w:eastAsia="Sarabun"/>
-          <w:color w:val="1A1E33"/>
-          <w:sz w:val="28"/>
-          <w:szCs w:val="28"/>
-          <w:b w:val="1"/>
-          <w:bCs w:val="1"/>
-        </w:rPr>
-        <w:t>เลขที่คำขอ</w:t>
-      </w:r>
-      <w:r>
-        <w:rPr>
-          <w:rFonts w:ascii="Sarabun" w:hAnsi="Sarabun" w:cs="Sarabun" w:eastAsia="Sarabun"/>
-          <w:color w:val="1A1E33"/>
-          <w:sz w:val="28"/>
-          <w:szCs w:val="28"/>
-        </w:rPr>
-        <w:t xml:space="preserve"> ให้ทันที (เช่น </w:t>
-      </w:r>
-      <w:r>
-        <w:rPr>
-          <w:rFonts w:ascii="DejaVu Sans Mono" w:hAnsi="DejaVu Sans Mono" w:cs="DejaVu Sans Mono" w:eastAsia="DejaVu Sans Mono"/>
-          <w:color w:val="192768"/>
-          <w:sz w:val="25"/>
-          <w:szCs w:val="25"/>
-          <w:shd w:val="clear" w:fill="F5F6FA"/>
-        </w:rPr>
-        <w:t>DS-REG-2026-0010</w:t>
-      </w:r>
-      <w:r>
-        <w:rPr>
-          <w:rFonts w:ascii="Sarabun" w:hAnsi="Sarabun" w:cs="Sarabun" w:eastAsia="Sarabun"/>
-          <w:color w:val="1A1E33"/>
-          <w:sz w:val="28"/>
-          <w:szCs w:val="28"/>
-        </w:rPr>
-        <w:t>) แล้วพาเข้าแบบฟอร์ม</w:t>
-      </w:r>
-    </w:p>
-    <w:p>
-      <w:pPr>
-        <w:spacing w:before="280" w:after="120" w:lineRule="auto" w:line="300"/>
-        <w:jc w:val="left"/>
-        <w:keepNext w:val="1"/>
-      </w:pPr>
-      <w:r>
-        <w:rPr>
-          <w:rFonts w:ascii="Sarabun" w:hAnsi="Sarabun" w:cs="Sarabun" w:eastAsia="Sarabun"/>
-          <w:color w:val="192768"/>
-          <w:sz w:val="34"/>
-          <w:szCs w:val="34"/>
-          <w:b w:val="1"/>
-          <w:bCs w:val="1"/>
-          <w:sz w:val="34"/>
-          <w:szCs w:val="34"/>
           <w:b w:val="1"/>
           <w:bCs w:val="1"/>
         </w:rPr>
@@ -2296,8 +2275,8 @@
         <w:rPr>
           <w:rFonts w:ascii="Sarabun" w:hAnsi="Sarabun" w:cs="Sarabun" w:eastAsia="Sarabun"/>
           <w:color w:val="5C637A"/>
-          <w:sz w:val="23"/>
-          <w:szCs w:val="23"/>
+          <w:sz w:val="19"/>
+          <w:szCs w:val="19"/>
           <w:i w:val="1"/>
           <w:iCs w:val="1"/>
         </w:rPr>
@@ -2343,8 +2322,8 @@
               <w:rPr>
                 <w:rFonts w:ascii="Sarabun" w:hAnsi="Sarabun" w:cs="Sarabun" w:eastAsia="Sarabun"/>
                 <w:color w:val="FFFFFF"/>
-                <w:sz w:val="25"/>
-                <w:szCs w:val="25"/>
+                <w:sz w:val="20"/>
+                <w:szCs w:val="20"/>
                 <w:b w:val="1"/>
                 <w:bCs w:val="1"/>
               </w:rPr>
@@ -2353,12 +2332,12 @@
               <w:rPr>
                 <w:rFonts w:ascii="Sarabun" w:hAnsi="Sarabun" w:cs="Sarabun" w:eastAsia="Sarabun"/>
                 <w:color w:val="FFFFFF"/>
-                <w:sz w:val="25"/>
-                <w:szCs w:val="25"/>
+                <w:sz w:val="20"/>
+                <w:szCs w:val="20"/>
                 <w:b w:val="1"/>
                 <w:bCs w:val="1"/>
-                <w:sz w:val="25"/>
-                <w:szCs w:val="25"/>
+                <w:sz w:val="20"/>
+                <w:szCs w:val="20"/>
                 <w:b w:val="1"/>
                 <w:bCs w:val="1"/>
               </w:rPr>
@@ -2380,8 +2359,8 @@
               <w:rPr>
                 <w:rFonts w:ascii="Sarabun" w:hAnsi="Sarabun" w:cs="Sarabun" w:eastAsia="Sarabun"/>
                 <w:color w:val="FFFFFF"/>
-                <w:sz w:val="25"/>
-                <w:szCs w:val="25"/>
+                <w:sz w:val="20"/>
+                <w:szCs w:val="20"/>
                 <w:b w:val="1"/>
                 <w:bCs w:val="1"/>
               </w:rPr>
@@ -2390,12 +2369,12 @@
               <w:rPr>
                 <w:rFonts w:ascii="Sarabun" w:hAnsi="Sarabun" w:cs="Sarabun" w:eastAsia="Sarabun"/>
                 <w:color w:val="FFFFFF"/>
-                <w:sz w:val="25"/>
-                <w:szCs w:val="25"/>
+                <w:sz w:val="20"/>
+                <w:szCs w:val="20"/>
                 <w:b w:val="1"/>
                 <w:bCs w:val="1"/>
-                <w:sz w:val="25"/>
-                <w:szCs w:val="25"/>
+                <w:sz w:val="20"/>
+                <w:szCs w:val="20"/>
                 <w:b w:val="1"/>
                 <w:bCs w:val="1"/>
               </w:rPr>
@@ -2420,8 +2399,8 @@
               <w:rPr>
                 <w:rFonts w:ascii="Sarabun" w:hAnsi="Sarabun" w:cs="Sarabun" w:eastAsia="Sarabun"/>
                 <w:color w:val="1A1E33"/>
-                <w:sz w:val="25"/>
-                <w:szCs w:val="25"/>
+                <w:sz w:val="20"/>
+                <w:szCs w:val="20"/>
                 <w:b w:val="1"/>
                 <w:bCs w:val="1"/>
               </w:rPr>
@@ -2444,8 +2423,8 @@
               <w:rPr>
                 <w:rFonts w:ascii="Sarabun" w:hAnsi="Sarabun" w:cs="Sarabun" w:eastAsia="Sarabun"/>
                 <w:color w:val="1A1E33"/>
-                <w:sz w:val="25"/>
-                <w:szCs w:val="25"/>
+                <w:sz w:val="20"/>
+                <w:szCs w:val="20"/>
               </w:rPr>
               <w:t>ประเภทข้อมูล · ประเด็น · ชื่อไทย/อังกฤษ · ผู้ติดต่อและอีเมล · คำสำคัญ · รายละเอียด · วัตถุประสงค์</w:t>
             </w:r>
@@ -2468,8 +2447,8 @@
               <w:rPr>
                 <w:rFonts w:ascii="Sarabun" w:hAnsi="Sarabun" w:cs="Sarabun" w:eastAsia="Sarabun"/>
                 <w:color w:val="1A1E33"/>
-                <w:sz w:val="25"/>
-                <w:szCs w:val="25"/>
+                <w:sz w:val="20"/>
+                <w:szCs w:val="20"/>
                 <w:b w:val="1"/>
                 <w:bCs w:val="1"/>
               </w:rPr>
@@ -2492,8 +2471,8 @@
               <w:rPr>
                 <w:rFonts w:ascii="Sarabun" w:hAnsi="Sarabun" w:cs="Sarabun" w:eastAsia="Sarabun"/>
                 <w:color w:val="1A1E33"/>
-                <w:sz w:val="25"/>
-                <w:szCs w:val="25"/>
+                <w:sz w:val="20"/>
+                <w:szCs w:val="20"/>
               </w:rPr>
               <w:t>ความถี่ปรับปรุงข้อมูลต้นทาง · ความถี่นำส่ง · ความละเอียดเชิงภูมิศาสตร์ · แหล่งที่มา · รูปแบบการนำส่ง</w:t>
             </w:r>
@@ -2516,8 +2495,8 @@
               <w:rPr>
                 <w:rFonts w:ascii="Sarabun" w:hAnsi="Sarabun" w:cs="Sarabun" w:eastAsia="Sarabun"/>
                 <w:color w:val="1A1E33"/>
-                <w:sz w:val="25"/>
-                <w:szCs w:val="25"/>
+                <w:sz w:val="20"/>
+                <w:szCs w:val="20"/>
                 <w:b w:val="1"/>
                 <w:bCs w:val="1"/>
               </w:rPr>
@@ -2540,8 +2519,8 @@
               <w:rPr>
                 <w:rFonts w:ascii="Sarabun" w:hAnsi="Sarabun" w:cs="Sarabun" w:eastAsia="Sarabun"/>
                 <w:color w:val="1A1E33"/>
-                <w:sz w:val="25"/>
-                <w:szCs w:val="25"/>
+                <w:sz w:val="20"/>
+                <w:szCs w:val="20"/>
               </w:rPr>
               <w:t>หมวดหมู่ตามธรรมาภิบาล · มีข้อมูลส่วนบุคคลหรือไม่ · ระดับชั้นข้อมูล · สัญญาอนุญาต</w:t>
             </w:r>
@@ -2564,8 +2543,8 @@
               <w:rPr>
                 <w:rFonts w:ascii="Sarabun" w:hAnsi="Sarabun" w:cs="Sarabun" w:eastAsia="Sarabun"/>
                 <w:color w:val="1A1E33"/>
-                <w:sz w:val="25"/>
-                <w:szCs w:val="25"/>
+                <w:sz w:val="20"/>
+                <w:szCs w:val="20"/>
                 <w:b w:val="1"/>
                 <w:bCs w:val="1"/>
               </w:rPr>
@@ -2588,8 +2567,8 @@
               <w:rPr>
                 <w:rFonts w:ascii="Sarabun" w:hAnsi="Sarabun" w:cs="Sarabun" w:eastAsia="Sarabun"/>
                 <w:color w:val="1A1E33"/>
-                <w:sz w:val="25"/>
-                <w:szCs w:val="25"/>
+                <w:sz w:val="20"/>
+                <w:szCs w:val="20"/>
               </w:rPr>
               <w:t>คำถามอนุญาต/ไม่อนุญาต 5 ข้อ และติ๊กยืนยันความถูกต้อง</w:t>
             </w:r>
@@ -2612,8 +2591,8 @@
               <w:rPr>
                 <w:rFonts w:ascii="Sarabun" w:hAnsi="Sarabun" w:cs="Sarabun" w:eastAsia="Sarabun"/>
                 <w:color w:val="1A1E33"/>
-                <w:sz w:val="25"/>
-                <w:szCs w:val="25"/>
+                <w:sz w:val="20"/>
+                <w:szCs w:val="20"/>
                 <w:b w:val="1"/>
                 <w:bCs w:val="1"/>
               </w:rPr>
@@ -2636,8 +2615,8 @@
               <w:rPr>
                 <w:rFonts w:ascii="Sarabun" w:hAnsi="Sarabun" w:cs="Sarabun" w:eastAsia="Sarabun"/>
                 <w:color w:val="1A1E33"/>
-                <w:sz w:val="25"/>
-                <w:szCs w:val="25"/>
+                <w:sz w:val="20"/>
+                <w:szCs w:val="20"/>
               </w:rPr>
               <w:t>พจนานุกรมข้อมูล (</w:t>
             </w:r>
@@ -2645,8 +2624,8 @@
               <w:rPr>
                 <w:rFonts w:ascii="Sarabun" w:hAnsi="Sarabun" w:cs="Sarabun" w:eastAsia="Sarabun"/>
                 <w:color w:val="1A1E33"/>
-                <w:sz w:val="25"/>
-                <w:szCs w:val="25"/>
+                <w:sz w:val="20"/>
+                <w:szCs w:val="20"/>
                 <w:b w:val="1"/>
                 <w:bCs w:val="1"/>
               </w:rPr>
@@ -2656,8 +2635,8 @@
               <w:rPr>
                 <w:rFonts w:ascii="Sarabun" w:hAnsi="Sarabun" w:cs="Sarabun" w:eastAsia="Sarabun"/>
                 <w:color w:val="1A1E33"/>
-                <w:sz w:val="25"/>
-                <w:szCs w:val="25"/>
+                <w:sz w:val="20"/>
+                <w:szCs w:val="20"/>
               </w:rPr>
               <w:t>) · ตัวอย่างข้อมูล (ถ้ามี)</w:t>
             </w:r>
@@ -2673,65 +2652,65 @@
     <w:p>
       <w:pPr>
         <w:spacing w:before="0" w:after="160" w:lineRule="auto" w:line="348"/>
+        <w:jc w:val="both"/>
+      </w:pPr>
+      <w:r>
+        <w:rPr>
+          <w:rFonts w:ascii="Sarabun" w:hAnsi="Sarabun" w:cs="Sarabun" w:eastAsia="Sarabun"/>
+          <w:color w:val="1A1E33"/>
+          <w:sz w:val="22"/>
+          <w:szCs w:val="22"/>
+          <w:b w:val="1"/>
+          <w:bCs w:val="1"/>
+        </w:rPr>
+        <w:t>ช่อง องค์กร ระบบเติมให้เอง</w:t>
+      </w:r>
+      <w:r>
+        <w:rPr>
+          <w:rFonts w:ascii="Sarabun" w:hAnsi="Sarabun" w:cs="Sarabun" w:eastAsia="Sarabun"/>
+          <w:color w:val="1A1E33"/>
+          <w:sz w:val="22"/>
+          <w:szCs w:val="22"/>
+        </w:rPr>
+        <w:t xml:space="preserve"> เป็นหน่วยงานที่คุณสังกัด และแก้ไม่ได้</w:t>
+      </w:r>
+    </w:p>
+    <w:p>
+      <w:pPr>
+        <w:spacing w:before="280" w:after="120" w:lineRule="auto" w:line="300"/>
         <w:jc w:val="left"/>
-      </w:pPr>
-      <w:r>
-        <w:rPr>
-          <w:rFonts w:ascii="Sarabun" w:hAnsi="Sarabun" w:cs="Sarabun" w:eastAsia="Sarabun"/>
-          <w:color w:val="1A1E33"/>
+        <w:keepNext w:val="1"/>
+      </w:pPr>
+      <w:r>
+        <w:rPr>
+          <w:rFonts w:ascii="Sarabun" w:hAnsi="Sarabun" w:cs="Sarabun" w:eastAsia="Sarabun"/>
+          <w:color w:val="192768"/>
           <w:sz w:val="28"/>
           <w:szCs w:val="28"/>
           <w:b w:val="1"/>
           <w:bCs w:val="1"/>
-        </w:rPr>
-        <w:t>ช่อง องค์กร ระบบเติมให้เอง</w:t>
-      </w:r>
-      <w:r>
-        <w:rPr>
-          <w:rFonts w:ascii="Sarabun" w:hAnsi="Sarabun" w:cs="Sarabun" w:eastAsia="Sarabun"/>
-          <w:color w:val="1A1E33"/>
-          <w:sz w:val="28"/>
-          <w:szCs w:val="28"/>
-        </w:rPr>
-        <w:t xml:space="preserve"> เป็นหน่วยงานที่คุณสังกัด และแก้ไม่ได้</w:t>
-      </w:r>
-    </w:p>
-    <w:p>
-      <w:pPr>
-        <w:spacing w:before="280" w:after="120" w:lineRule="auto" w:line="300"/>
-        <w:jc w:val="left"/>
-        <w:keepNext w:val="1"/>
-      </w:pPr>
-      <w:r>
-        <w:rPr>
-          <w:rFonts w:ascii="Sarabun" w:hAnsi="Sarabun" w:cs="Sarabun" w:eastAsia="Sarabun"/>
-          <w:color w:val="192768"/>
-          <w:sz w:val="34"/>
-          <w:szCs w:val="34"/>
-          <w:b w:val="1"/>
-          <w:bCs w:val="1"/>
-          <w:sz w:val="34"/>
-          <w:szCs w:val="34"/>
-          <w:b w:val="1"/>
-          <w:bCs w:val="1"/>
-        </w:rPr>
-        <w:t>2.3 เรื่องที่ต้องรู้ในแต่ละส่วน</w:t>
-      </w:r>
-    </w:p>
-    <w:p>
-      <w:pPr>
-        <w:spacing w:before="0" w:after="160" w:lineRule="auto" w:line="348"/>
-        <w:jc w:val="left"/>
-      </w:pPr>
-      <w:r>
-        <w:rPr>
-          <w:rFonts w:ascii="Sarabun" w:hAnsi="Sarabun" w:cs="Sarabun" w:eastAsia="Sarabun"/>
-          <w:color w:val="1A1E33"/>
           <w:sz w:val="28"/>
           <w:szCs w:val="28"/>
           <w:b w:val="1"/>
           <w:bCs w:val="1"/>
         </w:rPr>
+        <w:t>2.3 เรื่องที่ต้องรู้ในแต่ละส่วน</w:t>
+      </w:r>
+    </w:p>
+    <w:p>
+      <w:pPr>
+        <w:spacing w:before="0" w:after="160" w:lineRule="auto" w:line="348"/>
+        <w:jc w:val="both"/>
+      </w:pPr>
+      <w:r>
+        <w:rPr>
+          <w:rFonts w:ascii="Sarabun" w:hAnsi="Sarabun" w:cs="Sarabun" w:eastAsia="Sarabun"/>
+          <w:color w:val="1A1E33"/>
+          <w:sz w:val="22"/>
+          <w:szCs w:val="22"/>
+          <w:b w:val="1"/>
+          <w:bCs w:val="1"/>
+        </w:rPr>
         <w:t>ส่วนที่ 1</w:t>
       </w:r>
     </w:p>
@@ -2745,8 +2724,8 @@
         <w:rPr>
           <w:rFonts w:ascii="Sarabun" w:hAnsi="Sarabun" w:cs="Sarabun" w:eastAsia="Sarabun"/>
           <w:color w:val="E5775A"/>
-          <w:sz w:val="28"/>
-          <w:szCs w:val="28"/>
+          <w:sz w:val="22"/>
+          <w:szCs w:val="22"/>
           <w:b w:val="1"/>
           <w:bCs w:val="1"/>
         </w:rPr>
@@ -2756,8 +2735,8 @@
         <w:rPr>
           <w:rFonts w:ascii="Sarabun" w:hAnsi="Sarabun" w:cs="Sarabun" w:eastAsia="Sarabun"/>
           <w:color w:val="1A1E33"/>
-          <w:sz w:val="28"/>
-          <w:szCs w:val="28"/>
+          <w:sz w:val="22"/>
+          <w:szCs w:val="22"/>
           <w:b w:val="1"/>
           <w:bCs w:val="1"/>
         </w:rPr>
@@ -2767,8 +2746,8 @@
         <w:rPr>
           <w:rFonts w:ascii="Sarabun" w:hAnsi="Sarabun" w:cs="Sarabun" w:eastAsia="Sarabun"/>
           <w:color w:val="1A1E33"/>
-          <w:sz w:val="28"/>
-          <w:szCs w:val="28"/>
+          <w:sz w:val="22"/>
+          <w:szCs w:val="22"/>
         </w:rPr>
         <w:t xml:space="preserve"> พิมพ์คำแล้วกด </w:t>
       </w:r>
@@ -2776,8 +2755,8 @@
         <w:rPr>
           <w:rFonts w:ascii="Sarabun" w:hAnsi="Sarabun" w:cs="Sarabun" w:eastAsia="Sarabun"/>
           <w:color w:val="1A1E33"/>
-          <w:sz w:val="28"/>
-          <w:szCs w:val="28"/>
+          <w:sz w:val="22"/>
+          <w:szCs w:val="22"/>
           <w:b w:val="1"/>
           <w:bCs w:val="1"/>
         </w:rPr>
@@ -2787,8 +2766,8 @@
         <w:rPr>
           <w:rFonts w:ascii="Sarabun" w:hAnsi="Sarabun" w:cs="Sarabun" w:eastAsia="Sarabun"/>
           <w:color w:val="1A1E33"/>
-          <w:sz w:val="28"/>
-          <w:szCs w:val="28"/>
+          <w:sz w:val="22"/>
+          <w:szCs w:val="22"/>
         </w:rPr>
         <w:t xml:space="preserve"> คำนั้นจะกลายเป็นป้ายคำ พิมพ์เพิ่มได้เรื่อย ๆ ต้องมีอย่างน้อย 1 คำ และรวมกันไม่เกิน 200 ตัวอักษร (มีตัวนับบอกว่าเหลือกี่ตัว)</w:t>
       </w:r>
@@ -2803,8 +2782,8 @@
         <w:rPr>
           <w:rFonts w:ascii="Sarabun" w:hAnsi="Sarabun" w:cs="Sarabun" w:eastAsia="Sarabun"/>
           <w:color w:val="E5775A"/>
-          <w:sz w:val="28"/>
-          <w:szCs w:val="28"/>
+          <w:sz w:val="22"/>
+          <w:szCs w:val="22"/>
           <w:b w:val="1"/>
           <w:bCs w:val="1"/>
         </w:rPr>
@@ -2814,8 +2793,8 @@
         <w:rPr>
           <w:rFonts w:ascii="Sarabun" w:hAnsi="Sarabun" w:cs="Sarabun" w:eastAsia="Sarabun"/>
           <w:color w:val="1A1E33"/>
-          <w:sz w:val="28"/>
-          <w:szCs w:val="28"/>
+          <w:sz w:val="22"/>
+          <w:szCs w:val="22"/>
           <w:b w:val="1"/>
           <w:bCs w:val="1"/>
         </w:rPr>
@@ -2825,8 +2804,8 @@
         <w:rPr>
           <w:rFonts w:ascii="Sarabun" w:hAnsi="Sarabun" w:cs="Sarabun" w:eastAsia="Sarabun"/>
           <w:color w:val="1A1E33"/>
-          <w:sz w:val="28"/>
-          <w:szCs w:val="28"/>
+          <w:sz w:val="22"/>
+          <w:szCs w:val="22"/>
         </w:rPr>
         <w:t xml:space="preserve"> และ </w:t>
       </w:r>
@@ -2834,8 +2813,8 @@
         <w:rPr>
           <w:rFonts w:ascii="Sarabun" w:hAnsi="Sarabun" w:cs="Sarabun" w:eastAsia="Sarabun"/>
           <w:color w:val="1A1E33"/>
-          <w:sz w:val="28"/>
-          <w:szCs w:val="28"/>
+          <w:sz w:val="22"/>
+          <w:szCs w:val="22"/>
           <w:b w:val="1"/>
           <w:bCs w:val="1"/>
         </w:rPr>
@@ -2845,8 +2824,8 @@
         <w:rPr>
           <w:rFonts w:ascii="Sarabun" w:hAnsi="Sarabun" w:cs="Sarabun" w:eastAsia="Sarabun"/>
           <w:color w:val="1A1E33"/>
-          <w:sz w:val="28"/>
-          <w:szCs w:val="28"/>
+          <w:sz w:val="22"/>
+          <w:szCs w:val="22"/>
         </w:rPr>
         <w:t xml:space="preserve"> ต้องยาวอย่างน้อย </w:t>
       </w:r>
@@ -2854,8 +2833,8 @@
         <w:rPr>
           <w:rFonts w:ascii="Sarabun" w:hAnsi="Sarabun" w:cs="Sarabun" w:eastAsia="Sarabun"/>
           <w:color w:val="1A1E33"/>
-          <w:sz w:val="28"/>
-          <w:szCs w:val="28"/>
+          <w:sz w:val="22"/>
+          <w:szCs w:val="22"/>
           <w:b w:val="1"/>
           <w:bCs w:val="1"/>
         </w:rPr>
@@ -2865,8 +2844,8 @@
         <w:rPr>
           <w:rFonts w:ascii="Sarabun" w:hAnsi="Sarabun" w:cs="Sarabun" w:eastAsia="Sarabun"/>
           <w:color w:val="1A1E33"/>
-          <w:sz w:val="28"/>
-          <w:szCs w:val="28"/>
+          <w:sz w:val="22"/>
+          <w:szCs w:val="22"/>
         </w:rPr>
         <w:t xml:space="preserve"> ต่อช่อง</w:t>
       </w:r>
@@ -2881,8 +2860,8 @@
         <w:rPr>
           <w:rFonts w:ascii="Sarabun" w:hAnsi="Sarabun" w:cs="Sarabun" w:eastAsia="Sarabun"/>
           <w:color w:val="E5775A"/>
-          <w:sz w:val="28"/>
-          <w:szCs w:val="28"/>
+          <w:sz w:val="22"/>
+          <w:szCs w:val="22"/>
           <w:b w:val="1"/>
           <w:bCs w:val="1"/>
         </w:rPr>
@@ -2892,8 +2871,8 @@
         <w:rPr>
           <w:rFonts w:ascii="Sarabun" w:hAnsi="Sarabun" w:cs="Sarabun" w:eastAsia="Sarabun"/>
           <w:color w:val="1A1E33"/>
-          <w:sz w:val="28"/>
-          <w:szCs w:val="28"/>
+          <w:sz w:val="22"/>
+          <w:szCs w:val="22"/>
           <w:b w:val="1"/>
           <w:bCs w:val="1"/>
         </w:rPr>
@@ -2903,8 +2882,8 @@
         <w:rPr>
           <w:rFonts w:ascii="Sarabun" w:hAnsi="Sarabun" w:cs="Sarabun" w:eastAsia="Sarabun"/>
           <w:color w:val="1A1E33"/>
-          <w:sz w:val="28"/>
-          <w:szCs w:val="28"/>
+          <w:sz w:val="22"/>
+          <w:szCs w:val="22"/>
         </w:rPr>
         <w:t xml:space="preserve"> ให้ใส่ชื่อ </w:t>
       </w:r>
@@ -2912,8 +2891,8 @@
         <w:rPr>
           <w:rFonts w:ascii="Sarabun" w:hAnsi="Sarabun" w:cs="Sarabun" w:eastAsia="Sarabun"/>
           <w:color w:val="1A1E33"/>
-          <w:sz w:val="28"/>
-          <w:szCs w:val="28"/>
+          <w:sz w:val="22"/>
+          <w:szCs w:val="22"/>
           <w:b w:val="1"/>
           <w:bCs w:val="1"/>
         </w:rPr>
@@ -2923,8 +2902,8 @@
         <w:rPr>
           <w:rFonts w:ascii="Sarabun" w:hAnsi="Sarabun" w:cs="Sarabun" w:eastAsia="Sarabun"/>
           <w:color w:val="1A1E33"/>
-          <w:sz w:val="28"/>
-          <w:szCs w:val="28"/>
+          <w:sz w:val="22"/>
+          <w:szCs w:val="22"/>
         </w:rPr>
         <w:t xml:space="preserve"> ที่รับผิดชอบ ไม่ใช่ชื่อบุคคล ส่วน </w:t>
       </w:r>
@@ -2932,8 +2911,8 @@
         <w:rPr>
           <w:rFonts w:ascii="Sarabun" w:hAnsi="Sarabun" w:cs="Sarabun" w:eastAsia="Sarabun"/>
           <w:color w:val="1A1E33"/>
-          <w:sz w:val="28"/>
-          <w:szCs w:val="28"/>
+          <w:sz w:val="22"/>
+          <w:szCs w:val="22"/>
           <w:b w:val="1"/>
           <w:bCs w:val="1"/>
         </w:rPr>
@@ -2943,8 +2922,8 @@
         <w:rPr>
           <w:rFonts w:ascii="Sarabun" w:hAnsi="Sarabun" w:cs="Sarabun" w:eastAsia="Sarabun"/>
           <w:color w:val="1A1E33"/>
-          <w:sz w:val="28"/>
-          <w:szCs w:val="28"/>
+          <w:sz w:val="22"/>
+          <w:szCs w:val="22"/>
         </w:rPr>
         <w:t xml:space="preserve"> ก็ต้องเป็นอีเมลของหน่วยงาน ไม่ใช่อีเมลส่วนตัว</w:t>
       </w:r>
@@ -2952,14 +2931,14 @@
     <w:p>
       <w:pPr>
         <w:spacing w:before="0" w:after="160" w:lineRule="auto" w:line="348"/>
-        <w:jc w:val="left"/>
-      </w:pPr>
-      <w:r>
-        <w:rPr>
-          <w:rFonts w:ascii="Sarabun" w:hAnsi="Sarabun" w:cs="Sarabun" w:eastAsia="Sarabun"/>
-          <w:color w:val="1A1E33"/>
-          <w:sz w:val="28"/>
-          <w:szCs w:val="28"/>
+        <w:jc w:val="both"/>
+      </w:pPr>
+      <w:r>
+        <w:rPr>
+          <w:rFonts w:ascii="Sarabun" w:hAnsi="Sarabun" w:cs="Sarabun" w:eastAsia="Sarabun"/>
+          <w:color w:val="1A1E33"/>
+          <w:sz w:val="22"/>
+          <w:szCs w:val="22"/>
           <w:b w:val="1"/>
           <w:bCs w:val="1"/>
         </w:rPr>
@@ -2976,8 +2955,8 @@
         <w:rPr>
           <w:rFonts w:ascii="Sarabun" w:hAnsi="Sarabun" w:cs="Sarabun" w:eastAsia="Sarabun"/>
           <w:color w:val="E5775A"/>
-          <w:sz w:val="28"/>
-          <w:szCs w:val="28"/>
+          <w:sz w:val="22"/>
+          <w:szCs w:val="22"/>
           <w:b w:val="1"/>
           <w:bCs w:val="1"/>
         </w:rPr>
@@ -2987,8 +2966,8 @@
         <w:rPr>
           <w:rFonts w:ascii="Sarabun" w:hAnsi="Sarabun" w:cs="Sarabun" w:eastAsia="Sarabun"/>
           <w:color w:val="1A1E33"/>
-          <w:sz w:val="28"/>
-          <w:szCs w:val="28"/>
+          <w:sz w:val="22"/>
+          <w:szCs w:val="22"/>
         </w:rPr>
         <w:t xml:space="preserve">พอเลือก </w:t>
       </w:r>
@@ -2996,8 +2975,8 @@
         <w:rPr>
           <w:rFonts w:ascii="Sarabun" w:hAnsi="Sarabun" w:cs="Sarabun" w:eastAsia="Sarabun"/>
           <w:color w:val="1A1E33"/>
-          <w:sz w:val="28"/>
-          <w:szCs w:val="28"/>
+          <w:sz w:val="22"/>
+          <w:szCs w:val="22"/>
           <w:b w:val="1"/>
           <w:bCs w:val="1"/>
         </w:rPr>
@@ -3007,8 +2986,8 @@
         <w:rPr>
           <w:rFonts w:ascii="Sarabun" w:hAnsi="Sarabun" w:cs="Sarabun" w:eastAsia="Sarabun"/>
           <w:color w:val="1A1E33"/>
-          <w:sz w:val="28"/>
-          <w:szCs w:val="28"/>
+          <w:sz w:val="22"/>
+          <w:szCs w:val="22"/>
         </w:rPr>
         <w:t xml:space="preserve"> เป็นหน่วยที่ต้องระบุจำนวน (ปี ไตรมาส เดือน …) จะมี </w:t>
       </w:r>
@@ -3016,8 +2995,8 @@
         <w:rPr>
           <w:rFonts w:ascii="Sarabun" w:hAnsi="Sarabun" w:cs="Sarabun" w:eastAsia="Sarabun"/>
           <w:color w:val="1A1E33"/>
-          <w:sz w:val="28"/>
-          <w:szCs w:val="28"/>
+          <w:sz w:val="22"/>
+          <w:szCs w:val="22"/>
           <w:b w:val="1"/>
           <w:bCs w:val="1"/>
         </w:rPr>
@@ -3027,8 +3006,8 @@
         <w:rPr>
           <w:rFonts w:ascii="Sarabun" w:hAnsi="Sarabun" w:cs="Sarabun" w:eastAsia="Sarabun"/>
           <w:color w:val="1A1E33"/>
-          <w:sz w:val="28"/>
-          <w:szCs w:val="28"/>
+          <w:sz w:val="22"/>
+          <w:szCs w:val="22"/>
         </w:rPr>
         <w:t xml:space="preserve"> ให้กรอกตัวเลข เช่นถ้าปรับปรุงทุก 2 เดือน ให้กรอก </w:t>
       </w:r>
@@ -3036,8 +3015,8 @@
         <w:rPr>
           <w:rFonts w:ascii="DejaVu Sans Mono" w:hAnsi="DejaVu Sans Mono" w:cs="DejaVu Sans Mono" w:eastAsia="DejaVu Sans Mono"/>
           <w:color w:val="192768"/>
-          <w:sz w:val="25"/>
-          <w:szCs w:val="25"/>
+          <w:sz w:val="19"/>
+          <w:szCs w:val="19"/>
           <w:shd w:val="clear" w:fill="F5F6FA"/>
         </w:rPr>
         <w:t>2</w:t>
@@ -3046,8 +3025,8 @@
         <w:rPr>
           <w:rFonts w:ascii="Sarabun" w:hAnsi="Sarabun" w:cs="Sarabun" w:eastAsia="Sarabun"/>
           <w:color w:val="1A1E33"/>
-          <w:sz w:val="28"/>
-          <w:szCs w:val="28"/>
+          <w:sz w:val="22"/>
+          <w:szCs w:val="22"/>
           <w:b w:val="1"/>
           <w:bCs w:val="1"/>
         </w:rPr>
@@ -3057,8 +3036,8 @@
         <w:rPr>
           <w:rFonts w:ascii="Sarabun" w:hAnsi="Sarabun" w:cs="Sarabun" w:eastAsia="Sarabun"/>
           <w:color w:val="1A1E33"/>
-          <w:sz w:val="28"/>
-          <w:szCs w:val="28"/>
+          <w:sz w:val="22"/>
+          <w:szCs w:val="22"/>
         </w:rPr>
         <w:t xml:space="preserve"> เพราะช่องนี้เพิ่งโผล่มาหลังจากเลือกหน่วยไปแล้ว</w:t>
       </w:r>
@@ -3073,8 +3052,8 @@
         <w:rPr>
           <w:rFonts w:ascii="Sarabun" w:hAnsi="Sarabun" w:cs="Sarabun" w:eastAsia="Sarabun"/>
           <w:color w:val="E5775A"/>
-          <w:sz w:val="28"/>
-          <w:szCs w:val="28"/>
+          <w:sz w:val="22"/>
+          <w:szCs w:val="22"/>
           <w:b w:val="1"/>
           <w:bCs w:val="1"/>
         </w:rPr>
@@ -3084,8 +3063,8 @@
         <w:rPr>
           <w:rFonts w:ascii="Sarabun" w:hAnsi="Sarabun" w:cs="Sarabun" w:eastAsia="Sarabun"/>
           <w:color w:val="1A1E33"/>
-          <w:sz w:val="28"/>
-          <w:szCs w:val="28"/>
+          <w:sz w:val="22"/>
+          <w:szCs w:val="22"/>
         </w:rPr>
         <w:t xml:space="preserve">ถ้าเลือก </w:t>
       </w:r>
@@ -3093,8 +3072,8 @@
         <w:rPr>
           <w:rFonts w:ascii="Sarabun" w:hAnsi="Sarabun" w:cs="Sarabun" w:eastAsia="Sarabun"/>
           <w:color w:val="1A1E33"/>
-          <w:sz w:val="28"/>
-          <w:szCs w:val="28"/>
+          <w:sz w:val="22"/>
+          <w:szCs w:val="22"/>
           <w:b w:val="1"/>
           <w:bCs w:val="1"/>
         </w:rPr>
@@ -3104,8 +3083,8 @@
         <w:rPr>
           <w:rFonts w:ascii="Sarabun" w:hAnsi="Sarabun" w:cs="Sarabun" w:eastAsia="Sarabun"/>
           <w:color w:val="1A1E33"/>
-          <w:sz w:val="28"/>
-          <w:szCs w:val="28"/>
+          <w:sz w:val="22"/>
+          <w:szCs w:val="22"/>
         </w:rPr>
         <w:t xml:space="preserve"> เป็น "ผ่านระบบเชื่อมโยงข้อมูลอื่น" จะต้องระบุชื่อระบบเพิ่มด้วย</w:t>
       </w:r>
@@ -3113,14 +3092,14 @@
     <w:p>
       <w:pPr>
         <w:spacing w:before="0" w:after="160" w:lineRule="auto" w:line="348"/>
-        <w:jc w:val="left"/>
-      </w:pPr>
-      <w:r>
-        <w:rPr>
-          <w:rFonts w:ascii="Sarabun" w:hAnsi="Sarabun" w:cs="Sarabun" w:eastAsia="Sarabun"/>
-          <w:color w:val="1A1E33"/>
-          <w:sz w:val="28"/>
-          <w:szCs w:val="28"/>
+        <w:jc w:val="both"/>
+      </w:pPr>
+      <w:r>
+        <w:rPr>
+          <w:rFonts w:ascii="Sarabun" w:hAnsi="Sarabun" w:cs="Sarabun" w:eastAsia="Sarabun"/>
+          <w:color w:val="1A1E33"/>
+          <w:sz w:val="22"/>
+          <w:szCs w:val="22"/>
           <w:b w:val="1"/>
           <w:bCs w:val="1"/>
         </w:rPr>
@@ -3130,14 +3109,14 @@
     <w:p>
       <w:pPr>
         <w:spacing w:before="0" w:after="160" w:lineRule="auto" w:line="348"/>
-        <w:jc w:val="left"/>
-      </w:pPr>
-      <w:r>
-        <w:rPr>
-          <w:rFonts w:ascii="Sarabun" w:hAnsi="Sarabun" w:cs="Sarabun" w:eastAsia="Sarabun"/>
-          <w:color w:val="1A1E33"/>
-          <w:sz w:val="28"/>
-          <w:szCs w:val="28"/>
+        <w:jc w:val="both"/>
+      </w:pPr>
+      <w:r>
+        <w:rPr>
+          <w:rFonts w:ascii="Sarabun" w:hAnsi="Sarabun" w:cs="Sarabun" w:eastAsia="Sarabun"/>
+          <w:color w:val="1A1E33"/>
+          <w:sz w:val="22"/>
+          <w:szCs w:val="22"/>
           <w:b w:val="1"/>
           <w:bCs w:val="1"/>
         </w:rPr>
@@ -3147,8 +3126,8 @@
         <w:rPr>
           <w:rFonts w:ascii="Sarabun" w:hAnsi="Sarabun" w:cs="Sarabun" w:eastAsia="Sarabun"/>
           <w:color w:val="1A1E33"/>
-          <w:sz w:val="28"/>
-          <w:szCs w:val="28"/>
+          <w:sz w:val="22"/>
+          <w:szCs w:val="22"/>
         </w:rPr>
         <w:t xml:space="preserve"> ช่อง </w:t>
       </w:r>
@@ -3156,8 +3135,8 @@
         <w:rPr>
           <w:rFonts w:ascii="Sarabun" w:hAnsi="Sarabun" w:cs="Sarabun" w:eastAsia="Sarabun"/>
           <w:color w:val="1A1E33"/>
-          <w:sz w:val="28"/>
-          <w:szCs w:val="28"/>
+          <w:sz w:val="22"/>
+          <w:szCs w:val="22"/>
           <w:i w:val="1"/>
           <w:iCs w:val="1"/>
         </w:rPr>
@@ -3167,8 +3146,8 @@
         <w:rPr>
           <w:rFonts w:ascii="Sarabun" w:hAnsi="Sarabun" w:cs="Sarabun" w:eastAsia="Sarabun"/>
           <w:color w:val="1A1E33"/>
-          <w:sz w:val="28"/>
-          <w:szCs w:val="28"/>
+          <w:sz w:val="22"/>
+          <w:szCs w:val="22"/>
         </w:rPr>
         <w:t xml:space="preserve"> กับ </w:t>
       </w:r>
@@ -3176,8 +3155,8 @@
         <w:rPr>
           <w:rFonts w:ascii="Sarabun" w:hAnsi="Sarabun" w:cs="Sarabun" w:eastAsia="Sarabun"/>
           <w:color w:val="1A1E33"/>
-          <w:sz w:val="28"/>
-          <w:szCs w:val="28"/>
+          <w:sz w:val="22"/>
+          <w:szCs w:val="22"/>
           <w:i w:val="1"/>
           <w:iCs w:val="1"/>
         </w:rPr>
@@ -3187,8 +3166,8 @@
         <w:rPr>
           <w:rFonts w:ascii="Sarabun" w:hAnsi="Sarabun" w:cs="Sarabun" w:eastAsia="Sarabun"/>
           <w:color w:val="1A1E33"/>
-          <w:sz w:val="28"/>
-          <w:szCs w:val="28"/>
+          <w:sz w:val="22"/>
+          <w:szCs w:val="22"/>
         </w:rPr>
         <w:t xml:space="preserve"> จะถูกล็อกไว้ก่อน จนกว่าจะเลือกช่องที่อยู่เหนือมันเสร็จ</w:t>
       </w:r>
@@ -3233,8 +3212,8 @@
               <w:rPr>
                 <w:rFonts w:ascii="Sarabun" w:hAnsi="Sarabun" w:cs="Sarabun" w:eastAsia="Sarabun"/>
                 <w:color w:val="FFFFFF"/>
-                <w:sz w:val="25"/>
-                <w:szCs w:val="25"/>
+                <w:sz w:val="20"/>
+                <w:szCs w:val="20"/>
                 <w:b w:val="1"/>
                 <w:bCs w:val="1"/>
               </w:rPr>
@@ -3243,12 +3222,12 @@
               <w:rPr>
                 <w:rFonts w:ascii="Sarabun" w:hAnsi="Sarabun" w:cs="Sarabun" w:eastAsia="Sarabun"/>
                 <w:color w:val="FFFFFF"/>
-                <w:sz w:val="25"/>
-                <w:szCs w:val="25"/>
+                <w:sz w:val="20"/>
+                <w:szCs w:val="20"/>
                 <w:b w:val="1"/>
                 <w:bCs w:val="1"/>
-                <w:sz w:val="25"/>
-                <w:szCs w:val="25"/>
+                <w:sz w:val="20"/>
+                <w:szCs w:val="20"/>
                 <w:b w:val="1"/>
                 <w:bCs w:val="1"/>
               </w:rPr>
@@ -3270,8 +3249,8 @@
               <w:rPr>
                 <w:rFonts w:ascii="Sarabun" w:hAnsi="Sarabun" w:cs="Sarabun" w:eastAsia="Sarabun"/>
                 <w:color w:val="FFFFFF"/>
-                <w:sz w:val="25"/>
-                <w:szCs w:val="25"/>
+                <w:sz w:val="20"/>
+                <w:szCs w:val="20"/>
                 <w:b w:val="1"/>
                 <w:bCs w:val="1"/>
               </w:rPr>
@@ -3280,12 +3259,12 @@
               <w:rPr>
                 <w:rFonts w:ascii="Sarabun" w:hAnsi="Sarabun" w:cs="Sarabun" w:eastAsia="Sarabun"/>
                 <w:color w:val="FFFFFF"/>
-                <w:sz w:val="25"/>
-                <w:szCs w:val="25"/>
+                <w:sz w:val="20"/>
+                <w:szCs w:val="20"/>
                 <w:b w:val="1"/>
                 <w:bCs w:val="1"/>
-                <w:sz w:val="25"/>
-                <w:szCs w:val="25"/>
+                <w:sz w:val="20"/>
+                <w:szCs w:val="20"/>
                 <w:b w:val="1"/>
                 <w:bCs w:val="1"/>
               </w:rPr>
@@ -3307,8 +3286,8 @@
               <w:rPr>
                 <w:rFonts w:ascii="Sarabun" w:hAnsi="Sarabun" w:cs="Sarabun" w:eastAsia="Sarabun"/>
                 <w:color w:val="FFFFFF"/>
-                <w:sz w:val="25"/>
-                <w:szCs w:val="25"/>
+                <w:sz w:val="20"/>
+                <w:szCs w:val="20"/>
                 <w:b w:val="1"/>
                 <w:bCs w:val="1"/>
               </w:rPr>
@@ -3317,12 +3296,12 @@
               <w:rPr>
                 <w:rFonts w:ascii="Sarabun" w:hAnsi="Sarabun" w:cs="Sarabun" w:eastAsia="Sarabun"/>
                 <w:color w:val="FFFFFF"/>
-                <w:sz w:val="25"/>
-                <w:szCs w:val="25"/>
+                <w:sz w:val="20"/>
+                <w:szCs w:val="20"/>
                 <w:b w:val="1"/>
                 <w:bCs w:val="1"/>
-                <w:sz w:val="25"/>
-                <w:szCs w:val="25"/>
+                <w:sz w:val="20"/>
+                <w:szCs w:val="20"/>
                 <w:b w:val="1"/>
                 <w:bCs w:val="1"/>
               </w:rPr>
@@ -3347,8 +3326,8 @@
               <w:rPr>
                 <w:rFonts w:ascii="Sarabun" w:hAnsi="Sarabun" w:cs="Sarabun" w:eastAsia="Sarabun"/>
                 <w:color w:val="1A1E33"/>
-                <w:sz w:val="25"/>
-                <w:szCs w:val="25"/>
+                <w:sz w:val="20"/>
+                <w:szCs w:val="20"/>
               </w:rPr>
               <w:t>ข้อมูลสาธารณะ</w:t>
             </w:r>
@@ -3369,8 +3348,8 @@
               <w:rPr>
                 <w:rFonts w:ascii="Sarabun" w:hAnsi="Sarabun" w:cs="Sarabun" w:eastAsia="Sarabun"/>
                 <w:color w:val="1A1E33"/>
-                <w:sz w:val="25"/>
-                <w:szCs w:val="25"/>
+                <w:sz w:val="20"/>
+                <w:szCs w:val="20"/>
                 <w:b w:val="1"/>
                 <w:bCs w:val="1"/>
               </w:rPr>
@@ -3380,8 +3359,8 @@
               <w:rPr>
                 <w:rFonts w:ascii="Sarabun" w:hAnsi="Sarabun" w:cs="Sarabun" w:eastAsia="Sarabun"/>
                 <w:color w:val="1A1E33"/>
-                <w:sz w:val="25"/>
-                <w:szCs w:val="25"/>
+                <w:sz w:val="20"/>
+                <w:szCs w:val="20"/>
               </w:rPr>
               <w:t xml:space="preserve"> อย่างเดียว</w:t>
             </w:r>
@@ -3402,8 +3381,8 @@
               <w:rPr>
                 <w:rFonts w:ascii="Sarabun" w:hAnsi="Sarabun" w:cs="Sarabun" w:eastAsia="Sarabun"/>
                 <w:color w:val="1A1E33"/>
-                <w:sz w:val="25"/>
-                <w:szCs w:val="25"/>
+                <w:sz w:val="20"/>
+                <w:szCs w:val="20"/>
               </w:rPr>
               <w:t xml:space="preserve">ระบบล็อกสัญญาอนุญาตเป็น </w:t>
             </w:r>
@@ -3411,8 +3390,8 @@
               <w:rPr>
                 <w:rFonts w:ascii="Sarabun" w:hAnsi="Sarabun" w:cs="Sarabun" w:eastAsia="Sarabun"/>
                 <w:color w:val="1A1E33"/>
-                <w:sz w:val="25"/>
-                <w:szCs w:val="25"/>
+                <w:sz w:val="20"/>
+                <w:szCs w:val="20"/>
                 <w:b w:val="1"/>
                 <w:bCs w:val="1"/>
               </w:rPr>
@@ -3422,8 +3401,8 @@
               <w:rPr>
                 <w:rFonts w:ascii="Sarabun" w:hAnsi="Sarabun" w:cs="Sarabun" w:eastAsia="Sarabun"/>
                 <w:color w:val="1A1E33"/>
-                <w:sz w:val="25"/>
-                <w:szCs w:val="25"/>
+                <w:sz w:val="20"/>
+                <w:szCs w:val="20"/>
               </w:rPr>
               <w:t xml:space="preserve"> ให้เอง</w:t>
             </w:r>
@@ -3446,8 +3425,8 @@
               <w:rPr>
                 <w:rFonts w:ascii="Sarabun" w:hAnsi="Sarabun" w:cs="Sarabun" w:eastAsia="Sarabun"/>
                 <w:color w:val="1A1E33"/>
-                <w:sz w:val="25"/>
-                <w:szCs w:val="25"/>
+                <w:sz w:val="20"/>
+                <w:szCs w:val="20"/>
               </w:rPr>
               <w:t>ข้อมูลใช้ภายใน</w:t>
             </w:r>
@@ -3468,8 +3447,8 @@
               <w:rPr>
                 <w:rFonts w:ascii="Sarabun" w:hAnsi="Sarabun" w:cs="Sarabun" w:eastAsia="Sarabun"/>
                 <w:color w:val="1A1E33"/>
-                <w:sz w:val="25"/>
-                <w:szCs w:val="25"/>
+                <w:sz w:val="20"/>
+                <w:szCs w:val="20"/>
               </w:rPr>
               <w:t>เผยแพร่ภายในองค์กร · ลับ · ลับมาก · ลับที่สุด</w:t>
             </w:r>
@@ -3490,8 +3469,8 @@
               <w:rPr>
                 <w:rFonts w:ascii="Sarabun" w:hAnsi="Sarabun" w:cs="Sarabun" w:eastAsia="Sarabun"/>
                 <w:color w:val="1A1E33"/>
-                <w:sz w:val="25"/>
-                <w:szCs w:val="25"/>
+                <w:sz w:val="20"/>
+                <w:szCs w:val="20"/>
               </w:rPr>
               <w:t>เลือกสัญญาอนุญาตต่อได้</w:t>
             </w:r>
@@ -3514,8 +3493,8 @@
               <w:rPr>
                 <w:rFonts w:ascii="Sarabun" w:hAnsi="Sarabun" w:cs="Sarabun" w:eastAsia="Sarabun"/>
                 <w:color w:val="1A1E33"/>
-                <w:sz w:val="25"/>
-                <w:szCs w:val="25"/>
+                <w:sz w:val="20"/>
+                <w:szCs w:val="20"/>
               </w:rPr>
               <w:t>ข้อมูลความลับทางราชการ / ข้อมูลความมั่นคง</w:t>
             </w:r>
@@ -3536,8 +3515,8 @@
               <w:rPr>
                 <w:rFonts w:ascii="Sarabun" w:hAnsi="Sarabun" w:cs="Sarabun" w:eastAsia="Sarabun"/>
                 <w:color w:val="1A1E33"/>
-                <w:sz w:val="25"/>
-                <w:szCs w:val="25"/>
+                <w:sz w:val="20"/>
+                <w:szCs w:val="20"/>
               </w:rPr>
               <w:t>ชั้นความลับตาม พ.ร.บ.ข้อมูลข่าวสารฯ</w:t>
             </w:r>
@@ -3558,8 +3537,8 @@
               <w:rPr>
                 <w:rFonts w:ascii="Sarabun" w:hAnsi="Sarabun" w:cs="Sarabun" w:eastAsia="Sarabun"/>
                 <w:color w:val="1A1E33"/>
-                <w:sz w:val="25"/>
-                <w:szCs w:val="25"/>
+                <w:sz w:val="20"/>
+                <w:szCs w:val="20"/>
               </w:rPr>
               <w:t>เลือกสัญญาอนุญาตต่อได้</w:t>
             </w:r>
@@ -3576,7 +3555,7 @@
       <w:pPr>
         <w:spacing w:before="120" w:after="200" w:lineRule="auto" w:line="348"/>
         <w:ind w:left="227" w:right="113"/>
-        <w:jc w:val="left"/>
+        <w:jc w:val="both"/>
         <w:pBdr>
           <w:left w:val="single" w:sz="24" w:space="10" w:color="E5775A"/>
         </w:pBdr>
@@ -3586,8 +3565,8 @@
         <w:rPr>
           <w:rFonts w:ascii="Sarabun" w:hAnsi="Sarabun" w:cs="Sarabun" w:eastAsia="Sarabun"/>
           <w:color w:val="1A1E33"/>
-          <w:sz w:val="28"/>
-          <w:szCs w:val="28"/>
+          <w:sz w:val="22"/>
+          <w:szCs w:val="22"/>
         </w:rPr>
         <w:t xml:space="preserve">ถ้าเจอช่องสีเทาที่กดไม่ได้ </w:t>
       </w:r>
@@ -3595,8 +3574,8 @@
         <w:rPr>
           <w:rFonts w:ascii="Sarabun" w:hAnsi="Sarabun" w:cs="Sarabun" w:eastAsia="Sarabun"/>
           <w:color w:val="1A1E33"/>
-          <w:sz w:val="28"/>
-          <w:szCs w:val="28"/>
+          <w:sz w:val="22"/>
+          <w:szCs w:val="22"/>
           <w:b w:val="1"/>
           <w:bCs w:val="1"/>
         </w:rPr>
@@ -3606,8 +3585,8 @@
         <w:rPr>
           <w:rFonts w:ascii="Sarabun" w:hAnsi="Sarabun" w:cs="Sarabun" w:eastAsia="Sarabun"/>
           <w:color w:val="1A1E33"/>
-          <w:sz w:val="28"/>
-          <w:szCs w:val="28"/>
+          <w:sz w:val="22"/>
+          <w:szCs w:val="22"/>
         </w:rPr>
         <w:t xml:space="preserve"> ให้ย้อนขึ้นไปเลือกช่องด้านบนก่อน ข้อความใต้ช่องเขียนบอกไว้แล้วว่า "เลือกหมวดหมู่ข้อมูลก่อน จึงจะเลือกระดับชั้นได้"</w:t>
       </w:r>
@@ -3615,14 +3594,14 @@
     <w:p>
       <w:pPr>
         <w:spacing w:before="0" w:after="160" w:lineRule="auto" w:line="348"/>
-        <w:jc w:val="left"/>
-      </w:pPr>
-      <w:r>
-        <w:rPr>
-          <w:rFonts w:ascii="Sarabun" w:hAnsi="Sarabun" w:cs="Sarabun" w:eastAsia="Sarabun"/>
-          <w:color w:val="1A1E33"/>
-          <w:sz w:val="28"/>
-          <w:szCs w:val="28"/>
+        <w:jc w:val="both"/>
+      </w:pPr>
+      <w:r>
+        <w:rPr>
+          <w:rFonts w:ascii="Sarabun" w:hAnsi="Sarabun" w:cs="Sarabun" w:eastAsia="Sarabun"/>
+          <w:color w:val="1A1E33"/>
+          <w:sz w:val="22"/>
+          <w:szCs w:val="22"/>
           <w:b w:val="1"/>
           <w:bCs w:val="1"/>
         </w:rPr>
@@ -3685,8 +3664,8 @@
         <w:rPr>
           <w:rFonts w:ascii="Sarabun" w:hAnsi="Sarabun" w:cs="Sarabun" w:eastAsia="Sarabun"/>
           <w:color w:val="5C637A"/>
-          <w:sz w:val="23"/>
-          <w:szCs w:val="23"/>
+          <w:sz w:val="19"/>
+          <w:szCs w:val="19"/>
           <w:i w:val="1"/>
           <w:iCs w:val="1"/>
         </w:rPr>
@@ -3703,284 +3682,284 @@
         <w:rPr>
           <w:rFonts w:ascii="Sarabun" w:hAnsi="Sarabun" w:cs="Sarabun" w:eastAsia="Sarabun"/>
           <w:color w:val="E5775A"/>
+          <w:sz w:val="22"/>
+          <w:szCs w:val="22"/>
+          <w:b w:val="1"/>
+          <w:bCs w:val="1"/>
+        </w:rPr>
+        <w:t xml:space="preserve">•  </w:t>
+      </w:r>
+      <w:r>
+        <w:rPr>
+          <w:rFonts w:ascii="Sarabun" w:hAnsi="Sarabun" w:cs="Sarabun" w:eastAsia="Sarabun"/>
+          <w:color w:val="1A1E33"/>
+          <w:sz w:val="22"/>
+          <w:szCs w:val="22"/>
+        </w:rPr>
+        <w:t>ประเภทของข้อมูลส่วนบุคคล (เช่น ชื่อ-นามสกุล เลขประจำตัวประชาชน)</w:t>
+      </w:r>
+    </w:p>
+    <w:p>
+      <w:pPr>
+        <w:spacing w:before="0" w:after="80" w:lineRule="auto" w:line="348"/>
+        <w:ind w:left="482" w:hanging="312"/>
+        <w:jc w:val="left"/>
+      </w:pPr>
+      <w:r>
+        <w:rPr>
+          <w:rFonts w:ascii="Sarabun" w:hAnsi="Sarabun" w:cs="Sarabun" w:eastAsia="Sarabun"/>
+          <w:color w:val="E5775A"/>
+          <w:sz w:val="22"/>
+          <w:szCs w:val="22"/>
+          <w:b w:val="1"/>
+          <w:bCs w:val="1"/>
+        </w:rPr>
+        <w:t xml:space="preserve">•  </w:t>
+      </w:r>
+      <w:r>
+        <w:rPr>
+          <w:rFonts w:ascii="Sarabun" w:hAnsi="Sarabun" w:cs="Sarabun" w:eastAsia="Sarabun"/>
+          <w:color w:val="1A1E33"/>
+          <w:sz w:val="22"/>
+          <w:szCs w:val="22"/>
+        </w:rPr>
+        <w:t>กลุ่มหรือประเภทของเจ้าของข้อมูลส่วนบุคคล</w:t>
+      </w:r>
+    </w:p>
+    <w:p>
+      <w:pPr>
+        <w:spacing w:before="0" w:after="80" w:lineRule="auto" w:line="348"/>
+        <w:ind w:left="482" w:hanging="312"/>
+        <w:jc w:val="left"/>
+      </w:pPr>
+      <w:r>
+        <w:rPr>
+          <w:rFonts w:ascii="Sarabun" w:hAnsi="Sarabun" w:cs="Sarabun" w:eastAsia="Sarabun"/>
+          <w:color w:val="E5775A"/>
+          <w:sz w:val="22"/>
+          <w:szCs w:val="22"/>
+          <w:b w:val="1"/>
+          <w:bCs w:val="1"/>
+        </w:rPr>
+        <w:t xml:space="preserve">•  </w:t>
+      </w:r>
+      <w:r>
+        <w:rPr>
+          <w:rFonts w:ascii="Sarabun" w:hAnsi="Sarabun" w:cs="Sarabun" w:eastAsia="Sarabun"/>
+          <w:color w:val="1A1E33"/>
+          <w:sz w:val="22"/>
+          <w:szCs w:val="22"/>
+        </w:rPr>
+        <w:t>ระยะเวลาประมวลผลข้อมูลส่วนบุคคล (ถ้าเลือก "ระบุระยะเวลา" จะมีช่องปี/เดือนโผล่มาอีก)</w:t>
+      </w:r>
+    </w:p>
+    <w:p>
+      <w:pPr>
+        <w:spacing w:before="0" w:after="160" w:lineRule="auto" w:line="348"/>
+        <w:jc w:val="both"/>
+      </w:pPr>
+      <w:r>
+        <w:rPr>
+          <w:rFonts w:ascii="Sarabun" w:hAnsi="Sarabun" w:cs="Sarabun" w:eastAsia="Sarabun"/>
+          <w:color w:val="1A1E33"/>
+          <w:sz w:val="22"/>
+          <w:szCs w:val="22"/>
+          <w:b w:val="1"/>
+          <w:bCs w:val="1"/>
+        </w:rPr>
+        <w:t>ส่วนที่ 4</w:t>
+      </w:r>
+    </w:p>
+    <w:p>
+      <w:pPr>
+        <w:spacing w:before="0" w:after="160" w:lineRule="auto" w:line="348"/>
+        <w:jc w:val="both"/>
+      </w:pPr>
+      <w:r>
+        <w:rPr>
+          <w:rFonts w:ascii="Sarabun" w:hAnsi="Sarabun" w:cs="Sarabun" w:eastAsia="Sarabun"/>
+          <w:color w:val="1A1E33"/>
+          <w:sz w:val="22"/>
+          <w:szCs w:val="22"/>
+        </w:rPr>
+        <w:t xml:space="preserve">เป็นคำถาม 5 ข้อว่าอนุญาตให้ BDI เก็บและส่งต่อข้อมูลได้แค่ไหน </w:t>
+      </w:r>
+      <w:r>
+        <w:rPr>
+          <w:rFonts w:ascii="Sarabun" w:hAnsi="Sarabun" w:cs="Sarabun" w:eastAsia="Sarabun"/>
+          <w:color w:val="1A1E33"/>
+          <w:sz w:val="22"/>
+          <w:szCs w:val="22"/>
+          <w:b w:val="1"/>
+          <w:bCs w:val="1"/>
+        </w:rPr>
+        <w:t>"อนุญาต" หมายถึงส่งต่อได้ทันที ส่วน "ไม่อนุญาต" หมายถึงต้องมาขออนุญาตเป็นครั้ง ๆ ไป</w:t>
+      </w:r>
+      <w:r>
+        <w:rPr>
+          <w:rFonts w:ascii="Sarabun" w:hAnsi="Sarabun" w:cs="Sarabun" w:eastAsia="Sarabun"/>
+          <w:color w:val="1A1E33"/>
+          <w:sz w:val="22"/>
+          <w:szCs w:val="22"/>
+        </w:rPr>
+        <w:t xml:space="preserve"> ปิดท้ายด้วยการ </w:t>
+      </w:r>
+      <w:r>
+        <w:rPr>
+          <w:rFonts w:ascii="Sarabun" w:hAnsi="Sarabun" w:cs="Sarabun" w:eastAsia="Sarabun"/>
+          <w:color w:val="1A1E33"/>
+          <w:sz w:val="22"/>
+          <w:szCs w:val="22"/>
+          <w:b w:val="1"/>
+          <w:bCs w:val="1"/>
+        </w:rPr>
+        <w:t>ติ๊กยืนยัน</w:t>
+      </w:r>
+      <w:r>
+        <w:rPr>
+          <w:rFonts w:ascii="Sarabun" w:hAnsi="Sarabun" w:cs="Sarabun" w:eastAsia="Sarabun"/>
+          <w:color w:val="1A1E33"/>
+          <w:sz w:val="22"/>
+          <w:szCs w:val="22"/>
+        </w:rPr>
+        <w:t xml:space="preserve"> ว่าข้อมูลถูกต้องและหน่วยงานมีอำนาจนำส่ง — ช่องนี้บังคับ</w:t>
+      </w:r>
+    </w:p>
+    <w:p>
+      <w:pPr>
+        <w:spacing w:before="0" w:after="160" w:lineRule="auto" w:line="348"/>
+        <w:jc w:val="both"/>
+      </w:pPr>
+      <w:r>
+        <w:rPr>
+          <w:rFonts w:ascii="Sarabun" w:hAnsi="Sarabun" w:cs="Sarabun" w:eastAsia="Sarabun"/>
+          <w:color w:val="1A1E33"/>
+          <w:sz w:val="22"/>
+          <w:szCs w:val="22"/>
+          <w:b w:val="1"/>
+          <w:bCs w:val="1"/>
+        </w:rPr>
+        <w:t>ส่วนที่ 5</w:t>
+      </w:r>
+    </w:p>
+    <w:p>
+      <w:pPr>
+        <w:spacing w:before="0" w:after="80" w:lineRule="auto" w:line="348"/>
+        <w:ind w:left="482" w:hanging="312"/>
+        <w:jc w:val="left"/>
+      </w:pPr>
+      <w:r>
+        <w:rPr>
+          <w:rFonts w:ascii="Sarabun" w:hAnsi="Sarabun" w:cs="Sarabun" w:eastAsia="Sarabun"/>
+          <w:color w:val="E5775A"/>
+          <w:sz w:val="22"/>
+          <w:szCs w:val="22"/>
+          <w:b w:val="1"/>
+          <w:bCs w:val="1"/>
+        </w:rPr>
+        <w:t xml:space="preserve">•  </w:t>
+      </w:r>
+      <w:r>
+        <w:rPr>
+          <w:rFonts w:ascii="Sarabun" w:hAnsi="Sarabun" w:cs="Sarabun" w:eastAsia="Sarabun"/>
+          <w:color w:val="1A1E33"/>
+          <w:sz w:val="22"/>
+          <w:szCs w:val="22"/>
+          <w:b w:val="1"/>
+          <w:bCs w:val="1"/>
+        </w:rPr>
+        <w:t>พจนานุกรมข้อมูล (Data Dictionary) บังคับแนบ</w:t>
+      </w:r>
+      <w:r>
+        <w:rPr>
+          <w:rFonts w:ascii="Sarabun" w:hAnsi="Sarabun" w:cs="Sarabun" w:eastAsia="Sarabun"/>
+          <w:color w:val="1A1E33"/>
+          <w:sz w:val="22"/>
+          <w:szCs w:val="22"/>
+        </w:rPr>
+        <w:t xml:space="preserve"> รับ PDF, XLSX หรือ CSV ไม่เกิน 10 MB</w:t>
+      </w:r>
+    </w:p>
+    <w:p>
+      <w:pPr>
+        <w:spacing w:before="0" w:after="80" w:lineRule="auto" w:line="348"/>
+        <w:ind w:left="482" w:hanging="312"/>
+        <w:jc w:val="left"/>
+      </w:pPr>
+      <w:r>
+        <w:rPr>
+          <w:rFonts w:ascii="Sarabun" w:hAnsi="Sarabun" w:cs="Sarabun" w:eastAsia="Sarabun"/>
+          <w:color w:val="E5775A"/>
+          <w:sz w:val="22"/>
+          <w:szCs w:val="22"/>
+          <w:b w:val="1"/>
+          <w:bCs w:val="1"/>
+        </w:rPr>
+        <w:t xml:space="preserve">•  </w:t>
+      </w:r>
+      <w:r>
+        <w:rPr>
+          <w:rFonts w:ascii="Sarabun" w:hAnsi="Sarabun" w:cs="Sarabun" w:eastAsia="Sarabun"/>
+          <w:color w:val="1A1E33"/>
+          <w:sz w:val="22"/>
+          <w:szCs w:val="22"/>
+        </w:rPr>
+        <w:t>ตัวอย่างข้อมูล แนบเพิ่มได้ถ้ามี รับ CSV, XLSX หรือ JSON ไม่เกิน 10 MB</w:t>
+      </w:r>
+    </w:p>
+    <w:p>
+      <w:pPr>
+        <w:spacing w:before="280" w:after="120" w:lineRule="auto" w:line="300"/>
+        <w:jc w:val="left"/>
+        <w:keepNext w:val="1"/>
+      </w:pPr>
+      <w:r>
+        <w:rPr>
+          <w:rFonts w:ascii="Sarabun" w:hAnsi="Sarabun" w:cs="Sarabun" w:eastAsia="Sarabun"/>
+          <w:color w:val="192768"/>
           <w:sz w:val="28"/>
           <w:szCs w:val="28"/>
           <w:b w:val="1"/>
           <w:bCs w:val="1"/>
-        </w:rPr>
-        <w:t xml:space="preserve">•  </w:t>
-      </w:r>
-      <w:r>
-        <w:rPr>
-          <w:rFonts w:ascii="Sarabun" w:hAnsi="Sarabun" w:cs="Sarabun" w:eastAsia="Sarabun"/>
-          <w:color w:val="1A1E33"/>
-          <w:sz w:val="28"/>
-          <w:szCs w:val="28"/>
-        </w:rPr>
-        <w:t>ประเภทของข้อมูลส่วนบุคคล (เช่น ชื่อ-นามสกุล เลขประจำตัวประชาชน)</w:t>
-      </w:r>
-    </w:p>
-    <w:p>
-      <w:pPr>
-        <w:spacing w:before="0" w:after="80" w:lineRule="auto" w:line="348"/>
-        <w:ind w:left="482" w:hanging="312"/>
-        <w:jc w:val="left"/>
-      </w:pPr>
-      <w:r>
-        <w:rPr>
-          <w:rFonts w:ascii="Sarabun" w:hAnsi="Sarabun" w:cs="Sarabun" w:eastAsia="Sarabun"/>
-          <w:color w:val="E5775A"/>
           <w:sz w:val="28"/>
           <w:szCs w:val="28"/>
           <w:b w:val="1"/>
           <w:bCs w:val="1"/>
         </w:rPr>
-        <w:t xml:space="preserve">•  </w:t>
-      </w:r>
-      <w:r>
-        <w:rPr>
-          <w:rFonts w:ascii="Sarabun" w:hAnsi="Sarabun" w:cs="Sarabun" w:eastAsia="Sarabun"/>
-          <w:color w:val="1A1E33"/>
-          <w:sz w:val="28"/>
-          <w:szCs w:val="28"/>
-        </w:rPr>
-        <w:t>กลุ่มหรือประเภทของเจ้าของข้อมูลส่วนบุคคล</w:t>
+        <w:t>2.4 ให้ระบบตรวจความครบถ้วน</w:t>
       </w:r>
     </w:p>
     <w:p>
       <w:pPr>
-        <w:spacing w:before="0" w:after="80" w:lineRule="auto" w:line="348"/>
-        <w:ind w:left="482" w:hanging="312"/>
-        <w:jc w:val="left"/>
-      </w:pPr>
-      <w:r>
-        <w:rPr>
-          <w:rFonts w:ascii="Sarabun" w:hAnsi="Sarabun" w:cs="Sarabun" w:eastAsia="Sarabun"/>
-          <w:color w:val="E5775A"/>
-          <w:sz w:val="28"/>
-          <w:szCs w:val="28"/>
+        <w:spacing w:before="0" w:after="160" w:lineRule="auto" w:line="348"/>
+        <w:jc w:val="both"/>
+      </w:pPr>
+      <w:r>
+        <w:rPr>
+          <w:rFonts w:ascii="Sarabun" w:hAnsi="Sarabun" w:cs="Sarabun" w:eastAsia="Sarabun"/>
+          <w:color w:val="1A1E33"/>
+          <w:sz w:val="22"/>
+          <w:szCs w:val="22"/>
+        </w:rPr>
+        <w:t xml:space="preserve">กด </w:t>
+      </w:r>
+      <w:r>
+        <w:rPr>
+          <w:rFonts w:ascii="Sarabun" w:hAnsi="Sarabun" w:cs="Sarabun" w:eastAsia="Sarabun"/>
+          <w:color w:val="1A1E33"/>
+          <w:sz w:val="22"/>
+          <w:szCs w:val="22"/>
           <w:b w:val="1"/>
           <w:bCs w:val="1"/>
         </w:rPr>
-        <w:t xml:space="preserve">•  </w:t>
-      </w:r>
-      <w:r>
-        <w:rPr>
-          <w:rFonts w:ascii="Sarabun" w:hAnsi="Sarabun" w:cs="Sarabun" w:eastAsia="Sarabun"/>
-          <w:color w:val="1A1E33"/>
-          <w:sz w:val="28"/>
-          <w:szCs w:val="28"/>
-        </w:rPr>
-        <w:t>ระยะเวลาประมวลผลข้อมูลส่วนบุคคล (ถ้าเลือก "ระบุระยะเวลา" จะมีช่องปี/เดือนโผล่มาอีก)</w:t>
-      </w:r>
-    </w:p>
-    <w:p>
-      <w:pPr>
-        <w:spacing w:before="0" w:after="160" w:lineRule="auto" w:line="348"/>
-        <w:jc w:val="left"/>
-      </w:pPr>
-      <w:r>
-        <w:rPr>
-          <w:rFonts w:ascii="Sarabun" w:hAnsi="Sarabun" w:cs="Sarabun" w:eastAsia="Sarabun"/>
-          <w:color w:val="1A1E33"/>
-          <w:sz w:val="28"/>
-          <w:szCs w:val="28"/>
-          <w:b w:val="1"/>
-          <w:bCs w:val="1"/>
-        </w:rPr>
-        <w:t>ส่วนที่ 4</w:t>
-      </w:r>
-    </w:p>
-    <w:p>
-      <w:pPr>
-        <w:spacing w:before="0" w:after="160" w:lineRule="auto" w:line="348"/>
-        <w:jc w:val="left"/>
-      </w:pPr>
-      <w:r>
-        <w:rPr>
-          <w:rFonts w:ascii="Sarabun" w:hAnsi="Sarabun" w:cs="Sarabun" w:eastAsia="Sarabun"/>
-          <w:color w:val="1A1E33"/>
-          <w:sz w:val="28"/>
-          <w:szCs w:val="28"/>
-        </w:rPr>
-        <w:t xml:space="preserve">เป็นคำถาม 5 ข้อว่าอนุญาตให้ BDI เก็บและส่งต่อข้อมูลได้แค่ไหน </w:t>
-      </w:r>
-      <w:r>
-        <w:rPr>
-          <w:rFonts w:ascii="Sarabun" w:hAnsi="Sarabun" w:cs="Sarabun" w:eastAsia="Sarabun"/>
-          <w:color w:val="1A1E33"/>
-          <w:sz w:val="28"/>
-          <w:szCs w:val="28"/>
-          <w:b w:val="1"/>
-          <w:bCs w:val="1"/>
-        </w:rPr>
-        <w:t>"อนุญาต" หมายถึงส่งต่อได้ทันที ส่วน "ไม่อนุญาต" หมายถึงต้องมาขออนุญาตเป็นครั้ง ๆ ไป</w:t>
-      </w:r>
-      <w:r>
-        <w:rPr>
-          <w:rFonts w:ascii="Sarabun" w:hAnsi="Sarabun" w:cs="Sarabun" w:eastAsia="Sarabun"/>
-          <w:color w:val="1A1E33"/>
-          <w:sz w:val="28"/>
-          <w:szCs w:val="28"/>
-        </w:rPr>
-        <w:t xml:space="preserve"> ปิดท้ายด้วยการ </w:t>
-      </w:r>
-      <w:r>
-        <w:rPr>
-          <w:rFonts w:ascii="Sarabun" w:hAnsi="Sarabun" w:cs="Sarabun" w:eastAsia="Sarabun"/>
-          <w:color w:val="1A1E33"/>
-          <w:sz w:val="28"/>
-          <w:szCs w:val="28"/>
-          <w:b w:val="1"/>
-          <w:bCs w:val="1"/>
-        </w:rPr>
-        <w:t>ติ๊กยืนยัน</w:t>
-      </w:r>
-      <w:r>
-        <w:rPr>
-          <w:rFonts w:ascii="Sarabun" w:hAnsi="Sarabun" w:cs="Sarabun" w:eastAsia="Sarabun"/>
-          <w:color w:val="1A1E33"/>
-          <w:sz w:val="28"/>
-          <w:szCs w:val="28"/>
-        </w:rPr>
-        <w:t xml:space="preserve"> ว่าข้อมูลถูกต้องและหน่วยงานมีอำนาจนำส่ง — ช่องนี้บังคับ</w:t>
-      </w:r>
-    </w:p>
-    <w:p>
-      <w:pPr>
-        <w:spacing w:before="0" w:after="160" w:lineRule="auto" w:line="348"/>
-        <w:jc w:val="left"/>
-      </w:pPr>
-      <w:r>
-        <w:rPr>
-          <w:rFonts w:ascii="Sarabun" w:hAnsi="Sarabun" w:cs="Sarabun" w:eastAsia="Sarabun"/>
-          <w:color w:val="1A1E33"/>
-          <w:sz w:val="28"/>
-          <w:szCs w:val="28"/>
-          <w:b w:val="1"/>
-          <w:bCs w:val="1"/>
-        </w:rPr>
-        <w:t>ส่วนที่ 5</w:t>
-      </w:r>
-    </w:p>
-    <w:p>
-      <w:pPr>
-        <w:spacing w:before="0" w:after="80" w:lineRule="auto" w:line="348"/>
-        <w:ind w:left="482" w:hanging="312"/>
-        <w:jc w:val="left"/>
-      </w:pPr>
-      <w:r>
-        <w:rPr>
-          <w:rFonts w:ascii="Sarabun" w:hAnsi="Sarabun" w:cs="Sarabun" w:eastAsia="Sarabun"/>
-          <w:color w:val="E5775A"/>
-          <w:sz w:val="28"/>
-          <w:szCs w:val="28"/>
-          <w:b w:val="1"/>
-          <w:bCs w:val="1"/>
-        </w:rPr>
-        <w:t xml:space="preserve">•  </w:t>
-      </w:r>
-      <w:r>
-        <w:rPr>
-          <w:rFonts w:ascii="Sarabun" w:hAnsi="Sarabun" w:cs="Sarabun" w:eastAsia="Sarabun"/>
-          <w:color w:val="1A1E33"/>
-          <w:sz w:val="28"/>
-          <w:szCs w:val="28"/>
-          <w:b w:val="1"/>
-          <w:bCs w:val="1"/>
-        </w:rPr>
-        <w:t>พจนานุกรมข้อมูล (Data Dictionary) บังคับแนบ</w:t>
-      </w:r>
-      <w:r>
-        <w:rPr>
-          <w:rFonts w:ascii="Sarabun" w:hAnsi="Sarabun" w:cs="Sarabun" w:eastAsia="Sarabun"/>
-          <w:color w:val="1A1E33"/>
-          <w:sz w:val="28"/>
-          <w:szCs w:val="28"/>
-        </w:rPr>
-        <w:t xml:space="preserve"> รับ PDF, XLSX หรือ CSV ไม่เกิน 10 MB</w:t>
-      </w:r>
-    </w:p>
-    <w:p>
-      <w:pPr>
-        <w:spacing w:before="0" w:after="80" w:lineRule="auto" w:line="348"/>
-        <w:ind w:left="482" w:hanging="312"/>
-        <w:jc w:val="left"/>
-      </w:pPr>
-      <w:r>
-        <w:rPr>
-          <w:rFonts w:ascii="Sarabun" w:hAnsi="Sarabun" w:cs="Sarabun" w:eastAsia="Sarabun"/>
-          <w:color w:val="E5775A"/>
-          <w:sz w:val="28"/>
-          <w:szCs w:val="28"/>
-          <w:b w:val="1"/>
-          <w:bCs w:val="1"/>
-        </w:rPr>
-        <w:t xml:space="preserve">•  </w:t>
-      </w:r>
-      <w:r>
-        <w:rPr>
-          <w:rFonts w:ascii="Sarabun" w:hAnsi="Sarabun" w:cs="Sarabun" w:eastAsia="Sarabun"/>
-          <w:color w:val="1A1E33"/>
-          <w:sz w:val="28"/>
-          <w:szCs w:val="28"/>
-        </w:rPr>
-        <w:t>ตัวอย่างข้อมูล แนบเพิ่มได้ถ้ามี รับ CSV, XLSX หรือ JSON ไม่เกิน 10 MB</w:t>
-      </w:r>
-    </w:p>
-    <w:p>
-      <w:pPr>
-        <w:spacing w:before="280" w:after="120" w:lineRule="auto" w:line="300"/>
-        <w:jc w:val="left"/>
-        <w:keepNext w:val="1"/>
-      </w:pPr>
-      <w:r>
-        <w:rPr>
-          <w:rFonts w:ascii="Sarabun" w:hAnsi="Sarabun" w:cs="Sarabun" w:eastAsia="Sarabun"/>
-          <w:color w:val="192768"/>
-          <w:sz w:val="34"/>
-          <w:szCs w:val="34"/>
-          <w:b w:val="1"/>
-          <w:bCs w:val="1"/>
-          <w:sz w:val="34"/>
-          <w:szCs w:val="34"/>
-          <w:b w:val="1"/>
-          <w:bCs w:val="1"/>
-        </w:rPr>
-        <w:t>2.4 ให้ระบบตรวจความครบถ้วน</w:t>
-      </w:r>
-    </w:p>
-    <w:p>
-      <w:pPr>
-        <w:spacing w:before="0" w:after="160" w:lineRule="auto" w:line="348"/>
-        <w:jc w:val="left"/>
-      </w:pPr>
-      <w:r>
-        <w:rPr>
-          <w:rFonts w:ascii="Sarabun" w:hAnsi="Sarabun" w:cs="Sarabun" w:eastAsia="Sarabun"/>
-          <w:color w:val="1A1E33"/>
-          <w:sz w:val="28"/>
-          <w:szCs w:val="28"/>
-        </w:rPr>
-        <w:t xml:space="preserve">กด </w:t>
-      </w:r>
-      <w:r>
-        <w:rPr>
-          <w:rFonts w:ascii="Sarabun" w:hAnsi="Sarabun" w:cs="Sarabun" w:eastAsia="Sarabun"/>
-          <w:color w:val="1A1E33"/>
-          <w:sz w:val="28"/>
-          <w:szCs w:val="28"/>
-          <w:b w:val="1"/>
-          <w:bCs w:val="1"/>
-        </w:rPr>
         <w:t>ตรวจสอบและสร้าง PDF</w:t>
       </w:r>
       <w:r>
         <w:rPr>
           <w:rFonts w:ascii="Sarabun" w:hAnsi="Sarabun" w:cs="Sarabun" w:eastAsia="Sarabun"/>
           <w:color w:val="1A1E33"/>
-          <w:sz w:val="28"/>
-          <w:szCs w:val="28"/>
+          <w:sz w:val="22"/>
+          <w:szCs w:val="22"/>
         </w:rPr>
         <w:t xml:space="preserve"> ระบบจะไล่ตรวจทั้งฉบับ ถ้ายังไม่ครบจะขึ้นข้อความสีแดง ใต้ทุกช่องที่มีปัญหา พร้อมข้อความแจ้งเตือนที่มุมล่างขวาว่าเหลือกี่รายการที่ต้องแก้</w:t>
       </w:r>
@@ -4041,8 +4020,8 @@
         <w:rPr>
           <w:rFonts w:ascii="Sarabun" w:hAnsi="Sarabun" w:cs="Sarabun" w:eastAsia="Sarabun"/>
           <w:color w:val="5C637A"/>
-          <w:sz w:val="23"/>
-          <w:szCs w:val="23"/>
+          <w:sz w:val="19"/>
+          <w:szCs w:val="19"/>
           <w:i w:val="1"/>
           <w:iCs w:val="1"/>
         </w:rPr>
@@ -4052,14 +4031,14 @@
     <w:p>
       <w:pPr>
         <w:spacing w:before="0" w:after="160" w:lineRule="auto" w:line="348"/>
-        <w:jc w:val="left"/>
-      </w:pPr>
-      <w:r>
-        <w:rPr>
-          <w:rFonts w:ascii="Sarabun" w:hAnsi="Sarabun" w:cs="Sarabun" w:eastAsia="Sarabun"/>
-          <w:color w:val="1A1E33"/>
-          <w:sz w:val="28"/>
-          <w:szCs w:val="28"/>
+        <w:jc w:val="both"/>
+      </w:pPr>
+      <w:r>
+        <w:rPr>
+          <w:rFonts w:ascii="Sarabun" w:hAnsi="Sarabun" w:cs="Sarabun" w:eastAsia="Sarabun"/>
+          <w:color w:val="1A1E33"/>
+          <w:sz w:val="22"/>
+          <w:szCs w:val="22"/>
         </w:rPr>
         <w:t>พอกรอกครบแล้ว ทั้งห้าส่วนในแถบซ้ายจะเปลี่ยนเป็นสีเขียว</w:t>
       </w:r>
@@ -4120,8 +4099,8 @@
         <w:rPr>
           <w:rFonts w:ascii="Sarabun" w:hAnsi="Sarabun" w:cs="Sarabun" w:eastAsia="Sarabun"/>
           <w:color w:val="5C637A"/>
-          <w:sz w:val="23"/>
-          <w:szCs w:val="23"/>
+          <w:sz w:val="19"/>
+          <w:szCs w:val="19"/>
           <w:i w:val="1"/>
           <w:iCs w:val="1"/>
         </w:rPr>
@@ -4132,7 +4111,7 @@
       <w:pPr>
         <w:spacing w:before="120" w:after="200" w:lineRule="auto" w:line="348"/>
         <w:ind w:left="227" w:right="113"/>
-        <w:jc w:val="left"/>
+        <w:jc w:val="both"/>
         <w:pBdr>
           <w:left w:val="single" w:sz="24" w:space="10" w:color="E5775A"/>
         </w:pBdr>
@@ -4142,8 +4121,8 @@
         <w:rPr>
           <w:rFonts w:ascii="Sarabun" w:hAnsi="Sarabun" w:cs="Sarabun" w:eastAsia="Sarabun"/>
           <w:color w:val="1A1E33"/>
-          <w:sz w:val="28"/>
-          <w:szCs w:val="28"/>
+          <w:sz w:val="22"/>
+          <w:szCs w:val="22"/>
         </w:rPr>
         <w:t xml:space="preserve">ระหว่างทางกด </w:t>
       </w:r>
@@ -4151,39 +4130,39 @@
         <w:rPr>
           <w:rFonts w:ascii="Sarabun" w:hAnsi="Sarabun" w:cs="Sarabun" w:eastAsia="Sarabun"/>
           <w:color w:val="1A1E33"/>
+          <w:sz w:val="22"/>
+          <w:szCs w:val="22"/>
+          <w:b w:val="1"/>
+          <w:bCs w:val="1"/>
+        </w:rPr>
+        <w:t>บันทึกแบบร่าง</w:t>
+      </w:r>
+      <w:r>
+        <w:rPr>
+          <w:rFonts w:ascii="Sarabun" w:hAnsi="Sarabun" w:cs="Sarabun" w:eastAsia="Sarabun"/>
+          <w:color w:val="1A1E33"/>
+          <w:sz w:val="22"/>
+          <w:szCs w:val="22"/>
+        </w:rPr>
+        <w:t xml:space="preserve"> ได้ตลอด ไม่บังคับว่าต้องกรอกครบก่อน</w:t>
+      </w:r>
+    </w:p>
+    <w:p>
+      <w:pPr>
+        <w:spacing w:before="280" w:after="120" w:lineRule="auto" w:line="300"/>
+        <w:jc w:val="left"/>
+        <w:keepNext w:val="1"/>
+      </w:pPr>
+      <w:r>
+        <w:rPr>
+          <w:rFonts w:ascii="Sarabun" w:hAnsi="Sarabun" w:cs="Sarabun" w:eastAsia="Sarabun"/>
+          <w:color w:val="192768"/>
           <w:sz w:val="28"/>
           <w:szCs w:val="28"/>
           <w:b w:val="1"/>
           <w:bCs w:val="1"/>
-        </w:rPr>
-        <w:t>บันทึกแบบร่าง</w:t>
-      </w:r>
-      <w:r>
-        <w:rPr>
-          <w:rFonts w:ascii="Sarabun" w:hAnsi="Sarabun" w:cs="Sarabun" w:eastAsia="Sarabun"/>
-          <w:color w:val="1A1E33"/>
           <w:sz w:val="28"/>
           <w:szCs w:val="28"/>
-        </w:rPr>
-        <w:t xml:space="preserve"> ได้ตลอด ไม่บังคับว่าต้องกรอกครบก่อน</w:t>
-      </w:r>
-    </w:p>
-    <w:p>
-      <w:pPr>
-        <w:spacing w:before="280" w:after="120" w:lineRule="auto" w:line="300"/>
-        <w:jc w:val="left"/>
-        <w:keepNext w:val="1"/>
-      </w:pPr>
-      <w:r>
-        <w:rPr>
-          <w:rFonts w:ascii="Sarabun" w:hAnsi="Sarabun" w:cs="Sarabun" w:eastAsia="Sarabun"/>
-          <w:color w:val="192768"/>
-          <w:sz w:val="34"/>
-          <w:szCs w:val="34"/>
-          <w:b w:val="1"/>
-          <w:bCs w:val="1"/>
-          <w:sz w:val="34"/>
-          <w:szCs w:val="34"/>
           <w:b w:val="1"/>
           <w:bCs w:val="1"/>
         </w:rPr>
@@ -4246,8 +4225,8 @@
         <w:rPr>
           <w:rFonts w:ascii="Sarabun" w:hAnsi="Sarabun" w:cs="Sarabun" w:eastAsia="Sarabun"/>
           <w:color w:val="5C637A"/>
-          <w:sz w:val="23"/>
-          <w:szCs w:val="23"/>
+          <w:sz w:val="19"/>
+          <w:szCs w:val="19"/>
           <w:i w:val="1"/>
           <w:iCs w:val="1"/>
         </w:rPr>
@@ -4257,14 +4236,14 @@
     <w:p>
       <w:pPr>
         <w:spacing w:before="0" w:after="160" w:lineRule="auto" w:line="348"/>
-        <w:jc w:val="left"/>
-      </w:pPr>
-      <w:r>
-        <w:rPr>
-          <w:rFonts w:ascii="Sarabun" w:hAnsi="Sarabun" w:cs="Sarabun" w:eastAsia="Sarabun"/>
-          <w:color w:val="1A1E33"/>
-          <w:sz w:val="28"/>
-          <w:szCs w:val="28"/>
+        <w:jc w:val="both"/>
+      </w:pPr>
+      <w:r>
+        <w:rPr>
+          <w:rFonts w:ascii="Sarabun" w:hAnsi="Sarabun" w:cs="Sarabun" w:eastAsia="Sarabun"/>
+          <w:color w:val="1A1E33"/>
+          <w:sz w:val="22"/>
+          <w:szCs w:val="22"/>
         </w:rPr>
         <w:t xml:space="preserve">หน้านี้แสดงทั้ง </w:t>
       </w:r>
@@ -4272,8 +4251,8 @@
         <w:rPr>
           <w:rFonts w:ascii="Sarabun" w:hAnsi="Sarabun" w:cs="Sarabun" w:eastAsia="Sarabun"/>
           <w:color w:val="1A1E33"/>
-          <w:sz w:val="28"/>
-          <w:szCs w:val="28"/>
+          <w:sz w:val="22"/>
+          <w:szCs w:val="22"/>
           <w:b w:val="1"/>
           <w:bCs w:val="1"/>
         </w:rPr>
@@ -4283,8 +4262,8 @@
         <w:rPr>
           <w:rFonts w:ascii="Sarabun" w:hAnsi="Sarabun" w:cs="Sarabun" w:eastAsia="Sarabun"/>
           <w:color w:val="1A1E33"/>
-          <w:sz w:val="28"/>
-          <w:szCs w:val="28"/>
+          <w:sz w:val="22"/>
+          <w:szCs w:val="22"/>
         </w:rPr>
         <w:t xml:space="preserve"> และ </w:t>
       </w:r>
@@ -4292,8 +4271,8 @@
         <w:rPr>
           <w:rFonts w:ascii="Sarabun" w:hAnsi="Sarabun" w:cs="Sarabun" w:eastAsia="Sarabun"/>
           <w:color w:val="1A1E33"/>
-          <w:sz w:val="28"/>
-          <w:szCs w:val="28"/>
+          <w:sz w:val="22"/>
+          <w:szCs w:val="22"/>
           <w:b w:val="1"/>
           <w:bCs w:val="1"/>
         </w:rPr>
@@ -4303,8 +4282,8 @@
         <w:rPr>
           <w:rFonts w:ascii="Sarabun" w:hAnsi="Sarabun" w:cs="Sarabun" w:eastAsia="Sarabun"/>
           <w:color w:val="1A1E33"/>
-          <w:sz w:val="28"/>
-          <w:szCs w:val="28"/>
+          <w:sz w:val="22"/>
+          <w:szCs w:val="22"/>
         </w:rPr>
         <w:t xml:space="preserve"> ให้ตรวจอีกรอบว่าไฟล์ที่แนบเป็นฉบับล่าสุด</w:t>
       </w:r>
@@ -4365,8 +4344,8 @@
         <w:rPr>
           <w:rFonts w:ascii="Sarabun" w:hAnsi="Sarabun" w:cs="Sarabun" w:eastAsia="Sarabun"/>
           <w:color w:val="5C637A"/>
-          <w:sz w:val="23"/>
-          <w:szCs w:val="23"/>
+          <w:sz w:val="19"/>
+          <w:szCs w:val="19"/>
           <w:i w:val="1"/>
           <w:iCs w:val="1"/>
         </w:rPr>
@@ -4376,14 +4355,14 @@
     <w:p>
       <w:pPr>
         <w:spacing w:before="0" w:after="160" w:lineRule="auto" w:line="348"/>
-        <w:jc w:val="left"/>
-      </w:pPr>
-      <w:r>
-        <w:rPr>
-          <w:rFonts w:ascii="Sarabun" w:hAnsi="Sarabun" w:cs="Sarabun" w:eastAsia="Sarabun"/>
-          <w:color w:val="1A1E33"/>
-          <w:sz w:val="28"/>
-          <w:szCs w:val="28"/>
+        <w:jc w:val="both"/>
+      </w:pPr>
+      <w:r>
+        <w:rPr>
+          <w:rFonts w:ascii="Sarabun" w:hAnsi="Sarabun" w:cs="Sarabun" w:eastAsia="Sarabun"/>
+          <w:color w:val="1A1E33"/>
+          <w:sz w:val="22"/>
+          <w:szCs w:val="22"/>
         </w:rPr>
         <w:t xml:space="preserve">ตรวจเรียบร้อยแล้วกด </w:t>
       </w:r>
@@ -4391,8 +4370,8 @@
         <w:rPr>
           <w:rFonts w:ascii="Sarabun" w:hAnsi="Sarabun" w:cs="Sarabun" w:eastAsia="Sarabun"/>
           <w:color w:val="1A1E33"/>
-          <w:sz w:val="28"/>
-          <w:szCs w:val="28"/>
+          <w:sz w:val="22"/>
+          <w:szCs w:val="22"/>
           <w:b w:val="1"/>
           <w:bCs w:val="1"/>
         </w:rPr>
@@ -4455,8 +4434,8 @@
         <w:rPr>
           <w:rFonts w:ascii="Sarabun" w:hAnsi="Sarabun" w:cs="Sarabun" w:eastAsia="Sarabun"/>
           <w:color w:val="5C637A"/>
-          <w:sz w:val="23"/>
-          <w:szCs w:val="23"/>
+          <w:sz w:val="19"/>
+          <w:szCs w:val="19"/>
           <w:i w:val="1"/>
           <w:iCs w:val="1"/>
         </w:rPr>
@@ -4466,14 +4445,14 @@
     <w:p>
       <w:pPr>
         <w:spacing w:before="0" w:after="160" w:lineRule="auto" w:line="348"/>
-        <w:jc w:val="left"/>
-      </w:pPr>
-      <w:r>
-        <w:rPr>
-          <w:rFonts w:ascii="Sarabun" w:hAnsi="Sarabun" w:cs="Sarabun" w:eastAsia="Sarabun"/>
-          <w:color w:val="1A1E33"/>
-          <w:sz w:val="28"/>
-          <w:szCs w:val="28"/>
+        <w:jc w:val="both"/>
+      </w:pPr>
+      <w:r>
+        <w:rPr>
+          <w:rFonts w:ascii="Sarabun" w:hAnsi="Sarabun" w:cs="Sarabun" w:eastAsia="Sarabun"/>
+          <w:color w:val="1A1E33"/>
+          <w:sz w:val="22"/>
+          <w:szCs w:val="22"/>
         </w:rPr>
         <w:t xml:space="preserve">สถานะจะเป็น </w:t>
       </w:r>
@@ -4481,8 +4460,8 @@
         <w:rPr>
           <w:rFonts w:ascii="Sarabun" w:hAnsi="Sarabun" w:cs="Sarabun" w:eastAsia="Sarabun"/>
           <w:color w:val="1A1E33"/>
-          <w:sz w:val="28"/>
-          <w:szCs w:val="28"/>
+          <w:sz w:val="22"/>
+          <w:szCs w:val="22"/>
           <w:b w:val="1"/>
           <w:bCs w:val="1"/>
         </w:rPr>
@@ -4492,8 +4471,8 @@
         <w:rPr>
           <w:rFonts w:ascii="Sarabun" w:hAnsi="Sarabun" w:cs="Sarabun" w:eastAsia="Sarabun"/>
           <w:color w:val="1A1E33"/>
-          <w:sz w:val="28"/>
-          <w:szCs w:val="28"/>
+          <w:sz w:val="22"/>
+          <w:szCs w:val="22"/>
         </w:rPr>
         <w:t xml:space="preserve"> · </w:t>
       </w:r>
@@ -4501,8 +4480,8 @@
         <w:rPr>
           <w:rFonts w:ascii="Sarabun" w:hAnsi="Sarabun" w:cs="Sarabun" w:eastAsia="Sarabun"/>
           <w:color w:val="1A1E33"/>
-          <w:sz w:val="28"/>
-          <w:szCs w:val="28"/>
+          <w:sz w:val="22"/>
+          <w:szCs w:val="22"/>
           <w:b w:val="1"/>
           <w:bCs w:val="1"/>
         </w:rPr>
@@ -4512,19 +4491,11 @@
         <w:rPr>
           <w:rFonts w:ascii="Sarabun" w:hAnsi="Sarabun" w:cs="Sarabun" w:eastAsia="Sarabun"/>
           <w:color w:val="1A1E33"/>
-          <w:sz w:val="28"/>
-          <w:szCs w:val="28"/>
+          <w:sz w:val="22"/>
+          <w:szCs w:val="22"/>
         </w:rPr>
         <w:t xml:space="preserve"> · และระบบส่งอีเมลกับการแจ้งเตือนถึงเจ้าหน้าที่ BDI ทุกคน</w:t>
       </w:r>
-    </w:p>
-    <w:p>
-      <w:pPr>
-        <w:spacing w:before="80" w:after="200" w:lineRule="auto" w:line="240"/>
-        <w:pBdr>
-          <w:bottom w:val="single" w:sz="6" w:space="4" w:color="D8DCE6"/>
-        </w:pBdr>
-      </w:pPr>
     </w:p>
     <w:p>
       <w:pPr>
@@ -4534,17 +4505,18 @@
         <w:pBdr>
           <w:bottom w:val="single" w:sz="6" w:space="4" w:color="D8DCE6"/>
         </w:pBdr>
+        <w:pageBreakBefore w:val="1"/>
       </w:pPr>
       <w:r>
         <w:rPr>
           <w:rFonts w:ascii="Sarabun" w:hAnsi="Sarabun" w:cs="Sarabun" w:eastAsia="Sarabun"/>
           <w:color w:val="192768"/>
-          <w:sz w:val="44"/>
-          <w:szCs w:val="44"/>
+          <w:sz w:val="36"/>
+          <w:szCs w:val="36"/>
           <w:b w:val="1"/>
           <w:bCs w:val="1"/>
-          <w:sz w:val="44"/>
-          <w:szCs w:val="44"/>
+          <w:sz w:val="36"/>
+          <w:szCs w:val="36"/>
           <w:b w:val="1"/>
           <w:bCs w:val="1"/>
         </w:rPr>
@@ -4554,14 +4526,14 @@
     <w:p>
       <w:pPr>
         <w:spacing w:before="0" w:after="160" w:lineRule="auto" w:line="348"/>
-        <w:jc w:val="left"/>
-      </w:pPr>
-      <w:r>
-        <w:rPr>
-          <w:rFonts w:ascii="Sarabun" w:hAnsi="Sarabun" w:cs="Sarabun" w:eastAsia="Sarabun"/>
-          <w:color w:val="1A1E33"/>
-          <w:sz w:val="28"/>
-          <w:szCs w:val="28"/>
+        <w:jc w:val="both"/>
+      </w:pPr>
+      <w:r>
+        <w:rPr>
+          <w:rFonts w:ascii="Sarabun" w:hAnsi="Sarabun" w:cs="Sarabun" w:eastAsia="Sarabun"/>
+          <w:color w:val="1A1E33"/>
+          <w:sz w:val="22"/>
+          <w:szCs w:val="22"/>
           <w:b w:val="1"/>
           <w:bCs w:val="1"/>
         </w:rPr>
@@ -4571,8 +4543,8 @@
         <w:rPr>
           <w:rFonts w:ascii="Sarabun" w:hAnsi="Sarabun" w:cs="Sarabun" w:eastAsia="Sarabun"/>
           <w:color w:val="1A1E33"/>
-          <w:sz w:val="28"/>
-          <w:szCs w:val="28"/>
+          <w:sz w:val="22"/>
+          <w:szCs w:val="22"/>
         </w:rPr>
         <w:t xml:space="preserve"> แล้วกดเมนู </w:t>
       </w:r>
@@ -4580,8 +4552,8 @@
         <w:rPr>
           <w:rFonts w:ascii="Sarabun" w:hAnsi="Sarabun" w:cs="Sarabun" w:eastAsia="Sarabun"/>
           <w:color w:val="1A1E33"/>
-          <w:sz w:val="28"/>
-          <w:szCs w:val="28"/>
+          <w:sz w:val="22"/>
+          <w:szCs w:val="22"/>
           <w:b w:val="1"/>
           <w:bCs w:val="1"/>
         </w:rPr>
@@ -4644,8 +4616,8 @@
         <w:rPr>
           <w:rFonts w:ascii="Sarabun" w:hAnsi="Sarabun" w:cs="Sarabun" w:eastAsia="Sarabun"/>
           <w:color w:val="5C637A"/>
-          <w:sz w:val="23"/>
-          <w:szCs w:val="23"/>
+          <w:sz w:val="19"/>
+          <w:szCs w:val="19"/>
           <w:i w:val="1"/>
           <w:iCs w:val="1"/>
         </w:rPr>
@@ -4655,14 +4627,14 @@
     <w:p>
       <w:pPr>
         <w:spacing w:before="0" w:after="160" w:lineRule="auto" w:line="348"/>
-        <w:jc w:val="left"/>
-      </w:pPr>
-      <w:r>
-        <w:rPr>
-          <w:rFonts w:ascii="Sarabun" w:hAnsi="Sarabun" w:cs="Sarabun" w:eastAsia="Sarabun"/>
-          <w:color w:val="1A1E33"/>
-          <w:sz w:val="28"/>
-          <w:szCs w:val="28"/>
+        <w:jc w:val="both"/>
+      </w:pPr>
+      <w:r>
+        <w:rPr>
+          <w:rFonts w:ascii="Sarabun" w:hAnsi="Sarabun" w:cs="Sarabun" w:eastAsia="Sarabun"/>
+          <w:color w:val="1A1E33"/>
+          <w:sz w:val="22"/>
+          <w:szCs w:val="22"/>
         </w:rPr>
         <w:t xml:space="preserve">เจ้าหน้าที่ BDI </w:t>
       </w:r>
@@ -4670,8 +4642,8 @@
         <w:rPr>
           <w:rFonts w:ascii="Sarabun" w:hAnsi="Sarabun" w:cs="Sarabun" w:eastAsia="Sarabun"/>
           <w:color w:val="1A1E33"/>
-          <w:sz w:val="28"/>
-          <w:szCs w:val="28"/>
+          <w:sz w:val="22"/>
+          <w:szCs w:val="22"/>
           <w:b w:val="1"/>
           <w:bCs w:val="1"/>
         </w:rPr>
@@ -4681,8 +4653,8 @@
         <w:rPr>
           <w:rFonts w:ascii="Sarabun" w:hAnsi="Sarabun" w:cs="Sarabun" w:eastAsia="Sarabun"/>
           <w:color w:val="1A1E33"/>
-          <w:sz w:val="28"/>
-          <w:szCs w:val="28"/>
+          <w:sz w:val="22"/>
+          <w:szCs w:val="22"/>
         </w:rPr>
         <w:t xml:space="preserve"> และใช้ปุ่มกรองสถานะหรือช่องค้นหาได้เหมือนหน้าหน่วยงาน</w:t>
       </w:r>
@@ -4690,14 +4662,14 @@
     <w:p>
       <w:pPr>
         <w:spacing w:before="0" w:after="160" w:lineRule="auto" w:line="348"/>
-        <w:jc w:val="left"/>
-      </w:pPr>
-      <w:r>
-        <w:rPr>
-          <w:rFonts w:ascii="Sarabun" w:hAnsi="Sarabun" w:cs="Sarabun" w:eastAsia="Sarabun"/>
-          <w:color w:val="1A1E33"/>
-          <w:sz w:val="28"/>
-          <w:szCs w:val="28"/>
+        <w:jc w:val="both"/>
+      </w:pPr>
+      <w:r>
+        <w:rPr>
+          <w:rFonts w:ascii="Sarabun" w:hAnsi="Sarabun" w:cs="Sarabun" w:eastAsia="Sarabun"/>
+          <w:color w:val="1A1E33"/>
+          <w:sz w:val="22"/>
+          <w:szCs w:val="22"/>
         </w:rPr>
         <w:t xml:space="preserve">เปิดคำขอขึ้นมา จะเห็นการ์ด </w:t>
       </w:r>
@@ -4705,8 +4677,8 @@
         <w:rPr>
           <w:rFonts w:ascii="Sarabun" w:hAnsi="Sarabun" w:cs="Sarabun" w:eastAsia="Sarabun"/>
           <w:color w:val="1A1E33"/>
-          <w:sz w:val="28"/>
-          <w:szCs w:val="28"/>
+          <w:sz w:val="22"/>
+          <w:szCs w:val="22"/>
           <w:b w:val="1"/>
           <w:bCs w:val="1"/>
         </w:rPr>
@@ -4716,8 +4688,8 @@
         <w:rPr>
           <w:rFonts w:ascii="Sarabun" w:hAnsi="Sarabun" w:cs="Sarabun" w:eastAsia="Sarabun"/>
           <w:color w:val="1A1E33"/>
-          <w:sz w:val="28"/>
-          <w:szCs w:val="28"/>
+          <w:sz w:val="22"/>
+          <w:szCs w:val="22"/>
         </w:rPr>
         <w:t xml:space="preserve"> พร้อมปุ่มครบชุด</w:t>
       </w:r>
@@ -4778,8 +4750,8 @@
         <w:rPr>
           <w:rFonts w:ascii="Sarabun" w:hAnsi="Sarabun" w:cs="Sarabun" w:eastAsia="Sarabun"/>
           <w:color w:val="5C637A"/>
-          <w:sz w:val="23"/>
-          <w:szCs w:val="23"/>
+          <w:sz w:val="19"/>
+          <w:szCs w:val="19"/>
           <w:i w:val="1"/>
           <w:iCs w:val="1"/>
         </w:rPr>
@@ -4825,8 +4797,8 @@
               <w:rPr>
                 <w:rFonts w:ascii="Sarabun" w:hAnsi="Sarabun" w:cs="Sarabun" w:eastAsia="Sarabun"/>
                 <w:color w:val="FFFFFF"/>
-                <w:sz w:val="25"/>
-                <w:szCs w:val="25"/>
+                <w:sz w:val="20"/>
+                <w:szCs w:val="20"/>
                 <w:b w:val="1"/>
                 <w:bCs w:val="1"/>
               </w:rPr>
@@ -4835,12 +4807,12 @@
               <w:rPr>
                 <w:rFonts w:ascii="Sarabun" w:hAnsi="Sarabun" w:cs="Sarabun" w:eastAsia="Sarabun"/>
                 <w:color w:val="FFFFFF"/>
-                <w:sz w:val="25"/>
-                <w:szCs w:val="25"/>
+                <w:sz w:val="20"/>
+                <w:szCs w:val="20"/>
                 <w:b w:val="1"/>
                 <w:bCs w:val="1"/>
-                <w:sz w:val="25"/>
-                <w:szCs w:val="25"/>
+                <w:sz w:val="20"/>
+                <w:szCs w:val="20"/>
                 <w:b w:val="1"/>
                 <w:bCs w:val="1"/>
               </w:rPr>
@@ -4862,8 +4834,8 @@
               <w:rPr>
                 <w:rFonts w:ascii="Sarabun" w:hAnsi="Sarabun" w:cs="Sarabun" w:eastAsia="Sarabun"/>
                 <w:color w:val="FFFFFF"/>
-                <w:sz w:val="25"/>
-                <w:szCs w:val="25"/>
+                <w:sz w:val="20"/>
+                <w:szCs w:val="20"/>
                 <w:b w:val="1"/>
                 <w:bCs w:val="1"/>
               </w:rPr>
@@ -4872,12 +4844,12 @@
               <w:rPr>
                 <w:rFonts w:ascii="Sarabun" w:hAnsi="Sarabun" w:cs="Sarabun" w:eastAsia="Sarabun"/>
                 <w:color w:val="FFFFFF"/>
-                <w:sz w:val="25"/>
-                <w:szCs w:val="25"/>
+                <w:sz w:val="20"/>
+                <w:szCs w:val="20"/>
                 <w:b w:val="1"/>
                 <w:bCs w:val="1"/>
-                <w:sz w:val="25"/>
-                <w:szCs w:val="25"/>
+                <w:sz w:val="20"/>
+                <w:szCs w:val="20"/>
                 <w:b w:val="1"/>
                 <w:bCs w:val="1"/>
               </w:rPr>
@@ -4902,8 +4874,8 @@
               <w:rPr>
                 <w:rFonts w:ascii="Sarabun" w:hAnsi="Sarabun" w:cs="Sarabun" w:eastAsia="Sarabun"/>
                 <w:color w:val="1A1E33"/>
-                <w:sz w:val="25"/>
-                <w:szCs w:val="25"/>
+                <w:sz w:val="20"/>
+                <w:szCs w:val="20"/>
                 <w:b w:val="1"/>
                 <w:bCs w:val="1"/>
               </w:rPr>
@@ -4926,8 +4898,8 @@
               <w:rPr>
                 <w:rFonts w:ascii="Sarabun" w:hAnsi="Sarabun" w:cs="Sarabun" w:eastAsia="Sarabun"/>
                 <w:color w:val="1A1E33"/>
-                <w:sz w:val="25"/>
-                <w:szCs w:val="25"/>
+                <w:sz w:val="20"/>
+                <w:szCs w:val="20"/>
               </w:rPr>
               <w:t>ส่งให้ผู้เชี่ยวชาญข้อมูลช่วยตรวจก่อน (ไม่บังคับ)</w:t>
             </w:r>
@@ -4950,8 +4922,8 @@
               <w:rPr>
                 <w:rFonts w:ascii="Sarabun" w:hAnsi="Sarabun" w:cs="Sarabun" w:eastAsia="Sarabun"/>
                 <w:color w:val="1A1E33"/>
-                <w:sz w:val="25"/>
-                <w:szCs w:val="25"/>
+                <w:sz w:val="20"/>
+                <w:szCs w:val="20"/>
                 <w:b w:val="1"/>
                 <w:bCs w:val="1"/>
               </w:rPr>
@@ -4974,8 +4946,8 @@
               <w:rPr>
                 <w:rFonts w:ascii="Sarabun" w:hAnsi="Sarabun" w:cs="Sarabun" w:eastAsia="Sarabun"/>
                 <w:color w:val="1A1E33"/>
-                <w:sz w:val="25"/>
-                <w:szCs w:val="25"/>
+                <w:sz w:val="20"/>
+                <w:szCs w:val="20"/>
               </w:rPr>
               <w:t>ส่งกลับให้หน่วยงานแก้ (ต้องพิมพ์เหตุผลอย่างน้อย 10 ตัวอักษร)</w:t>
             </w:r>
@@ -4998,8 +4970,8 @@
               <w:rPr>
                 <w:rFonts w:ascii="Sarabun" w:hAnsi="Sarabun" w:cs="Sarabun" w:eastAsia="Sarabun"/>
                 <w:color w:val="1A1E33"/>
-                <w:sz w:val="25"/>
-                <w:szCs w:val="25"/>
+                <w:sz w:val="20"/>
+                <w:szCs w:val="20"/>
                 <w:b w:val="1"/>
                 <w:bCs w:val="1"/>
               </w:rPr>
@@ -5022,8 +4994,8 @@
               <w:rPr>
                 <w:rFonts w:ascii="Sarabun" w:hAnsi="Sarabun" w:cs="Sarabun" w:eastAsia="Sarabun"/>
                 <w:color w:val="1A1E33"/>
-                <w:sz w:val="25"/>
-                <w:szCs w:val="25"/>
+                <w:sz w:val="20"/>
+                <w:szCs w:val="20"/>
               </w:rPr>
               <w:t>ส่งไปด่านที่ 2</w:t>
             </w:r>
@@ -5046,12 +5018,12 @@
         <w:rPr>
           <w:rFonts w:ascii="Sarabun" w:hAnsi="Sarabun" w:cs="Sarabun" w:eastAsia="Sarabun"/>
           <w:color w:val="192768"/>
-          <w:sz w:val="34"/>
-          <w:szCs w:val="34"/>
+          <w:sz w:val="28"/>
+          <w:szCs w:val="28"/>
           <w:b w:val="1"/>
           <w:bCs w:val="1"/>
-          <w:sz w:val="34"/>
-          <w:szCs w:val="34"/>
+          <w:sz w:val="28"/>
+          <w:szCs w:val="28"/>
           <w:b w:val="1"/>
           <w:bCs w:val="1"/>
         </w:rPr>
@@ -5114,8 +5086,8 @@
         <w:rPr>
           <w:rFonts w:ascii="Sarabun" w:hAnsi="Sarabun" w:cs="Sarabun" w:eastAsia="Sarabun"/>
           <w:color w:val="5C637A"/>
-          <w:sz w:val="23"/>
-          <w:szCs w:val="23"/>
+          <w:sz w:val="19"/>
+          <w:szCs w:val="19"/>
           <w:i w:val="1"/>
           <w:iCs w:val="1"/>
         </w:rPr>
@@ -5125,14 +5097,14 @@
     <w:p>
       <w:pPr>
         <w:spacing w:before="0" w:after="160" w:lineRule="auto" w:line="348"/>
-        <w:jc w:val="left"/>
-      </w:pPr>
-      <w:r>
-        <w:rPr>
-          <w:rFonts w:ascii="Sarabun" w:hAnsi="Sarabun" w:cs="Sarabun" w:eastAsia="Sarabun"/>
-          <w:color w:val="1A1E33"/>
-          <w:sz w:val="28"/>
-          <w:szCs w:val="28"/>
+        <w:jc w:val="both"/>
+      </w:pPr>
+      <w:r>
+        <w:rPr>
+          <w:rFonts w:ascii="Sarabun" w:hAnsi="Sarabun" w:cs="Sarabun" w:eastAsia="Sarabun"/>
+          <w:color w:val="1A1E33"/>
+          <w:sz w:val="22"/>
+          <w:szCs w:val="22"/>
         </w:rPr>
         <w:t xml:space="preserve">เลือกผู้เชี่ยวชาญจากรายการแล้วกด </w:t>
       </w:r>
@@ -5140,8 +5112,8 @@
         <w:rPr>
           <w:rFonts w:ascii="Sarabun" w:hAnsi="Sarabun" w:cs="Sarabun" w:eastAsia="Sarabun"/>
           <w:color w:val="1A1E33"/>
-          <w:sz w:val="28"/>
-          <w:szCs w:val="28"/>
+          <w:sz w:val="22"/>
+          <w:szCs w:val="22"/>
           <w:b w:val="1"/>
           <w:bCs w:val="1"/>
         </w:rPr>
@@ -5151,8 +5123,8 @@
         <w:rPr>
           <w:rFonts w:ascii="Sarabun" w:hAnsi="Sarabun" w:cs="Sarabun" w:eastAsia="Sarabun"/>
           <w:color w:val="1A1E33"/>
-          <w:sz w:val="28"/>
-          <w:szCs w:val="28"/>
+          <w:sz w:val="22"/>
+          <w:szCs w:val="22"/>
         </w:rPr>
         <w:t xml:space="preserve"> สถานะจะเปลี่ยนเป็น </w:t>
       </w:r>
@@ -5160,8 +5132,8 @@
         <w:rPr>
           <w:rFonts w:ascii="Sarabun" w:hAnsi="Sarabun" w:cs="Sarabun" w:eastAsia="Sarabun"/>
           <w:color w:val="1A1E33"/>
-          <w:sz w:val="28"/>
-          <w:szCs w:val="28"/>
+          <w:sz w:val="22"/>
+          <w:szCs w:val="22"/>
           <w:b w:val="1"/>
           <w:bCs w:val="1"/>
         </w:rPr>
@@ -5171,8 +5143,8 @@
         <w:rPr>
           <w:rFonts w:ascii="Sarabun" w:hAnsi="Sarabun" w:cs="Sarabun" w:eastAsia="Sarabun"/>
           <w:color w:val="1A1E33"/>
-          <w:sz w:val="28"/>
-          <w:szCs w:val="28"/>
+          <w:sz w:val="22"/>
+          <w:szCs w:val="22"/>
         </w:rPr>
         <w:t xml:space="preserve"> และผู้เชี่ยวชาญจะได้รับทั้งอีเมลและการแจ้งเตือน</w:t>
       </w:r>
@@ -5233,8 +5205,8 @@
         <w:rPr>
           <w:rFonts w:ascii="Sarabun" w:hAnsi="Sarabun" w:cs="Sarabun" w:eastAsia="Sarabun"/>
           <w:color w:val="5C637A"/>
-          <w:sz w:val="23"/>
-          <w:szCs w:val="23"/>
+          <w:sz w:val="19"/>
+          <w:szCs w:val="19"/>
           <w:i w:val="1"/>
           <w:iCs w:val="1"/>
         </w:rPr>
@@ -5244,108 +5216,108 @@
     <w:p>
       <w:pPr>
         <w:spacing w:before="0" w:after="160" w:lineRule="auto" w:line="348"/>
+        <w:jc w:val="both"/>
+      </w:pPr>
+      <w:r>
+        <w:rPr>
+          <w:rFonts w:ascii="Sarabun" w:hAnsi="Sarabun" w:cs="Sarabun" w:eastAsia="Sarabun"/>
+          <w:color w:val="1A1E33"/>
+          <w:sz w:val="22"/>
+          <w:szCs w:val="22"/>
+        </w:rPr>
+        <w:t xml:space="preserve">ระหว่างที่คำขออยู่กับผู้เชี่ยวชาญ เจ้าหน้าที่จะทำได้อย่างเดียวคือ </w:t>
+      </w:r>
+      <w:r>
+        <w:rPr>
+          <w:rFonts w:ascii="Sarabun" w:hAnsi="Sarabun" w:cs="Sarabun" w:eastAsia="Sarabun"/>
+          <w:color w:val="1A1E33"/>
+          <w:sz w:val="22"/>
+          <w:szCs w:val="22"/>
+          <w:b w:val="1"/>
+          <w:bCs w:val="1"/>
+        </w:rPr>
+        <w:t>เปลี่ยนหรือถอนผู้เชี่ยวชาญ</w:t>
+      </w:r>
+      <w:r>
+        <w:rPr>
+          <w:rFonts w:ascii="Sarabun" w:hAnsi="Sarabun" w:cs="Sarabun" w:eastAsia="Sarabun"/>
+          <w:color w:val="1A1E33"/>
+          <w:sz w:val="22"/>
+          <w:szCs w:val="22"/>
+        </w:rPr>
+        <w:t xml:space="preserve"> (เลือก "ไม่มอบหมาย" ในกล่องเดิม เพื่อดึงคำขอกลับมาตรวจเอง)</w:t>
+      </w:r>
+    </w:p>
+    <w:p>
+      <w:pPr>
+        <w:spacing w:before="0" w:after="160" w:lineRule="auto" w:line="348"/>
+        <w:jc w:val="both"/>
+      </w:pPr>
+      <w:r>
+        <w:rPr>
+          <w:rFonts w:ascii="Sarabun" w:hAnsi="Sarabun" w:cs="Sarabun" w:eastAsia="Sarabun"/>
+          <w:color w:val="1A1E33"/>
+          <w:sz w:val="22"/>
+          <w:szCs w:val="22"/>
+        </w:rPr>
+        <w:t xml:space="preserve">ด้านล่างของหน้าจะมีการ์ด </w:t>
+      </w:r>
+      <w:r>
+        <w:rPr>
+          <w:rFonts w:ascii="Sarabun" w:hAnsi="Sarabun" w:cs="Sarabun" w:eastAsia="Sarabun"/>
+          <w:color w:val="1A1E33"/>
+          <w:sz w:val="22"/>
+          <w:szCs w:val="22"/>
+          <w:b w:val="1"/>
+          <w:bCs w:val="1"/>
+        </w:rPr>
+        <w:t>ผู้เชี่ยวชาญที่ได้รับมอบหมาย</w:t>
+      </w:r>
+      <w:r>
+        <w:rPr>
+          <w:rFonts w:ascii="Sarabun" w:hAnsi="Sarabun" w:cs="Sarabun" w:eastAsia="Sarabun"/>
+          <w:color w:val="1A1E33"/>
+          <w:sz w:val="22"/>
+          <w:szCs w:val="22"/>
+        </w:rPr>
+        <w:t xml:space="preserve"> โผล่ขึ้นมา บอกชื่อ อีเมล และเวลาที่มอบหมาย</w:t>
+      </w:r>
+    </w:p>
+    <w:p>
+      <w:pPr>
+        <w:spacing w:before="280" w:after="120" w:lineRule="auto" w:line="300"/>
         <w:jc w:val="left"/>
-      </w:pPr>
-      <w:r>
-        <w:rPr>
-          <w:rFonts w:ascii="Sarabun" w:hAnsi="Sarabun" w:cs="Sarabun" w:eastAsia="Sarabun"/>
-          <w:color w:val="1A1E33"/>
-          <w:sz w:val="28"/>
-          <w:szCs w:val="28"/>
-        </w:rPr>
-        <w:t xml:space="preserve">ระหว่างที่คำขออยู่กับผู้เชี่ยวชาญ เจ้าหน้าที่จะทำได้อย่างเดียวคือ </w:t>
-      </w:r>
-      <w:r>
-        <w:rPr>
-          <w:rFonts w:ascii="Sarabun" w:hAnsi="Sarabun" w:cs="Sarabun" w:eastAsia="Sarabun"/>
-          <w:color w:val="1A1E33"/>
+        <w:keepNext w:val="1"/>
+      </w:pPr>
+      <w:r>
+        <w:rPr>
+          <w:rFonts w:ascii="Sarabun" w:hAnsi="Sarabun" w:cs="Sarabun" w:eastAsia="Sarabun"/>
+          <w:color w:val="192768"/>
           <w:sz w:val="28"/>
           <w:szCs w:val="28"/>
           <w:b w:val="1"/>
           <w:bCs w:val="1"/>
-        </w:rPr>
-        <w:t>เปลี่ยนหรือถอนผู้เชี่ยวชาญ</w:t>
-      </w:r>
-      <w:r>
-        <w:rPr>
-          <w:rFonts w:ascii="Sarabun" w:hAnsi="Sarabun" w:cs="Sarabun" w:eastAsia="Sarabun"/>
-          <w:color w:val="1A1E33"/>
-          <w:sz w:val="28"/>
-          <w:szCs w:val="28"/>
-        </w:rPr>
-        <w:t xml:space="preserve"> (เลือก "ไม่มอบหมาย" ในกล่องเดิม เพื่อดึงคำขอกลับมาตรวจเอง)</w:t>
-      </w:r>
-    </w:p>
-    <w:p>
-      <w:pPr>
-        <w:spacing w:before="0" w:after="160" w:lineRule="auto" w:line="348"/>
-        <w:jc w:val="left"/>
-      </w:pPr>
-      <w:r>
-        <w:rPr>
-          <w:rFonts w:ascii="Sarabun" w:hAnsi="Sarabun" w:cs="Sarabun" w:eastAsia="Sarabun"/>
-          <w:color w:val="1A1E33"/>
-          <w:sz w:val="28"/>
-          <w:szCs w:val="28"/>
-        </w:rPr>
-        <w:t xml:space="preserve">ด้านล่างของหน้าจะมีการ์ด </w:t>
-      </w:r>
-      <w:r>
-        <w:rPr>
-          <w:rFonts w:ascii="Sarabun" w:hAnsi="Sarabun" w:cs="Sarabun" w:eastAsia="Sarabun"/>
-          <w:color w:val="1A1E33"/>
           <w:sz w:val="28"/>
           <w:szCs w:val="28"/>
           <w:b w:val="1"/>
           <w:bCs w:val="1"/>
         </w:rPr>
-        <w:t>ผู้เชี่ยวชาญที่ได้รับมอบหมาย</w:t>
-      </w:r>
-      <w:r>
-        <w:rPr>
-          <w:rFonts w:ascii="Sarabun" w:hAnsi="Sarabun" w:cs="Sarabun" w:eastAsia="Sarabun"/>
-          <w:color w:val="1A1E33"/>
-          <w:sz w:val="28"/>
-          <w:szCs w:val="28"/>
-        </w:rPr>
-        <w:t xml:space="preserve"> โผล่ขึ้นมา บอกชื่อ อีเมล และเวลาที่มอบหมาย</w:t>
+        <w:t>3.2 ผู้เชี่ยวชาญตรวจและบันทึกความเห็น</w:t>
       </w:r>
     </w:p>
     <w:p>
       <w:pPr>
-        <w:spacing w:before="280" w:after="120" w:lineRule="auto" w:line="300"/>
-        <w:jc w:val="left"/>
-        <w:keepNext w:val="1"/>
-      </w:pPr>
-      <w:r>
-        <w:rPr>
-          <w:rFonts w:ascii="Sarabun" w:hAnsi="Sarabun" w:cs="Sarabun" w:eastAsia="Sarabun"/>
-          <w:color w:val="192768"/>
-          <w:sz w:val="34"/>
-          <w:szCs w:val="34"/>
+        <w:spacing w:before="0" w:after="160" w:lineRule="auto" w:line="348"/>
+        <w:jc w:val="both"/>
+      </w:pPr>
+      <w:r>
+        <w:rPr>
+          <w:rFonts w:ascii="Sarabun" w:hAnsi="Sarabun" w:cs="Sarabun" w:eastAsia="Sarabun"/>
+          <w:color w:val="1A1E33"/>
+          <w:sz w:val="22"/>
+          <w:szCs w:val="22"/>
           <w:b w:val="1"/>
           <w:bCs w:val="1"/>
-          <w:sz w:val="34"/>
-          <w:szCs w:val="34"/>
-          <w:b w:val="1"/>
-          <w:bCs w:val="1"/>
-        </w:rPr>
-        <w:t>3.2 ผู้เชี่ยวชาญตรวจและบันทึกความเห็น</w:t>
-      </w:r>
-    </w:p>
-    <w:p>
-      <w:pPr>
-        <w:spacing w:before="0" w:after="160" w:lineRule="auto" w:line="348"/>
-        <w:jc w:val="left"/>
-      </w:pPr>
-      <w:r>
-        <w:rPr>
-          <w:rFonts w:ascii="Sarabun" w:hAnsi="Sarabun" w:cs="Sarabun" w:eastAsia="Sarabun"/>
-          <w:color w:val="1A1E33"/>
-          <w:sz w:val="28"/>
-          <w:szCs w:val="28"/>
-          <w:b w:val="1"/>
-          <w:bCs w:val="1"/>
         </w:rPr>
         <w:t>สลับไปใช้บัญชีผู้เชี่ยวชาญ</w:t>
       </w:r>
@@ -5353,8 +5325,8 @@
         <w:rPr>
           <w:rFonts w:ascii="Sarabun" w:hAnsi="Sarabun" w:cs="Sarabun" w:eastAsia="Sarabun"/>
           <w:color w:val="1A1E33"/>
-          <w:sz w:val="28"/>
-          <w:szCs w:val="28"/>
+          <w:sz w:val="22"/>
+          <w:szCs w:val="22"/>
         </w:rPr>
         <w:t xml:space="preserve"> (</w:t>
       </w:r>
@@ -5362,8 +5334,8 @@
         <w:rPr>
           <w:rFonts w:ascii="DejaVu Sans Mono" w:hAnsi="DejaVu Sans Mono" w:cs="DejaVu Sans Mono" w:eastAsia="DejaVu Sans Mono"/>
           <w:color w:val="192768"/>
-          <w:sz w:val="25"/>
-          <w:szCs w:val="25"/>
+          <w:sz w:val="19"/>
+          <w:szCs w:val="19"/>
           <w:shd w:val="clear" w:fill="F5F6FA"/>
         </w:rPr>
         <w:t>specialist@bdi.or.th</w:t>
@@ -5372,8 +5344,8 @@
         <w:rPr>
           <w:rFonts w:ascii="Sarabun" w:hAnsi="Sarabun" w:cs="Sarabun" w:eastAsia="Sarabun"/>
           <w:color w:val="1A1E33"/>
-          <w:sz w:val="28"/>
-          <w:szCs w:val="28"/>
+          <w:sz w:val="22"/>
+          <w:szCs w:val="22"/>
         </w:rPr>
         <w:t>)</w:t>
       </w:r>
@@ -5434,8 +5406,8 @@
         <w:rPr>
           <w:rFonts w:ascii="Sarabun" w:hAnsi="Sarabun" w:cs="Sarabun" w:eastAsia="Sarabun"/>
           <w:color w:val="5C637A"/>
-          <w:sz w:val="23"/>
-          <w:szCs w:val="23"/>
+          <w:sz w:val="19"/>
+          <w:szCs w:val="19"/>
           <w:i w:val="1"/>
           <w:iCs w:val="1"/>
         </w:rPr>
@@ -5446,7 +5418,7 @@
       <w:pPr>
         <w:spacing w:before="120" w:after="200" w:lineRule="auto" w:line="348"/>
         <w:ind w:left="227" w:right="113"/>
-        <w:jc w:val="left"/>
+        <w:jc w:val="both"/>
         <w:pBdr>
           <w:left w:val="single" w:sz="24" w:space="10" w:color="E5775A"/>
         </w:pBdr>
@@ -5456,8 +5428,8 @@
         <w:rPr>
           <w:rFonts w:ascii="Sarabun" w:hAnsi="Sarabun" w:cs="Sarabun" w:eastAsia="Sarabun"/>
           <w:color w:val="1A1E33"/>
-          <w:sz w:val="28"/>
-          <w:szCs w:val="28"/>
+          <w:sz w:val="22"/>
+          <w:szCs w:val="22"/>
         </w:rPr>
         <w:t xml:space="preserve">ผู้เชี่ยวชาญ </w:t>
       </w:r>
@@ -5465,8 +5437,8 @@
         <w:rPr>
           <w:rFonts w:ascii="Sarabun" w:hAnsi="Sarabun" w:cs="Sarabun" w:eastAsia="Sarabun"/>
           <w:color w:val="1A1E33"/>
-          <w:sz w:val="28"/>
-          <w:szCs w:val="28"/>
+          <w:sz w:val="22"/>
+          <w:szCs w:val="22"/>
           <w:b w:val="1"/>
           <w:bCs w:val="1"/>
         </w:rPr>
@@ -5476,8 +5448,8 @@
         <w:rPr>
           <w:rFonts w:ascii="Sarabun" w:hAnsi="Sarabun" w:cs="Sarabun" w:eastAsia="Sarabun"/>
           <w:color w:val="1A1E33"/>
-          <w:sz w:val="28"/>
-          <w:szCs w:val="28"/>
+          <w:sz w:val="22"/>
+          <w:szCs w:val="22"/>
         </w:rPr>
         <w:t xml:space="preserve"> เท่านั้น และมีเมนูเดียวคือ </w:t>
       </w:r>
@@ -5485,8 +5457,8 @@
         <w:rPr>
           <w:rFonts w:ascii="Sarabun" w:hAnsi="Sarabun" w:cs="Sarabun" w:eastAsia="Sarabun"/>
           <w:color w:val="1A1E33"/>
-          <w:sz w:val="28"/>
-          <w:szCs w:val="28"/>
+          <w:sz w:val="22"/>
+          <w:szCs w:val="22"/>
           <w:b w:val="1"/>
           <w:bCs w:val="1"/>
         </w:rPr>
@@ -5496,8 +5468,8 @@
         <w:rPr>
           <w:rFonts w:ascii="Sarabun" w:hAnsi="Sarabun" w:cs="Sarabun" w:eastAsia="Sarabun"/>
           <w:color w:val="1A1E33"/>
-          <w:sz w:val="28"/>
-          <w:szCs w:val="28"/>
+          <w:sz w:val="22"/>
+          <w:szCs w:val="22"/>
         </w:rPr>
         <w:t xml:space="preserve"> ถ้าเห็นคำขอของหน่วยงานอื่นที่ไม่ได้ถูกมอบหมาย ให้แจ้งทีมพัฒนา</w:t>
       </w:r>
@@ -5505,14 +5477,14 @@
     <w:p>
       <w:pPr>
         <w:spacing w:before="0" w:after="160" w:lineRule="auto" w:line="348"/>
-        <w:jc w:val="left"/>
-      </w:pPr>
-      <w:r>
-        <w:rPr>
-          <w:rFonts w:ascii="Sarabun" w:hAnsi="Sarabun" w:cs="Sarabun" w:eastAsia="Sarabun"/>
-          <w:color w:val="1A1E33"/>
-          <w:sz w:val="28"/>
-          <w:szCs w:val="28"/>
+        <w:jc w:val="both"/>
+      </w:pPr>
+      <w:r>
+        <w:rPr>
+          <w:rFonts w:ascii="Sarabun" w:hAnsi="Sarabun" w:cs="Sarabun" w:eastAsia="Sarabun"/>
+          <w:color w:val="1A1E33"/>
+          <w:sz w:val="22"/>
+          <w:szCs w:val="22"/>
         </w:rPr>
         <w:t>เปิดคำขอขึ้นมา จะมีให้เลือกสองปุ่ม</w:t>
       </w:r>
@@ -5573,8 +5545,8 @@
         <w:rPr>
           <w:rFonts w:ascii="Sarabun" w:hAnsi="Sarabun" w:cs="Sarabun" w:eastAsia="Sarabun"/>
           <w:color w:val="5C637A"/>
-          <w:sz w:val="23"/>
-          <w:szCs w:val="23"/>
+          <w:sz w:val="19"/>
+          <w:szCs w:val="19"/>
           <w:i w:val="1"/>
           <w:iCs w:val="1"/>
         </w:rPr>
@@ -5620,8 +5592,8 @@
               <w:rPr>
                 <w:rFonts w:ascii="Sarabun" w:hAnsi="Sarabun" w:cs="Sarabun" w:eastAsia="Sarabun"/>
                 <w:color w:val="FFFFFF"/>
-                <w:sz w:val="25"/>
-                <w:szCs w:val="25"/>
+                <w:sz w:val="20"/>
+                <w:szCs w:val="20"/>
                 <w:b w:val="1"/>
                 <w:bCs w:val="1"/>
               </w:rPr>
@@ -5630,12 +5602,12 @@
               <w:rPr>
                 <w:rFonts w:ascii="Sarabun" w:hAnsi="Sarabun" w:cs="Sarabun" w:eastAsia="Sarabun"/>
                 <w:color w:val="FFFFFF"/>
-                <w:sz w:val="25"/>
-                <w:szCs w:val="25"/>
+                <w:sz w:val="20"/>
+                <w:szCs w:val="20"/>
                 <w:b w:val="1"/>
                 <w:bCs w:val="1"/>
-                <w:sz w:val="25"/>
-                <w:szCs w:val="25"/>
+                <w:sz w:val="20"/>
+                <w:szCs w:val="20"/>
                 <w:b w:val="1"/>
                 <w:bCs w:val="1"/>
               </w:rPr>
@@ -5657,8 +5629,8 @@
               <w:rPr>
                 <w:rFonts w:ascii="Sarabun" w:hAnsi="Sarabun" w:cs="Sarabun" w:eastAsia="Sarabun"/>
                 <w:color w:val="FFFFFF"/>
-                <w:sz w:val="25"/>
-                <w:szCs w:val="25"/>
+                <w:sz w:val="20"/>
+                <w:szCs w:val="20"/>
                 <w:b w:val="1"/>
                 <w:bCs w:val="1"/>
               </w:rPr>
@@ -5667,12 +5639,12 @@
               <w:rPr>
                 <w:rFonts w:ascii="Sarabun" w:hAnsi="Sarabun" w:cs="Sarabun" w:eastAsia="Sarabun"/>
                 <w:color w:val="FFFFFF"/>
-                <w:sz w:val="25"/>
-                <w:szCs w:val="25"/>
+                <w:sz w:val="20"/>
+                <w:szCs w:val="20"/>
                 <w:b w:val="1"/>
                 <w:bCs w:val="1"/>
-                <w:sz w:val="25"/>
-                <w:szCs w:val="25"/>
+                <w:sz w:val="20"/>
+                <w:szCs w:val="20"/>
                 <w:b w:val="1"/>
                 <w:bCs w:val="1"/>
               </w:rPr>
@@ -5697,8 +5669,8 @@
               <w:rPr>
                 <w:rFonts w:ascii="Sarabun" w:hAnsi="Sarabun" w:cs="Sarabun" w:eastAsia="Sarabun"/>
                 <w:color w:val="1A1E33"/>
-                <w:sz w:val="25"/>
-                <w:szCs w:val="25"/>
+                <w:sz w:val="20"/>
+                <w:szCs w:val="20"/>
                 <w:b w:val="1"/>
                 <w:bCs w:val="1"/>
               </w:rPr>
@@ -5721,8 +5693,8 @@
               <w:rPr>
                 <w:rFonts w:ascii="Sarabun" w:hAnsi="Sarabun" w:cs="Sarabun" w:eastAsia="Sarabun"/>
                 <w:color w:val="1A1E33"/>
-                <w:sz w:val="25"/>
-                <w:szCs w:val="25"/>
+                <w:sz w:val="20"/>
+                <w:szCs w:val="20"/>
               </w:rPr>
               <w:t xml:space="preserve">ความเห็นขึ้นในประวัติการดำเนินการ แล้ว </w:t>
             </w:r>
@@ -5730,8 +5702,8 @@
               <w:rPr>
                 <w:rFonts w:ascii="Sarabun" w:hAnsi="Sarabun" w:cs="Sarabun" w:eastAsia="Sarabun"/>
                 <w:color w:val="1A1E33"/>
-                <w:sz w:val="25"/>
-                <w:szCs w:val="25"/>
+                <w:sz w:val="20"/>
+                <w:szCs w:val="20"/>
                 <w:b w:val="1"/>
                 <w:bCs w:val="1"/>
               </w:rPr>
@@ -5756,8 +5728,8 @@
               <w:rPr>
                 <w:rFonts w:ascii="Sarabun" w:hAnsi="Sarabun" w:cs="Sarabun" w:eastAsia="Sarabun"/>
                 <w:color w:val="1A1E33"/>
-                <w:sz w:val="25"/>
-                <w:szCs w:val="25"/>
+                <w:sz w:val="20"/>
+                <w:szCs w:val="20"/>
                 <w:b w:val="1"/>
                 <w:bCs w:val="1"/>
               </w:rPr>
@@ -5780,8 +5752,8 @@
               <w:rPr>
                 <w:rFonts w:ascii="Sarabun" w:hAnsi="Sarabun" w:cs="Sarabun" w:eastAsia="Sarabun"/>
                 <w:color w:val="1A1E33"/>
-                <w:sz w:val="25"/>
-                <w:szCs w:val="25"/>
+                <w:sz w:val="20"/>
+                <w:szCs w:val="20"/>
               </w:rPr>
               <w:t>ส่งกลับให้หน่วยงานแก้ได้เลย ไม่ต้องผ่านเจ้าหน้าที่</w:t>
             </w:r>
@@ -5850,8 +5822,8 @@
         <w:rPr>
           <w:rFonts w:ascii="Sarabun" w:hAnsi="Sarabun" w:cs="Sarabun" w:eastAsia="Sarabun"/>
           <w:color w:val="5C637A"/>
-          <w:sz w:val="23"/>
-          <w:szCs w:val="23"/>
+          <w:sz w:val="19"/>
+          <w:szCs w:val="19"/>
           <w:i w:val="1"/>
           <w:iCs w:val="1"/>
         </w:rPr>
@@ -5861,14 +5833,14 @@
     <w:p>
       <w:pPr>
         <w:spacing w:before="0" w:after="160" w:lineRule="auto" w:line="348"/>
-        <w:jc w:val="left"/>
-      </w:pPr>
-      <w:r>
-        <w:rPr>
-          <w:rFonts w:ascii="Sarabun" w:hAnsi="Sarabun" w:cs="Sarabun" w:eastAsia="Sarabun"/>
-          <w:color w:val="1A1E33"/>
-          <w:sz w:val="28"/>
-          <w:szCs w:val="28"/>
+        <w:jc w:val="both"/>
+      </w:pPr>
+      <w:r>
+        <w:rPr>
+          <w:rFonts w:ascii="Sarabun" w:hAnsi="Sarabun" w:cs="Sarabun" w:eastAsia="Sarabun"/>
+          <w:color w:val="1A1E33"/>
+          <w:sz w:val="22"/>
+          <w:szCs w:val="22"/>
         </w:rPr>
         <w:t>ความเห็นที่บันทึกจะขึ้นในประวัติการดำเนินการ ให้ทุกฝ่ายอ่านได้</w:t>
       </w:r>
@@ -5929,8 +5901,8 @@
         <w:rPr>
           <w:rFonts w:ascii="Sarabun" w:hAnsi="Sarabun" w:cs="Sarabun" w:eastAsia="Sarabun"/>
           <w:color w:val="5C637A"/>
-          <w:sz w:val="23"/>
-          <w:szCs w:val="23"/>
+          <w:sz w:val="19"/>
+          <w:szCs w:val="19"/>
           <w:i w:val="1"/>
           <w:iCs w:val="1"/>
         </w:rPr>
@@ -5947,40 +5919,40 @@
         <w:rPr>
           <w:rFonts w:ascii="Sarabun" w:hAnsi="Sarabun" w:cs="Sarabun" w:eastAsia="Sarabun"/>
           <w:color w:val="192768"/>
-          <w:sz w:val="34"/>
-          <w:szCs w:val="34"/>
-          <w:b w:val="1"/>
-          <w:bCs w:val="1"/>
-          <w:sz w:val="34"/>
-          <w:szCs w:val="34"/>
-          <w:b w:val="1"/>
-          <w:bCs w:val="1"/>
-        </w:rPr>
-        <w:t>3.3 เจ้าหน้าที่ส่งต่อ</w:t>
-      </w:r>
-    </w:p>
-    <w:p>
-      <w:pPr>
-        <w:spacing w:before="0" w:after="160" w:lineRule="auto" w:line="348"/>
-        <w:jc w:val="left"/>
-      </w:pPr>
-      <w:r>
-        <w:rPr>
-          <w:rFonts w:ascii="Sarabun" w:hAnsi="Sarabun" w:cs="Sarabun" w:eastAsia="Sarabun"/>
-          <w:color w:val="1A1E33"/>
           <w:sz w:val="28"/>
           <w:szCs w:val="28"/>
           <w:b w:val="1"/>
           <w:bCs w:val="1"/>
-        </w:rPr>
-        <w:t>กลับไปใช้บัญชีเจ้าหน้าที่ BDI</w:t>
-      </w:r>
-      <w:r>
-        <w:rPr>
-          <w:rFonts w:ascii="Sarabun" w:hAnsi="Sarabun" w:cs="Sarabun" w:eastAsia="Sarabun"/>
-          <w:color w:val="1A1E33"/>
           <w:sz w:val="28"/>
           <w:szCs w:val="28"/>
+          <w:b w:val="1"/>
+          <w:bCs w:val="1"/>
+        </w:rPr>
+        <w:t>3.3 เจ้าหน้าที่ส่งต่อ</w:t>
+      </w:r>
+    </w:p>
+    <w:p>
+      <w:pPr>
+        <w:spacing w:before="0" w:after="160" w:lineRule="auto" w:line="348"/>
+        <w:jc w:val="both"/>
+      </w:pPr>
+      <w:r>
+        <w:rPr>
+          <w:rFonts w:ascii="Sarabun" w:hAnsi="Sarabun" w:cs="Sarabun" w:eastAsia="Sarabun"/>
+          <w:color w:val="1A1E33"/>
+          <w:sz w:val="22"/>
+          <w:szCs w:val="22"/>
+          <w:b w:val="1"/>
+          <w:bCs w:val="1"/>
+        </w:rPr>
+        <w:t>กลับไปใช้บัญชีเจ้าหน้าที่ BDI</w:t>
+      </w:r>
+      <w:r>
+        <w:rPr>
+          <w:rFonts w:ascii="Sarabun" w:hAnsi="Sarabun" w:cs="Sarabun" w:eastAsia="Sarabun"/>
+          <w:color w:val="1A1E33"/>
+          <w:sz w:val="22"/>
+          <w:szCs w:val="22"/>
         </w:rPr>
         <w:t xml:space="preserve"> แล้วกด </w:t>
       </w:r>
@@ -5988,8 +5960,8 @@
         <w:rPr>
           <w:rFonts w:ascii="Sarabun" w:hAnsi="Sarabun" w:cs="Sarabun" w:eastAsia="Sarabun"/>
           <w:color w:val="1A1E33"/>
-          <w:sz w:val="28"/>
-          <w:szCs w:val="28"/>
+          <w:sz w:val="22"/>
+          <w:szCs w:val="22"/>
           <w:b w:val="1"/>
           <w:bCs w:val="1"/>
         </w:rPr>
@@ -6052,8 +6024,8 @@
         <w:rPr>
           <w:rFonts w:ascii="Sarabun" w:hAnsi="Sarabun" w:cs="Sarabun" w:eastAsia="Sarabun"/>
           <w:color w:val="5C637A"/>
-          <w:sz w:val="23"/>
-          <w:szCs w:val="23"/>
+          <w:sz w:val="19"/>
+          <w:szCs w:val="19"/>
           <w:i w:val="1"/>
           <w:iCs w:val="1"/>
         </w:rPr>
@@ -6063,82 +6035,82 @@
     <w:p>
       <w:pPr>
         <w:spacing w:before="0" w:after="160" w:lineRule="auto" w:line="348"/>
+        <w:jc w:val="both"/>
+      </w:pPr>
+      <w:r>
+        <w:rPr>
+          <w:rFonts w:ascii="Sarabun" w:hAnsi="Sarabun" w:cs="Sarabun" w:eastAsia="Sarabun"/>
+          <w:color w:val="1A1E33"/>
+          <w:sz w:val="22"/>
+          <w:szCs w:val="22"/>
+        </w:rPr>
+        <w:t xml:space="preserve">สถานะจะเป็น </w:t>
+      </w:r>
+      <w:r>
+        <w:rPr>
+          <w:rFonts w:ascii="Sarabun" w:hAnsi="Sarabun" w:cs="Sarabun" w:eastAsia="Sarabun"/>
+          <w:color w:val="1A1E33"/>
+          <w:sz w:val="22"/>
+          <w:szCs w:val="22"/>
+          <w:b w:val="1"/>
+          <w:bCs w:val="1"/>
+        </w:rPr>
+        <w:t>รอผู้มีอำนาจของหน่วยงานลงนาม</w:t>
+      </w:r>
+    </w:p>
+    <w:p>
+      <w:pPr>
+        <w:spacing w:before="280" w:after="120" w:lineRule="auto" w:line="300"/>
         <w:jc w:val="left"/>
-      </w:pPr>
-      <w:r>
-        <w:rPr>
-          <w:rFonts w:ascii="Sarabun" w:hAnsi="Sarabun" w:cs="Sarabun" w:eastAsia="Sarabun"/>
-          <w:color w:val="1A1E33"/>
-          <w:sz w:val="28"/>
-          <w:szCs w:val="28"/>
-        </w:rPr>
-        <w:t xml:space="preserve">สถานะจะเป็น </w:t>
-      </w:r>
-      <w:r>
-        <w:rPr>
-          <w:rFonts w:ascii="Sarabun" w:hAnsi="Sarabun" w:cs="Sarabun" w:eastAsia="Sarabun"/>
-          <w:color w:val="1A1E33"/>
+        <w:keepNext w:val="1"/>
+      </w:pPr>
+      <w:r>
+        <w:rPr>
+          <w:rFonts w:ascii="Sarabun" w:hAnsi="Sarabun" w:cs="Sarabun" w:eastAsia="Sarabun"/>
+          <w:color w:val="192768"/>
           <w:sz w:val="28"/>
           <w:szCs w:val="28"/>
           <w:b w:val="1"/>
           <w:bCs w:val="1"/>
-        </w:rPr>
-        <w:t>รอผู้มีอำนาจของหน่วยงานลงนาม</w:t>
-      </w:r>
-    </w:p>
-    <w:p>
-      <w:pPr>
-        <w:spacing w:before="280" w:after="120" w:lineRule="auto" w:line="300"/>
-        <w:jc w:val="left"/>
-        <w:keepNext w:val="1"/>
-      </w:pPr>
-      <w:r>
-        <w:rPr>
-          <w:rFonts w:ascii="Sarabun" w:hAnsi="Sarabun" w:cs="Sarabun" w:eastAsia="Sarabun"/>
-          <w:color w:val="192768"/>
-          <w:sz w:val="34"/>
-          <w:szCs w:val="34"/>
-          <w:b w:val="1"/>
-          <w:bCs w:val="1"/>
-          <w:sz w:val="34"/>
-          <w:szCs w:val="34"/>
-          <w:b w:val="1"/>
-          <w:bCs w:val="1"/>
-        </w:rPr>
-        <w:t>3.4 ถ้าเลือกส่งกลับให้แก้แทน</w:t>
-      </w:r>
-    </w:p>
-    <w:p>
-      <w:pPr>
-        <w:spacing w:before="0" w:after="160" w:lineRule="auto" w:line="348"/>
-        <w:jc w:val="left"/>
-      </w:pPr>
-      <w:r>
-        <w:rPr>
-          <w:rFonts w:ascii="Sarabun" w:hAnsi="Sarabun" w:cs="Sarabun" w:eastAsia="Sarabun"/>
-          <w:color w:val="1A1E33"/>
-          <w:sz w:val="28"/>
-          <w:szCs w:val="28"/>
-        </w:rPr>
-        <w:t xml:space="preserve">กด </w:t>
-      </w:r>
-      <w:r>
-        <w:rPr>
-          <w:rFonts w:ascii="Sarabun" w:hAnsi="Sarabun" w:cs="Sarabun" w:eastAsia="Sarabun"/>
-          <w:color w:val="1A1E33"/>
           <w:sz w:val="28"/>
           <w:szCs w:val="28"/>
           <w:b w:val="1"/>
           <w:bCs w:val="1"/>
         </w:rPr>
+        <w:t>3.4 ถ้าเลือกส่งกลับให้แก้แทน</w:t>
+      </w:r>
+    </w:p>
+    <w:p>
+      <w:pPr>
+        <w:spacing w:before="0" w:after="160" w:lineRule="auto" w:line="348"/>
+        <w:jc w:val="both"/>
+      </w:pPr>
+      <w:r>
+        <w:rPr>
+          <w:rFonts w:ascii="Sarabun" w:hAnsi="Sarabun" w:cs="Sarabun" w:eastAsia="Sarabun"/>
+          <w:color w:val="1A1E33"/>
+          <w:sz w:val="22"/>
+          <w:szCs w:val="22"/>
+        </w:rPr>
+        <w:t xml:space="preserve">กด </w:t>
+      </w:r>
+      <w:r>
+        <w:rPr>
+          <w:rFonts w:ascii="Sarabun" w:hAnsi="Sarabun" w:cs="Sarabun" w:eastAsia="Sarabun"/>
+          <w:color w:val="1A1E33"/>
+          <w:sz w:val="22"/>
+          <w:szCs w:val="22"/>
+          <w:b w:val="1"/>
+          <w:bCs w:val="1"/>
+        </w:rPr>
         <w:t>ต้องปรับปรุง</w:t>
       </w:r>
       <w:r>
         <w:rPr>
           <w:rFonts w:ascii="Sarabun" w:hAnsi="Sarabun" w:cs="Sarabun" w:eastAsia="Sarabun"/>
           <w:color w:val="1A1E33"/>
-          <w:sz w:val="28"/>
-          <w:szCs w:val="28"/>
+          <w:sz w:val="22"/>
+          <w:szCs w:val="22"/>
         </w:rPr>
         <w:t xml:space="preserve"> แล้วพิมพ์สิ่งที่ต้องแก้อย่างน้อย 10 ตัวอักษร</w:t>
       </w:r>
@@ -6199,8 +6171,8 @@
         <w:rPr>
           <w:rFonts w:ascii="Sarabun" w:hAnsi="Sarabun" w:cs="Sarabun" w:eastAsia="Sarabun"/>
           <w:color w:val="5C637A"/>
-          <w:sz w:val="23"/>
-          <w:szCs w:val="23"/>
+          <w:sz w:val="19"/>
+          <w:szCs w:val="19"/>
           <w:i w:val="1"/>
           <w:iCs w:val="1"/>
         </w:rPr>
@@ -6210,14 +6182,14 @@
     <w:p>
       <w:pPr>
         <w:spacing w:before="0" w:after="160" w:lineRule="auto" w:line="348"/>
-        <w:jc w:val="left"/>
-      </w:pPr>
-      <w:r>
-        <w:rPr>
-          <w:rFonts w:ascii="Sarabun" w:hAnsi="Sarabun" w:cs="Sarabun" w:eastAsia="Sarabun"/>
-          <w:color w:val="1A1E33"/>
-          <w:sz w:val="28"/>
-          <w:szCs w:val="28"/>
+        <w:jc w:val="both"/>
+      </w:pPr>
+      <w:r>
+        <w:rPr>
+          <w:rFonts w:ascii="Sarabun" w:hAnsi="Sarabun" w:cs="Sarabun" w:eastAsia="Sarabun"/>
+          <w:color w:val="1A1E33"/>
+          <w:sz w:val="22"/>
+          <w:szCs w:val="22"/>
         </w:rPr>
         <w:t xml:space="preserve">ฝั่งหน่วยงานจะเห็นกล่องสีแดงบอกครบทั้ง </w:t>
       </w:r>
@@ -6225,8 +6197,8 @@
         <w:rPr>
           <w:rFonts w:ascii="Sarabun" w:hAnsi="Sarabun" w:cs="Sarabun" w:eastAsia="Sarabun"/>
           <w:color w:val="1A1E33"/>
-          <w:sz w:val="28"/>
-          <w:szCs w:val="28"/>
+          <w:sz w:val="22"/>
+          <w:szCs w:val="22"/>
           <w:b w:val="1"/>
           <w:bCs w:val="1"/>
         </w:rPr>
@@ -6236,8 +6208,8 @@
         <w:rPr>
           <w:rFonts w:ascii="Sarabun" w:hAnsi="Sarabun" w:cs="Sarabun" w:eastAsia="Sarabun"/>
           <w:color w:val="1A1E33"/>
-          <w:sz w:val="28"/>
-          <w:szCs w:val="28"/>
+          <w:sz w:val="22"/>
+          <w:szCs w:val="22"/>
         </w:rPr>
         <w:t xml:space="preserve"> พร้อมปุ่ม </w:t>
       </w:r>
@@ -6245,8 +6217,8 @@
         <w:rPr>
           <w:rFonts w:ascii="Sarabun" w:hAnsi="Sarabun" w:cs="Sarabun" w:eastAsia="Sarabun"/>
           <w:color w:val="1A1E33"/>
-          <w:sz w:val="28"/>
-          <w:szCs w:val="28"/>
+          <w:sz w:val="22"/>
+          <w:szCs w:val="22"/>
           <w:b w:val="1"/>
           <w:bCs w:val="1"/>
         </w:rPr>
@@ -6309,8 +6281,8 @@
         <w:rPr>
           <w:rFonts w:ascii="Sarabun" w:hAnsi="Sarabun" w:cs="Sarabun" w:eastAsia="Sarabun"/>
           <w:color w:val="5C637A"/>
-          <w:sz w:val="23"/>
-          <w:szCs w:val="23"/>
+          <w:sz w:val="19"/>
+          <w:szCs w:val="19"/>
           <w:i w:val="1"/>
           <w:iCs w:val="1"/>
         </w:rPr>
@@ -6320,14 +6292,14 @@
     <w:p>
       <w:pPr>
         <w:spacing w:before="0" w:after="160" w:lineRule="auto" w:line="348"/>
-        <w:jc w:val="left"/>
-      </w:pPr>
-      <w:r>
-        <w:rPr>
-          <w:rFonts w:ascii="Sarabun" w:hAnsi="Sarabun" w:cs="Sarabun" w:eastAsia="Sarabun"/>
-          <w:color w:val="1A1E33"/>
-          <w:sz w:val="28"/>
-          <w:szCs w:val="28"/>
+        <w:jc w:val="both"/>
+      </w:pPr>
+      <w:r>
+        <w:rPr>
+          <w:rFonts w:ascii="Sarabun" w:hAnsi="Sarabun" w:cs="Sarabun" w:eastAsia="Sarabun"/>
+          <w:color w:val="1A1E33"/>
+          <w:sz w:val="22"/>
+          <w:szCs w:val="22"/>
         </w:rPr>
         <w:t xml:space="preserve">แก้แล้วนำส่งใหม่ คำขอจะ </w:t>
       </w:r>
@@ -6335,21 +6307,13 @@
         <w:rPr>
           <w:rFonts w:ascii="Sarabun" w:hAnsi="Sarabun" w:cs="Sarabun" w:eastAsia="Sarabun"/>
           <w:color w:val="1A1E33"/>
-          <w:sz w:val="28"/>
-          <w:szCs w:val="28"/>
+          <w:sz w:val="22"/>
+          <w:szCs w:val="22"/>
           <w:b w:val="1"/>
           <w:bCs w:val="1"/>
         </w:rPr>
         <w:t>กลับไปเริ่มที่ด่านที่ 1 เสมอ</w:t>
       </w:r>
-    </w:p>
-    <w:p>
-      <w:pPr>
-        <w:spacing w:before="80" w:after="200" w:lineRule="auto" w:line="240"/>
-        <w:pBdr>
-          <w:bottom w:val="single" w:sz="6" w:space="4" w:color="D8DCE6"/>
-        </w:pBdr>
-      </w:pPr>
     </w:p>
     <w:p>
       <w:pPr>
@@ -6359,17 +6323,18 @@
         <w:pBdr>
           <w:bottom w:val="single" w:sz="6" w:space="4" w:color="D8DCE6"/>
         </w:pBdr>
+        <w:pageBreakBefore w:val="1"/>
       </w:pPr>
       <w:r>
         <w:rPr>
           <w:rFonts w:ascii="Sarabun" w:hAnsi="Sarabun" w:cs="Sarabun" w:eastAsia="Sarabun"/>
           <w:color w:val="192768"/>
-          <w:sz w:val="44"/>
-          <w:szCs w:val="44"/>
+          <w:sz w:val="36"/>
+          <w:szCs w:val="36"/>
           <w:b w:val="1"/>
           <w:bCs w:val="1"/>
-          <w:sz w:val="44"/>
-          <w:szCs w:val="44"/>
+          <w:sz w:val="36"/>
+          <w:szCs w:val="36"/>
           <w:b w:val="1"/>
           <w:bCs w:val="1"/>
         </w:rPr>
@@ -6379,14 +6344,14 @@
     <w:p>
       <w:pPr>
         <w:spacing w:before="0" w:after="160" w:lineRule="auto" w:line="348"/>
-        <w:jc w:val="left"/>
-      </w:pPr>
-      <w:r>
-        <w:rPr>
-          <w:rFonts w:ascii="Sarabun" w:hAnsi="Sarabun" w:cs="Sarabun" w:eastAsia="Sarabun"/>
-          <w:color w:val="1A1E33"/>
-          <w:sz w:val="28"/>
-          <w:szCs w:val="28"/>
+        <w:jc w:val="both"/>
+      </w:pPr>
+      <w:r>
+        <w:rPr>
+          <w:rFonts w:ascii="Sarabun" w:hAnsi="Sarabun" w:cs="Sarabun" w:eastAsia="Sarabun"/>
+          <w:color w:val="1A1E33"/>
+          <w:sz w:val="22"/>
+          <w:szCs w:val="22"/>
           <w:b w:val="1"/>
           <w:bCs w:val="1"/>
         </w:rPr>
@@ -6396,8 +6361,8 @@
         <w:rPr>
           <w:rFonts w:ascii="Sarabun" w:hAnsi="Sarabun" w:cs="Sarabun" w:eastAsia="Sarabun"/>
           <w:color w:val="1A1E33"/>
-          <w:sz w:val="28"/>
-          <w:szCs w:val="28"/>
+          <w:sz w:val="22"/>
+          <w:szCs w:val="22"/>
         </w:rPr>
         <w:t xml:space="preserve"> หน้าแรกจะมีการ์ดสีส้ม </w:t>
       </w:r>
@@ -6405,8 +6370,8 @@
         <w:rPr>
           <w:rFonts w:ascii="Sarabun" w:hAnsi="Sarabun" w:cs="Sarabun" w:eastAsia="Sarabun"/>
           <w:color w:val="1A1E33"/>
-          <w:sz w:val="28"/>
-          <w:szCs w:val="28"/>
+          <w:sz w:val="22"/>
+          <w:szCs w:val="22"/>
           <w:b w:val="1"/>
           <w:bCs w:val="1"/>
         </w:rPr>
@@ -6416,8 +6381,8 @@
         <w:rPr>
           <w:rFonts w:ascii="Sarabun" w:hAnsi="Sarabun" w:cs="Sarabun" w:eastAsia="Sarabun"/>
           <w:color w:val="1A1E33"/>
-          <w:sz w:val="28"/>
-          <w:szCs w:val="28"/>
+          <w:sz w:val="22"/>
+          <w:szCs w:val="22"/>
         </w:rPr>
         <w:t xml:space="preserve"> พร้อมปุ่ม </w:t>
       </w:r>
@@ -6425,8 +6390,8 @@
         <w:rPr>
           <w:rFonts w:ascii="Sarabun" w:hAnsi="Sarabun" w:cs="Sarabun" w:eastAsia="Sarabun"/>
           <w:color w:val="1A1E33"/>
-          <w:sz w:val="28"/>
-          <w:szCs w:val="28"/>
+          <w:sz w:val="22"/>
+          <w:szCs w:val="22"/>
           <w:b w:val="1"/>
           <w:bCs w:val="1"/>
         </w:rPr>
@@ -6489,8 +6454,8 @@
         <w:rPr>
           <w:rFonts w:ascii="Sarabun" w:hAnsi="Sarabun" w:cs="Sarabun" w:eastAsia="Sarabun"/>
           <w:color w:val="5C637A"/>
-          <w:sz w:val="23"/>
-          <w:szCs w:val="23"/>
+          <w:sz w:val="19"/>
+          <w:szCs w:val="19"/>
           <w:i w:val="1"/>
           <w:iCs w:val="1"/>
         </w:rPr>
@@ -6500,14 +6465,14 @@
     <w:p>
       <w:pPr>
         <w:spacing w:before="0" w:after="160" w:lineRule="auto" w:line="348"/>
-        <w:jc w:val="left"/>
-      </w:pPr>
-      <w:r>
-        <w:rPr>
-          <w:rFonts w:ascii="Sarabun" w:hAnsi="Sarabun" w:cs="Sarabun" w:eastAsia="Sarabun"/>
-          <w:color w:val="1A1E33"/>
-          <w:sz w:val="28"/>
-          <w:szCs w:val="28"/>
+        <w:jc w:val="both"/>
+      </w:pPr>
+      <w:r>
+        <w:rPr>
+          <w:rFonts w:ascii="Sarabun" w:hAnsi="Sarabun" w:cs="Sarabun" w:eastAsia="Sarabun"/>
+          <w:color w:val="1A1E33"/>
+          <w:sz w:val="22"/>
+          <w:szCs w:val="22"/>
         </w:rPr>
         <w:t xml:space="preserve">เปิดคำขอ ตรวจแบบฟอร์มและเอกสารแนบให้เรียบร้อย แล้วกด </w:t>
       </w:r>
@@ -6515,8 +6480,8 @@
         <w:rPr>
           <w:rFonts w:ascii="Sarabun" w:hAnsi="Sarabun" w:cs="Sarabun" w:eastAsia="Sarabun"/>
           <w:color w:val="1A1E33"/>
-          <w:sz w:val="28"/>
-          <w:szCs w:val="28"/>
+          <w:sz w:val="22"/>
+          <w:szCs w:val="22"/>
           <w:b w:val="1"/>
           <w:bCs w:val="1"/>
         </w:rPr>
@@ -6579,8 +6544,8 @@
         <w:rPr>
           <w:rFonts w:ascii="Sarabun" w:hAnsi="Sarabun" w:cs="Sarabun" w:eastAsia="Sarabun"/>
           <w:color w:val="5C637A"/>
-          <w:sz w:val="23"/>
-          <w:szCs w:val="23"/>
+          <w:sz w:val="19"/>
+          <w:szCs w:val="19"/>
           <w:i w:val="1"/>
           <w:iCs w:val="1"/>
         </w:rPr>
@@ -6643,8 +6608,8 @@
         <w:rPr>
           <w:rFonts w:ascii="Sarabun" w:hAnsi="Sarabun" w:cs="Sarabun" w:eastAsia="Sarabun"/>
           <w:color w:val="5C637A"/>
-          <w:sz w:val="23"/>
-          <w:szCs w:val="23"/>
+          <w:sz w:val="19"/>
+          <w:szCs w:val="19"/>
           <w:i w:val="1"/>
           <w:iCs w:val="1"/>
         </w:rPr>
@@ -6654,14 +6619,14 @@
     <w:p>
       <w:pPr>
         <w:spacing w:before="0" w:after="160" w:lineRule="auto" w:line="348"/>
-        <w:jc w:val="left"/>
-      </w:pPr>
-      <w:r>
-        <w:rPr>
-          <w:rFonts w:ascii="Sarabun" w:hAnsi="Sarabun" w:cs="Sarabun" w:eastAsia="Sarabun"/>
-          <w:color w:val="1A1E33"/>
-          <w:sz w:val="28"/>
-          <w:szCs w:val="28"/>
+        <w:jc w:val="both"/>
+      </w:pPr>
+      <w:r>
+        <w:rPr>
+          <w:rFonts w:ascii="Sarabun" w:hAnsi="Sarabun" w:cs="Sarabun" w:eastAsia="Sarabun"/>
+          <w:color w:val="1A1E33"/>
+          <w:sz w:val="22"/>
+          <w:szCs w:val="22"/>
         </w:rPr>
         <w:t xml:space="preserve">ระบบจะบันทึกชื่อผู้ลงนามกับเวลาไว้ และจะเอาไปพิมพ์ลงเอกสารฉบับอนุมัติในขั้นสุดท้าย จากนั้นคำขอจะกลับไปที่เจ้าหน้าที่ BDI อีกรอบเพื่อ </w:t>
       </w:r>
@@ -6669,8 +6634,8 @@
         <w:rPr>
           <w:rFonts w:ascii="Sarabun" w:hAnsi="Sarabun" w:cs="Sarabun" w:eastAsia="Sarabun"/>
           <w:color w:val="1A1E33"/>
-          <w:sz w:val="28"/>
-          <w:szCs w:val="28"/>
+          <w:sz w:val="22"/>
+          <w:szCs w:val="22"/>
           <w:b w:val="1"/>
           <w:bCs w:val="1"/>
         </w:rPr>
@@ -6680,14 +6645,14 @@
     <w:p>
       <w:pPr>
         <w:spacing w:before="0" w:after="160" w:lineRule="auto" w:line="348"/>
-        <w:jc w:val="left"/>
-      </w:pPr>
-      <w:r>
-        <w:rPr>
-          <w:rFonts w:ascii="Sarabun" w:hAnsi="Sarabun" w:cs="Sarabun" w:eastAsia="Sarabun"/>
-          <w:color w:val="1A1E33"/>
-          <w:sz w:val="28"/>
-          <w:szCs w:val="28"/>
+        <w:jc w:val="both"/>
+      </w:pPr>
+      <w:r>
+        <w:rPr>
+          <w:rFonts w:ascii="Sarabun" w:hAnsi="Sarabun" w:cs="Sarabun" w:eastAsia="Sarabun"/>
+          <w:color w:val="1A1E33"/>
+          <w:sz w:val="22"/>
+          <w:szCs w:val="22"/>
           <w:b w:val="1"/>
           <w:bCs w:val="1"/>
         </w:rPr>
@@ -6697,8 +6662,8 @@
         <w:rPr>
           <w:rFonts w:ascii="Sarabun" w:hAnsi="Sarabun" w:cs="Sarabun" w:eastAsia="Sarabun"/>
           <w:color w:val="1A1E33"/>
-          <w:sz w:val="28"/>
-          <w:szCs w:val="28"/>
+          <w:sz w:val="22"/>
+          <w:szCs w:val="22"/>
         </w:rPr>
         <w:t xml:space="preserve"> อีกครั้ง คราวนี้สังเกตว่า </w:t>
       </w:r>
@@ -6706,8 +6671,8 @@
         <w:rPr>
           <w:rFonts w:ascii="Sarabun" w:hAnsi="Sarabun" w:cs="Sarabun" w:eastAsia="Sarabun"/>
           <w:color w:val="1A1E33"/>
-          <w:sz w:val="28"/>
-          <w:szCs w:val="28"/>
+          <w:sz w:val="22"/>
+          <w:szCs w:val="22"/>
           <w:b w:val="1"/>
           <w:bCs w:val="1"/>
         </w:rPr>
@@ -6717,8 +6682,8 @@
         <w:rPr>
           <w:rFonts w:ascii="Sarabun" w:hAnsi="Sarabun" w:cs="Sarabun" w:eastAsia="Sarabun"/>
           <w:color w:val="1A1E33"/>
-          <w:sz w:val="28"/>
-          <w:szCs w:val="28"/>
+          <w:sz w:val="22"/>
+          <w:szCs w:val="22"/>
         </w:rPr>
         <w:t xml:space="preserve"> เป็น </w:t>
       </w:r>
@@ -6726,8 +6691,8 @@
         <w:rPr>
           <w:rFonts w:ascii="Sarabun" w:hAnsi="Sarabun" w:cs="Sarabun" w:eastAsia="Sarabun"/>
           <w:color w:val="1A1E33"/>
-          <w:sz w:val="28"/>
-          <w:szCs w:val="28"/>
+          <w:sz w:val="22"/>
+          <w:szCs w:val="22"/>
           <w:b w:val="1"/>
           <w:bCs w:val="1"/>
         </w:rPr>
@@ -6737,8 +6702,8 @@
         <w:rPr>
           <w:rFonts w:ascii="Sarabun" w:hAnsi="Sarabun" w:cs="Sarabun" w:eastAsia="Sarabun"/>
           <w:color w:val="1A1E33"/>
-          <w:sz w:val="28"/>
-          <w:szCs w:val="28"/>
+          <w:sz w:val="22"/>
+          <w:szCs w:val="22"/>
         </w:rPr>
         <w:t xml:space="preserve"> และคำอธิบายเขียนว่า "ผู้มีอำนาจของหน่วยงานลงนามแล้ว ตรวจซ้ำแล้วยืนยันเพื่อส่งให้ผู้อนุมัติ BDI"</w:t>
       </w:r>
@@ -6799,8 +6764,8 @@
         <w:rPr>
           <w:rFonts w:ascii="Sarabun" w:hAnsi="Sarabun" w:cs="Sarabun" w:eastAsia="Sarabun"/>
           <w:color w:val="5C637A"/>
-          <w:sz w:val="23"/>
-          <w:szCs w:val="23"/>
+          <w:sz w:val="19"/>
+          <w:szCs w:val="19"/>
           <w:i w:val="1"/>
           <w:iCs w:val="1"/>
         </w:rPr>
@@ -6811,7 +6776,7 @@
       <w:pPr>
         <w:spacing w:before="120" w:after="200" w:lineRule="auto" w:line="348"/>
         <w:ind w:left="227" w:right="113"/>
-        <w:jc w:val="left"/>
+        <w:jc w:val="both"/>
         <w:pBdr>
           <w:left w:val="single" w:sz="24" w:space="10" w:color="E5775A"/>
         </w:pBdr>
@@ -6821,8 +6786,8 @@
         <w:rPr>
           <w:rFonts w:ascii="Sarabun" w:hAnsi="Sarabun" w:cs="Sarabun" w:eastAsia="Sarabun"/>
           <w:color w:val="1A1E33"/>
-          <w:sz w:val="28"/>
-          <w:szCs w:val="28"/>
+          <w:sz w:val="22"/>
+          <w:szCs w:val="22"/>
         </w:rPr>
         <w:t xml:space="preserve">รอบนี้กับรอบแรกใช้ชื่อด่านเดียวกันในระบบ แต่ผลลัพธ์ต่างกัน — รอบแรกส่งต่อไปหาผู้ลงนาม ส่วนรอบนี้ส่งต่อไปหาผู้อนุมัติ BDI </w:t>
       </w:r>
@@ -6830,8 +6795,8 @@
         <w:rPr>
           <w:rFonts w:ascii="Sarabun" w:hAnsi="Sarabun" w:cs="Sarabun" w:eastAsia="Sarabun"/>
           <w:color w:val="1A1E33"/>
-          <w:sz w:val="28"/>
-          <w:szCs w:val="28"/>
+          <w:sz w:val="22"/>
+          <w:szCs w:val="22"/>
           <w:b w:val="1"/>
           <w:bCs w:val="1"/>
         </w:rPr>
@@ -6841,14 +6806,14 @@
     <w:p>
       <w:pPr>
         <w:spacing w:before="0" w:after="160" w:lineRule="auto" w:line="348"/>
-        <w:jc w:val="left"/>
-      </w:pPr>
-      <w:r>
-        <w:rPr>
-          <w:rFonts w:ascii="Sarabun" w:hAnsi="Sarabun" w:cs="Sarabun" w:eastAsia="Sarabun"/>
-          <w:color w:val="1A1E33"/>
-          <w:sz w:val="28"/>
-          <w:szCs w:val="28"/>
+        <w:jc w:val="both"/>
+      </w:pPr>
+      <w:r>
+        <w:rPr>
+          <w:rFonts w:ascii="Sarabun" w:hAnsi="Sarabun" w:cs="Sarabun" w:eastAsia="Sarabun"/>
+          <w:color w:val="1A1E33"/>
+          <w:sz w:val="22"/>
+          <w:szCs w:val="22"/>
         </w:rPr>
         <w:t xml:space="preserve">กด </w:t>
       </w:r>
@@ -6856,8 +6821,8 @@
         <w:rPr>
           <w:rFonts w:ascii="Sarabun" w:hAnsi="Sarabun" w:cs="Sarabun" w:eastAsia="Sarabun"/>
           <w:color w:val="1A1E33"/>
-          <w:sz w:val="28"/>
-          <w:szCs w:val="28"/>
+          <w:sz w:val="22"/>
+          <w:szCs w:val="22"/>
           <w:b w:val="1"/>
           <w:bCs w:val="1"/>
         </w:rPr>
@@ -6867,8 +6832,8 @@
         <w:rPr>
           <w:rFonts w:ascii="Sarabun" w:hAnsi="Sarabun" w:cs="Sarabun" w:eastAsia="Sarabun"/>
           <w:color w:val="1A1E33"/>
-          <w:sz w:val="28"/>
-          <w:szCs w:val="28"/>
+          <w:sz w:val="22"/>
+          <w:szCs w:val="22"/>
         </w:rPr>
         <w:t xml:space="preserve"> สถานะจะไปเป็น </w:t>
       </w:r>
@@ -6876,21 +6841,13 @@
         <w:rPr>
           <w:rFonts w:ascii="Sarabun" w:hAnsi="Sarabun" w:cs="Sarabun" w:eastAsia="Sarabun"/>
           <w:color w:val="1A1E33"/>
-          <w:sz w:val="28"/>
-          <w:szCs w:val="28"/>
+          <w:sz w:val="22"/>
+          <w:szCs w:val="22"/>
           <w:b w:val="1"/>
           <w:bCs w:val="1"/>
         </w:rPr>
         <w:t>รอ BDI อนุมัติขั้นสุดท้าย</w:t>
       </w:r>
-    </w:p>
-    <w:p>
-      <w:pPr>
-        <w:spacing w:before="80" w:after="200" w:lineRule="auto" w:line="240"/>
-        <w:pBdr>
-          <w:bottom w:val="single" w:sz="6" w:space="4" w:color="D8DCE6"/>
-        </w:pBdr>
-      </w:pPr>
     </w:p>
     <w:p>
       <w:pPr>
@@ -6900,17 +6857,18 @@
         <w:pBdr>
           <w:bottom w:val="single" w:sz="6" w:space="4" w:color="D8DCE6"/>
         </w:pBdr>
+        <w:pageBreakBefore w:val="1"/>
       </w:pPr>
       <w:r>
         <w:rPr>
           <w:rFonts w:ascii="Sarabun" w:hAnsi="Sarabun" w:cs="Sarabun" w:eastAsia="Sarabun"/>
           <w:color w:val="192768"/>
-          <w:sz w:val="44"/>
-          <w:szCs w:val="44"/>
+          <w:sz w:val="36"/>
+          <w:szCs w:val="36"/>
           <w:b w:val="1"/>
           <w:bCs w:val="1"/>
-          <w:sz w:val="44"/>
-          <w:szCs w:val="44"/>
+          <w:sz w:val="36"/>
+          <w:szCs w:val="36"/>
           <w:b w:val="1"/>
           <w:bCs w:val="1"/>
         </w:rPr>
@@ -6920,14 +6878,14 @@
     <w:p>
       <w:pPr>
         <w:spacing w:before="0" w:after="160" w:lineRule="auto" w:line="348"/>
-        <w:jc w:val="left"/>
-      </w:pPr>
-      <w:r>
-        <w:rPr>
-          <w:rFonts w:ascii="Sarabun" w:hAnsi="Sarabun" w:cs="Sarabun" w:eastAsia="Sarabun"/>
-          <w:color w:val="1A1E33"/>
-          <w:sz w:val="28"/>
-          <w:szCs w:val="28"/>
+        <w:jc w:val="both"/>
+      </w:pPr>
+      <w:r>
+        <w:rPr>
+          <w:rFonts w:ascii="Sarabun" w:hAnsi="Sarabun" w:cs="Sarabun" w:eastAsia="Sarabun"/>
+          <w:color w:val="1A1E33"/>
+          <w:sz w:val="22"/>
+          <w:szCs w:val="22"/>
           <w:b w:val="1"/>
           <w:bCs w:val="1"/>
         </w:rPr>
@@ -6937,8 +6895,8 @@
         <w:rPr>
           <w:rFonts w:ascii="Sarabun" w:hAnsi="Sarabun" w:cs="Sarabun" w:eastAsia="Sarabun"/>
           <w:color w:val="1A1E33"/>
-          <w:sz w:val="28"/>
-          <w:szCs w:val="28"/>
+          <w:sz w:val="22"/>
+          <w:szCs w:val="22"/>
         </w:rPr>
         <w:t xml:space="preserve"> เปิดคำขอขึ้นมา จะเห็นสามปุ่มให้เลือก</w:t>
       </w:r>
@@ -6999,8 +6957,8 @@
         <w:rPr>
           <w:rFonts w:ascii="Sarabun" w:hAnsi="Sarabun" w:cs="Sarabun" w:eastAsia="Sarabun"/>
           <w:color w:val="5C637A"/>
-          <w:sz w:val="23"/>
-          <w:szCs w:val="23"/>
+          <w:sz w:val="19"/>
+          <w:szCs w:val="19"/>
           <w:i w:val="1"/>
           <w:iCs w:val="1"/>
         </w:rPr>
@@ -7046,8 +7004,8 @@
               <w:rPr>
                 <w:rFonts w:ascii="Sarabun" w:hAnsi="Sarabun" w:cs="Sarabun" w:eastAsia="Sarabun"/>
                 <w:color w:val="FFFFFF"/>
-                <w:sz w:val="25"/>
-                <w:szCs w:val="25"/>
+                <w:sz w:val="20"/>
+                <w:szCs w:val="20"/>
                 <w:b w:val="1"/>
                 <w:bCs w:val="1"/>
               </w:rPr>
@@ -7056,12 +7014,12 @@
               <w:rPr>
                 <w:rFonts w:ascii="Sarabun" w:hAnsi="Sarabun" w:cs="Sarabun" w:eastAsia="Sarabun"/>
                 <w:color w:val="FFFFFF"/>
-                <w:sz w:val="25"/>
-                <w:szCs w:val="25"/>
+                <w:sz w:val="20"/>
+                <w:szCs w:val="20"/>
                 <w:b w:val="1"/>
                 <w:bCs w:val="1"/>
-                <w:sz w:val="25"/>
-                <w:szCs w:val="25"/>
+                <w:sz w:val="20"/>
+                <w:szCs w:val="20"/>
                 <w:b w:val="1"/>
                 <w:bCs w:val="1"/>
               </w:rPr>
@@ -7083,8 +7041,8 @@
               <w:rPr>
                 <w:rFonts w:ascii="Sarabun" w:hAnsi="Sarabun" w:cs="Sarabun" w:eastAsia="Sarabun"/>
                 <w:color w:val="FFFFFF"/>
-                <w:sz w:val="25"/>
-                <w:szCs w:val="25"/>
+                <w:sz w:val="20"/>
+                <w:szCs w:val="20"/>
                 <w:b w:val="1"/>
                 <w:bCs w:val="1"/>
               </w:rPr>
@@ -7093,12 +7051,12 @@
               <w:rPr>
                 <w:rFonts w:ascii="Sarabun" w:hAnsi="Sarabun" w:cs="Sarabun" w:eastAsia="Sarabun"/>
                 <w:color w:val="FFFFFF"/>
-                <w:sz w:val="25"/>
-                <w:szCs w:val="25"/>
+                <w:sz w:val="20"/>
+                <w:szCs w:val="20"/>
                 <w:b w:val="1"/>
                 <w:bCs w:val="1"/>
-                <w:sz w:val="25"/>
-                <w:szCs w:val="25"/>
+                <w:sz w:val="20"/>
+                <w:szCs w:val="20"/>
                 <w:b w:val="1"/>
                 <w:bCs w:val="1"/>
               </w:rPr>
@@ -7123,8 +7081,8 @@
               <w:rPr>
                 <w:rFonts w:ascii="Sarabun" w:hAnsi="Sarabun" w:cs="Sarabun" w:eastAsia="Sarabun"/>
                 <w:color w:val="1A1E33"/>
-                <w:sz w:val="25"/>
-                <w:szCs w:val="25"/>
+                <w:sz w:val="20"/>
+                <w:szCs w:val="20"/>
                 <w:b w:val="1"/>
                 <w:bCs w:val="1"/>
               </w:rPr>
@@ -7147,8 +7105,8 @@
               <w:rPr>
                 <w:rFonts w:ascii="Sarabun" w:hAnsi="Sarabun" w:cs="Sarabun" w:eastAsia="Sarabun"/>
                 <w:color w:val="1A1E33"/>
-                <w:sz w:val="25"/>
-                <w:szCs w:val="25"/>
+                <w:sz w:val="20"/>
+                <w:szCs w:val="20"/>
               </w:rPr>
               <w:t xml:space="preserve">กลับไปเป็น </w:t>
             </w:r>
@@ -7156,8 +7114,8 @@
               <w:rPr>
                 <w:rFonts w:ascii="Sarabun" w:hAnsi="Sarabun" w:cs="Sarabun" w:eastAsia="Sarabun"/>
                 <w:color w:val="1A1E33"/>
-                <w:sz w:val="25"/>
-                <w:szCs w:val="25"/>
+                <w:sz w:val="20"/>
+                <w:szCs w:val="20"/>
                 <w:b w:val="1"/>
                 <w:bCs w:val="1"/>
               </w:rPr>
@@ -7167,8 +7125,8 @@
               <w:rPr>
                 <w:rFonts w:ascii="Sarabun" w:hAnsi="Sarabun" w:cs="Sarabun" w:eastAsia="Sarabun"/>
                 <w:color w:val="1A1E33"/>
-                <w:sz w:val="25"/>
-                <w:szCs w:val="25"/>
+                <w:sz w:val="20"/>
+                <w:szCs w:val="20"/>
               </w:rPr>
               <w:t xml:space="preserve"> ให้หน่วยงานแก้</w:t>
             </w:r>
@@ -7191,8 +7149,8 @@
               <w:rPr>
                 <w:rFonts w:ascii="Sarabun" w:hAnsi="Sarabun" w:cs="Sarabun" w:eastAsia="Sarabun"/>
                 <w:color w:val="1A1E33"/>
-                <w:sz w:val="25"/>
-                <w:szCs w:val="25"/>
+                <w:sz w:val="20"/>
+                <w:szCs w:val="20"/>
                 <w:b w:val="1"/>
                 <w:bCs w:val="1"/>
               </w:rPr>
@@ -7215,8 +7173,8 @@
               <w:rPr>
                 <w:rFonts w:ascii="Sarabun" w:hAnsi="Sarabun" w:cs="Sarabun" w:eastAsia="Sarabun"/>
                 <w:color w:val="1A1E33"/>
-                <w:sz w:val="25"/>
-                <w:szCs w:val="25"/>
+                <w:sz w:val="20"/>
+                <w:szCs w:val="20"/>
                 <w:b w:val="1"/>
                 <w:bCs w:val="1"/>
               </w:rPr>
@@ -7226,8 +7184,8 @@
               <w:rPr>
                 <w:rFonts w:ascii="Sarabun" w:hAnsi="Sarabun" w:cs="Sarabun" w:eastAsia="Sarabun"/>
                 <w:color w:val="1A1E33"/>
-                <w:sz w:val="25"/>
-                <w:szCs w:val="25"/>
+                <w:sz w:val="20"/>
+                <w:szCs w:val="20"/>
               </w:rPr>
               <w:t xml:space="preserve"> ย้อนกลับไม่ได้ และต้องระบุเหตุผล</w:t>
             </w:r>
@@ -7250,8 +7208,8 @@
               <w:rPr>
                 <w:rFonts w:ascii="Sarabun" w:hAnsi="Sarabun" w:cs="Sarabun" w:eastAsia="Sarabun"/>
                 <w:color w:val="1A1E33"/>
-                <w:sz w:val="25"/>
-                <w:szCs w:val="25"/>
+                <w:sz w:val="20"/>
+                <w:szCs w:val="20"/>
                 <w:b w:val="1"/>
                 <w:bCs w:val="1"/>
               </w:rPr>
@@ -7274,8 +7232,8 @@
               <w:rPr>
                 <w:rFonts w:ascii="Sarabun" w:hAnsi="Sarabun" w:cs="Sarabun" w:eastAsia="Sarabun"/>
                 <w:color w:val="1A1E33"/>
-                <w:sz w:val="25"/>
-                <w:szCs w:val="25"/>
+                <w:sz w:val="20"/>
+                <w:szCs w:val="20"/>
               </w:rPr>
               <w:t xml:space="preserve">ขึ้นสถานะ </w:t>
             </w:r>
@@ -7283,8 +7241,8 @@
               <w:rPr>
                 <w:rFonts w:ascii="Sarabun" w:hAnsi="Sarabun" w:cs="Sarabun" w:eastAsia="Sarabun"/>
                 <w:color w:val="1A1E33"/>
-                <w:sz w:val="25"/>
-                <w:szCs w:val="25"/>
+                <w:sz w:val="20"/>
+                <w:szCs w:val="20"/>
                 <w:b w:val="1"/>
                 <w:bCs w:val="1"/>
               </w:rPr>
@@ -7294,8 +7252,8 @@
               <w:rPr>
                 <w:rFonts w:ascii="Sarabun" w:hAnsi="Sarabun" w:cs="Sarabun" w:eastAsia="Sarabun"/>
                 <w:color w:val="1A1E33"/>
-                <w:sz w:val="25"/>
-                <w:szCs w:val="25"/>
+                <w:sz w:val="20"/>
+                <w:szCs w:val="20"/>
               </w:rPr>
               <w:t xml:space="preserve"> และระบบสร้างเอกสารฉบับสมบูรณ์ให้</w:t>
             </w:r>
@@ -7318,12 +7276,12 @@
         <w:rPr>
           <w:rFonts w:ascii="Sarabun" w:hAnsi="Sarabun" w:cs="Sarabun" w:eastAsia="Sarabun"/>
           <w:color w:val="192768"/>
-          <w:sz w:val="34"/>
-          <w:szCs w:val="34"/>
+          <w:sz w:val="28"/>
+          <w:szCs w:val="28"/>
           <w:b w:val="1"/>
           <w:bCs w:val="1"/>
-          <w:sz w:val="34"/>
-          <w:szCs w:val="34"/>
+          <w:sz w:val="28"/>
+          <w:szCs w:val="28"/>
           <w:b w:val="1"/>
           <w:bCs w:val="1"/>
         </w:rPr>
@@ -7386,8 +7344,8 @@
         <w:rPr>
           <w:rFonts w:ascii="Sarabun" w:hAnsi="Sarabun" w:cs="Sarabun" w:eastAsia="Sarabun"/>
           <w:color w:val="5C637A"/>
-          <w:sz w:val="23"/>
-          <w:szCs w:val="23"/>
+          <w:sz w:val="19"/>
+          <w:szCs w:val="19"/>
           <w:i w:val="1"/>
           <w:iCs w:val="1"/>
         </w:rPr>
@@ -7397,14 +7355,14 @@
     <w:p>
       <w:pPr>
         <w:spacing w:before="0" w:after="160" w:lineRule="auto" w:line="348"/>
-        <w:jc w:val="left"/>
-      </w:pPr>
-      <w:r>
-        <w:rPr>
-          <w:rFonts w:ascii="Sarabun" w:hAnsi="Sarabun" w:cs="Sarabun" w:eastAsia="Sarabun"/>
-          <w:color w:val="1A1E33"/>
-          <w:sz w:val="28"/>
-          <w:szCs w:val="28"/>
+        <w:jc w:val="both"/>
+      </w:pPr>
+      <w:r>
+        <w:rPr>
+          <w:rFonts w:ascii="Sarabun" w:hAnsi="Sarabun" w:cs="Sarabun" w:eastAsia="Sarabun"/>
+          <w:color w:val="1A1E33"/>
+          <w:sz w:val="22"/>
+          <w:szCs w:val="22"/>
         </w:rPr>
         <w:t xml:space="preserve">กล่องสีเขียวจะบอกว่า </w:t>
       </w:r>
@@ -7412,8 +7370,8 @@
         <w:rPr>
           <w:rFonts w:ascii="Sarabun" w:hAnsi="Sarabun" w:cs="Sarabun" w:eastAsia="Sarabun"/>
           <w:color w:val="1A1E33"/>
-          <w:sz w:val="28"/>
-          <w:szCs w:val="28"/>
+          <w:sz w:val="22"/>
+          <w:szCs w:val="22"/>
           <w:b w:val="1"/>
           <w:bCs w:val="1"/>
         </w:rPr>
@@ -7423,8 +7381,8 @@
         <w:rPr>
           <w:rFonts w:ascii="Sarabun" w:hAnsi="Sarabun" w:cs="Sarabun" w:eastAsia="Sarabun"/>
           <w:color w:val="1A1E33"/>
-          <w:sz w:val="28"/>
-          <w:szCs w:val="28"/>
+          <w:sz w:val="22"/>
+          <w:szCs w:val="22"/>
         </w:rPr>
         <w:t xml:space="preserve"> และมีการ์ด </w:t>
       </w:r>
@@ -7432,8 +7390,8 @@
         <w:rPr>
           <w:rFonts w:ascii="Sarabun" w:hAnsi="Sarabun" w:cs="Sarabun" w:eastAsia="Sarabun"/>
           <w:color w:val="1A1E33"/>
-          <w:sz w:val="28"/>
-          <w:szCs w:val="28"/>
+          <w:sz w:val="22"/>
+          <w:szCs w:val="22"/>
           <w:b w:val="1"/>
           <w:bCs w:val="1"/>
         </w:rPr>
@@ -7443,8 +7401,8 @@
         <w:rPr>
           <w:rFonts w:ascii="Sarabun" w:hAnsi="Sarabun" w:cs="Sarabun" w:eastAsia="Sarabun"/>
           <w:color w:val="1A1E33"/>
-          <w:sz w:val="28"/>
-          <w:szCs w:val="28"/>
+          <w:sz w:val="22"/>
+          <w:szCs w:val="22"/>
         </w:rPr>
         <w:t xml:space="preserve"> ให้ดาวน์โหลด</w:t>
       </w:r>
@@ -7452,14 +7410,14 @@
     <w:p>
       <w:pPr>
         <w:spacing w:before="0" w:after="160" w:lineRule="auto" w:line="348"/>
-        <w:jc w:val="left"/>
-      </w:pPr>
-      <w:r>
-        <w:rPr>
-          <w:rFonts w:ascii="Sarabun" w:hAnsi="Sarabun" w:cs="Sarabun" w:eastAsia="Sarabun"/>
-          <w:color w:val="1A1E33"/>
-          <w:sz w:val="28"/>
-          <w:szCs w:val="28"/>
+        <w:jc w:val="both"/>
+      </w:pPr>
+      <w:r>
+        <w:rPr>
+          <w:rFonts w:ascii="Sarabun" w:hAnsi="Sarabun" w:cs="Sarabun" w:eastAsia="Sarabun"/>
+          <w:color w:val="1A1E33"/>
+          <w:sz w:val="22"/>
+          <w:szCs w:val="22"/>
         </w:rPr>
         <w:t xml:space="preserve">เอกสารฉบับนี้ </w:t>
       </w:r>
@@ -7467,8 +7425,8 @@
         <w:rPr>
           <w:rFonts w:ascii="Sarabun" w:hAnsi="Sarabun" w:cs="Sarabun" w:eastAsia="Sarabun"/>
           <w:color w:val="1A1E33"/>
-          <w:sz w:val="28"/>
-          <w:szCs w:val="28"/>
+          <w:sz w:val="22"/>
+          <w:szCs w:val="22"/>
           <w:b w:val="1"/>
           <w:bCs w:val="1"/>
         </w:rPr>
@@ -7478,8 +7436,8 @@
         <w:rPr>
           <w:rFonts w:ascii="Sarabun" w:hAnsi="Sarabun" w:cs="Sarabun" w:eastAsia="Sarabun"/>
           <w:color w:val="1A1E33"/>
-          <w:sz w:val="28"/>
-          <w:szCs w:val="28"/>
+          <w:sz w:val="22"/>
+          <w:szCs w:val="22"/>
         </w:rPr>
         <w:t xml:space="preserve"> แต่เป็นฉบับที่ระบบสร้างขึ้นใหม่ตอนอนุมัติ จึงมีครบทั้งชื่อผู้ยื่น ชื่อผู้มีอำนาจกระทำการแทน วันที่ลงนามของทั้งคู่ และตราประทับอนุมัติสีเขียว</w:t>
       </w:r>
@@ -7540,8 +7498,8 @@
         <w:rPr>
           <w:rFonts w:ascii="Sarabun" w:hAnsi="Sarabun" w:cs="Sarabun" w:eastAsia="Sarabun"/>
           <w:color w:val="5C637A"/>
-          <w:sz w:val="23"/>
-          <w:szCs w:val="23"/>
+          <w:sz w:val="19"/>
+          <w:szCs w:val="19"/>
           <w:i w:val="1"/>
           <w:iCs w:val="1"/>
         </w:rPr>
@@ -7558,49 +7516,49 @@
         <w:rPr>
           <w:rFonts w:ascii="Sarabun" w:hAnsi="Sarabun" w:cs="Sarabun" w:eastAsia="Sarabun"/>
           <w:color w:val="192768"/>
-          <w:sz w:val="34"/>
-          <w:szCs w:val="34"/>
-          <w:b w:val="1"/>
-          <w:bCs w:val="1"/>
-          <w:sz w:val="34"/>
-          <w:szCs w:val="34"/>
-          <w:b w:val="1"/>
-          <w:bCs w:val="1"/>
-        </w:rPr>
-        <w:t>5.2 ถ้าเลือกไม่อนุมัติ</w:t>
-      </w:r>
-    </w:p>
-    <w:p>
-      <w:pPr>
-        <w:spacing w:before="0" w:after="160" w:lineRule="auto" w:line="348"/>
-        <w:jc w:val="left"/>
-      </w:pPr>
-      <w:r>
-        <w:rPr>
-          <w:rFonts w:ascii="Sarabun" w:hAnsi="Sarabun" w:cs="Sarabun" w:eastAsia="Sarabun"/>
-          <w:color w:val="1A1E33"/>
-          <w:sz w:val="28"/>
-          <w:szCs w:val="28"/>
-        </w:rPr>
-        <w:t xml:space="preserve">กด </w:t>
-      </w:r>
-      <w:r>
-        <w:rPr>
-          <w:rFonts w:ascii="Sarabun" w:hAnsi="Sarabun" w:cs="Sarabun" w:eastAsia="Sarabun"/>
-          <w:color w:val="1A1E33"/>
           <w:sz w:val="28"/>
           <w:szCs w:val="28"/>
           <w:b w:val="1"/>
           <w:bCs w:val="1"/>
-        </w:rPr>
-        <w:t>ไม่อนุมัติ</w:t>
-      </w:r>
-      <w:r>
-        <w:rPr>
-          <w:rFonts w:ascii="Sarabun" w:hAnsi="Sarabun" w:cs="Sarabun" w:eastAsia="Sarabun"/>
-          <w:color w:val="1A1E33"/>
           <w:sz w:val="28"/>
           <w:szCs w:val="28"/>
+          <w:b w:val="1"/>
+          <w:bCs w:val="1"/>
+        </w:rPr>
+        <w:t>5.2 ถ้าเลือกไม่อนุมัติ</w:t>
+      </w:r>
+    </w:p>
+    <w:p>
+      <w:pPr>
+        <w:spacing w:before="0" w:after="160" w:lineRule="auto" w:line="348"/>
+        <w:jc w:val="both"/>
+      </w:pPr>
+      <w:r>
+        <w:rPr>
+          <w:rFonts w:ascii="Sarabun" w:hAnsi="Sarabun" w:cs="Sarabun" w:eastAsia="Sarabun"/>
+          <w:color w:val="1A1E33"/>
+          <w:sz w:val="22"/>
+          <w:szCs w:val="22"/>
+        </w:rPr>
+        <w:t xml:space="preserve">กด </w:t>
+      </w:r>
+      <w:r>
+        <w:rPr>
+          <w:rFonts w:ascii="Sarabun" w:hAnsi="Sarabun" w:cs="Sarabun" w:eastAsia="Sarabun"/>
+          <w:color w:val="1A1E33"/>
+          <w:sz w:val="22"/>
+          <w:szCs w:val="22"/>
+          <w:b w:val="1"/>
+          <w:bCs w:val="1"/>
+        </w:rPr>
+        <w:t>ไม่อนุมัติ</w:t>
+      </w:r>
+      <w:r>
+        <w:rPr>
+          <w:rFonts w:ascii="Sarabun" w:hAnsi="Sarabun" w:cs="Sarabun" w:eastAsia="Sarabun"/>
+          <w:color w:val="1A1E33"/>
+          <w:sz w:val="22"/>
+          <w:szCs w:val="22"/>
         </w:rPr>
         <w:t xml:space="preserve"> แล้วพิมพ์เหตุผล</w:t>
       </w:r>
@@ -7661,8 +7619,8 @@
         <w:rPr>
           <w:rFonts w:ascii="Sarabun" w:hAnsi="Sarabun" w:cs="Sarabun" w:eastAsia="Sarabun"/>
           <w:color w:val="5C637A"/>
-          <w:sz w:val="23"/>
-          <w:szCs w:val="23"/>
+          <w:sz w:val="19"/>
+          <w:szCs w:val="19"/>
           <w:i w:val="1"/>
           <w:iCs w:val="1"/>
         </w:rPr>
@@ -7725,8 +7683,8 @@
         <w:rPr>
           <w:rFonts w:ascii="Sarabun" w:hAnsi="Sarabun" w:cs="Sarabun" w:eastAsia="Sarabun"/>
           <w:color w:val="5C637A"/>
-          <w:sz w:val="23"/>
-          <w:szCs w:val="23"/>
+          <w:sz w:val="19"/>
+          <w:szCs w:val="19"/>
           <w:i w:val="1"/>
           <w:iCs w:val="1"/>
         </w:rPr>
@@ -7736,14 +7694,14 @@
     <w:p>
       <w:pPr>
         <w:spacing w:before="0" w:after="160" w:lineRule="auto" w:line="348"/>
-        <w:jc w:val="left"/>
-      </w:pPr>
-      <w:r>
-        <w:rPr>
-          <w:rFonts w:ascii="Sarabun" w:hAnsi="Sarabun" w:cs="Sarabun" w:eastAsia="Sarabun"/>
-          <w:color w:val="1A1E33"/>
-          <w:sz w:val="28"/>
-          <w:szCs w:val="28"/>
+        <w:jc w:val="both"/>
+      </w:pPr>
+      <w:r>
+        <w:rPr>
+          <w:rFonts w:ascii="Sarabun" w:hAnsi="Sarabun" w:cs="Sarabun" w:eastAsia="Sarabun"/>
+          <w:color w:val="1A1E33"/>
+          <w:sz w:val="22"/>
+          <w:szCs w:val="22"/>
         </w:rPr>
         <w:t xml:space="preserve">กล่องสีแดงจะแสดง </w:t>
       </w:r>
@@ -7751,8 +7709,8 @@
         <w:rPr>
           <w:rFonts w:ascii="Sarabun" w:hAnsi="Sarabun" w:cs="Sarabun" w:eastAsia="Sarabun"/>
           <w:color w:val="1A1E33"/>
-          <w:sz w:val="28"/>
-          <w:szCs w:val="28"/>
+          <w:sz w:val="22"/>
+          <w:szCs w:val="22"/>
           <w:b w:val="1"/>
           <w:bCs w:val="1"/>
         </w:rPr>
@@ -7762,19 +7720,11 @@
         <w:rPr>
           <w:rFonts w:ascii="Sarabun" w:hAnsi="Sarabun" w:cs="Sarabun" w:eastAsia="Sarabun"/>
           <w:color w:val="1A1E33"/>
-          <w:sz w:val="28"/>
-          <w:szCs w:val="28"/>
+          <w:sz w:val="22"/>
+          <w:szCs w:val="22"/>
         </w:rPr>
         <w:t xml:space="preserve"> พร้อมชื่อผู้ตัดสินและเวลา คำขอถูกปิดถาวร และระบบแจ้งผู้เกี่ยวข้องทุกคน</w:t>
       </w:r>
-    </w:p>
-    <w:p>
-      <w:pPr>
-        <w:spacing w:before="80" w:after="200" w:lineRule="auto" w:line="240"/>
-        <w:pBdr>
-          <w:bottom w:val="single" w:sz="6" w:space="4" w:color="D8DCE6"/>
-        </w:pBdr>
-      </w:pPr>
     </w:p>
     <w:p>
       <w:pPr>
@@ -7784,17 +7734,18 @@
         <w:pBdr>
           <w:bottom w:val="single" w:sz="6" w:space="4" w:color="D8DCE6"/>
         </w:pBdr>
+        <w:pageBreakBefore w:val="1"/>
       </w:pPr>
       <w:r>
         <w:rPr>
           <w:rFonts w:ascii="Sarabun" w:hAnsi="Sarabun" w:cs="Sarabun" w:eastAsia="Sarabun"/>
           <w:color w:val="192768"/>
-          <w:sz w:val="44"/>
-          <w:szCs w:val="44"/>
+          <w:sz w:val="36"/>
+          <w:szCs w:val="36"/>
           <w:b w:val="1"/>
           <w:bCs w:val="1"/>
-          <w:sz w:val="44"/>
-          <w:szCs w:val="44"/>
+          <w:sz w:val="36"/>
+          <w:szCs w:val="36"/>
           <w:b w:val="1"/>
           <w:bCs w:val="1"/>
         </w:rPr>
@@ -7804,14 +7755,14 @@
     <w:p>
       <w:pPr>
         <w:spacing w:before="0" w:after="160" w:lineRule="auto" w:line="348"/>
-        <w:jc w:val="left"/>
-      </w:pPr>
-      <w:r>
-        <w:rPr>
-          <w:rFonts w:ascii="Sarabun" w:hAnsi="Sarabun" w:cs="Sarabun" w:eastAsia="Sarabun"/>
-          <w:color w:val="1A1E33"/>
-          <w:sz w:val="28"/>
-          <w:szCs w:val="28"/>
+        <w:jc w:val="both"/>
+      </w:pPr>
+      <w:r>
+        <w:rPr>
+          <w:rFonts w:ascii="Sarabun" w:hAnsi="Sarabun" w:cs="Sarabun" w:eastAsia="Sarabun"/>
+          <w:color w:val="1A1E33"/>
+          <w:sz w:val="22"/>
+          <w:szCs w:val="22"/>
         </w:rPr>
         <w:t xml:space="preserve">เลื่อนลงล่างสุดของหน้ารายละเอียด </w:t>
       </w:r>
@@ -7819,8 +7770,8 @@
         <w:rPr>
           <w:rFonts w:ascii="Sarabun" w:hAnsi="Sarabun" w:cs="Sarabun" w:eastAsia="Sarabun"/>
           <w:color w:val="1A1E33"/>
-          <w:sz w:val="28"/>
-          <w:szCs w:val="28"/>
+          <w:sz w:val="22"/>
+          <w:szCs w:val="22"/>
           <w:b w:val="1"/>
           <w:bCs w:val="1"/>
         </w:rPr>
@@ -7830,8 +7781,8 @@
         <w:rPr>
           <w:rFonts w:ascii="Sarabun" w:hAnsi="Sarabun" w:cs="Sarabun" w:eastAsia="Sarabun"/>
           <w:color w:val="1A1E33"/>
-          <w:sz w:val="28"/>
-          <w:szCs w:val="28"/>
+          <w:sz w:val="22"/>
+          <w:szCs w:val="22"/>
         </w:rPr>
         <w:t xml:space="preserve"> ต้องเรียงครบทุกด่านตามที่เกิดขึ้นจริง พร้อมชื่อผู้ทำ เวลา ความเห็นของผู้เชี่ยวชาญ และข้อความตอนที่ส่งกลับให้แก้</w:t>
       </w:r>
@@ -7892,21 +7843,13 @@
         <w:rPr>
           <w:rFonts w:ascii="Sarabun" w:hAnsi="Sarabun" w:cs="Sarabun" w:eastAsia="Sarabun"/>
           <w:color w:val="5C637A"/>
-          <w:sz w:val="23"/>
-          <w:szCs w:val="23"/>
+          <w:sz w:val="19"/>
+          <w:szCs w:val="19"/>
           <w:i w:val="1"/>
           <w:iCs w:val="1"/>
         </w:rPr>
         <w:t>ประวัติการดำเนินการของคำขอชุดข้อมูล</w:t>
       </w:r>
-    </w:p>
-    <w:p>
-      <w:pPr>
-        <w:spacing w:before="80" w:after="200" w:lineRule="auto" w:line="240"/>
-        <w:pBdr>
-          <w:bottom w:val="single" w:sz="6" w:space="4" w:color="D8DCE6"/>
-        </w:pBdr>
-      </w:pPr>
     </w:p>
     <w:p>
       <w:pPr>
@@ -7916,17 +7859,18 @@
         <w:pBdr>
           <w:bottom w:val="single" w:sz="6" w:space="4" w:color="D8DCE6"/>
         </w:pBdr>
+        <w:pageBreakBefore w:val="1"/>
       </w:pPr>
       <w:r>
         <w:rPr>
           <w:rFonts w:ascii="Sarabun" w:hAnsi="Sarabun" w:cs="Sarabun" w:eastAsia="Sarabun"/>
           <w:color w:val="192768"/>
-          <w:sz w:val="44"/>
-          <w:szCs w:val="44"/>
+          <w:sz w:val="36"/>
+          <w:szCs w:val="36"/>
           <w:b w:val="1"/>
           <w:bCs w:val="1"/>
-          <w:sz w:val="44"/>
-          <w:szCs w:val="44"/>
+          <w:sz w:val="36"/>
+          <w:szCs w:val="36"/>
           <w:b w:val="1"/>
           <w:bCs w:val="1"/>
         </w:rPr>
@@ -7936,14 +7880,14 @@
     <w:p>
       <w:pPr>
         <w:spacing w:before="0" w:after="160" w:lineRule="auto" w:line="348"/>
-        <w:jc w:val="left"/>
-      </w:pPr>
-      <w:r>
-        <w:rPr>
-          <w:rFonts w:ascii="Sarabun" w:hAnsi="Sarabun" w:cs="Sarabun" w:eastAsia="Sarabun"/>
-          <w:color w:val="1A1E33"/>
-          <w:sz w:val="28"/>
-          <w:szCs w:val="28"/>
+        <w:jc w:val="both"/>
+      </w:pPr>
+      <w:r>
+        <w:rPr>
+          <w:rFonts w:ascii="Sarabun" w:hAnsi="Sarabun" w:cs="Sarabun" w:eastAsia="Sarabun"/>
+          <w:color w:val="1A1E33"/>
+          <w:sz w:val="22"/>
+          <w:szCs w:val="22"/>
           <w:b w:val="1"/>
           <w:bCs w:val="1"/>
         </w:rPr>
@@ -7960,8 +7904,8 @@
         <w:rPr>
           <w:rFonts w:ascii="DejaVu Sans" w:hAnsi="DejaVu Sans" w:cs="DejaVu Sans" w:eastAsia="DejaVu Sans"/>
           <w:color w:val="5C637A"/>
-          <w:sz w:val="28"/>
-          <w:szCs w:val="28"/>
+          <w:sz w:val="22"/>
+          <w:szCs w:val="22"/>
         </w:rPr>
         <w:t>☐</w:t>
       </w:r>
@@ -7969,8 +7913,8 @@
         <w:rPr>
           <w:rFonts w:ascii="Sarabun" w:hAnsi="Sarabun" w:cs="Sarabun" w:eastAsia="Sarabun"/>
           <w:color w:val="5C637A"/>
-          <w:sz w:val="28"/>
-          <w:szCs w:val="28"/>
+          <w:sz w:val="22"/>
+          <w:szCs w:val="22"/>
         </w:rPr>
         <w:t xml:space="preserve">  </w:t>
       </w:r>
@@ -7978,8 +7922,8 @@
         <w:rPr>
           <w:rFonts w:ascii="Sarabun" w:hAnsi="Sarabun" w:cs="Sarabun" w:eastAsia="Sarabun"/>
           <w:color w:val="1A1E33"/>
-          <w:sz w:val="28"/>
-          <w:szCs w:val="28"/>
+          <w:sz w:val="22"/>
+          <w:szCs w:val="22"/>
         </w:rPr>
         <w:t xml:space="preserve">หน่วยงานที่ยังไม่เปิดใช้งาน </w:t>
       </w:r>
@@ -7987,8 +7931,8 @@
         <w:rPr>
           <w:rFonts w:ascii="DejaVu Sans" w:hAnsi="DejaVu Sans" w:cs="DejaVu Sans" w:eastAsia="DejaVu Sans"/>
           <w:color w:val="1A1E33"/>
-          <w:sz w:val="28"/>
-          <w:szCs w:val="28"/>
+          <w:sz w:val="22"/>
+          <w:szCs w:val="22"/>
         </w:rPr>
         <w:t>→</w:t>
       </w:r>
@@ -7996,8 +7940,8 @@
         <w:rPr>
           <w:rFonts w:ascii="Sarabun" w:hAnsi="Sarabun" w:cs="Sarabun" w:eastAsia="Sarabun"/>
           <w:color w:val="1A1E33"/>
-          <w:sz w:val="28"/>
-          <w:szCs w:val="28"/>
+          <w:sz w:val="22"/>
+          <w:szCs w:val="22"/>
         </w:rPr>
         <w:t xml:space="preserve"> ปุ่ม </w:t>
       </w:r>
@@ -8005,8 +7949,8 @@
         <w:rPr>
           <w:rFonts w:ascii="Sarabun" w:hAnsi="Sarabun" w:cs="Sarabun" w:eastAsia="Sarabun"/>
           <w:color w:val="1A1E33"/>
-          <w:sz w:val="28"/>
-          <w:szCs w:val="28"/>
+          <w:sz w:val="22"/>
+          <w:szCs w:val="22"/>
           <w:b w:val="1"/>
           <w:bCs w:val="1"/>
         </w:rPr>
@@ -8016,8 +7960,8 @@
         <w:rPr>
           <w:rFonts w:ascii="Sarabun" w:hAnsi="Sarabun" w:cs="Sarabun" w:eastAsia="Sarabun"/>
           <w:color w:val="1A1E33"/>
-          <w:sz w:val="28"/>
-          <w:szCs w:val="28"/>
+          <w:sz w:val="22"/>
+          <w:szCs w:val="22"/>
         </w:rPr>
         <w:t xml:space="preserve"> กดไม่ได้ และบอกว่าติดอะไร</w:t>
       </w:r>
@@ -8032,8 +7976,8 @@
         <w:rPr>
           <w:rFonts w:ascii="DejaVu Sans" w:hAnsi="DejaVu Sans" w:cs="DejaVu Sans" w:eastAsia="DejaVu Sans"/>
           <w:color w:val="5C637A"/>
-          <w:sz w:val="28"/>
-          <w:szCs w:val="28"/>
+          <w:sz w:val="22"/>
+          <w:szCs w:val="22"/>
         </w:rPr>
         <w:t>☐</w:t>
       </w:r>
@@ -8041,8 +7985,8 @@
         <w:rPr>
           <w:rFonts w:ascii="Sarabun" w:hAnsi="Sarabun" w:cs="Sarabun" w:eastAsia="Sarabun"/>
           <w:color w:val="5C637A"/>
-          <w:sz w:val="28"/>
-          <w:szCs w:val="28"/>
+          <w:sz w:val="22"/>
+          <w:szCs w:val="22"/>
         </w:rPr>
         <w:t xml:space="preserve">  </w:t>
       </w:r>
@@ -8050,8 +7994,8 @@
         <w:rPr>
           <w:rFonts w:ascii="Sarabun" w:hAnsi="Sarabun" w:cs="Sarabun" w:eastAsia="Sarabun"/>
           <w:color w:val="1A1E33"/>
-          <w:sz w:val="28"/>
-          <w:szCs w:val="28"/>
+          <w:sz w:val="22"/>
+          <w:szCs w:val="22"/>
         </w:rPr>
         <w:t xml:space="preserve">กดลงทะเบียนแล้วได้เลขที่คำขอ </w:t>
       </w:r>
@@ -8059,8 +8003,8 @@
         <w:rPr>
           <w:rFonts w:ascii="DejaVu Sans Mono" w:hAnsi="DejaVu Sans Mono" w:cs="DejaVu Sans Mono" w:eastAsia="DejaVu Sans Mono"/>
           <w:color w:val="192768"/>
-          <w:sz w:val="25"/>
-          <w:szCs w:val="25"/>
+          <w:sz w:val="19"/>
+          <w:szCs w:val="19"/>
           <w:shd w:val="clear" w:fill="F5F6FA"/>
         </w:rPr>
         <w:t>DS-REG-&lt;ปี&gt;-&lt;ลำดับ&gt;</w:t>
@@ -8069,8 +8013,8 @@
         <w:rPr>
           <w:rFonts w:ascii="Sarabun" w:hAnsi="Sarabun" w:cs="Sarabun" w:eastAsia="Sarabun"/>
           <w:color w:val="1A1E33"/>
-          <w:sz w:val="28"/>
-          <w:szCs w:val="28"/>
+          <w:sz w:val="22"/>
+          <w:szCs w:val="22"/>
         </w:rPr>
         <w:t xml:space="preserve"> ทันที</w:t>
       </w:r>
@@ -8085,8 +8029,8 @@
         <w:rPr>
           <w:rFonts w:ascii="DejaVu Sans" w:hAnsi="DejaVu Sans" w:cs="DejaVu Sans" w:eastAsia="DejaVu Sans"/>
           <w:color w:val="5C637A"/>
-          <w:sz w:val="28"/>
-          <w:szCs w:val="28"/>
+          <w:sz w:val="22"/>
+          <w:szCs w:val="22"/>
         </w:rPr>
         <w:t>☐</w:t>
       </w:r>
@@ -8094,8 +8038,8 @@
         <w:rPr>
           <w:rFonts w:ascii="Sarabun" w:hAnsi="Sarabun" w:cs="Sarabun" w:eastAsia="Sarabun"/>
           <w:color w:val="5C637A"/>
-          <w:sz w:val="28"/>
-          <w:szCs w:val="28"/>
+          <w:sz w:val="22"/>
+          <w:szCs w:val="22"/>
         </w:rPr>
         <w:t xml:space="preserve">  </w:t>
       </w:r>
@@ -8103,8 +8047,8 @@
         <w:rPr>
           <w:rFonts w:ascii="Sarabun" w:hAnsi="Sarabun" w:cs="Sarabun" w:eastAsia="Sarabun"/>
           <w:color w:val="1A1E33"/>
-          <w:sz w:val="28"/>
-          <w:szCs w:val="28"/>
+          <w:sz w:val="22"/>
+          <w:szCs w:val="22"/>
         </w:rPr>
         <w:t xml:space="preserve">ช่อง </w:t>
       </w:r>
@@ -8112,8 +8056,8 @@
         <w:rPr>
           <w:rFonts w:ascii="Sarabun" w:hAnsi="Sarabun" w:cs="Sarabun" w:eastAsia="Sarabun"/>
           <w:color w:val="1A1E33"/>
-          <w:sz w:val="28"/>
-          <w:szCs w:val="28"/>
+          <w:sz w:val="22"/>
+          <w:szCs w:val="22"/>
           <w:b w:val="1"/>
           <w:bCs w:val="1"/>
         </w:rPr>
@@ -8123,8 +8067,8 @@
         <w:rPr>
           <w:rFonts w:ascii="Sarabun" w:hAnsi="Sarabun" w:cs="Sarabun" w:eastAsia="Sarabun"/>
           <w:color w:val="1A1E33"/>
-          <w:sz w:val="28"/>
-          <w:szCs w:val="28"/>
+          <w:sz w:val="22"/>
+          <w:szCs w:val="22"/>
         </w:rPr>
         <w:t xml:space="preserve"> ถูกเติมเป็นหน่วยงานของคุณเอง และแก้ไม่ได้</w:t>
       </w:r>
@@ -8139,8 +8083,8 @@
         <w:rPr>
           <w:rFonts w:ascii="DejaVu Sans" w:hAnsi="DejaVu Sans" w:cs="DejaVu Sans" w:eastAsia="DejaVu Sans"/>
           <w:color w:val="5C637A"/>
-          <w:sz w:val="28"/>
-          <w:szCs w:val="28"/>
+          <w:sz w:val="22"/>
+          <w:szCs w:val="22"/>
         </w:rPr>
         <w:t>☐</w:t>
       </w:r>
@@ -8148,8 +8092,8 @@
         <w:rPr>
           <w:rFonts w:ascii="Sarabun" w:hAnsi="Sarabun" w:cs="Sarabun" w:eastAsia="Sarabun"/>
           <w:color w:val="5C637A"/>
-          <w:sz w:val="28"/>
-          <w:szCs w:val="28"/>
+          <w:sz w:val="22"/>
+          <w:szCs w:val="22"/>
         </w:rPr>
         <w:t xml:space="preserve">  </w:t>
       </w:r>
@@ -8157,8 +8101,8 @@
         <w:rPr>
           <w:rFonts w:ascii="Sarabun" w:hAnsi="Sarabun" w:cs="Sarabun" w:eastAsia="Sarabun"/>
           <w:color w:val="1A1E33"/>
-          <w:sz w:val="28"/>
-          <w:szCs w:val="28"/>
+          <w:sz w:val="22"/>
+          <w:szCs w:val="22"/>
         </w:rPr>
         <w:t>คำสำคัญ: พิมพ์แล้วกด Enter กลายเป็นป้ายคำ ลบได้ และตัวนับตัวอักษรลดลงถูกต้อง</w:t>
       </w:r>
@@ -8173,8 +8117,8 @@
         <w:rPr>
           <w:rFonts w:ascii="DejaVu Sans" w:hAnsi="DejaVu Sans" w:cs="DejaVu Sans" w:eastAsia="DejaVu Sans"/>
           <w:color w:val="5C637A"/>
-          <w:sz w:val="28"/>
-          <w:szCs w:val="28"/>
+          <w:sz w:val="22"/>
+          <w:szCs w:val="22"/>
         </w:rPr>
         <w:t>☐</w:t>
       </w:r>
@@ -8182,8 +8126,8 @@
         <w:rPr>
           <w:rFonts w:ascii="Sarabun" w:hAnsi="Sarabun" w:cs="Sarabun" w:eastAsia="Sarabun"/>
           <w:color w:val="5C637A"/>
-          <w:sz w:val="28"/>
-          <w:szCs w:val="28"/>
+          <w:sz w:val="22"/>
+          <w:szCs w:val="22"/>
         </w:rPr>
         <w:t xml:space="preserve">  </w:t>
       </w:r>
@@ -8191,8 +8135,8 @@
         <w:rPr>
           <w:rFonts w:ascii="Sarabun" w:hAnsi="Sarabun" w:cs="Sarabun" w:eastAsia="Sarabun"/>
           <w:color w:val="1A1E33"/>
-          <w:sz w:val="28"/>
-          <w:szCs w:val="28"/>
+          <w:sz w:val="22"/>
+          <w:szCs w:val="22"/>
         </w:rPr>
         <w:t xml:space="preserve">รายละเอียดหรือวัตถุประสงค์สั้นกว่า 30 ตัวอักษร </w:t>
       </w:r>
@@ -8200,8 +8144,8 @@
         <w:rPr>
           <w:rFonts w:ascii="DejaVu Sans" w:hAnsi="DejaVu Sans" w:cs="DejaVu Sans" w:eastAsia="DejaVu Sans"/>
           <w:color w:val="1A1E33"/>
-          <w:sz w:val="28"/>
-          <w:szCs w:val="28"/>
+          <w:sz w:val="22"/>
+          <w:szCs w:val="22"/>
         </w:rPr>
         <w:t>→</w:t>
       </w:r>
@@ -8209,8 +8153,8 @@
         <w:rPr>
           <w:rFonts w:ascii="Sarabun" w:hAnsi="Sarabun" w:cs="Sarabun" w:eastAsia="Sarabun"/>
           <w:color w:val="1A1E33"/>
-          <w:sz w:val="28"/>
-          <w:szCs w:val="28"/>
+          <w:sz w:val="22"/>
+          <w:szCs w:val="22"/>
         </w:rPr>
         <w:t xml:space="preserve"> ไม่ผ่าน</w:t>
       </w:r>
@@ -8225,8 +8169,8 @@
         <w:rPr>
           <w:rFonts w:ascii="DejaVu Sans" w:hAnsi="DejaVu Sans" w:cs="DejaVu Sans" w:eastAsia="DejaVu Sans"/>
           <w:color w:val="5C637A"/>
-          <w:sz w:val="28"/>
-          <w:szCs w:val="28"/>
+          <w:sz w:val="22"/>
+          <w:szCs w:val="22"/>
         </w:rPr>
         <w:t>☐</w:t>
       </w:r>
@@ -8234,8 +8178,8 @@
         <w:rPr>
           <w:rFonts w:ascii="Sarabun" w:hAnsi="Sarabun" w:cs="Sarabun" w:eastAsia="Sarabun"/>
           <w:color w:val="5C637A"/>
-          <w:sz w:val="28"/>
-          <w:szCs w:val="28"/>
+          <w:sz w:val="22"/>
+          <w:szCs w:val="22"/>
         </w:rPr>
         <w:t xml:space="preserve">  </w:t>
       </w:r>
@@ -8243,8 +8187,8 @@
         <w:rPr>
           <w:rFonts w:ascii="Sarabun" w:hAnsi="Sarabun" w:cs="Sarabun" w:eastAsia="Sarabun"/>
           <w:color w:val="1A1E33"/>
-          <w:sz w:val="28"/>
-          <w:szCs w:val="28"/>
+          <w:sz w:val="22"/>
+          <w:szCs w:val="22"/>
         </w:rPr>
         <w:t xml:space="preserve">เลือกหน่วยความถี่แล้ว </w:t>
       </w:r>
@@ -8252,8 +8196,8 @@
         <w:rPr>
           <w:rFonts w:ascii="Sarabun" w:hAnsi="Sarabun" w:cs="Sarabun" w:eastAsia="Sarabun"/>
           <w:color w:val="1A1E33"/>
-          <w:sz w:val="28"/>
-          <w:szCs w:val="28"/>
+          <w:sz w:val="22"/>
+          <w:szCs w:val="22"/>
           <w:b w:val="1"/>
           <w:bCs w:val="1"/>
         </w:rPr>
@@ -8263,8 +8207,8 @@
         <w:rPr>
           <w:rFonts w:ascii="Sarabun" w:hAnsi="Sarabun" w:cs="Sarabun" w:eastAsia="Sarabun"/>
           <w:color w:val="1A1E33"/>
-          <w:sz w:val="28"/>
-          <w:szCs w:val="28"/>
+          <w:sz w:val="22"/>
+          <w:szCs w:val="22"/>
         </w:rPr>
         <w:t xml:space="preserve"> และบังคับให้กรอก</w:t>
       </w:r>
@@ -8279,8 +8223,8 @@
         <w:rPr>
           <w:rFonts w:ascii="DejaVu Sans" w:hAnsi="DejaVu Sans" w:cs="DejaVu Sans" w:eastAsia="DejaVu Sans"/>
           <w:color w:val="5C637A"/>
-          <w:sz w:val="28"/>
-          <w:szCs w:val="28"/>
+          <w:sz w:val="22"/>
+          <w:szCs w:val="22"/>
         </w:rPr>
         <w:t>☐</w:t>
       </w:r>
@@ -8288,8 +8232,8 @@
         <w:rPr>
           <w:rFonts w:ascii="Sarabun" w:hAnsi="Sarabun" w:cs="Sarabun" w:eastAsia="Sarabun"/>
           <w:color w:val="5C637A"/>
-          <w:sz w:val="28"/>
-          <w:szCs w:val="28"/>
+          <w:sz w:val="22"/>
+          <w:szCs w:val="22"/>
         </w:rPr>
         <w:t xml:space="preserve">  </w:t>
       </w:r>
@@ -8297,8 +8241,8 @@
         <w:rPr>
           <w:rFonts w:ascii="Sarabun" w:hAnsi="Sarabun" w:cs="Sarabun" w:eastAsia="Sarabun"/>
           <w:color w:val="1A1E33"/>
-          <w:sz w:val="28"/>
-          <w:szCs w:val="28"/>
+          <w:sz w:val="22"/>
+          <w:szCs w:val="22"/>
         </w:rPr>
         <w:t xml:space="preserve">เลือกหมวดหมู่ </w:t>
       </w:r>
@@ -8306,8 +8250,8 @@
         <w:rPr>
           <w:rFonts w:ascii="Sarabun" w:hAnsi="Sarabun" w:cs="Sarabun" w:eastAsia="Sarabun"/>
           <w:color w:val="1A1E33"/>
-          <w:sz w:val="28"/>
-          <w:szCs w:val="28"/>
+          <w:sz w:val="22"/>
+          <w:szCs w:val="22"/>
           <w:b w:val="1"/>
           <w:bCs w:val="1"/>
         </w:rPr>
@@ -8317,8 +8261,8 @@
         <w:rPr>
           <w:rFonts w:ascii="Sarabun" w:hAnsi="Sarabun" w:cs="Sarabun" w:eastAsia="Sarabun"/>
           <w:color w:val="1A1E33"/>
-          <w:sz w:val="28"/>
-          <w:szCs w:val="28"/>
+          <w:sz w:val="22"/>
+          <w:szCs w:val="22"/>
         </w:rPr>
         <w:t xml:space="preserve"> </w:t>
       </w:r>
@@ -8326,8 +8270,8 @@
         <w:rPr>
           <w:rFonts w:ascii="DejaVu Sans" w:hAnsi="DejaVu Sans" w:cs="DejaVu Sans" w:eastAsia="DejaVu Sans"/>
           <w:color w:val="1A1E33"/>
-          <w:sz w:val="28"/>
-          <w:szCs w:val="28"/>
+          <w:sz w:val="22"/>
+          <w:szCs w:val="22"/>
         </w:rPr>
         <w:t>→</w:t>
       </w:r>
@@ -8335,8 +8279,8 @@
         <w:rPr>
           <w:rFonts w:ascii="Sarabun" w:hAnsi="Sarabun" w:cs="Sarabun" w:eastAsia="Sarabun"/>
           <w:color w:val="1A1E33"/>
-          <w:sz w:val="28"/>
-          <w:szCs w:val="28"/>
+          <w:sz w:val="22"/>
+          <w:szCs w:val="22"/>
         </w:rPr>
         <w:t xml:space="preserve"> ระดับชั้นและสัญญาอนุญาตถูกล็อกให้อัตโนมัติ</w:t>
       </w:r>
@@ -8351,8 +8295,8 @@
         <w:rPr>
           <w:rFonts w:ascii="DejaVu Sans" w:hAnsi="DejaVu Sans" w:cs="DejaVu Sans" w:eastAsia="DejaVu Sans"/>
           <w:color w:val="5C637A"/>
-          <w:sz w:val="28"/>
-          <w:szCs w:val="28"/>
+          <w:sz w:val="22"/>
+          <w:szCs w:val="22"/>
         </w:rPr>
         <w:t>☐</w:t>
       </w:r>
@@ -8360,8 +8304,8 @@
         <w:rPr>
           <w:rFonts w:ascii="Sarabun" w:hAnsi="Sarabun" w:cs="Sarabun" w:eastAsia="Sarabun"/>
           <w:color w:val="5C637A"/>
-          <w:sz w:val="28"/>
-          <w:szCs w:val="28"/>
+          <w:sz w:val="22"/>
+          <w:szCs w:val="22"/>
         </w:rPr>
         <w:t xml:space="preserve">  </w:t>
       </w:r>
@@ -8369,8 +8313,8 @@
         <w:rPr>
           <w:rFonts w:ascii="Sarabun" w:hAnsi="Sarabun" w:cs="Sarabun" w:eastAsia="Sarabun"/>
           <w:color w:val="1A1E33"/>
-          <w:sz w:val="28"/>
-          <w:szCs w:val="28"/>
+          <w:sz w:val="22"/>
+          <w:szCs w:val="22"/>
         </w:rPr>
         <w:t xml:space="preserve">เลือกหมวดหมู่ </w:t>
       </w:r>
@@ -8378,8 +8322,8 @@
         <w:rPr>
           <w:rFonts w:ascii="Sarabun" w:hAnsi="Sarabun" w:cs="Sarabun" w:eastAsia="Sarabun"/>
           <w:color w:val="1A1E33"/>
-          <w:sz w:val="28"/>
-          <w:szCs w:val="28"/>
+          <w:sz w:val="22"/>
+          <w:szCs w:val="22"/>
           <w:b w:val="1"/>
           <w:bCs w:val="1"/>
         </w:rPr>
@@ -8389,8 +8333,8 @@
         <w:rPr>
           <w:rFonts w:ascii="Sarabun" w:hAnsi="Sarabun" w:cs="Sarabun" w:eastAsia="Sarabun"/>
           <w:color w:val="1A1E33"/>
-          <w:sz w:val="28"/>
-          <w:szCs w:val="28"/>
+          <w:sz w:val="22"/>
+          <w:szCs w:val="22"/>
         </w:rPr>
         <w:t xml:space="preserve"> </w:t>
       </w:r>
@@ -8398,8 +8342,8 @@
         <w:rPr>
           <w:rFonts w:ascii="DejaVu Sans" w:hAnsi="DejaVu Sans" w:cs="DejaVu Sans" w:eastAsia="DejaVu Sans"/>
           <w:color w:val="1A1E33"/>
-          <w:sz w:val="28"/>
-          <w:szCs w:val="28"/>
+          <w:sz w:val="22"/>
+          <w:szCs w:val="22"/>
         </w:rPr>
         <w:t>→</w:t>
       </w:r>
@@ -8407,8 +8351,8 @@
         <w:rPr>
           <w:rFonts w:ascii="Sarabun" w:hAnsi="Sarabun" w:cs="Sarabun" w:eastAsia="Sarabun"/>
           <w:color w:val="1A1E33"/>
-          <w:sz w:val="28"/>
-          <w:szCs w:val="28"/>
+          <w:sz w:val="22"/>
+          <w:szCs w:val="22"/>
         </w:rPr>
         <w:t xml:space="preserve"> เลือกระดับชั้นได้ 4 แบบ</w:t>
       </w:r>
@@ -8423,8 +8367,8 @@
         <w:rPr>
           <w:rFonts w:ascii="DejaVu Sans" w:hAnsi="DejaVu Sans" w:cs="DejaVu Sans" w:eastAsia="DejaVu Sans"/>
           <w:color w:val="5C637A"/>
-          <w:sz w:val="28"/>
-          <w:szCs w:val="28"/>
+          <w:sz w:val="22"/>
+          <w:szCs w:val="22"/>
         </w:rPr>
         <w:t>☐</w:t>
       </w:r>
@@ -8432,8 +8376,8 @@
         <w:rPr>
           <w:rFonts w:ascii="Sarabun" w:hAnsi="Sarabun" w:cs="Sarabun" w:eastAsia="Sarabun"/>
           <w:color w:val="5C637A"/>
-          <w:sz w:val="28"/>
-          <w:szCs w:val="28"/>
+          <w:sz w:val="22"/>
+          <w:szCs w:val="22"/>
         </w:rPr>
         <w:t xml:space="preserve">  </w:t>
       </w:r>
@@ -8441,8 +8385,8 @@
         <w:rPr>
           <w:rFonts w:ascii="Sarabun" w:hAnsi="Sarabun" w:cs="Sarabun" w:eastAsia="Sarabun"/>
           <w:color w:val="1A1E33"/>
-          <w:sz w:val="28"/>
-          <w:szCs w:val="28"/>
+          <w:sz w:val="22"/>
+          <w:szCs w:val="22"/>
         </w:rPr>
         <w:t xml:space="preserve">ตอบว่า </w:t>
       </w:r>
@@ -8450,8 +8394,8 @@
         <w:rPr>
           <w:rFonts w:ascii="Sarabun" w:hAnsi="Sarabun" w:cs="Sarabun" w:eastAsia="Sarabun"/>
           <w:color w:val="1A1E33"/>
-          <w:sz w:val="28"/>
-          <w:szCs w:val="28"/>
+          <w:sz w:val="22"/>
+          <w:szCs w:val="22"/>
           <w:b w:val="1"/>
           <w:bCs w:val="1"/>
         </w:rPr>
@@ -8461,8 +8405,8 @@
         <w:rPr>
           <w:rFonts w:ascii="Sarabun" w:hAnsi="Sarabun" w:cs="Sarabun" w:eastAsia="Sarabun"/>
           <w:color w:val="1A1E33"/>
-          <w:sz w:val="28"/>
-          <w:szCs w:val="28"/>
+          <w:sz w:val="22"/>
+          <w:szCs w:val="22"/>
         </w:rPr>
         <w:t xml:space="preserve"> ข้อมูลส่วนบุคคล </w:t>
       </w:r>
@@ -8470,8 +8414,8 @@
         <w:rPr>
           <w:rFonts w:ascii="DejaVu Sans" w:hAnsi="DejaVu Sans" w:cs="DejaVu Sans" w:eastAsia="DejaVu Sans"/>
           <w:color w:val="1A1E33"/>
-          <w:sz w:val="28"/>
-          <w:szCs w:val="28"/>
+          <w:sz w:val="22"/>
+          <w:szCs w:val="22"/>
         </w:rPr>
         <w:t>→</w:t>
       </w:r>
@@ -8479,8 +8423,8 @@
         <w:rPr>
           <w:rFonts w:ascii="Sarabun" w:hAnsi="Sarabun" w:cs="Sarabun" w:eastAsia="Sarabun"/>
           <w:color w:val="1A1E33"/>
-          <w:sz w:val="28"/>
-          <w:szCs w:val="28"/>
+          <w:sz w:val="22"/>
+          <w:szCs w:val="22"/>
         </w:rPr>
         <w:t xml:space="preserve"> มีช่องเพิ่มขึ้นสามช่อง และบังคับกรอก</w:t>
       </w:r>
@@ -8495,8 +8439,8 @@
         <w:rPr>
           <w:rFonts w:ascii="DejaVu Sans" w:hAnsi="DejaVu Sans" w:cs="DejaVu Sans" w:eastAsia="DejaVu Sans"/>
           <w:color w:val="5C637A"/>
-          <w:sz w:val="28"/>
-          <w:szCs w:val="28"/>
+          <w:sz w:val="22"/>
+          <w:szCs w:val="22"/>
         </w:rPr>
         <w:t>☐</w:t>
       </w:r>
@@ -8504,8 +8448,8 @@
         <w:rPr>
           <w:rFonts w:ascii="Sarabun" w:hAnsi="Sarabun" w:cs="Sarabun" w:eastAsia="Sarabun"/>
           <w:color w:val="5C637A"/>
-          <w:sz w:val="28"/>
-          <w:szCs w:val="28"/>
+          <w:sz w:val="22"/>
+          <w:szCs w:val="22"/>
         </w:rPr>
         <w:t xml:space="preserve">  </w:t>
       </w:r>
@@ -8513,8 +8457,8 @@
         <w:rPr>
           <w:rFonts w:ascii="Sarabun" w:hAnsi="Sarabun" w:cs="Sarabun" w:eastAsia="Sarabun"/>
           <w:color w:val="1A1E33"/>
-          <w:sz w:val="28"/>
-          <w:szCs w:val="28"/>
+          <w:sz w:val="22"/>
+          <w:szCs w:val="22"/>
         </w:rPr>
         <w:t xml:space="preserve">ไม่ติ๊กยืนยันความถูกต้องในส่วนที่ 4 </w:t>
       </w:r>
@@ -8522,8 +8466,8 @@
         <w:rPr>
           <w:rFonts w:ascii="DejaVu Sans" w:hAnsi="DejaVu Sans" w:cs="DejaVu Sans" w:eastAsia="DejaVu Sans"/>
           <w:color w:val="1A1E33"/>
-          <w:sz w:val="28"/>
-          <w:szCs w:val="28"/>
+          <w:sz w:val="22"/>
+          <w:szCs w:val="22"/>
         </w:rPr>
         <w:t>→</w:t>
       </w:r>
@@ -8531,8 +8475,8 @@
         <w:rPr>
           <w:rFonts w:ascii="Sarabun" w:hAnsi="Sarabun" w:cs="Sarabun" w:eastAsia="Sarabun"/>
           <w:color w:val="1A1E33"/>
-          <w:sz w:val="28"/>
-          <w:szCs w:val="28"/>
+          <w:sz w:val="22"/>
+          <w:szCs w:val="22"/>
         </w:rPr>
         <w:t xml:space="preserve"> นำส่งไม่ได้</w:t>
       </w:r>
@@ -8547,8 +8491,8 @@
         <w:rPr>
           <w:rFonts w:ascii="DejaVu Sans" w:hAnsi="DejaVu Sans" w:cs="DejaVu Sans" w:eastAsia="DejaVu Sans"/>
           <w:color w:val="5C637A"/>
-          <w:sz w:val="28"/>
-          <w:szCs w:val="28"/>
+          <w:sz w:val="22"/>
+          <w:szCs w:val="22"/>
         </w:rPr>
         <w:t>☐</w:t>
       </w:r>
@@ -8556,8 +8500,8 @@
         <w:rPr>
           <w:rFonts w:ascii="Sarabun" w:hAnsi="Sarabun" w:cs="Sarabun" w:eastAsia="Sarabun"/>
           <w:color w:val="5C637A"/>
-          <w:sz w:val="28"/>
-          <w:szCs w:val="28"/>
+          <w:sz w:val="22"/>
+          <w:szCs w:val="22"/>
         </w:rPr>
         <w:t xml:space="preserve">  </w:t>
       </w:r>
@@ -8565,8 +8509,8 @@
         <w:rPr>
           <w:rFonts w:ascii="Sarabun" w:hAnsi="Sarabun" w:cs="Sarabun" w:eastAsia="Sarabun"/>
           <w:color w:val="1A1E33"/>
-          <w:sz w:val="28"/>
-          <w:szCs w:val="28"/>
+          <w:sz w:val="22"/>
+          <w:szCs w:val="22"/>
         </w:rPr>
         <w:t xml:space="preserve">ไม่แนบพจนานุกรมข้อมูล </w:t>
       </w:r>
@@ -8574,8 +8518,8 @@
         <w:rPr>
           <w:rFonts w:ascii="DejaVu Sans" w:hAnsi="DejaVu Sans" w:cs="DejaVu Sans" w:eastAsia="DejaVu Sans"/>
           <w:color w:val="1A1E33"/>
-          <w:sz w:val="28"/>
-          <w:szCs w:val="28"/>
+          <w:sz w:val="22"/>
+          <w:szCs w:val="22"/>
         </w:rPr>
         <w:t>→</w:t>
       </w:r>
@@ -8583,8 +8527,8 @@
         <w:rPr>
           <w:rFonts w:ascii="Sarabun" w:hAnsi="Sarabun" w:cs="Sarabun" w:eastAsia="Sarabun"/>
           <w:color w:val="1A1E33"/>
-          <w:sz w:val="28"/>
-          <w:szCs w:val="28"/>
+          <w:sz w:val="22"/>
+          <w:szCs w:val="22"/>
         </w:rPr>
         <w:t xml:space="preserve"> นำส่งไม่ได้</w:t>
       </w:r>
@@ -8599,8 +8543,8 @@
         <w:rPr>
           <w:rFonts w:ascii="DejaVu Sans" w:hAnsi="DejaVu Sans" w:cs="DejaVu Sans" w:eastAsia="DejaVu Sans"/>
           <w:color w:val="5C637A"/>
-          <w:sz w:val="28"/>
-          <w:szCs w:val="28"/>
+          <w:sz w:val="22"/>
+          <w:szCs w:val="22"/>
         </w:rPr>
         <w:t>☐</w:t>
       </w:r>
@@ -8608,8 +8552,8 @@
         <w:rPr>
           <w:rFonts w:ascii="Sarabun" w:hAnsi="Sarabun" w:cs="Sarabun" w:eastAsia="Sarabun"/>
           <w:color w:val="5C637A"/>
-          <w:sz w:val="28"/>
-          <w:szCs w:val="28"/>
+          <w:sz w:val="22"/>
+          <w:szCs w:val="22"/>
         </w:rPr>
         <w:t xml:space="preserve">  </w:t>
       </w:r>
@@ -8617,8 +8561,8 @@
         <w:rPr>
           <w:rFonts w:ascii="Sarabun" w:hAnsi="Sarabun" w:cs="Sarabun" w:eastAsia="Sarabun"/>
           <w:color w:val="1A1E33"/>
-          <w:sz w:val="28"/>
-          <w:szCs w:val="28"/>
+          <w:sz w:val="22"/>
+          <w:szCs w:val="22"/>
         </w:rPr>
         <w:t xml:space="preserve">กด </w:t>
       </w:r>
@@ -8626,8 +8570,8 @@
         <w:rPr>
           <w:rFonts w:ascii="Sarabun" w:hAnsi="Sarabun" w:cs="Sarabun" w:eastAsia="Sarabun"/>
           <w:color w:val="1A1E33"/>
-          <w:sz w:val="28"/>
-          <w:szCs w:val="28"/>
+          <w:sz w:val="22"/>
+          <w:szCs w:val="22"/>
           <w:b w:val="1"/>
           <w:bCs w:val="1"/>
         </w:rPr>
@@ -8637,8 +8581,8 @@
         <w:rPr>
           <w:rFonts w:ascii="Sarabun" w:hAnsi="Sarabun" w:cs="Sarabun" w:eastAsia="Sarabun"/>
           <w:color w:val="1A1E33"/>
-          <w:sz w:val="28"/>
-          <w:szCs w:val="28"/>
+          <w:sz w:val="22"/>
+          <w:szCs w:val="22"/>
         </w:rPr>
         <w:t xml:space="preserve"> ตอนยังไม่ครบ </w:t>
       </w:r>
@@ -8646,8 +8590,8 @@
         <w:rPr>
           <w:rFonts w:ascii="DejaVu Sans" w:hAnsi="DejaVu Sans" w:cs="DejaVu Sans" w:eastAsia="DejaVu Sans"/>
           <w:color w:val="1A1E33"/>
-          <w:sz w:val="28"/>
-          <w:szCs w:val="28"/>
+          <w:sz w:val="22"/>
+          <w:szCs w:val="22"/>
         </w:rPr>
         <w:t>→</w:t>
       </w:r>
@@ -8655,8 +8599,8 @@
         <w:rPr>
           <w:rFonts w:ascii="Sarabun" w:hAnsi="Sarabun" w:cs="Sarabun" w:eastAsia="Sarabun"/>
           <w:color w:val="1A1E33"/>
-          <w:sz w:val="28"/>
-          <w:szCs w:val="28"/>
+          <w:sz w:val="22"/>
+          <w:szCs w:val="22"/>
         </w:rPr>
         <w:t xml:space="preserve"> ข้อความแจ้งเตือน </w:t>
       </w:r>
@@ -8664,8 +8608,8 @@
         <w:rPr>
           <w:rFonts w:ascii="Sarabun" w:hAnsi="Sarabun" w:cs="Sarabun" w:eastAsia="Sarabun"/>
           <w:color w:val="1A1E33"/>
-          <w:sz w:val="28"/>
-          <w:szCs w:val="28"/>
+          <w:sz w:val="22"/>
+          <w:szCs w:val="22"/>
           <w:b w:val="1"/>
           <w:bCs w:val="1"/>
         </w:rPr>
@@ -8682,8 +8626,8 @@
         <w:rPr>
           <w:rFonts w:ascii="DejaVu Sans" w:hAnsi="DejaVu Sans" w:cs="DejaVu Sans" w:eastAsia="DejaVu Sans"/>
           <w:color w:val="5C637A"/>
-          <w:sz w:val="28"/>
-          <w:szCs w:val="28"/>
+          <w:sz w:val="22"/>
+          <w:szCs w:val="22"/>
         </w:rPr>
         <w:t>☐</w:t>
       </w:r>
@@ -8691,8 +8635,8 @@
         <w:rPr>
           <w:rFonts w:ascii="Sarabun" w:hAnsi="Sarabun" w:cs="Sarabun" w:eastAsia="Sarabun"/>
           <w:color w:val="5C637A"/>
-          <w:sz w:val="28"/>
-          <w:szCs w:val="28"/>
+          <w:sz w:val="22"/>
+          <w:szCs w:val="22"/>
         </w:rPr>
         <w:t xml:space="preserve">  </w:t>
       </w:r>
@@ -8700,8 +8644,8 @@
         <w:rPr>
           <w:rFonts w:ascii="Sarabun" w:hAnsi="Sarabun" w:cs="Sarabun" w:eastAsia="Sarabun"/>
           <w:color w:val="1A1E33"/>
-          <w:sz w:val="28"/>
-          <w:szCs w:val="28"/>
+          <w:sz w:val="22"/>
+          <w:szCs w:val="22"/>
         </w:rPr>
         <w:t>PDF ที่สร้างแสดงข้อมูลครบทั้งห้าส่วน และอ่านภาษาไทยได้ถูกต้อง</w:t>
       </w:r>
@@ -8716,8 +8660,8 @@
         <w:rPr>
           <w:rFonts w:ascii="DejaVu Sans" w:hAnsi="DejaVu Sans" w:cs="DejaVu Sans" w:eastAsia="DejaVu Sans"/>
           <w:color w:val="5C637A"/>
-          <w:sz w:val="28"/>
-          <w:szCs w:val="28"/>
+          <w:sz w:val="22"/>
+          <w:szCs w:val="22"/>
         </w:rPr>
         <w:t>☐</w:t>
       </w:r>
@@ -8725,8 +8669,8 @@
         <w:rPr>
           <w:rFonts w:ascii="Sarabun" w:hAnsi="Sarabun" w:cs="Sarabun" w:eastAsia="Sarabun"/>
           <w:color w:val="5C637A"/>
-          <w:sz w:val="28"/>
-          <w:szCs w:val="28"/>
+          <w:sz w:val="22"/>
+          <w:szCs w:val="22"/>
         </w:rPr>
         <w:t xml:space="preserve">  </w:t>
       </w:r>
@@ -8734,8 +8678,8 @@
         <w:rPr>
           <w:rFonts w:ascii="Sarabun" w:hAnsi="Sarabun" w:cs="Sarabun" w:eastAsia="Sarabun"/>
           <w:color w:val="1A1E33"/>
-          <w:sz w:val="28"/>
-          <w:szCs w:val="28"/>
+          <w:sz w:val="22"/>
+          <w:szCs w:val="22"/>
         </w:rPr>
         <w:t>นำส่งแล้วแก้ไขไม่ได้</w:t>
       </w:r>
@@ -8743,14 +8687,14 @@
     <w:p>
       <w:pPr>
         <w:spacing w:before="0" w:after="160" w:lineRule="auto" w:line="348"/>
-        <w:jc w:val="left"/>
-      </w:pPr>
-      <w:r>
-        <w:rPr>
-          <w:rFonts w:ascii="Sarabun" w:hAnsi="Sarabun" w:cs="Sarabun" w:eastAsia="Sarabun"/>
-          <w:color w:val="1A1E33"/>
-          <w:sz w:val="28"/>
-          <w:szCs w:val="28"/>
+        <w:jc w:val="both"/>
+      </w:pPr>
+      <w:r>
+        <w:rPr>
+          <w:rFonts w:ascii="Sarabun" w:hAnsi="Sarabun" w:cs="Sarabun" w:eastAsia="Sarabun"/>
+          <w:color w:val="1A1E33"/>
+          <w:sz w:val="22"/>
+          <w:szCs w:val="22"/>
           <w:b w:val="1"/>
           <w:bCs w:val="1"/>
         </w:rPr>
@@ -8767,8 +8711,8 @@
         <w:rPr>
           <w:rFonts w:ascii="DejaVu Sans" w:hAnsi="DejaVu Sans" w:cs="DejaVu Sans" w:eastAsia="DejaVu Sans"/>
           <w:color w:val="5C637A"/>
-          <w:sz w:val="28"/>
-          <w:szCs w:val="28"/>
+          <w:sz w:val="22"/>
+          <w:szCs w:val="22"/>
         </w:rPr>
         <w:t>☐</w:t>
       </w:r>
@@ -8776,8 +8720,8 @@
         <w:rPr>
           <w:rFonts w:ascii="Sarabun" w:hAnsi="Sarabun" w:cs="Sarabun" w:eastAsia="Sarabun"/>
           <w:color w:val="5C637A"/>
-          <w:sz w:val="28"/>
-          <w:szCs w:val="28"/>
+          <w:sz w:val="22"/>
+          <w:szCs w:val="22"/>
         </w:rPr>
         <w:t xml:space="preserve">  </w:t>
       </w:r>
@@ -8785,8 +8729,8 @@
         <w:rPr>
           <w:rFonts w:ascii="Sarabun" w:hAnsi="Sarabun" w:cs="Sarabun" w:eastAsia="Sarabun"/>
           <w:color w:val="1A1E33"/>
-          <w:sz w:val="28"/>
-          <w:szCs w:val="28"/>
+          <w:sz w:val="22"/>
+          <w:szCs w:val="22"/>
         </w:rPr>
         <w:t>เจ้าหน้าที่ BDI เห็นคำขอทั้งหมดในระบบ</w:t>
       </w:r>
@@ -8801,8 +8745,8 @@
         <w:rPr>
           <w:rFonts w:ascii="DejaVu Sans" w:hAnsi="DejaVu Sans" w:cs="DejaVu Sans" w:eastAsia="DejaVu Sans"/>
           <w:color w:val="5C637A"/>
-          <w:sz w:val="28"/>
-          <w:szCs w:val="28"/>
+          <w:sz w:val="22"/>
+          <w:szCs w:val="22"/>
         </w:rPr>
         <w:t>☐</w:t>
       </w:r>
@@ -8810,8 +8754,8 @@
         <w:rPr>
           <w:rFonts w:ascii="Sarabun" w:hAnsi="Sarabun" w:cs="Sarabun" w:eastAsia="Sarabun"/>
           <w:color w:val="5C637A"/>
-          <w:sz w:val="28"/>
-          <w:szCs w:val="28"/>
+          <w:sz w:val="22"/>
+          <w:szCs w:val="22"/>
         </w:rPr>
         <w:t xml:space="preserve">  </w:t>
       </w:r>
@@ -8819,8 +8763,8 @@
         <w:rPr>
           <w:rFonts w:ascii="Sarabun" w:hAnsi="Sarabun" w:cs="Sarabun" w:eastAsia="Sarabun"/>
           <w:color w:val="1A1E33"/>
-          <w:sz w:val="28"/>
-          <w:szCs w:val="28"/>
+          <w:sz w:val="22"/>
+          <w:szCs w:val="22"/>
         </w:rPr>
         <w:t>มอบหมายผู้เชี่ยวชาญได้ และผู้เชี่ยวชาญได้รับการแจ้งเตือน</w:t>
       </w:r>
@@ -8835,8 +8779,8 @@
         <w:rPr>
           <w:rFonts w:ascii="DejaVu Sans" w:hAnsi="DejaVu Sans" w:cs="DejaVu Sans" w:eastAsia="DejaVu Sans"/>
           <w:color w:val="5C637A"/>
-          <w:sz w:val="28"/>
-          <w:szCs w:val="28"/>
+          <w:sz w:val="22"/>
+          <w:szCs w:val="22"/>
         </w:rPr>
         <w:t>☐</w:t>
       </w:r>
@@ -8844,8 +8788,8 @@
         <w:rPr>
           <w:rFonts w:ascii="Sarabun" w:hAnsi="Sarabun" w:cs="Sarabun" w:eastAsia="Sarabun"/>
           <w:color w:val="5C637A"/>
-          <w:sz w:val="28"/>
-          <w:szCs w:val="28"/>
+          <w:sz w:val="22"/>
+          <w:szCs w:val="22"/>
         </w:rPr>
         <w:t xml:space="preserve">  </w:t>
       </w:r>
@@ -8853,8 +8797,8 @@
         <w:rPr>
           <w:rFonts w:ascii="Sarabun" w:hAnsi="Sarabun" w:cs="Sarabun" w:eastAsia="Sarabun"/>
           <w:color w:val="1A1E33"/>
-          <w:sz w:val="28"/>
-          <w:szCs w:val="28"/>
+          <w:sz w:val="22"/>
+          <w:szCs w:val="22"/>
           <w:b w:val="1"/>
           <w:bCs w:val="1"/>
         </w:rPr>
@@ -8864,8 +8808,8 @@
         <w:rPr>
           <w:rFonts w:ascii="Sarabun" w:hAnsi="Sarabun" w:cs="Sarabun" w:eastAsia="Sarabun"/>
           <w:color w:val="1A1E33"/>
-          <w:sz w:val="28"/>
-          <w:szCs w:val="28"/>
+          <w:sz w:val="22"/>
+          <w:szCs w:val="22"/>
         </w:rPr>
         <w:t xml:space="preserve"> (ไม่เห็นของหน่วยงานอื่น)</w:t>
       </w:r>
@@ -8880,8 +8824,8 @@
         <w:rPr>
           <w:rFonts w:ascii="DejaVu Sans" w:hAnsi="DejaVu Sans" w:cs="DejaVu Sans" w:eastAsia="DejaVu Sans"/>
           <w:color w:val="5C637A"/>
-          <w:sz w:val="28"/>
-          <w:szCs w:val="28"/>
+          <w:sz w:val="22"/>
+          <w:szCs w:val="22"/>
         </w:rPr>
         <w:t>☐</w:t>
       </w:r>
@@ -8889,8 +8833,8 @@
         <w:rPr>
           <w:rFonts w:ascii="Sarabun" w:hAnsi="Sarabun" w:cs="Sarabun" w:eastAsia="Sarabun"/>
           <w:color w:val="5C637A"/>
-          <w:sz w:val="28"/>
-          <w:szCs w:val="28"/>
+          <w:sz w:val="22"/>
+          <w:szCs w:val="22"/>
         </w:rPr>
         <w:t xml:space="preserve">  </w:t>
       </w:r>
@@ -8898,8 +8842,8 @@
         <w:rPr>
           <w:rFonts w:ascii="Sarabun" w:hAnsi="Sarabun" w:cs="Sarabun" w:eastAsia="Sarabun"/>
           <w:color w:val="1A1E33"/>
-          <w:sz w:val="28"/>
-          <w:szCs w:val="28"/>
+          <w:sz w:val="22"/>
+          <w:szCs w:val="22"/>
         </w:rPr>
         <w:t xml:space="preserve">เจ้าหน้าที่ </w:t>
       </w:r>
@@ -8907,8 +8851,8 @@
         <w:rPr>
           <w:rFonts w:ascii="Sarabun" w:hAnsi="Sarabun" w:cs="Sarabun" w:eastAsia="Sarabun"/>
           <w:color w:val="1A1E33"/>
-          <w:sz w:val="28"/>
-          <w:szCs w:val="28"/>
+          <w:sz w:val="22"/>
+          <w:szCs w:val="22"/>
           <w:b w:val="1"/>
           <w:bCs w:val="1"/>
         </w:rPr>
@@ -8918,8 +8862,8 @@
         <w:rPr>
           <w:rFonts w:ascii="Sarabun" w:hAnsi="Sarabun" w:cs="Sarabun" w:eastAsia="Sarabun"/>
           <w:color w:val="1A1E33"/>
-          <w:sz w:val="28"/>
-          <w:szCs w:val="28"/>
+          <w:sz w:val="22"/>
+          <w:szCs w:val="22"/>
         </w:rPr>
         <w:t xml:space="preserve"> ได้ และคำขอกลับมาอยู่ที่ตัวเอง</w:t>
       </w:r>
@@ -8934,8 +8878,8 @@
         <w:rPr>
           <w:rFonts w:ascii="DejaVu Sans" w:hAnsi="DejaVu Sans" w:cs="DejaVu Sans" w:eastAsia="DejaVu Sans"/>
           <w:color w:val="5C637A"/>
-          <w:sz w:val="28"/>
-          <w:szCs w:val="28"/>
+          <w:sz w:val="22"/>
+          <w:szCs w:val="22"/>
         </w:rPr>
         <w:t>☐</w:t>
       </w:r>
@@ -8943,8 +8887,8 @@
         <w:rPr>
           <w:rFonts w:ascii="Sarabun" w:hAnsi="Sarabun" w:cs="Sarabun" w:eastAsia="Sarabun"/>
           <w:color w:val="5C637A"/>
-          <w:sz w:val="28"/>
-          <w:szCs w:val="28"/>
+          <w:sz w:val="22"/>
+          <w:szCs w:val="22"/>
         </w:rPr>
         <w:t xml:space="preserve">  </w:t>
       </w:r>
@@ -8952,8 +8896,8 @@
         <w:rPr>
           <w:rFonts w:ascii="Sarabun" w:hAnsi="Sarabun" w:cs="Sarabun" w:eastAsia="Sarabun"/>
           <w:color w:val="1A1E33"/>
-          <w:sz w:val="28"/>
-          <w:szCs w:val="28"/>
+          <w:sz w:val="22"/>
+          <w:szCs w:val="22"/>
         </w:rPr>
         <w:t xml:space="preserve">ผู้เชี่ยวชาญ </w:t>
       </w:r>
@@ -8961,8 +8905,8 @@
         <w:rPr>
           <w:rFonts w:ascii="Sarabun" w:hAnsi="Sarabun" w:cs="Sarabun" w:eastAsia="Sarabun"/>
           <w:color w:val="1A1E33"/>
-          <w:sz w:val="28"/>
-          <w:szCs w:val="28"/>
+          <w:sz w:val="22"/>
+          <w:szCs w:val="22"/>
           <w:b w:val="1"/>
           <w:bCs w:val="1"/>
         </w:rPr>
@@ -8972,8 +8916,8 @@
         <w:rPr>
           <w:rFonts w:ascii="Sarabun" w:hAnsi="Sarabun" w:cs="Sarabun" w:eastAsia="Sarabun"/>
           <w:color w:val="1A1E33"/>
-          <w:sz w:val="28"/>
-          <w:szCs w:val="28"/>
+          <w:sz w:val="22"/>
+          <w:szCs w:val="22"/>
         </w:rPr>
         <w:t xml:space="preserve"> </w:t>
       </w:r>
@@ -8981,8 +8925,8 @@
         <w:rPr>
           <w:rFonts w:ascii="DejaVu Sans" w:hAnsi="DejaVu Sans" w:cs="DejaVu Sans" w:eastAsia="DejaVu Sans"/>
           <w:color w:val="1A1E33"/>
-          <w:sz w:val="28"/>
-          <w:szCs w:val="28"/>
+          <w:sz w:val="22"/>
+          <w:szCs w:val="22"/>
         </w:rPr>
         <w:t>→</w:t>
       </w:r>
@@ -8990,8 +8934,8 @@
         <w:rPr>
           <w:rFonts w:ascii="Sarabun" w:hAnsi="Sarabun" w:cs="Sarabun" w:eastAsia="Sarabun"/>
           <w:color w:val="1A1E33"/>
-          <w:sz w:val="28"/>
-          <w:szCs w:val="28"/>
+          <w:sz w:val="22"/>
+          <w:szCs w:val="22"/>
         </w:rPr>
         <w:t xml:space="preserve"> ความเห็นขึ้นในประวัติ และคำขอกลับไปหาเจ้าหน้าที่</w:t>
       </w:r>
@@ -9006,8 +8950,8 @@
         <w:rPr>
           <w:rFonts w:ascii="DejaVu Sans" w:hAnsi="DejaVu Sans" w:cs="DejaVu Sans" w:eastAsia="DejaVu Sans"/>
           <w:color w:val="5C637A"/>
-          <w:sz w:val="28"/>
-          <w:szCs w:val="28"/>
+          <w:sz w:val="22"/>
+          <w:szCs w:val="22"/>
         </w:rPr>
         <w:t>☐</w:t>
       </w:r>
@@ -9015,8 +8959,8 @@
         <w:rPr>
           <w:rFonts w:ascii="Sarabun" w:hAnsi="Sarabun" w:cs="Sarabun" w:eastAsia="Sarabun"/>
           <w:color w:val="5C637A"/>
-          <w:sz w:val="28"/>
-          <w:szCs w:val="28"/>
+          <w:sz w:val="22"/>
+          <w:szCs w:val="22"/>
         </w:rPr>
         <w:t xml:space="preserve">  </w:t>
       </w:r>
@@ -9024,8 +8968,8 @@
         <w:rPr>
           <w:rFonts w:ascii="Sarabun" w:hAnsi="Sarabun" w:cs="Sarabun" w:eastAsia="Sarabun"/>
           <w:color w:val="1A1E33"/>
-          <w:sz w:val="28"/>
-          <w:szCs w:val="28"/>
+          <w:sz w:val="22"/>
+          <w:szCs w:val="22"/>
         </w:rPr>
         <w:t xml:space="preserve">ผู้เชี่ยวชาญกด </w:t>
       </w:r>
@@ -9033,8 +8977,8 @@
         <w:rPr>
           <w:rFonts w:ascii="Sarabun" w:hAnsi="Sarabun" w:cs="Sarabun" w:eastAsia="Sarabun"/>
           <w:color w:val="1A1E33"/>
-          <w:sz w:val="28"/>
-          <w:szCs w:val="28"/>
+          <w:sz w:val="22"/>
+          <w:szCs w:val="22"/>
           <w:b w:val="1"/>
           <w:bCs w:val="1"/>
         </w:rPr>
@@ -9044,8 +8988,8 @@
         <w:rPr>
           <w:rFonts w:ascii="Sarabun" w:hAnsi="Sarabun" w:cs="Sarabun" w:eastAsia="Sarabun"/>
           <w:color w:val="1A1E33"/>
-          <w:sz w:val="28"/>
-          <w:szCs w:val="28"/>
+          <w:sz w:val="22"/>
+          <w:szCs w:val="22"/>
         </w:rPr>
         <w:t xml:space="preserve"> </w:t>
       </w:r>
@@ -9053,8 +8997,8 @@
         <w:rPr>
           <w:rFonts w:ascii="DejaVu Sans" w:hAnsi="DejaVu Sans" w:cs="DejaVu Sans" w:eastAsia="DejaVu Sans"/>
           <w:color w:val="1A1E33"/>
-          <w:sz w:val="28"/>
-          <w:szCs w:val="28"/>
+          <w:sz w:val="22"/>
+          <w:szCs w:val="22"/>
         </w:rPr>
         <w:t>→</w:t>
       </w:r>
@@ -9062,8 +9006,8 @@
         <w:rPr>
           <w:rFonts w:ascii="Sarabun" w:hAnsi="Sarabun" w:cs="Sarabun" w:eastAsia="Sarabun"/>
           <w:color w:val="1A1E33"/>
-          <w:sz w:val="28"/>
-          <w:szCs w:val="28"/>
+          <w:sz w:val="22"/>
+          <w:szCs w:val="22"/>
         </w:rPr>
         <w:t xml:space="preserve"> ส่งกลับหน่วยงานได้โดยตรง</w:t>
       </w:r>
@@ -9078,8 +9022,8 @@
         <w:rPr>
           <w:rFonts w:ascii="DejaVu Sans" w:hAnsi="DejaVu Sans" w:cs="DejaVu Sans" w:eastAsia="DejaVu Sans"/>
           <w:color w:val="5C637A"/>
-          <w:sz w:val="28"/>
-          <w:szCs w:val="28"/>
+          <w:sz w:val="22"/>
+          <w:szCs w:val="22"/>
         </w:rPr>
         <w:t>☐</w:t>
       </w:r>
@@ -9087,8 +9031,8 @@
         <w:rPr>
           <w:rFonts w:ascii="Sarabun" w:hAnsi="Sarabun" w:cs="Sarabun" w:eastAsia="Sarabun"/>
           <w:color w:val="5C637A"/>
-          <w:sz w:val="28"/>
-          <w:szCs w:val="28"/>
+          <w:sz w:val="22"/>
+          <w:szCs w:val="22"/>
         </w:rPr>
         <w:t xml:space="preserve">  </w:t>
       </w:r>
@@ -9096,8 +9040,8 @@
         <w:rPr>
           <w:rFonts w:ascii="Sarabun" w:hAnsi="Sarabun" w:cs="Sarabun" w:eastAsia="Sarabun"/>
           <w:color w:val="1A1E33"/>
-          <w:sz w:val="28"/>
-          <w:szCs w:val="28"/>
+          <w:sz w:val="22"/>
+          <w:szCs w:val="22"/>
         </w:rPr>
         <w:t xml:space="preserve">เจ้าหน้าที่ส่งกลับให้แก้ </w:t>
       </w:r>
@@ -9105,8 +9049,8 @@
         <w:rPr>
           <w:rFonts w:ascii="DejaVu Sans" w:hAnsi="DejaVu Sans" w:cs="DejaVu Sans" w:eastAsia="DejaVu Sans"/>
           <w:color w:val="1A1E33"/>
-          <w:sz w:val="28"/>
-          <w:szCs w:val="28"/>
+          <w:sz w:val="22"/>
+          <w:szCs w:val="22"/>
         </w:rPr>
         <w:t>→</w:t>
       </w:r>
@@ -9114,8 +9058,8 @@
         <w:rPr>
           <w:rFonts w:ascii="Sarabun" w:hAnsi="Sarabun" w:cs="Sarabun" w:eastAsia="Sarabun"/>
           <w:color w:val="1A1E33"/>
-          <w:sz w:val="28"/>
-          <w:szCs w:val="28"/>
+          <w:sz w:val="22"/>
+          <w:szCs w:val="22"/>
         </w:rPr>
         <w:t xml:space="preserve"> ฝั่งหน่วยงานเห็น </w:t>
       </w:r>
@@ -9123,8 +9067,8 @@
         <w:rPr>
           <w:rFonts w:ascii="Sarabun" w:hAnsi="Sarabun" w:cs="Sarabun" w:eastAsia="Sarabun"/>
           <w:color w:val="1A1E33"/>
-          <w:sz w:val="28"/>
-          <w:szCs w:val="28"/>
+          <w:sz w:val="22"/>
+          <w:szCs w:val="22"/>
           <w:b w:val="1"/>
           <w:bCs w:val="1"/>
         </w:rPr>
@@ -9141,8 +9085,8 @@
         <w:rPr>
           <w:rFonts w:ascii="DejaVu Sans" w:hAnsi="DejaVu Sans" w:cs="DejaVu Sans" w:eastAsia="DejaVu Sans"/>
           <w:color w:val="5C637A"/>
-          <w:sz w:val="28"/>
-          <w:szCs w:val="28"/>
+          <w:sz w:val="22"/>
+          <w:szCs w:val="22"/>
         </w:rPr>
         <w:t>☐</w:t>
       </w:r>
@@ -9150,8 +9094,8 @@
         <w:rPr>
           <w:rFonts w:ascii="Sarabun" w:hAnsi="Sarabun" w:cs="Sarabun" w:eastAsia="Sarabun"/>
           <w:color w:val="5C637A"/>
-          <w:sz w:val="28"/>
-          <w:szCs w:val="28"/>
+          <w:sz w:val="22"/>
+          <w:szCs w:val="22"/>
         </w:rPr>
         <w:t xml:space="preserve">  </w:t>
       </w:r>
@@ -9159,8 +9103,8 @@
         <w:rPr>
           <w:rFonts w:ascii="Sarabun" w:hAnsi="Sarabun" w:cs="Sarabun" w:eastAsia="Sarabun"/>
           <w:color w:val="1A1E33"/>
-          <w:sz w:val="28"/>
-          <w:szCs w:val="28"/>
+          <w:sz w:val="22"/>
+          <w:szCs w:val="22"/>
         </w:rPr>
         <w:t xml:space="preserve">แก้แล้วนำส่งใหม่ </w:t>
       </w:r>
@@ -9168,8 +9112,8 @@
         <w:rPr>
           <w:rFonts w:ascii="DejaVu Sans" w:hAnsi="DejaVu Sans" w:cs="DejaVu Sans" w:eastAsia="DejaVu Sans"/>
           <w:color w:val="1A1E33"/>
-          <w:sz w:val="28"/>
-          <w:szCs w:val="28"/>
+          <w:sz w:val="22"/>
+          <w:szCs w:val="22"/>
         </w:rPr>
         <w:t>→</w:t>
       </w:r>
@@ -9177,8 +9121,8 @@
         <w:rPr>
           <w:rFonts w:ascii="Sarabun" w:hAnsi="Sarabun" w:cs="Sarabun" w:eastAsia="Sarabun"/>
           <w:color w:val="1A1E33"/>
-          <w:sz w:val="28"/>
-          <w:szCs w:val="28"/>
+          <w:sz w:val="22"/>
+          <w:szCs w:val="22"/>
         </w:rPr>
         <w:t xml:space="preserve"> กลับไปเริ่มด่านที่ 1</w:t>
       </w:r>
@@ -9193,8 +9137,8 @@
         <w:rPr>
           <w:rFonts w:ascii="DejaVu Sans" w:hAnsi="DejaVu Sans" w:cs="DejaVu Sans" w:eastAsia="DejaVu Sans"/>
           <w:color w:val="5C637A"/>
-          <w:sz w:val="28"/>
-          <w:szCs w:val="28"/>
+          <w:sz w:val="22"/>
+          <w:szCs w:val="22"/>
         </w:rPr>
         <w:t>☐</w:t>
       </w:r>
@@ -9202,8 +9146,8 @@
         <w:rPr>
           <w:rFonts w:ascii="Sarabun" w:hAnsi="Sarabun" w:cs="Sarabun" w:eastAsia="Sarabun"/>
           <w:color w:val="5C637A"/>
-          <w:sz w:val="28"/>
-          <w:szCs w:val="28"/>
+          <w:sz w:val="22"/>
+          <w:szCs w:val="22"/>
         </w:rPr>
         <w:t xml:space="preserve">  </w:t>
       </w:r>
@@ -9211,8 +9155,8 @@
         <w:rPr>
           <w:rFonts w:ascii="Sarabun" w:hAnsi="Sarabun" w:cs="Sarabun" w:eastAsia="Sarabun"/>
           <w:color w:val="1A1E33"/>
-          <w:sz w:val="28"/>
-          <w:szCs w:val="28"/>
+          <w:sz w:val="22"/>
+          <w:szCs w:val="22"/>
         </w:rPr>
         <w:t xml:space="preserve">ผู้มีอำนาจเห็นการ์ด </w:t>
       </w:r>
@@ -9220,8 +9164,8 @@
         <w:rPr>
           <w:rFonts w:ascii="Sarabun" w:hAnsi="Sarabun" w:cs="Sarabun" w:eastAsia="Sarabun"/>
           <w:color w:val="1A1E33"/>
-          <w:sz w:val="28"/>
-          <w:szCs w:val="28"/>
+          <w:sz w:val="22"/>
+          <w:szCs w:val="22"/>
           <w:b w:val="1"/>
           <w:bCs w:val="1"/>
         </w:rPr>
@@ -9231,8 +9175,8 @@
         <w:rPr>
           <w:rFonts w:ascii="Sarabun" w:hAnsi="Sarabun" w:cs="Sarabun" w:eastAsia="Sarabun"/>
           <w:color w:val="1A1E33"/>
-          <w:sz w:val="28"/>
-          <w:szCs w:val="28"/>
+          <w:sz w:val="22"/>
+          <w:szCs w:val="22"/>
         </w:rPr>
         <w:t xml:space="preserve"> บนหน้าแรก</w:t>
       </w:r>
@@ -9247,8 +9191,8 @@
         <w:rPr>
           <w:rFonts w:ascii="DejaVu Sans" w:hAnsi="DejaVu Sans" w:cs="DejaVu Sans" w:eastAsia="DejaVu Sans"/>
           <w:color w:val="5C637A"/>
-          <w:sz w:val="28"/>
-          <w:szCs w:val="28"/>
+          <w:sz w:val="22"/>
+          <w:szCs w:val="22"/>
         </w:rPr>
         <w:t>☐</w:t>
       </w:r>
@@ -9256,8 +9200,8 @@
         <w:rPr>
           <w:rFonts w:ascii="Sarabun" w:hAnsi="Sarabun" w:cs="Sarabun" w:eastAsia="Sarabun"/>
           <w:color w:val="5C637A"/>
-          <w:sz w:val="28"/>
-          <w:szCs w:val="28"/>
+          <w:sz w:val="22"/>
+          <w:szCs w:val="22"/>
         </w:rPr>
         <w:t xml:space="preserve">  </w:t>
       </w:r>
@@ -9265,8 +9209,8 @@
         <w:rPr>
           <w:rFonts w:ascii="Sarabun" w:hAnsi="Sarabun" w:cs="Sarabun" w:eastAsia="Sarabun"/>
           <w:color w:val="1A1E33"/>
-          <w:sz w:val="28"/>
-          <w:szCs w:val="28"/>
+          <w:sz w:val="22"/>
+          <w:szCs w:val="22"/>
         </w:rPr>
         <w:t xml:space="preserve">ผู้มีอำนาจกด </w:t>
       </w:r>
@@ -9274,8 +9218,8 @@
         <w:rPr>
           <w:rFonts w:ascii="Sarabun" w:hAnsi="Sarabun" w:cs="Sarabun" w:eastAsia="Sarabun"/>
           <w:color w:val="1A1E33"/>
-          <w:sz w:val="28"/>
-          <w:szCs w:val="28"/>
+          <w:sz w:val="22"/>
+          <w:szCs w:val="22"/>
           <w:b w:val="1"/>
           <w:bCs w:val="1"/>
         </w:rPr>
@@ -9285,8 +9229,8 @@
         <w:rPr>
           <w:rFonts w:ascii="Sarabun" w:hAnsi="Sarabun" w:cs="Sarabun" w:eastAsia="Sarabun"/>
           <w:color w:val="1A1E33"/>
-          <w:sz w:val="28"/>
-          <w:szCs w:val="28"/>
+          <w:sz w:val="22"/>
+          <w:szCs w:val="22"/>
         </w:rPr>
         <w:t xml:space="preserve"> </w:t>
       </w:r>
@@ -9294,8 +9238,8 @@
         <w:rPr>
           <w:rFonts w:ascii="DejaVu Sans" w:hAnsi="DejaVu Sans" w:cs="DejaVu Sans" w:eastAsia="DejaVu Sans"/>
           <w:color w:val="1A1E33"/>
-          <w:sz w:val="28"/>
-          <w:szCs w:val="28"/>
+          <w:sz w:val="22"/>
+          <w:szCs w:val="22"/>
         </w:rPr>
         <w:t>→</w:t>
       </w:r>
@@ -9303,8 +9247,8 @@
         <w:rPr>
           <w:rFonts w:ascii="Sarabun" w:hAnsi="Sarabun" w:cs="Sarabun" w:eastAsia="Sarabun"/>
           <w:color w:val="1A1E33"/>
-          <w:sz w:val="28"/>
-          <w:szCs w:val="28"/>
+          <w:sz w:val="22"/>
+          <w:szCs w:val="22"/>
         </w:rPr>
         <w:t xml:space="preserve"> คำขอกลับไปที่เจ้าหน้าที่เพื่อตรวจซ้ำ</w:t>
       </w:r>
@@ -9319,8 +9263,8 @@
         <w:rPr>
           <w:rFonts w:ascii="DejaVu Sans" w:hAnsi="DejaVu Sans" w:cs="DejaVu Sans" w:eastAsia="DejaVu Sans"/>
           <w:color w:val="5C637A"/>
-          <w:sz w:val="28"/>
-          <w:szCs w:val="28"/>
+          <w:sz w:val="22"/>
+          <w:szCs w:val="22"/>
         </w:rPr>
         <w:t>☐</w:t>
       </w:r>
@@ -9328,8 +9272,8 @@
         <w:rPr>
           <w:rFonts w:ascii="Sarabun" w:hAnsi="Sarabun" w:cs="Sarabun" w:eastAsia="Sarabun"/>
           <w:color w:val="5C637A"/>
-          <w:sz w:val="28"/>
-          <w:szCs w:val="28"/>
+          <w:sz w:val="22"/>
+          <w:szCs w:val="22"/>
         </w:rPr>
         <w:t xml:space="preserve">  </w:t>
       </w:r>
@@ -9337,8 +9281,8 @@
         <w:rPr>
           <w:rFonts w:ascii="Sarabun" w:hAnsi="Sarabun" w:cs="Sarabun" w:eastAsia="Sarabun"/>
           <w:color w:val="1A1E33"/>
-          <w:sz w:val="28"/>
-          <w:szCs w:val="28"/>
+          <w:sz w:val="22"/>
+          <w:szCs w:val="22"/>
           <w:b w:val="1"/>
           <w:bCs w:val="1"/>
         </w:rPr>
@@ -9348,8 +9292,8 @@
         <w:rPr>
           <w:rFonts w:ascii="Sarabun" w:hAnsi="Sarabun" w:cs="Sarabun" w:eastAsia="Sarabun"/>
           <w:color w:val="1A1E33"/>
-          <w:sz w:val="28"/>
-          <w:szCs w:val="28"/>
+          <w:sz w:val="22"/>
+          <w:szCs w:val="22"/>
         </w:rPr>
         <w:t xml:space="preserve"> ไม่ใช่ปุ่มเดิมของรอบแรก</w:t>
       </w:r>
@@ -9364,8 +9308,8 @@
         <w:rPr>
           <w:rFonts w:ascii="DejaVu Sans" w:hAnsi="DejaVu Sans" w:cs="DejaVu Sans" w:eastAsia="DejaVu Sans"/>
           <w:color w:val="5C637A"/>
-          <w:sz w:val="28"/>
-          <w:szCs w:val="28"/>
+          <w:sz w:val="22"/>
+          <w:szCs w:val="22"/>
         </w:rPr>
         <w:t>☐</w:t>
       </w:r>
@@ -9373,8 +9317,8 @@
         <w:rPr>
           <w:rFonts w:ascii="Sarabun" w:hAnsi="Sarabun" w:cs="Sarabun" w:eastAsia="Sarabun"/>
           <w:color w:val="5C637A"/>
-          <w:sz w:val="28"/>
-          <w:szCs w:val="28"/>
+          <w:sz w:val="22"/>
+          <w:szCs w:val="22"/>
         </w:rPr>
         <w:t xml:space="preserve">  </w:t>
       </w:r>
@@ -9382,8 +9326,8 @@
         <w:rPr>
           <w:rFonts w:ascii="Sarabun" w:hAnsi="Sarabun" w:cs="Sarabun" w:eastAsia="Sarabun"/>
           <w:color w:val="1A1E33"/>
-          <w:sz w:val="28"/>
-          <w:szCs w:val="28"/>
+          <w:sz w:val="22"/>
+          <w:szCs w:val="22"/>
         </w:rPr>
         <w:t xml:space="preserve">ผู้อนุมัติ BDI กด </w:t>
       </w:r>
@@ -9391,8 +9335,8 @@
         <w:rPr>
           <w:rFonts w:ascii="Sarabun" w:hAnsi="Sarabun" w:cs="Sarabun" w:eastAsia="Sarabun"/>
           <w:color w:val="1A1E33"/>
-          <w:sz w:val="28"/>
-          <w:szCs w:val="28"/>
+          <w:sz w:val="22"/>
+          <w:szCs w:val="22"/>
           <w:b w:val="1"/>
           <w:bCs w:val="1"/>
         </w:rPr>
@@ -9402,8 +9346,8 @@
         <w:rPr>
           <w:rFonts w:ascii="Sarabun" w:hAnsi="Sarabun" w:cs="Sarabun" w:eastAsia="Sarabun"/>
           <w:color w:val="1A1E33"/>
-          <w:sz w:val="28"/>
-          <w:szCs w:val="28"/>
+          <w:sz w:val="22"/>
+          <w:szCs w:val="22"/>
         </w:rPr>
         <w:t xml:space="preserve"> </w:t>
       </w:r>
@@ -9411,8 +9355,8 @@
         <w:rPr>
           <w:rFonts w:ascii="DejaVu Sans" w:hAnsi="DejaVu Sans" w:cs="DejaVu Sans" w:eastAsia="DejaVu Sans"/>
           <w:color w:val="1A1E33"/>
-          <w:sz w:val="28"/>
-          <w:szCs w:val="28"/>
+          <w:sz w:val="22"/>
+          <w:szCs w:val="22"/>
         </w:rPr>
         <w:t>→</w:t>
       </w:r>
@@ -9420,8 +9364,8 @@
         <w:rPr>
           <w:rFonts w:ascii="Sarabun" w:hAnsi="Sarabun" w:cs="Sarabun" w:eastAsia="Sarabun"/>
           <w:color w:val="1A1E33"/>
-          <w:sz w:val="28"/>
-          <w:szCs w:val="28"/>
+          <w:sz w:val="22"/>
+          <w:szCs w:val="22"/>
         </w:rPr>
         <w:t xml:space="preserve"> สถานะ </w:t>
       </w:r>
@@ -9429,8 +9373,8 @@
         <w:rPr>
           <w:rFonts w:ascii="Sarabun" w:hAnsi="Sarabun" w:cs="Sarabun" w:eastAsia="Sarabun"/>
           <w:color w:val="1A1E33"/>
-          <w:sz w:val="28"/>
-          <w:szCs w:val="28"/>
+          <w:sz w:val="22"/>
+          <w:szCs w:val="22"/>
           <w:b w:val="1"/>
           <w:bCs w:val="1"/>
         </w:rPr>
@@ -9440,8 +9384,8 @@
         <w:rPr>
           <w:rFonts w:ascii="Sarabun" w:hAnsi="Sarabun" w:cs="Sarabun" w:eastAsia="Sarabun"/>
           <w:color w:val="1A1E33"/>
-          <w:sz w:val="28"/>
-          <w:szCs w:val="28"/>
+          <w:sz w:val="22"/>
+          <w:szCs w:val="22"/>
         </w:rPr>
         <w:t xml:space="preserve"> และกล่องสีเขียวบอกชื่อผู้อนุมัติ</w:t>
       </w:r>
@@ -9456,8 +9400,8 @@
         <w:rPr>
           <w:rFonts w:ascii="DejaVu Sans" w:hAnsi="DejaVu Sans" w:cs="DejaVu Sans" w:eastAsia="DejaVu Sans"/>
           <w:color w:val="5C637A"/>
-          <w:sz w:val="28"/>
-          <w:szCs w:val="28"/>
+          <w:sz w:val="22"/>
+          <w:szCs w:val="22"/>
         </w:rPr>
         <w:t>☐</w:t>
       </w:r>
@@ -9465,8 +9409,8 @@
         <w:rPr>
           <w:rFonts w:ascii="Sarabun" w:hAnsi="Sarabun" w:cs="Sarabun" w:eastAsia="Sarabun"/>
           <w:color w:val="5C637A"/>
-          <w:sz w:val="28"/>
-          <w:szCs w:val="28"/>
+          <w:sz w:val="22"/>
+          <w:szCs w:val="22"/>
         </w:rPr>
         <w:t xml:space="preserve">  </w:t>
       </w:r>
@@ -9474,8 +9418,8 @@
         <w:rPr>
           <w:rFonts w:ascii="Sarabun" w:hAnsi="Sarabun" w:cs="Sarabun" w:eastAsia="Sarabun"/>
           <w:color w:val="1A1E33"/>
-          <w:sz w:val="28"/>
-          <w:szCs w:val="28"/>
+          <w:sz w:val="22"/>
+          <w:szCs w:val="22"/>
           <w:b w:val="1"/>
           <w:bCs w:val="1"/>
         </w:rPr>
@@ -9492,8 +9436,8 @@
         <w:rPr>
           <w:rFonts w:ascii="DejaVu Sans" w:hAnsi="DejaVu Sans" w:cs="DejaVu Sans" w:eastAsia="DejaVu Sans"/>
           <w:color w:val="5C637A"/>
-          <w:sz w:val="28"/>
-          <w:szCs w:val="28"/>
+          <w:sz w:val="22"/>
+          <w:szCs w:val="22"/>
         </w:rPr>
         <w:t>☐</w:t>
       </w:r>
@@ -9501,8 +9445,8 @@
         <w:rPr>
           <w:rFonts w:ascii="Sarabun" w:hAnsi="Sarabun" w:cs="Sarabun" w:eastAsia="Sarabun"/>
           <w:color w:val="5C637A"/>
-          <w:sz w:val="28"/>
-          <w:szCs w:val="28"/>
+          <w:sz w:val="22"/>
+          <w:szCs w:val="22"/>
         </w:rPr>
         <w:t xml:space="preserve">  </w:t>
       </w:r>
@@ -9510,8 +9454,8 @@
         <w:rPr>
           <w:rFonts w:ascii="Sarabun" w:hAnsi="Sarabun" w:cs="Sarabun" w:eastAsia="Sarabun"/>
           <w:color w:val="1A1E33"/>
-          <w:sz w:val="28"/>
-          <w:szCs w:val="28"/>
+          <w:sz w:val="22"/>
+          <w:szCs w:val="22"/>
         </w:rPr>
         <w:t xml:space="preserve">ผู้อนุมัติ BDI กด </w:t>
       </w:r>
@@ -9519,8 +9463,8 @@
         <w:rPr>
           <w:rFonts w:ascii="Sarabun" w:hAnsi="Sarabun" w:cs="Sarabun" w:eastAsia="Sarabun"/>
           <w:color w:val="1A1E33"/>
-          <w:sz w:val="28"/>
-          <w:szCs w:val="28"/>
+          <w:sz w:val="22"/>
+          <w:szCs w:val="22"/>
           <w:b w:val="1"/>
           <w:bCs w:val="1"/>
         </w:rPr>
@@ -9530,8 +9474,8 @@
         <w:rPr>
           <w:rFonts w:ascii="Sarabun" w:hAnsi="Sarabun" w:cs="Sarabun" w:eastAsia="Sarabun"/>
           <w:color w:val="1A1E33"/>
-          <w:sz w:val="28"/>
-          <w:szCs w:val="28"/>
+          <w:sz w:val="22"/>
+          <w:szCs w:val="22"/>
         </w:rPr>
         <w:t xml:space="preserve"> </w:t>
       </w:r>
@@ -9539,8 +9483,8 @@
         <w:rPr>
           <w:rFonts w:ascii="DejaVu Sans" w:hAnsi="DejaVu Sans" w:cs="DejaVu Sans" w:eastAsia="DejaVu Sans"/>
           <w:color w:val="1A1E33"/>
-          <w:sz w:val="28"/>
-          <w:szCs w:val="28"/>
+          <w:sz w:val="22"/>
+          <w:szCs w:val="22"/>
         </w:rPr>
         <w:t>→</w:t>
       </w:r>
@@ -9548,8 +9492,8 @@
         <w:rPr>
           <w:rFonts w:ascii="Sarabun" w:hAnsi="Sarabun" w:cs="Sarabun" w:eastAsia="Sarabun"/>
           <w:color w:val="1A1E33"/>
-          <w:sz w:val="28"/>
-          <w:szCs w:val="28"/>
+          <w:sz w:val="22"/>
+          <w:szCs w:val="22"/>
         </w:rPr>
         <w:t xml:space="preserve"> กล่องสีแดงแสดงเหตุผล ชื่อผู้ตัดสิน และเวลา</w:t>
       </w:r>
@@ -9564,8 +9508,8 @@
         <w:rPr>
           <w:rFonts w:ascii="DejaVu Sans" w:hAnsi="DejaVu Sans" w:cs="DejaVu Sans" w:eastAsia="DejaVu Sans"/>
           <w:color w:val="5C637A"/>
-          <w:sz w:val="28"/>
-          <w:szCs w:val="28"/>
+          <w:sz w:val="22"/>
+          <w:szCs w:val="22"/>
         </w:rPr>
         <w:t>☐</w:t>
       </w:r>
@@ -9573,8 +9517,8 @@
         <w:rPr>
           <w:rFonts w:ascii="Sarabun" w:hAnsi="Sarabun" w:cs="Sarabun" w:eastAsia="Sarabun"/>
           <w:color w:val="5C637A"/>
-          <w:sz w:val="28"/>
-          <w:szCs w:val="28"/>
+          <w:sz w:val="22"/>
+          <w:szCs w:val="22"/>
         </w:rPr>
         <w:t xml:space="preserve">  </w:t>
       </w:r>
@@ -9582,19 +9526,11 @@
         <w:rPr>
           <w:rFonts w:ascii="Sarabun" w:hAnsi="Sarabun" w:cs="Sarabun" w:eastAsia="Sarabun"/>
           <w:color w:val="1A1E33"/>
-          <w:sz w:val="28"/>
-          <w:szCs w:val="28"/>
+          <w:sz w:val="22"/>
+          <w:szCs w:val="22"/>
         </w:rPr>
         <w:t>ประวัติการดำเนินการเรียงครบทุกด่านตามที่เกิดขึ้นจริง</w:t>
       </w:r>
-    </w:p>
-    <w:p>
-      <w:pPr>
-        <w:spacing w:before="80" w:after="200" w:lineRule="auto" w:line="240"/>
-        <w:pBdr>
-          <w:bottom w:val="single" w:sz="6" w:space="4" w:color="D8DCE6"/>
-        </w:pBdr>
-      </w:pPr>
     </w:p>
     <w:p>
       <w:pPr>
@@ -9604,17 +9540,18 @@
         <w:pBdr>
           <w:bottom w:val="single" w:sz="6" w:space="4" w:color="D8DCE6"/>
         </w:pBdr>
+        <w:pageBreakBefore w:val="1"/>
       </w:pPr>
       <w:r>
         <w:rPr>
           <w:rFonts w:ascii="Sarabun" w:hAnsi="Sarabun" w:cs="Sarabun" w:eastAsia="Sarabun"/>
           <w:color w:val="192768"/>
-          <w:sz w:val="44"/>
-          <w:szCs w:val="44"/>
+          <w:sz w:val="36"/>
+          <w:szCs w:val="36"/>
           <w:b w:val="1"/>
           <w:bCs w:val="1"/>
-          <w:sz w:val="44"/>
-          <w:szCs w:val="44"/>
+          <w:sz w:val="36"/>
+          <w:szCs w:val="36"/>
           <w:b w:val="1"/>
           <w:bCs w:val="1"/>
         </w:rPr>
@@ -9624,14 +9561,14 @@
     <w:p>
       <w:pPr>
         <w:spacing w:before="0" w:after="160" w:lineRule="auto" w:line="348"/>
-        <w:jc w:val="left"/>
-      </w:pPr>
-      <w:r>
-        <w:rPr>
-          <w:rFonts w:ascii="Sarabun" w:hAnsi="Sarabun" w:cs="Sarabun" w:eastAsia="Sarabun"/>
-          <w:color w:val="1A1E33"/>
-          <w:sz w:val="28"/>
-          <w:szCs w:val="28"/>
+        <w:jc w:val="both"/>
+      </w:pPr>
+      <w:r>
+        <w:rPr>
+          <w:rFonts w:ascii="Sarabun" w:hAnsi="Sarabun" w:cs="Sarabun" w:eastAsia="Sarabun"/>
+          <w:color w:val="1A1E33"/>
+          <w:sz w:val="22"/>
+          <w:szCs w:val="22"/>
         </w:rPr>
         <w:t>ทั้งห้าข้อนี้เคยเป็นข้อผิดพลาดที่แก้ไปแล้ว ถ้ากลับมาอีกแปลว่ามีอะไรพัง ช่วยแจ้งทีมพัฒนาด้วย</w:t>
       </w:r>
@@ -9646,8 +9583,8 @@
         <w:rPr>
           <w:rFonts w:ascii="Sarabun" w:hAnsi="Sarabun" w:cs="Sarabun" w:eastAsia="Sarabun"/>
           <w:color w:val="E5775A"/>
-          <w:sz w:val="28"/>
-          <w:szCs w:val="28"/>
+          <w:sz w:val="22"/>
+          <w:szCs w:val="22"/>
           <w:b w:val="1"/>
           <w:bCs w:val="1"/>
         </w:rPr>
@@ -9657,8 +9594,8 @@
         <w:rPr>
           <w:rFonts w:ascii="Sarabun" w:hAnsi="Sarabun" w:cs="Sarabun" w:eastAsia="Sarabun"/>
           <w:color w:val="1A1E33"/>
-          <w:sz w:val="28"/>
-          <w:szCs w:val="28"/>
+          <w:sz w:val="22"/>
+          <w:szCs w:val="22"/>
           <w:b w:val="1"/>
           <w:bCs w:val="1"/>
         </w:rPr>
@@ -9668,8 +9605,8 @@
         <w:rPr>
           <w:rFonts w:ascii="Sarabun" w:hAnsi="Sarabun" w:cs="Sarabun" w:eastAsia="Sarabun"/>
           <w:color w:val="1A1E33"/>
-          <w:sz w:val="28"/>
-          <w:szCs w:val="28"/>
+          <w:sz w:val="22"/>
+          <w:szCs w:val="22"/>
         </w:rPr>
         <w:t xml:space="preserve"> ถ้าเจอข้อความภาษาอังกฤษที่ขึ้นต้นด้วย </w:t>
       </w:r>
@@ -9677,8 +9614,8 @@
         <w:rPr>
           <w:rFonts w:ascii="DejaVu Sans Mono" w:hAnsi="DejaVu Sans Mono" w:cs="DejaVu Sans Mono" w:eastAsia="DejaVu Sans Mono"/>
           <w:color w:val="192768"/>
-          <w:sz w:val="25"/>
-          <w:szCs w:val="25"/>
+          <w:sz w:val="19"/>
+          <w:szCs w:val="19"/>
           <w:shd w:val="clear" w:fill="F5F6FA"/>
         </w:rPr>
         <w:t>Invalid input:</w:t>
@@ -9687,8 +9624,8 @@
         <w:rPr>
           <w:rFonts w:ascii="Sarabun" w:hAnsi="Sarabun" w:cs="Sarabun" w:eastAsia="Sarabun"/>
           <w:color w:val="1A1E33"/>
-          <w:sz w:val="28"/>
-          <w:szCs w:val="28"/>
+          <w:sz w:val="22"/>
+          <w:szCs w:val="22"/>
         </w:rPr>
         <w:t xml:space="preserve"> ให้ถ่ายภาพหน้าจอส่งทีมพัฒนา</w:t>
       </w:r>
@@ -9703,8 +9640,8 @@
         <w:rPr>
           <w:rFonts w:ascii="Sarabun" w:hAnsi="Sarabun" w:cs="Sarabun" w:eastAsia="Sarabun"/>
           <w:color w:val="E5775A"/>
-          <w:sz w:val="28"/>
-          <w:szCs w:val="28"/>
+          <w:sz w:val="22"/>
+          <w:szCs w:val="22"/>
           <w:b w:val="1"/>
           <w:bCs w:val="1"/>
         </w:rPr>
@@ -9714,8 +9651,8 @@
         <w:rPr>
           <w:rFonts w:ascii="Sarabun" w:hAnsi="Sarabun" w:cs="Sarabun" w:eastAsia="Sarabun"/>
           <w:color w:val="1A1E33"/>
-          <w:sz w:val="28"/>
-          <w:szCs w:val="28"/>
+          <w:sz w:val="22"/>
+          <w:szCs w:val="22"/>
           <w:b w:val="1"/>
           <w:bCs w:val="1"/>
         </w:rPr>
@@ -9725,8 +9662,8 @@
         <w:rPr>
           <w:rFonts w:ascii="Sarabun" w:hAnsi="Sarabun" w:cs="Sarabun" w:eastAsia="Sarabun"/>
           <w:color w:val="1A1E33"/>
-          <w:sz w:val="28"/>
-          <w:szCs w:val="28"/>
+          <w:sz w:val="22"/>
+          <w:szCs w:val="22"/>
         </w:rPr>
         <w:t xml:space="preserve"> ทั้งในกล่องสรุปผลอนุมัติ/ไม่อนุมัติ และในการ์ดผู้เชี่ยวชาญ</w:t>
       </w:r>
@@ -9741,8 +9678,8 @@
         <w:rPr>
           <w:rFonts w:ascii="Sarabun" w:hAnsi="Sarabun" w:cs="Sarabun" w:eastAsia="Sarabun"/>
           <w:color w:val="E5775A"/>
-          <w:sz w:val="28"/>
-          <w:szCs w:val="28"/>
+          <w:sz w:val="22"/>
+          <w:szCs w:val="22"/>
           <w:b w:val="1"/>
           <w:bCs w:val="1"/>
         </w:rPr>
@@ -9752,8 +9689,8 @@
         <w:rPr>
           <w:rFonts w:ascii="Sarabun" w:hAnsi="Sarabun" w:cs="Sarabun" w:eastAsia="Sarabun"/>
           <w:color w:val="1A1E33"/>
-          <w:sz w:val="28"/>
-          <w:szCs w:val="28"/>
+          <w:sz w:val="22"/>
+          <w:szCs w:val="22"/>
           <w:b w:val="1"/>
           <w:bCs w:val="1"/>
         </w:rPr>
@@ -9763,8 +9700,8 @@
         <w:rPr>
           <w:rFonts w:ascii="Sarabun" w:hAnsi="Sarabun" w:cs="Sarabun" w:eastAsia="Sarabun"/>
           <w:color w:val="1A1E33"/>
-          <w:sz w:val="28"/>
-          <w:szCs w:val="28"/>
+          <w:sz w:val="22"/>
+          <w:szCs w:val="22"/>
         </w:rPr>
         <w:t xml:space="preserve"> ต้องเขียนว่า "ยืนยันผลการตรวจสอบ"</w:t>
       </w:r>
@@ -9779,8 +9716,8 @@
         <w:rPr>
           <w:rFonts w:ascii="Sarabun" w:hAnsi="Sarabun" w:cs="Sarabun" w:eastAsia="Sarabun"/>
           <w:color w:val="E5775A"/>
-          <w:sz w:val="28"/>
-          <w:szCs w:val="28"/>
+          <w:sz w:val="22"/>
+          <w:szCs w:val="22"/>
           <w:b w:val="1"/>
           <w:bCs w:val="1"/>
         </w:rPr>
@@ -9790,8 +9727,8 @@
         <w:rPr>
           <w:rFonts w:ascii="Sarabun" w:hAnsi="Sarabun" w:cs="Sarabun" w:eastAsia="Sarabun"/>
           <w:color w:val="1A1E33"/>
-          <w:sz w:val="28"/>
-          <w:szCs w:val="28"/>
+          <w:sz w:val="22"/>
+          <w:szCs w:val="22"/>
           <w:b w:val="1"/>
           <w:bCs w:val="1"/>
         </w:rPr>
@@ -9801,8 +9738,8 @@
         <w:rPr>
           <w:rFonts w:ascii="Sarabun" w:hAnsi="Sarabun" w:cs="Sarabun" w:eastAsia="Sarabun"/>
           <w:color w:val="1A1E33"/>
-          <w:sz w:val="28"/>
-          <w:szCs w:val="28"/>
+          <w:sz w:val="22"/>
+          <w:szCs w:val="22"/>
         </w:rPr>
         <w:t xml:space="preserve"> ไม่ใช่หน้า "ไม่พบ…"</w:t>
       </w:r>
@@ -9817,8 +9754,8 @@
         <w:rPr>
           <w:rFonts w:ascii="Sarabun" w:hAnsi="Sarabun" w:cs="Sarabun" w:eastAsia="Sarabun"/>
           <w:color w:val="E5775A"/>
-          <w:sz w:val="28"/>
-          <w:szCs w:val="28"/>
+          <w:sz w:val="22"/>
+          <w:szCs w:val="22"/>
           <w:b w:val="1"/>
           <w:bCs w:val="1"/>
         </w:rPr>
@@ -9828,8 +9765,8 @@
         <w:rPr>
           <w:rFonts w:ascii="Sarabun" w:hAnsi="Sarabun" w:cs="Sarabun" w:eastAsia="Sarabun"/>
           <w:color w:val="1A1E33"/>
-          <w:sz w:val="28"/>
-          <w:szCs w:val="28"/>
+          <w:sz w:val="22"/>
+          <w:szCs w:val="22"/>
           <w:b w:val="1"/>
           <w:bCs w:val="1"/>
         </w:rPr>
@@ -9839,8 +9776,8 @@
         <w:rPr>
           <w:rFonts w:ascii="Sarabun" w:hAnsi="Sarabun" w:cs="Sarabun" w:eastAsia="Sarabun"/>
           <w:color w:val="1A1E33"/>
-          <w:sz w:val="28"/>
-          <w:szCs w:val="28"/>
+          <w:sz w:val="22"/>
+          <w:szCs w:val="22"/>
         </w:rPr>
         <w:t xml:space="preserve"> ไม่ใช่ไฟล์เดิมที่สร้างไว้ตั้งแต่ก่อนนำส่ง</w:t>
       </w:r>
@@ -9856,14 +9793,14 @@
     <w:p>
       <w:pPr>
         <w:spacing w:before="0" w:after="160" w:lineRule="auto" w:line="348"/>
-        <w:jc w:val="left"/>
-      </w:pPr>
-      <w:r>
-        <w:rPr>
-          <w:rFonts w:ascii="Sarabun" w:hAnsi="Sarabun" w:cs="Sarabun" w:eastAsia="Sarabun"/>
-          <w:color w:val="1A1E33"/>
-          <w:sz w:val="28"/>
-          <w:szCs w:val="28"/>
+        <w:jc w:val="both"/>
+      </w:pPr>
+      <w:r>
+        <w:rPr>
+          <w:rFonts w:ascii="Sarabun" w:hAnsi="Sarabun" w:cs="Sarabun" w:eastAsia="Sarabun"/>
+          <w:color w:val="1A1E33"/>
+          <w:sz w:val="22"/>
+          <w:szCs w:val="22"/>
           <w:b w:val="1"/>
           <w:bCs w:val="1"/>
         </w:rPr>
@@ -9873,8 +9810,8 @@
         <w:rPr>
           <w:rFonts w:ascii="Sarabun" w:hAnsi="Sarabun" w:cs="Sarabun" w:eastAsia="Sarabun"/>
           <w:color w:val="192768"/>
-          <w:sz w:val="28"/>
-          <w:szCs w:val="28"/>
+          <w:sz w:val="22"/>
+          <w:szCs w:val="22"/>
         </w:rPr>
         <w:t>เล่มภาพรวม</w:t>
       </w:r>
@@ -9882,8 +9819,8 @@
         <w:rPr>
           <w:rFonts w:ascii="Sarabun" w:hAnsi="Sarabun" w:cs="Sarabun" w:eastAsia="Sarabun"/>
           <w:color w:val="1A1E33"/>
-          <w:sz w:val="28"/>
-          <w:szCs w:val="28"/>
+          <w:sz w:val="22"/>
+          <w:szCs w:val="22"/>
         </w:rPr>
         <w:t xml:space="preserve"> · </w:t>
       </w:r>
@@ -9891,8 +9828,8 @@
         <w:rPr>
           <w:rFonts w:ascii="Sarabun" w:hAnsi="Sarabun" w:cs="Sarabun" w:eastAsia="Sarabun"/>
           <w:color w:val="192768"/>
-          <w:sz w:val="28"/>
-          <w:szCs w:val="28"/>
+          <w:sz w:val="22"/>
+          <w:szCs w:val="22"/>
         </w:rPr>
         <w:t>เล่ม A</w:t>
       </w:r>
@@ -9900,8 +9837,8 @@
         <w:rPr>
           <w:rFonts w:ascii="Sarabun" w:hAnsi="Sarabun" w:cs="Sarabun" w:eastAsia="Sarabun"/>
           <w:color w:val="1A1E33"/>
-          <w:sz w:val="28"/>
-          <w:szCs w:val="28"/>
+          <w:sz w:val="22"/>
+          <w:szCs w:val="22"/>
         </w:rPr>
         <w:t xml:space="preserve"> · </w:t>
       </w:r>
@@ -9909,8 +9846,8 @@
         <w:rPr>
           <w:rFonts w:ascii="Sarabun" w:hAnsi="Sarabun" w:cs="Sarabun" w:eastAsia="Sarabun"/>
           <w:color w:val="192768"/>
-          <w:sz w:val="28"/>
-          <w:szCs w:val="28"/>
+          <w:sz w:val="22"/>
+          <w:szCs w:val="22"/>
         </w:rPr>
         <w:t>เล่ม B</w:t>
       </w:r>
@@ -9940,8 +9877,8 @@
       <w:rPr>
         <w:rFonts w:ascii="Sarabun" w:hAnsi="Sarabun" w:cs="Sarabun" w:eastAsia="Sarabun"/>
         <w:color w:val="5C637A"/>
-        <w:sz w:val="21"/>
-        <w:szCs w:val="21"/>
+        <w:sz w:val="18"/>
+        <w:szCs w:val="18"/>
       </w:rPr>
       <w:t xml:space="preserve">สถาบันข้อมูลขนาดใหญ่ (องค์การมหาชน)  ·  หน้า </w:t>
     </w:r>
@@ -9967,8 +9904,8 @@
       <w:rPr>
         <w:rFonts w:ascii="Sarabun" w:hAnsi="Sarabun" w:cs="Sarabun" w:eastAsia="Sarabun"/>
         <w:color w:val="5C637A"/>
-        <w:sz w:val="21"/>
-        <w:szCs w:val="21"/>
+        <w:sz w:val="18"/>
+        <w:szCs w:val="18"/>
       </w:rPr>
       <w:t>เล่ม C · ลงทะเบียนชุดข้อมูลจนได้รับอนุมัติ</w:t>
     </w:r>
@@ -10341,8 +10278,8 @@
     <w:rsid w:val="00FC693F"/>
     <w:rPr>
       <w:rFonts w:ascii="Sarabun" w:hAnsi="Sarabun" w:cs="Sarabun" w:eastAsia="Sarabun"/>
-      <w:sz w:val="28"/>
-      <w:szCs w:val="28"/>
+      <w:sz w:val="22"/>
+      <w:szCs w:val="22"/>
     </w:rPr>
   </w:style>
   <w:style w:type="paragraph" w:styleId="Header">

--- a/docs/manuals-docx/15-tester-manual-journey-c.docx
+++ b/docs/manuals-docx/15-tester-manual-journey-c.docx
@@ -532,7 +532,7 @@
       <w:pPr>
         <w:spacing w:before="120" w:after="200" w:lineRule="auto" w:line="348"/>
         <w:ind w:left="227" w:right="113"/>
-        <w:jc w:val="both"/>
+        <w:jc w:val="left"/>
         <w:pBdr>
           <w:left w:val="single" w:sz="24" w:space="10" w:color="E5775A"/>
         </w:pBdr>
@@ -1156,6 +1156,7 @@
       </w:tblGrid>
       <w:tr>
         <w:trPr>
+          <w:cantSplit w:val="1"/>
           <w:tblHeader w:val="1"/>
         </w:trPr>
         <w:tc>
@@ -1271,6 +1272,9 @@
         </w:tc>
       </w:tr>
       <w:tr>
+        <w:trPr>
+          <w:cantSplit w:val="1"/>
+        </w:trPr>
         <w:tc>
           <w:tcPr>
             <w:tcW w:type="dxa" w:w="1289"/>
@@ -1340,6 +1344,9 @@
         </w:tc>
       </w:tr>
       <w:tr>
+        <w:trPr>
+          <w:cantSplit w:val="1"/>
+        </w:trPr>
         <w:tc>
           <w:tcPr>
             <w:tcW w:type="dxa" w:w="1289"/>
@@ -1409,6 +1416,9 @@
         </w:tc>
       </w:tr>
       <w:tr>
+        <w:trPr>
+          <w:cantSplit w:val="1"/>
+        </w:trPr>
         <w:tc>
           <w:tcPr>
             <w:tcW w:type="dxa" w:w="1289"/>
@@ -1478,6 +1488,9 @@
         </w:tc>
       </w:tr>
       <w:tr>
+        <w:trPr>
+          <w:cantSplit w:val="1"/>
+        </w:trPr>
         <w:tc>
           <w:tcPr>
             <w:tcW w:type="dxa" w:w="1289"/>
@@ -1547,6 +1560,9 @@
         </w:tc>
       </w:tr>
       <w:tr>
+        <w:trPr>
+          <w:cantSplit w:val="1"/>
+        </w:trPr>
         <w:tc>
           <w:tcPr>
             <w:tcW w:type="dxa" w:w="1289"/>
@@ -2306,6 +2322,7 @@
       </w:tblGrid>
       <w:tr>
         <w:trPr>
+          <w:cantSplit w:val="1"/>
           <w:tblHeader w:val="1"/>
         </w:trPr>
         <w:tc>
@@ -2384,6 +2401,9 @@
         </w:tc>
       </w:tr>
       <w:tr>
+        <w:trPr>
+          <w:cantSplit w:val="1"/>
+        </w:trPr>
         <w:tc>
           <w:tcPr>
             <w:tcW w:type="dxa" w:w="3178"/>
@@ -2432,6 +2452,9 @@
         </w:tc>
       </w:tr>
       <w:tr>
+        <w:trPr>
+          <w:cantSplit w:val="1"/>
+        </w:trPr>
         <w:tc>
           <w:tcPr>
             <w:tcW w:type="dxa" w:w="3178"/>
@@ -2480,6 +2503,9 @@
         </w:tc>
       </w:tr>
       <w:tr>
+        <w:trPr>
+          <w:cantSplit w:val="1"/>
+        </w:trPr>
         <w:tc>
           <w:tcPr>
             <w:tcW w:type="dxa" w:w="3178"/>
@@ -2528,6 +2554,9 @@
         </w:tc>
       </w:tr>
       <w:tr>
+        <w:trPr>
+          <w:cantSplit w:val="1"/>
+        </w:trPr>
         <w:tc>
           <w:tcPr>
             <w:tcW w:type="dxa" w:w="3178"/>
@@ -2576,6 +2605,9 @@
         </w:tc>
       </w:tr>
       <w:tr>
+        <w:trPr>
+          <w:cantSplit w:val="1"/>
+        </w:trPr>
         <w:tc>
           <w:tcPr>
             <w:tcW w:type="dxa" w:w="3178"/>
@@ -3196,6 +3228,7 @@
       </w:tblGrid>
       <w:tr>
         <w:trPr>
+          <w:cantSplit w:val="1"/>
           <w:tblHeader w:val="1"/>
         </w:trPr>
         <w:tc>
@@ -3311,6 +3344,9 @@
         </w:tc>
       </w:tr>
       <w:tr>
+        <w:trPr>
+          <w:cantSplit w:val="1"/>
+        </w:trPr>
         <w:tc>
           <w:tcPr>
             <w:tcW w:type="dxa" w:w="2589"/>
@@ -3410,6 +3446,9 @@
         </w:tc>
       </w:tr>
       <w:tr>
+        <w:trPr>
+          <w:cantSplit w:val="1"/>
+        </w:trPr>
         <w:tc>
           <w:tcPr>
             <w:tcW w:type="dxa" w:w="2589"/>
@@ -3478,6 +3517,9 @@
         </w:tc>
       </w:tr>
       <w:tr>
+        <w:trPr>
+          <w:cantSplit w:val="1"/>
+        </w:trPr>
         <w:tc>
           <w:tcPr>
             <w:tcW w:type="dxa" w:w="2589"/>
@@ -3555,7 +3597,7 @@
       <w:pPr>
         <w:spacing w:before="120" w:after="200" w:lineRule="auto" w:line="348"/>
         <w:ind w:left="227" w:right="113"/>
-        <w:jc w:val="both"/>
+        <w:jc w:val="left"/>
         <w:pBdr>
           <w:left w:val="single" w:sz="24" w:space="10" w:color="E5775A"/>
         </w:pBdr>
@@ -4111,7 +4153,7 @@
       <w:pPr>
         <w:spacing w:before="120" w:after="200" w:lineRule="auto" w:line="348"/>
         <w:ind w:left="227" w:right="113"/>
-        <w:jc w:val="both"/>
+        <w:jc w:val="left"/>
         <w:pBdr>
           <w:left w:val="single" w:sz="24" w:space="10" w:color="E5775A"/>
         </w:pBdr>
@@ -4781,6 +4823,7 @@
       </w:tblGrid>
       <w:tr>
         <w:trPr>
+          <w:cantSplit w:val="1"/>
           <w:tblHeader w:val="1"/>
         </w:trPr>
         <w:tc>
@@ -4859,6 +4902,9 @@
         </w:tc>
       </w:tr>
       <w:tr>
+        <w:trPr>
+          <w:cantSplit w:val="1"/>
+        </w:trPr>
         <w:tc>
           <w:tcPr>
             <w:tcW w:type="dxa" w:w="4426"/>
@@ -4907,6 +4953,9 @@
         </w:tc>
       </w:tr>
       <w:tr>
+        <w:trPr>
+          <w:cantSplit w:val="1"/>
+        </w:trPr>
         <w:tc>
           <w:tcPr>
             <w:tcW w:type="dxa" w:w="4426"/>
@@ -4955,6 +5004,9 @@
         </w:tc>
       </w:tr>
       <w:tr>
+        <w:trPr>
+          <w:cantSplit w:val="1"/>
+        </w:trPr>
         <w:tc>
           <w:tcPr>
             <w:tcW w:type="dxa" w:w="4426"/>
@@ -5418,7 +5470,7 @@
       <w:pPr>
         <w:spacing w:before="120" w:after="200" w:lineRule="auto" w:line="348"/>
         <w:ind w:left="227" w:right="113"/>
-        <w:jc w:val="both"/>
+        <w:jc w:val="left"/>
         <w:pBdr>
           <w:left w:val="single" w:sz="24" w:space="10" w:color="E5775A"/>
         </w:pBdr>
@@ -5576,6 +5628,7 @@
       </w:tblGrid>
       <w:tr>
         <w:trPr>
+          <w:cantSplit w:val="1"/>
           <w:tblHeader w:val="1"/>
         </w:trPr>
         <w:tc>
@@ -5654,6 +5707,9 @@
         </w:tc>
       </w:tr>
       <w:tr>
+        <w:trPr>
+          <w:cantSplit w:val="1"/>
+        </w:trPr>
         <w:tc>
           <w:tcPr>
             <w:tcW w:type="dxa" w:w="2413"/>
@@ -5713,6 +5769,9 @@
         </w:tc>
       </w:tr>
       <w:tr>
+        <w:trPr>
+          <w:cantSplit w:val="1"/>
+        </w:trPr>
         <w:tc>
           <w:tcPr>
             <w:tcW w:type="dxa" w:w="2413"/>
@@ -6776,7 +6835,7 @@
       <w:pPr>
         <w:spacing w:before="120" w:after="200" w:lineRule="auto" w:line="348"/>
         <w:ind w:left="227" w:right="113"/>
-        <w:jc w:val="both"/>
+        <w:jc w:val="left"/>
         <w:pBdr>
           <w:left w:val="single" w:sz="24" w:space="10" w:color="E5775A"/>
         </w:pBdr>
@@ -6988,6 +7047,7 @@
       </w:tblGrid>
       <w:tr>
         <w:trPr>
+          <w:cantSplit w:val="1"/>
           <w:tblHeader w:val="1"/>
         </w:trPr>
         <w:tc>
@@ -7066,6 +7126,9 @@
         </w:tc>
       </w:tr>
       <w:tr>
+        <w:trPr>
+          <w:cantSplit w:val="1"/>
+        </w:trPr>
         <w:tc>
           <w:tcPr>
             <w:tcW w:type="dxa" w:w="2514"/>
@@ -7134,6 +7197,9 @@
         </w:tc>
       </w:tr>
       <w:tr>
+        <w:trPr>
+          <w:cantSplit w:val="1"/>
+        </w:trPr>
         <w:tc>
           <w:tcPr>
             <w:tcW w:type="dxa" w:w="2514"/>
@@ -7193,6 +7259,9 @@
         </w:tc>
       </w:tr>
       <w:tr>
+        <w:trPr>
+          <w:cantSplit w:val="1"/>
+        </w:trPr>
         <w:tc>
           <w:tcPr>
             <w:tcW w:type="dxa" w:w="2514"/>

--- a/docs/manuals-docx/15-tester-manual-journey-c.docx
+++ b/docs/manuals-docx/15-tester-manual-journey-c.docx
@@ -4617,7 +4617,7 @@
       <w:r>
         <w:drawing>
           <wp:inline xmlns:a="http://schemas.openxmlformats.org/drawingml/2006/main" xmlns:pic="http://schemas.openxmlformats.org/drawingml/2006/picture">
-            <wp:extent cx="5760000" cy="4000582"/>
+            <wp:extent cx="3960000" cy="6321600"/>
             <wp:docPr id="11" name="Picture 11"/>
             <wp:cNvGraphicFramePr>
               <a:graphicFrameLocks noChangeAspect="1"/>
@@ -4638,7 +4638,7 @@
                   <pic:spPr>
                     <a:xfrm>
                       <a:off x="0" y="0"/>
-                      <a:ext cx="5760000" cy="4000582"/>
+                      <a:ext cx="3960000" cy="6321600"/>
                     </a:xfrm>
                     <a:prstGeom prst="rect"/>
                   </pic:spPr>
@@ -4698,7 +4698,27 @@
           <w:sz w:val="22"/>
           <w:szCs w:val="22"/>
         </w:rPr>
-        <w:t xml:space="preserve"> และใช้ปุ่มกรองสถานะหรือช่องค้นหาได้เหมือนหน้าหน่วยงาน</w:t>
+        <w:t xml:space="preserve"> และใช้แท็บ ปุ่มกรองขั้นตอน ตัวเรียงตามวันที่ และช่องค้นหาได้เหมือนหน้าหน่วยงาน — หน้านี้มีปุ่ม </w:t>
+      </w:r>
+      <w:r>
+        <w:rPr>
+          <w:rFonts w:ascii="Sarabun" w:hAnsi="Sarabun" w:cs="Sarabun" w:eastAsia="Sarabun"/>
+          <w:color w:val="1A1E33"/>
+          <w:sz w:val="22"/>
+          <w:szCs w:val="22"/>
+          <w:b w:val="1"/>
+          <w:bCs w:val="1"/>
+        </w:rPr>
+        <w:t>รอผู้เชี่ยวชาญ</w:t>
+      </w:r>
+      <w:r>
+        <w:rPr>
+          <w:rFonts w:ascii="Sarabun" w:hAnsi="Sarabun" w:cs="Sarabun" w:eastAsia="Sarabun"/>
+          <w:color w:val="1A1E33"/>
+          <w:sz w:val="22"/>
+          <w:szCs w:val="22"/>
+        </w:rPr>
+        <w:t xml:space="preserve"> เพิ่มมาอีกหนึ่งปุ่ม เพราะเส้นทางชุดข้อมูลมีด่านผู้เชี่ยวชาญข้อมูลที่เส้นทางหน่วยงานไม่มี</w:t>
       </w:r>
     </w:p>
     <w:p>

--- a/docs/manuals-docx/15-tester-manual-journey-c.docx
+++ b/docs/manuals-docx/15-tester-manual-journey-c.docx
@@ -4617,7 +4617,7 @@
       <w:r>
         <w:drawing>
           <wp:inline xmlns:a="http://schemas.openxmlformats.org/drawingml/2006/main" xmlns:pic="http://schemas.openxmlformats.org/drawingml/2006/picture">
-            <wp:extent cx="3960000" cy="6321600"/>
+            <wp:extent cx="3960000" cy="7333200"/>
             <wp:docPr id="11" name="Picture 11"/>
             <wp:cNvGraphicFramePr>
               <a:graphicFrameLocks noChangeAspect="1"/>
@@ -4638,7 +4638,7 @@
                   <pic:spPr>
                     <a:xfrm>
                       <a:off x="0" y="0"/>
-                      <a:ext cx="3960000" cy="6321600"/>
+                      <a:ext cx="3960000" cy="7333200"/>
                     </a:xfrm>
                     <a:prstGeom prst="rect"/>
                   </pic:spPr>
@@ -4698,7 +4698,7 @@
           <w:sz w:val="22"/>
           <w:szCs w:val="22"/>
         </w:rPr>
-        <w:t xml:space="preserve"> และใช้แท็บ ปุ่มกรองขั้นตอน ตัวเรียงตามวันที่ และช่องค้นหาได้เหมือนหน้าหน่วยงาน — หน้านี้มีปุ่ม </w:t>
+        <w:t xml:space="preserve"> และใช้แผนภาพเส้นทาง แท็บ ตัวเรียงตามวันที่ และช่องค้นหาได้เหมือนหน้าหน่วยงาน แต่เส้นทางชุดข้อมูล </w:t>
       </w:r>
       <w:r>
         <w:rPr>
@@ -4709,6 +4709,53 @@
           <w:b w:val="1"/>
           <w:bCs w:val="1"/>
         </w:rPr>
+        <w:t>ยาวกว่า</w:t>
+      </w:r>
+      <w:r>
+        <w:rPr>
+          <w:rFonts w:ascii="Sarabun" w:hAnsi="Sarabun" w:cs="Sarabun" w:eastAsia="Sarabun"/>
+          <w:color w:val="1A1E33"/>
+          <w:sz w:val="22"/>
+          <w:szCs w:val="22"/>
+        </w:rPr>
+        <w:t xml:space="preserve"> และแผนภาพวาดตามจริง:</w:t>
+      </w:r>
+    </w:p>
+    <w:p>
+      <w:pPr>
+        <w:spacing w:before="0" w:after="80" w:lineRule="auto" w:line="348"/>
+        <w:ind w:left="482" w:hanging="312"/>
+        <w:jc w:val="left"/>
+      </w:pPr>
+      <w:r>
+        <w:rPr>
+          <w:rFonts w:ascii="Sarabun" w:hAnsi="Sarabun" w:cs="Sarabun" w:eastAsia="Sarabun"/>
+          <w:color w:val="E5775A"/>
+          <w:sz w:val="22"/>
+          <w:szCs w:val="22"/>
+          <w:b w:val="1"/>
+          <w:bCs w:val="1"/>
+        </w:rPr>
+        <w:t xml:space="preserve">•  </w:t>
+      </w:r>
+      <w:r>
+        <w:rPr>
+          <w:rFonts w:ascii="Sarabun" w:hAnsi="Sarabun" w:cs="Sarabun" w:eastAsia="Sarabun"/>
+          <w:color w:val="1A1E33"/>
+          <w:sz w:val="22"/>
+          <w:szCs w:val="22"/>
+        </w:rPr>
+        <w:t xml:space="preserve">มีกล่อง </w:t>
+      </w:r>
+      <w:r>
+        <w:rPr>
+          <w:rFonts w:ascii="Sarabun" w:hAnsi="Sarabun" w:cs="Sarabun" w:eastAsia="Sarabun"/>
+          <w:color w:val="1A1E33"/>
+          <w:sz w:val="22"/>
+          <w:szCs w:val="22"/>
+          <w:b w:val="1"/>
+          <w:bCs w:val="1"/>
+        </w:rPr>
         <w:t>รอผู้เชี่ยวชาญ</w:t>
       </w:r>
       <w:r>
@@ -4718,7 +4765,141 @@
           <w:sz w:val="22"/>
           <w:szCs w:val="22"/>
         </w:rPr>
-        <w:t xml:space="preserve"> เพิ่มมาอีกหนึ่งปุ่ม เพราะเส้นทางชุดข้อมูลมีด่านผู้เชี่ยวชาญข้อมูลที่เส้นทางหน่วยงานไม่มี</w:t>
+        <w:t xml:space="preserve"> ห้อยเป็นทางแยกใต้ขั้นแรก ไม่ได้อยู่ในเส้นหลัก เพราะเป็นด่าน ที่เจ้าหน้าที่เลือกเปิด ไม่ใช่ด่านที่ทุกคำขอต้องผ่าน (กล่องขึ้นเสมอแม้จำนวนเป็น 0 เพื่อบอกว่าทางแยกนี้มีอยู่)</w:t>
+      </w:r>
+    </w:p>
+    <w:p>
+      <w:pPr>
+        <w:spacing w:before="0" w:after="80" w:lineRule="auto" w:line="348"/>
+        <w:ind w:left="482" w:hanging="312"/>
+        <w:jc w:val="left"/>
+      </w:pPr>
+      <w:r>
+        <w:rPr>
+          <w:rFonts w:ascii="Sarabun" w:hAnsi="Sarabun" w:cs="Sarabun" w:eastAsia="Sarabun"/>
+          <w:color w:val="E5775A"/>
+          <w:sz w:val="22"/>
+          <w:szCs w:val="22"/>
+          <w:b w:val="1"/>
+          <w:bCs w:val="1"/>
+        </w:rPr>
+        <w:t xml:space="preserve">•  </w:t>
+      </w:r>
+      <w:r>
+        <w:rPr>
+          <w:rFonts w:ascii="Sarabun" w:hAnsi="Sarabun" w:cs="Sarabun" w:eastAsia="Sarabun"/>
+          <w:color w:val="1A1E33"/>
+          <w:sz w:val="22"/>
+          <w:szCs w:val="22"/>
+        </w:rPr>
+        <w:t xml:space="preserve">มีกล่องของเจ้าหน้าที่ BDI </w:t>
+      </w:r>
+      <w:r>
+        <w:rPr>
+          <w:rFonts w:ascii="Sarabun" w:hAnsi="Sarabun" w:cs="Sarabun" w:eastAsia="Sarabun"/>
+          <w:color w:val="1A1E33"/>
+          <w:sz w:val="22"/>
+          <w:szCs w:val="22"/>
+          <w:b w:val="1"/>
+          <w:bCs w:val="1"/>
+        </w:rPr>
+        <w:t>สองกล่อง</w:t>
+      </w:r>
+      <w:r>
+        <w:rPr>
+          <w:rFonts w:ascii="Sarabun" w:hAnsi="Sarabun" w:cs="Sarabun" w:eastAsia="Sarabun"/>
+          <w:color w:val="1A1E33"/>
+          <w:sz w:val="22"/>
+          <w:szCs w:val="22"/>
+        </w:rPr>
+        <w:t xml:space="preserve"> — </w:t>
+      </w:r>
+      <w:r>
+        <w:rPr>
+          <w:rFonts w:ascii="Sarabun" w:hAnsi="Sarabun" w:cs="Sarabun" w:eastAsia="Sarabun"/>
+          <w:color w:val="1A1E33"/>
+          <w:sz w:val="22"/>
+          <w:szCs w:val="22"/>
+          <w:b w:val="1"/>
+          <w:bCs w:val="1"/>
+        </w:rPr>
+        <w:t>รอ BDI ตรวจเบื้องต้น</w:t>
+      </w:r>
+      <w:r>
+        <w:rPr>
+          <w:rFonts w:ascii="Sarabun" w:hAnsi="Sarabun" w:cs="Sarabun" w:eastAsia="Sarabun"/>
+          <w:color w:val="1A1E33"/>
+          <w:sz w:val="22"/>
+          <w:szCs w:val="22"/>
+        </w:rPr>
+        <w:t xml:space="preserve"> กับ </w:t>
+      </w:r>
+      <w:r>
+        <w:rPr>
+          <w:rFonts w:ascii="Sarabun" w:hAnsi="Sarabun" w:cs="Sarabun" w:eastAsia="Sarabun"/>
+          <w:color w:val="1A1E33"/>
+          <w:sz w:val="22"/>
+          <w:szCs w:val="22"/>
+          <w:b w:val="1"/>
+          <w:bCs w:val="1"/>
+        </w:rPr>
+        <w:t>รอ BDI ตรวจซ้ำ</w:t>
+      </w:r>
+      <w:r>
+        <w:rPr>
+          <w:rFonts w:ascii="Sarabun" w:hAnsi="Sarabun" w:cs="Sarabun" w:eastAsia="Sarabun"/>
+          <w:color w:val="1A1E33"/>
+          <w:sz w:val="22"/>
+          <w:szCs w:val="22"/>
+        </w:rPr>
+        <w:t xml:space="preserve"> ซึ่งเป็นคนละขั้นกันจริง ๆ (ตรวจซ้ำคือรอบหลังหน่วยงานลงนามแล้ว) กดคนละกล่องได้คนละชุด ถ้าคุณเป็นเจ้าหน้าที่ BDI จะเห็นทั้งสองกล่องเป็นสีเขียว เพราะทั้งคู่เป็นงานของคุณ</w:t>
+      </w:r>
+    </w:p>
+    <w:p>
+      <w:pPr>
+        <w:spacing w:before="0" w:after="80" w:lineRule="auto" w:line="348"/>
+        <w:ind w:left="482" w:hanging="312"/>
+        <w:jc w:val="left"/>
+      </w:pPr>
+      <w:r>
+        <w:rPr>
+          <w:rFonts w:ascii="Sarabun" w:hAnsi="Sarabun" w:cs="Sarabun" w:eastAsia="Sarabun"/>
+          <w:color w:val="E5775A"/>
+          <w:sz w:val="22"/>
+          <w:szCs w:val="22"/>
+          <w:b w:val="1"/>
+          <w:bCs w:val="1"/>
+        </w:rPr>
+        <w:t xml:space="preserve">•  </w:t>
+      </w:r>
+      <w:r>
+        <w:rPr>
+          <w:rFonts w:ascii="Sarabun" w:hAnsi="Sarabun" w:cs="Sarabun" w:eastAsia="Sarabun"/>
+          <w:color w:val="1A1E33"/>
+          <w:sz w:val="22"/>
+          <w:szCs w:val="22"/>
+        </w:rPr>
+        <w:t xml:space="preserve">ใต้กล่อง </w:t>
+      </w:r>
+      <w:r>
+        <w:rPr>
+          <w:rFonts w:ascii="Sarabun" w:hAnsi="Sarabun" w:cs="Sarabun" w:eastAsia="Sarabun"/>
+          <w:color w:val="1A1E33"/>
+          <w:sz w:val="22"/>
+          <w:szCs w:val="22"/>
+          <w:b w:val="1"/>
+          <w:bCs w:val="1"/>
+        </w:rPr>
+        <w:t>รอการแก้ไข</w:t>
+      </w:r>
+      <w:r>
+        <w:rPr>
+          <w:rFonts w:ascii="Sarabun" w:hAnsi="Sarabun" w:cs="Sarabun" w:eastAsia="Sarabun"/>
+          <w:color w:val="1A1E33"/>
+          <w:sz w:val="22"/>
+          <w:szCs w:val="22"/>
+        </w:rPr>
+        <w:t xml:space="preserve"> มีบรรทัดบอกว่าแก้แล้วนำส่งใหม่จะกลับไปที่ขั้นไหน — เส้นทางนี้ กลับได้สองที่ ขึ้นกับว่าหน่วยงานลงนามไปแล้วหรือยัง</w:t>
       </w:r>
     </w:p>
     <w:p>

--- a/docs/manuals-docx/15-tester-manual-journey-c.docx
+++ b/docs/manuals-docx/15-tester-manual-journey-c.docx
@@ -4617,7 +4617,7 @@
       <w:r>
         <w:drawing>
           <wp:inline xmlns:a="http://schemas.openxmlformats.org/drawingml/2006/main" xmlns:pic="http://schemas.openxmlformats.org/drawingml/2006/picture">
-            <wp:extent cx="3960000" cy="7333200"/>
+            <wp:extent cx="3960000" cy="6688800"/>
             <wp:docPr id="11" name="Picture 11"/>
             <wp:cNvGraphicFramePr>
               <a:graphicFrameLocks noChangeAspect="1"/>
@@ -4638,7 +4638,7 @@
                   <pic:spPr>
                     <a:xfrm>
                       <a:off x="0" y="0"/>
-                      <a:ext cx="3960000" cy="7333200"/>
+                      <a:ext cx="3960000" cy="6688800"/>
                     </a:xfrm>
                     <a:prstGeom prst="rect"/>
                   </pic:spPr>
@@ -4899,7 +4899,34 @@
           <w:sz w:val="22"/>
           <w:szCs w:val="22"/>
         </w:rPr>
-        <w:t xml:space="preserve"> มีบรรทัดบอกว่าแก้แล้วนำส่งใหม่จะกลับไปที่ขั้นไหน — เส้นทางนี้ กลับได้สองที่ ขึ้นกับว่าหน่วยงานลงนามไปแล้วหรือยัง</w:t>
+        <w:t xml:space="preserve"> มีบรรทัดบอกว่าแก้แล้วนำส่งใหม่จะกลับไปที่ขั้นไหน — เส้นทางนี้ กลับได้สองที่ ขึ้นกับว่าหน่วยงานลงนามไปแล้วหรือยัง จึงเขียนเป็นข้อความแทนการลากสองเส้น</w:t>
+      </w:r>
+    </w:p>
+    <w:p>
+      <w:pPr>
+        <w:spacing w:before="0" w:after="80" w:lineRule="auto" w:line="348"/>
+        <w:ind w:left="482" w:hanging="312"/>
+        <w:jc w:val="left"/>
+      </w:pPr>
+      <w:r>
+        <w:rPr>
+          <w:rFonts w:ascii="Sarabun" w:hAnsi="Sarabun" w:cs="Sarabun" w:eastAsia="Sarabun"/>
+          <w:color w:val="E5775A"/>
+          <w:sz w:val="22"/>
+          <w:szCs w:val="22"/>
+          <w:b w:val="1"/>
+          <w:bCs w:val="1"/>
+        </w:rPr>
+        <w:t xml:space="preserve">•  </w:t>
+      </w:r>
+      <w:r>
+        <w:rPr>
+          <w:rFonts w:ascii="Sarabun" w:hAnsi="Sarabun" w:cs="Sarabun" w:eastAsia="Sarabun"/>
+          <w:color w:val="1A1E33"/>
+          <w:sz w:val="22"/>
+          <w:szCs w:val="22"/>
+        </w:rPr>
+        <w:t>เส้นของขั้นที่มีทางแยกห้อยอยู่ (รอ BDI ตรวจเบื้องต้น) จะอ้อมไปทางขวาของกล่อง ไม่ได้ดิ่ง ลงตรง ๆ เพราะถ้าดิ่งลงจะพาดทับกล่องรอผู้เชี่ยวชาญที่อยู่ใต้มันพอดี</w:t>
       </w:r>
     </w:p>
     <w:p>

--- a/docs/manuals-docx/15-tester-manual-journey-c.docx
+++ b/docs/manuals-docx/15-tester-manual-journey-c.docx
@@ -320,7 +320,7 @@
           <w:sz w:val="22"/>
           <w:szCs w:val="22"/>
         </w:rPr>
-        <w:t>3. ขั้นที่ 2 — เจ้าหน้าที่ BDI ตรวจเบื้องต้น</w:t>
+        <w:t>3. ขั้นที่ 2 — เจ้าหน้าที่ BDI ตรวจสอบ</w:t>
       </w:r>
     </w:p>
     <w:p>
@@ -353,7 +353,7 @@
           <w:sz w:val="22"/>
           <w:szCs w:val="22"/>
         </w:rPr>
-        <w:t>4. ขั้นที่ 3 — ผู้มีอำนาจลงนาม แล้วเจ้าหน้าที่ตรวจซ้ำ</w:t>
+        <w:t>4. ขั้นที่ 3 — ผู้มีอำนาจกระทำการแทนลงนาม</w:t>
       </w:r>
     </w:p>
     <w:p>
@@ -950,7 +950,7 @@
           <w:sz w:val="17"/>
           <w:szCs w:val="17"/>
         </w:rPr>
-        <w:t xml:space="preserve">              ┌──────────────────────────┐</w:t>
+        <w:t xml:space="preserve">              ┌──────────────────────┐    ไม่อนุมัติ    ┌──────────┐</w:t>
       </w:r>
     </w:p>
     <w:p>
@@ -967,7 +967,7 @@
           <w:sz w:val="17"/>
           <w:szCs w:val="17"/>
         </w:rPr>
-        <w:t xml:space="preserve">              │ รอเจ้าหน้าที่ BDI ตรวจซ้ำ     │  (ด่านที่ 3 — เจ้าหน้าที่คนเดิม แต่เป็นรอบที่สอง)</w:t>
+        <w:t xml:space="preserve">              │ รอ BDI อนุมัติขั้นสุดท้าย  │ ────────────▶ │ ไม่อนุมัติ │ ปิดถาวร</w:t>
       </w:r>
     </w:p>
     <w:p>
@@ -984,7 +984,7 @@
           <w:sz w:val="17"/>
           <w:szCs w:val="17"/>
         </w:rPr>
-        <w:t xml:space="preserve">              └──────────┬───────────────┘</w:t>
+        <w:t xml:space="preserve">              │      (ด่านที่ 3)        │                └──────────┘</w:t>
       </w:r>
     </w:p>
     <w:p>
@@ -1001,58 +1001,7 @@
           <w:sz w:val="17"/>
           <w:szCs w:val="17"/>
         </w:rPr>
-        <w:t xml:space="preserve">                         ▼</w:t>
-      </w:r>
-    </w:p>
-    <w:p>
-      <w:pPr>
-        <w:spacing w:before="0" w:after="0" w:lineRule="auto" w:line="269"/>
-        <w:ind w:left="170"/>
-        <w:jc w:val="left"/>
-        <w:shd w:val="clear" w:fill="F5F6FA"/>
-      </w:pPr>
-      <w:r>
-        <w:rPr>
-          <w:rFonts w:ascii="DejaVu Sans Mono" w:hAnsi="DejaVu Sans Mono" w:cs="DejaVu Sans Mono" w:eastAsia="DejaVu Sans Mono"/>
-          <w:color w:val="1A1E33"/>
-          <w:sz w:val="17"/>
-          <w:szCs w:val="17"/>
-        </w:rPr>
-        <w:t xml:space="preserve">              ┌──────────────────────┐    ไม่อนุมัติ    ┌──────────┐</w:t>
-      </w:r>
-    </w:p>
-    <w:p>
-      <w:pPr>
-        <w:spacing w:before="0" w:after="0" w:lineRule="auto" w:line="269"/>
-        <w:ind w:left="170"/>
-        <w:jc w:val="left"/>
-        <w:shd w:val="clear" w:fill="F5F6FA"/>
-      </w:pPr>
-      <w:r>
-        <w:rPr>
-          <w:rFonts w:ascii="DejaVu Sans Mono" w:hAnsi="DejaVu Sans Mono" w:cs="DejaVu Sans Mono" w:eastAsia="DejaVu Sans Mono"/>
-          <w:color w:val="1A1E33"/>
-          <w:sz w:val="17"/>
-          <w:szCs w:val="17"/>
-        </w:rPr>
-        <w:t xml:space="preserve">              │ รอ BDI อนุมัติขั้นสุดท้าย  │ ────────────▶ │ ไม่อนุมัติ │ ปิดถาวร</w:t>
-      </w:r>
-    </w:p>
-    <w:p>
-      <w:pPr>
-        <w:spacing w:before="0" w:after="0" w:lineRule="auto" w:line="269"/>
-        <w:ind w:left="170"/>
-        <w:jc w:val="left"/>
-        <w:shd w:val="clear" w:fill="F5F6FA"/>
-      </w:pPr>
-      <w:r>
-        <w:rPr>
-          <w:rFonts w:ascii="DejaVu Sans Mono" w:hAnsi="DejaVu Sans Mono" w:cs="DejaVu Sans Mono" w:eastAsia="DejaVu Sans Mono"/>
-          <w:color w:val="1A1E33"/>
-          <w:sz w:val="17"/>
-          <w:szCs w:val="17"/>
-        </w:rPr>
-        <w:t xml:space="preserve">              └──────────┬───────────┘                └──────────┘</w:t>
+        <w:t xml:space="preserve">              └──────────┬───────────┘</w:t>
       </w:r>
     </w:p>
     <w:p>
@@ -1639,6 +1588,37 @@
     </w:p>
     <w:p>
       <w:pPr>
+        <w:spacing w:before="120" w:after="200" w:lineRule="auto" w:line="348"/>
+        <w:ind w:left="227" w:right="113"/>
+        <w:jc w:val="left"/>
+        <w:pBdr>
+          <w:left w:val="single" w:sz="24" w:space="10" w:color="E5775A"/>
+        </w:pBdr>
+        <w:shd w:val="clear" w:fill="FFF7F4"/>
+      </w:pPr>
+      <w:r>
+        <w:rPr>
+          <w:rFonts w:ascii="Sarabun" w:hAnsi="Sarabun" w:cs="Sarabun" w:eastAsia="Sarabun"/>
+          <w:color w:val="1A1E33"/>
+          <w:sz w:val="22"/>
+          <w:szCs w:val="22"/>
+          <w:b w:val="1"/>
+          <w:bCs w:val="1"/>
+        </w:rPr>
+        <w:t>เปลี่ยนแปลง 2026-08-30</w:t>
+      </w:r>
+      <w:r>
+        <w:rPr>
+          <w:rFonts w:ascii="Sarabun" w:hAnsi="Sarabun" w:cs="Sarabun" w:eastAsia="Sarabun"/>
+          <w:color w:val="1A1E33"/>
+          <w:sz w:val="22"/>
+          <w:szCs w:val="22"/>
+        </w:rPr>
+        <w:t xml:space="preserve"> — เดิมเจ้าหน้าที่ BDI ต้องกลับมา "ตรวจซ้ำ" อีกรอบหลังผู้มีอำนาจ ลงนาม ขั้นนั้นถูกยกเลิกแล้ว ลงนามเสร็จคำขอไปที่ผู้อนุมัติ BDI ทันที ถ้าคู่มือฉบับพิมพ์ที่คุณถือ อยู่ยังมีขั้นนั้น ให้ใช้ฉบับนี้แทน</w:t>
+      </w:r>
+    </w:p>
+    <w:p>
+      <w:pPr>
         <w:spacing w:before="360" w:after="120" w:lineRule="auto" w:line="300"/>
         <w:jc w:val="left"/>
         <w:keepNext w:val="1"/>
@@ -4562,7 +4542,7 @@
           <w:b w:val="1"/>
           <w:bCs w:val="1"/>
         </w:rPr>
-        <w:t>3. ขั้นที่ 2 — เจ้าหน้าที่ BDI ตรวจเบื้องต้น</w:t>
+        <w:t>3. ขั้นที่ 2 — เจ้าหน้าที่ BDI ตรวจสอบ</w:t>
       </w:r>
     </w:p>
     <w:p>
@@ -4617,7 +4597,7 @@
       <w:r>
         <w:drawing>
           <wp:inline xmlns:a="http://schemas.openxmlformats.org/drawingml/2006/main" xmlns:pic="http://schemas.openxmlformats.org/drawingml/2006/picture">
-            <wp:extent cx="3960000" cy="6688800"/>
+            <wp:extent cx="3960000" cy="6663600"/>
             <wp:docPr id="11" name="Picture 11"/>
             <wp:cNvGraphicFramePr>
               <a:graphicFrameLocks noChangeAspect="1"/>
@@ -4638,7 +4618,7 @@
                   <pic:spPr>
                     <a:xfrm>
                       <a:off x="0" y="0"/>
-                      <a:ext cx="3960000" cy="6688800"/>
+                      <a:ext cx="3960000" cy="6663600"/>
                     </a:xfrm>
                     <a:prstGeom prst="rect"/>
                   </pic:spPr>
@@ -4698,27 +4678,7 @@
           <w:sz w:val="22"/>
           <w:szCs w:val="22"/>
         </w:rPr>
-        <w:t xml:space="preserve"> และใช้แผนภาพเส้นทาง แท็บ ตัวเรียงตามวันที่ และช่องค้นหาได้เหมือนหน้าหน่วยงาน แต่เส้นทางชุดข้อมูล </w:t>
-      </w:r>
-      <w:r>
-        <w:rPr>
-          <w:rFonts w:ascii="Sarabun" w:hAnsi="Sarabun" w:cs="Sarabun" w:eastAsia="Sarabun"/>
-          <w:color w:val="1A1E33"/>
-          <w:sz w:val="22"/>
-          <w:szCs w:val="22"/>
-          <w:b w:val="1"/>
-          <w:bCs w:val="1"/>
-        </w:rPr>
-        <w:t>ยาวกว่า</w:t>
-      </w:r>
-      <w:r>
-        <w:rPr>
-          <w:rFonts w:ascii="Sarabun" w:hAnsi="Sarabun" w:cs="Sarabun" w:eastAsia="Sarabun"/>
-          <w:color w:val="1A1E33"/>
-          <w:sz w:val="22"/>
-          <w:szCs w:val="22"/>
-        </w:rPr>
-        <w:t xml:space="preserve"> และแผนภาพวาดตามจริง:</w:t>
+        <w:t xml:space="preserve"> และใช้แผนภาพเส้นทาง แท็บ ตัวเรียงตามวันที่ และช่องค้นหาได้เหมือนหน้าหน่วยงาน เส้นทางชุดข้อมูลมีสามขั้นเท่ากับเส้นทางหน่วยงาน ต่างกันแค่ทางแยกผู้เชี่ยวชาญ:</w:t>
       </w:r>
     </w:p>
     <w:p>
@@ -4765,7 +4725,67 @@
           <w:sz w:val="22"/>
           <w:szCs w:val="22"/>
         </w:rPr>
-        <w:t xml:space="preserve"> ห้อยเป็นทางแยกใต้ขั้นแรก ไม่ได้อยู่ในเส้นหลัก เพราะเป็นด่าน ที่เจ้าหน้าที่เลือกเปิด ไม่ใช่ด่านที่ทุกคำขอต้องผ่าน (กล่องขึ้นเสมอแม้จำนวนเป็น 0 เพื่อบอกว่าทางแยกนี้มีอยู่)</w:t>
+        <w:t xml:space="preserve"> ลอยอยู่ </w:t>
+      </w:r>
+      <w:r>
+        <w:rPr>
+          <w:rFonts w:ascii="Sarabun" w:hAnsi="Sarabun" w:cs="Sarabun" w:eastAsia="Sarabun"/>
+          <w:color w:val="1A1E33"/>
+          <w:sz w:val="22"/>
+          <w:szCs w:val="22"/>
+          <w:b w:val="1"/>
+          <w:bCs w:val="1"/>
+        </w:rPr>
+        <w:t>เหนือ</w:t>
+      </w:r>
+      <w:r>
+        <w:rPr>
+          <w:rFonts w:ascii="Sarabun" w:hAnsi="Sarabun" w:cs="Sarabun" w:eastAsia="Sarabun"/>
+          <w:color w:val="1A1E33"/>
+          <w:sz w:val="22"/>
+          <w:szCs w:val="22"/>
+        </w:rPr>
+        <w:t xml:space="preserve"> ขั้น </w:t>
+      </w:r>
+      <w:r>
+        <w:rPr>
+          <w:rFonts w:ascii="Sarabun" w:hAnsi="Sarabun" w:cs="Sarabun" w:eastAsia="Sarabun"/>
+          <w:color w:val="1A1E33"/>
+          <w:sz w:val="22"/>
+          <w:szCs w:val="22"/>
+          <w:i w:val="1"/>
+          <w:iCs w:val="1"/>
+        </w:rPr>
+        <w:t>รอ BDI ตรวจสอบ</w:t>
+      </w:r>
+      <w:r>
+        <w:rPr>
+          <w:rFonts w:ascii="Sarabun" w:hAnsi="Sarabun" w:cs="Sarabun" w:eastAsia="Sarabun"/>
+          <w:color w:val="1A1E33"/>
+          <w:sz w:val="22"/>
+          <w:szCs w:val="22"/>
+        </w:rPr>
+        <w:t xml:space="preserve"> เชื่อมด้วย </w:t>
+      </w:r>
+      <w:r>
+        <w:rPr>
+          <w:rFonts w:ascii="Sarabun" w:hAnsi="Sarabun" w:cs="Sarabun" w:eastAsia="Sarabun"/>
+          <w:color w:val="1A1E33"/>
+          <w:sz w:val="22"/>
+          <w:szCs w:val="22"/>
+          <w:b w:val="1"/>
+          <w:bCs w:val="1"/>
+        </w:rPr>
+        <w:t>เส้นประที่มี หัวลูกศรทั้งขึ้นและลง</w:t>
+      </w:r>
+      <w:r>
+        <w:rPr>
+          <w:rFonts w:ascii="Sarabun" w:hAnsi="Sarabun" w:cs="Sarabun" w:eastAsia="Sarabun"/>
+          <w:color w:val="1A1E33"/>
+          <w:sz w:val="22"/>
+          <w:szCs w:val="22"/>
+        </w:rPr>
+        <w:t xml:space="preserve"> — ออกไปแล้วกลับเข้าด่านเดิม ไม่ใช่ทางผ่านไปขั้นถัดไป เส้นเป็นเส้นประ เพราะเป็นขั้นที่ไม่บังคับ (กล่องขึ้นเสมอแม้จำนวนเป็น 0 เพื่อบอกว่าทางแยกนี้มีอยู่ และเอาเมาส์ ชี้ที่เส้นจะมีคำอธิบายขึ้น)</w:t>
       </w:r>
     </w:p>
     <w:p>
@@ -4792,7 +4812,7 @@
           <w:sz w:val="22"/>
           <w:szCs w:val="22"/>
         </w:rPr>
-        <w:t xml:space="preserve">มีกล่องของเจ้าหน้าที่ BDI </w:t>
+        <w:t xml:space="preserve">กล่องของเจ้าหน้าที่ BDI มี </w:t>
       </w:r>
       <w:r>
         <w:rPr>
@@ -4803,56 +4823,36 @@
           <w:b w:val="1"/>
           <w:bCs w:val="1"/>
         </w:rPr>
-        <w:t>สองกล่อง</w:t>
-      </w:r>
-      <w:r>
-        <w:rPr>
-          <w:rFonts w:ascii="Sarabun" w:hAnsi="Sarabun" w:cs="Sarabun" w:eastAsia="Sarabun"/>
-          <w:color w:val="1A1E33"/>
-          <w:sz w:val="22"/>
-          <w:szCs w:val="22"/>
-        </w:rPr>
-        <w:t xml:space="preserve"> — </w:t>
-      </w:r>
-      <w:r>
-        <w:rPr>
-          <w:rFonts w:ascii="Sarabun" w:hAnsi="Sarabun" w:cs="Sarabun" w:eastAsia="Sarabun"/>
-          <w:color w:val="1A1E33"/>
-          <w:sz w:val="22"/>
-          <w:szCs w:val="22"/>
-          <w:b w:val="1"/>
-          <w:bCs w:val="1"/>
-        </w:rPr>
-        <w:t>รอ BDI ตรวจเบื้องต้น</w:t>
-      </w:r>
-      <w:r>
-        <w:rPr>
-          <w:rFonts w:ascii="Sarabun" w:hAnsi="Sarabun" w:cs="Sarabun" w:eastAsia="Sarabun"/>
-          <w:color w:val="1A1E33"/>
-          <w:sz w:val="22"/>
-          <w:szCs w:val="22"/>
-        </w:rPr>
-        <w:t xml:space="preserve"> กับ </w:t>
-      </w:r>
-      <w:r>
-        <w:rPr>
-          <w:rFonts w:ascii="Sarabun" w:hAnsi="Sarabun" w:cs="Sarabun" w:eastAsia="Sarabun"/>
-          <w:color w:val="1A1E33"/>
-          <w:sz w:val="22"/>
-          <w:szCs w:val="22"/>
-          <w:b w:val="1"/>
-          <w:bCs w:val="1"/>
-        </w:rPr>
-        <w:t>รอ BDI ตรวจซ้ำ</w:t>
-      </w:r>
-      <w:r>
-        <w:rPr>
-          <w:rFonts w:ascii="Sarabun" w:hAnsi="Sarabun" w:cs="Sarabun" w:eastAsia="Sarabun"/>
-          <w:color w:val="1A1E33"/>
-          <w:sz w:val="22"/>
-          <w:szCs w:val="22"/>
-        </w:rPr>
-        <w:t xml:space="preserve"> ซึ่งเป็นคนละขั้นกันจริง ๆ (ตรวจซ้ำคือรอบหลังหน่วยงานลงนามแล้ว) กดคนละกล่องได้คนละชุด ถ้าคุณเป็นเจ้าหน้าที่ BDI จะเห็นทั้งสองกล่องเป็นสีเขียว เพราะทั้งคู่เป็นงานของคุณ</w:t>
+        <w:t>กล่องเดียว</w:t>
+      </w:r>
+      <w:r>
+        <w:rPr>
+          <w:rFonts w:ascii="Sarabun" w:hAnsi="Sarabun" w:cs="Sarabun" w:eastAsia="Sarabun"/>
+          <w:color w:val="1A1E33"/>
+          <w:sz w:val="22"/>
+          <w:szCs w:val="22"/>
+        </w:rPr>
+        <w:t xml:space="preserve"> คือ </w:t>
+      </w:r>
+      <w:r>
+        <w:rPr>
+          <w:rFonts w:ascii="Sarabun" w:hAnsi="Sarabun" w:cs="Sarabun" w:eastAsia="Sarabun"/>
+          <w:color w:val="1A1E33"/>
+          <w:sz w:val="22"/>
+          <w:szCs w:val="22"/>
+          <w:i w:val="1"/>
+          <w:iCs w:val="1"/>
+        </w:rPr>
+        <w:t>รอ BDI ตรวจสอบ</w:t>
+      </w:r>
+      <w:r>
+        <w:rPr>
+          <w:rFonts w:ascii="Sarabun" w:hAnsi="Sarabun" w:cs="Sarabun" w:eastAsia="Sarabun"/>
+          <w:color w:val="1A1E33"/>
+          <w:sz w:val="22"/>
+          <w:szCs w:val="22"/>
+        </w:rPr>
+        <w:t xml:space="preserve"> ถ้าคุณเป็นเจ้าหน้าที่ BDI กล่องนี้จะเป็นสีเขียวเพราะเป็นงานของคุณ</w:t>
       </w:r>
     </w:p>
     <w:p>
@@ -4879,7 +4879,7 @@
           <w:sz w:val="22"/>
           <w:szCs w:val="22"/>
         </w:rPr>
-        <w:t xml:space="preserve">ใต้กล่อง </w:t>
+        <w:t xml:space="preserve">ลูกศรที่วิ่งเข้ากล่อง </w:t>
       </w:r>
       <w:r>
         <w:rPr>
@@ -4899,34 +4899,87 @@
           <w:sz w:val="22"/>
           <w:szCs w:val="22"/>
         </w:rPr>
-        <w:t xml:space="preserve"> มีบรรทัดบอกว่าแก้แล้วนำส่งใหม่จะกลับไปที่ขั้นไหน — เส้นทางนี้ กลับได้สองที่ ขึ้นกับว่าหน่วยงานลงนามไปแล้วหรือยัง จึงเขียนเป็นข้อความแทนการลากสองเส้น</w:t>
-      </w:r>
-    </w:p>
-    <w:p>
-      <w:pPr>
-        <w:spacing w:before="0" w:after="80" w:lineRule="auto" w:line="348"/>
-        <w:ind w:left="482" w:hanging="312"/>
-        <w:jc w:val="left"/>
-      </w:pPr>
-      <w:r>
-        <w:rPr>
-          <w:rFonts w:ascii="Sarabun" w:hAnsi="Sarabun" w:cs="Sarabun" w:eastAsia="Sarabun"/>
-          <w:color w:val="E5775A"/>
-          <w:sz w:val="22"/>
-          <w:szCs w:val="22"/>
-          <w:b w:val="1"/>
-          <w:bCs w:val="1"/>
-        </w:rPr>
-        <w:t xml:space="preserve">•  </w:t>
-      </w:r>
-      <w:r>
-        <w:rPr>
-          <w:rFonts w:ascii="Sarabun" w:hAnsi="Sarabun" w:cs="Sarabun" w:eastAsia="Sarabun"/>
-          <w:color w:val="1A1E33"/>
-          <w:sz w:val="22"/>
-          <w:szCs w:val="22"/>
-        </w:rPr>
-        <w:t>เส้นของขั้นที่มีทางแยกห้อยอยู่ (รอ BDI ตรวจเบื้องต้น) จะอ้อมไปทางขวาของกล่อง ไม่ได้ดิ่ง ลงตรง ๆ เพราะถ้าดิ่งลงจะพาดทับกล่องรอผู้เชี่ยวชาญที่อยู่ใต้มันพอดี</w:t>
+        <w:t xml:space="preserve"> มาจากสามขั้น: </w:t>
+      </w:r>
+      <w:r>
+        <w:rPr>
+          <w:rFonts w:ascii="Sarabun" w:hAnsi="Sarabun" w:cs="Sarabun" w:eastAsia="Sarabun"/>
+          <w:color w:val="1A1E33"/>
+          <w:sz w:val="22"/>
+          <w:szCs w:val="22"/>
+          <w:i w:val="1"/>
+          <w:iCs w:val="1"/>
+        </w:rPr>
+        <w:t>รอ BDI ตรวจสอบ</w:t>
+      </w:r>
+      <w:r>
+        <w:rPr>
+          <w:rFonts w:ascii="Sarabun" w:hAnsi="Sarabun" w:cs="Sarabun" w:eastAsia="Sarabun"/>
+          <w:color w:val="1A1E33"/>
+          <w:sz w:val="22"/>
+          <w:szCs w:val="22"/>
+        </w:rPr>
+        <w:t xml:space="preserve"> ดิ่งลงเข้าด้านบน ส่วน </w:t>
+      </w:r>
+      <w:r>
+        <w:rPr>
+          <w:rFonts w:ascii="Sarabun" w:hAnsi="Sarabun" w:cs="Sarabun" w:eastAsia="Sarabun"/>
+          <w:color w:val="1A1E33"/>
+          <w:sz w:val="22"/>
+          <w:szCs w:val="22"/>
+          <w:i w:val="1"/>
+          <w:iCs w:val="1"/>
+        </w:rPr>
+        <w:t>รอหน่วยงานลงนาม</w:t>
+      </w:r>
+      <w:r>
+        <w:rPr>
+          <w:rFonts w:ascii="Sarabun" w:hAnsi="Sarabun" w:cs="Sarabun" w:eastAsia="Sarabun"/>
+          <w:color w:val="1A1E33"/>
+          <w:sz w:val="22"/>
+          <w:szCs w:val="22"/>
+        </w:rPr>
+        <w:t xml:space="preserve"> กับ </w:t>
+      </w:r>
+      <w:r>
+        <w:rPr>
+          <w:rFonts w:ascii="Sarabun" w:hAnsi="Sarabun" w:cs="Sarabun" w:eastAsia="Sarabun"/>
+          <w:color w:val="1A1E33"/>
+          <w:sz w:val="22"/>
+          <w:szCs w:val="22"/>
+          <w:i w:val="1"/>
+          <w:iCs w:val="1"/>
+        </w:rPr>
+        <w:t>รอ BDI อนุมัติ</w:t>
+      </w:r>
+      <w:r>
+        <w:rPr>
+          <w:rFonts w:ascii="Sarabun" w:hAnsi="Sarabun" w:cs="Sarabun" w:eastAsia="Sarabun"/>
+          <w:color w:val="1A1E33"/>
+          <w:sz w:val="22"/>
+          <w:szCs w:val="22"/>
+        </w:rPr>
+        <w:t xml:space="preserve"> วิ่งอ้อมมาเข้าด้านขวา และมีลูกศรออกจากด้านซ้ายของ กล่องนั้นวนกลับขึ้นไปเข้า </w:t>
+      </w:r>
+      <w:r>
+        <w:rPr>
+          <w:rFonts w:ascii="Sarabun" w:hAnsi="Sarabun" w:cs="Sarabun" w:eastAsia="Sarabun"/>
+          <w:color w:val="1A1E33"/>
+          <w:sz w:val="22"/>
+          <w:szCs w:val="22"/>
+          <w:i w:val="1"/>
+          <w:iCs w:val="1"/>
+        </w:rPr>
+        <w:t>รอ BDI ตรวจสอบ</w:t>
+      </w:r>
+      <w:r>
+        <w:rPr>
+          <w:rFonts w:ascii="Sarabun" w:hAnsi="Sarabun" w:cs="Sarabun" w:eastAsia="Sarabun"/>
+          <w:color w:val="1A1E33"/>
+          <w:sz w:val="22"/>
+          <w:szCs w:val="22"/>
+        </w:rPr>
+        <w:t xml:space="preserve"> — คือเส้นทาง "แก้แล้วนำส่งใหม่" ซึ่งกลับมาที่ ขั้นแรกเสมอ ไม่ว่าจะถูกส่งกลับจากขั้นไหน</w:t>
       </w:r>
     </w:p>
     <w:p>
@@ -6625,7 +6678,7 @@
           <w:b w:val="1"/>
           <w:bCs w:val="1"/>
         </w:rPr>
-        <w:t>4. ขั้นที่ 3 — ผู้มีอำนาจลงนาม แล้วเจ้าหน้าที่ตรวจซ้ำ</w:t>
+        <w:t>4. ขั้นที่ 3 — ผู้มีอำนาจกระทำการแทนลงนาม</w:t>
       </w:r>
     </w:p>
     <w:p>
@@ -6915,7 +6968,7 @@
           <w:sz w:val="22"/>
           <w:szCs w:val="22"/>
         </w:rPr>
-        <w:t xml:space="preserve">ระบบจะบันทึกชื่อผู้ลงนามกับเวลาไว้ และจะเอาไปพิมพ์ลงเอกสารฉบับอนุมัติในขั้นสุดท้าย จากนั้นคำขอจะกลับไปที่เจ้าหน้าที่ BDI อีกรอบเพื่อ </w:t>
+        <w:t xml:space="preserve">ระบบจะบันทึกชื่อผู้ลงนามกับเวลาไว้ และจะเอาไปพิมพ์ลงเอกสารฉบับอนุมัติในขั้นสุดท้าย จากนั้นสถานะจะไปเป็น </w:t>
       </w:r>
       <w:r>
         <w:rPr>
@@ -6926,11 +6979,88 @@
           <w:b w:val="1"/>
           <w:bCs w:val="1"/>
         </w:rPr>
-        <w:t>ตรวจซ้ำ</w:t>
+        <w:t>รอ BDI อนุมัติขั้นสุดท้าย</w:t>
+      </w:r>
+      <w:r>
+        <w:rPr>
+          <w:rFonts w:ascii="Sarabun" w:hAnsi="Sarabun" w:cs="Sarabun" w:eastAsia="Sarabun"/>
+          <w:color w:val="1A1E33"/>
+          <w:sz w:val="22"/>
+          <w:szCs w:val="22"/>
+        </w:rPr>
+        <w:t xml:space="preserve"> ทันที และผู้อนุมัติ BDI ทุกคนได้รับอีเมล ที่ระบุชื่อผู้ลงนาม</w:t>
       </w:r>
     </w:p>
     <w:p>
       <w:pPr>
+        <w:spacing w:before="120" w:after="200" w:lineRule="auto" w:line="348"/>
+        <w:ind w:left="227" w:right="113"/>
+        <w:jc w:val="left"/>
+        <w:pBdr>
+          <w:left w:val="single" w:sz="24" w:space="10" w:color="E5775A"/>
+        </w:pBdr>
+        <w:shd w:val="clear" w:fill="FFF7F4"/>
+      </w:pPr>
+      <w:r>
+        <w:rPr>
+          <w:rFonts w:ascii="Sarabun" w:hAnsi="Sarabun" w:cs="Sarabun" w:eastAsia="Sarabun"/>
+          <w:color w:val="1A1E33"/>
+          <w:sz w:val="22"/>
+          <w:szCs w:val="22"/>
+          <w:b w:val="1"/>
+          <w:bCs w:val="1"/>
+        </w:rPr>
+        <w:t>เจ้าหน้าที่ BDI ไม่ต้องทำอะไรอีกหลังจากนี้</w:t>
+      </w:r>
+      <w:r>
+        <w:rPr>
+          <w:rFonts w:ascii="Sarabun" w:hAnsi="Sarabun" w:cs="Sarabun" w:eastAsia="Sarabun"/>
+          <w:color w:val="1A1E33"/>
+          <w:sz w:val="22"/>
+          <w:szCs w:val="22"/>
+        </w:rPr>
+        <w:t xml:space="preserve"> เดิมคำขอจะย้อนกลับไปให้เจ้าหน้าที่ "ตรวจซ้ำ" ก่อนหนึ่งรอบ ขั้นนั้นถูกยกเลิกเมื่อ 2026-08-30 </w:t>
+      </w:r>
+      <w:r>
+        <w:rPr>
+          <w:rFonts w:ascii="Sarabun" w:hAnsi="Sarabun" w:cs="Sarabun" w:eastAsia="Sarabun"/>
+          <w:color w:val="1A1E33"/>
+          <w:sz w:val="22"/>
+          <w:szCs w:val="22"/>
+          <w:b w:val="1"/>
+          <w:bCs w:val="1"/>
+        </w:rPr>
+        <w:t>ถ้าหลังการลงนามคำขอยังไปโผล่ที่คิวของ เจ้าหน้าที่ BDI ให้ถือว่าเป็นข้อผิดพลาดและแจ้งทีมพัฒนา</w:t>
+      </w:r>
+    </w:p>
+    <w:p>
+      <w:pPr>
+        <w:spacing w:before="360" w:after="120" w:lineRule="auto" w:line="300"/>
+        <w:jc w:val="left"/>
+        <w:keepNext w:val="1"/>
+        <w:pBdr>
+          <w:bottom w:val="single" w:sz="6" w:space="4" w:color="D8DCE6"/>
+        </w:pBdr>
+        <w:pageBreakBefore w:val="1"/>
+      </w:pPr>
+      <w:r>
+        <w:rPr>
+          <w:rFonts w:ascii="Sarabun" w:hAnsi="Sarabun" w:cs="Sarabun" w:eastAsia="Sarabun"/>
+          <w:color w:val="192768"/>
+          <w:sz w:val="36"/>
+          <w:szCs w:val="36"/>
+          <w:b w:val="1"/>
+          <w:bCs w:val="1"/>
+          <w:sz w:val="36"/>
+          <w:szCs w:val="36"/>
+          <w:b w:val="1"/>
+          <w:bCs w:val="1"/>
+        </w:rPr>
+        <w:t>5. ขั้นที่ 4 — ผู้อนุมัติ BDI</w:t>
+      </w:r>
+    </w:p>
+    <w:p>
+      <w:pPr>
         <w:spacing w:before="0" w:after="160" w:lineRule="auto" w:line="348"/>
         <w:jc w:val="both"/>
       </w:pPr>
@@ -6943,56 +7073,16 @@
           <w:b w:val="1"/>
           <w:bCs w:val="1"/>
         </w:rPr>
-        <w:t>สลับไปใช้บัญชีเจ้าหน้าที่ BDI</w:t>
-      </w:r>
-      <w:r>
-        <w:rPr>
-          <w:rFonts w:ascii="Sarabun" w:hAnsi="Sarabun" w:cs="Sarabun" w:eastAsia="Sarabun"/>
-          <w:color w:val="1A1E33"/>
-          <w:sz w:val="22"/>
-          <w:szCs w:val="22"/>
-        </w:rPr>
-        <w:t xml:space="preserve"> อีกครั้ง คราวนี้สังเกตว่า </w:t>
-      </w:r>
-      <w:r>
-        <w:rPr>
-          <w:rFonts w:ascii="Sarabun" w:hAnsi="Sarabun" w:cs="Sarabun" w:eastAsia="Sarabun"/>
-          <w:color w:val="1A1E33"/>
-          <w:sz w:val="22"/>
-          <w:szCs w:val="22"/>
-          <w:b w:val="1"/>
-          <w:bCs w:val="1"/>
-        </w:rPr>
-        <w:t>ปุ่มเปลี่ยนไปแล้ว</w:t>
-      </w:r>
-      <w:r>
-        <w:rPr>
-          <w:rFonts w:ascii="Sarabun" w:hAnsi="Sarabun" w:cs="Sarabun" w:eastAsia="Sarabun"/>
-          <w:color w:val="1A1E33"/>
-          <w:sz w:val="22"/>
-          <w:szCs w:val="22"/>
-        </w:rPr>
-        <w:t xml:space="preserve"> เป็น </w:t>
-      </w:r>
-      <w:r>
-        <w:rPr>
-          <w:rFonts w:ascii="Sarabun" w:hAnsi="Sarabun" w:cs="Sarabun" w:eastAsia="Sarabun"/>
-          <w:color w:val="1A1E33"/>
-          <w:sz w:val="22"/>
-          <w:szCs w:val="22"/>
-          <w:b w:val="1"/>
-          <w:bCs w:val="1"/>
-        </w:rPr>
-        <w:t>ยืนยันผลการตรวจสอบ</w:t>
-      </w:r>
-      <w:r>
-        <w:rPr>
-          <w:rFonts w:ascii="Sarabun" w:hAnsi="Sarabun" w:cs="Sarabun" w:eastAsia="Sarabun"/>
-          <w:color w:val="1A1E33"/>
-          <w:sz w:val="22"/>
-          <w:szCs w:val="22"/>
-        </w:rPr>
-        <w:t xml:space="preserve"> และคำอธิบายเขียนว่า "ผู้มีอำนาจของหน่วยงานลงนามแล้ว ตรวจซ้ำแล้วยืนยันเพื่อส่งให้ผู้อนุมัติ BDI"</w:t>
+        <w:t>สลับไปใช้บัญชีผู้อนุมัติ BDI</w:t>
+      </w:r>
+      <w:r>
+        <w:rPr>
+          <w:rFonts w:ascii="Sarabun" w:hAnsi="Sarabun" w:cs="Sarabun" w:eastAsia="Sarabun"/>
+          <w:color w:val="1A1E33"/>
+          <w:sz w:val="22"/>
+          <w:szCs w:val="22"/>
+        </w:rPr>
+        <w:t xml:space="preserve"> เปิดคำขอขึ้นมา จะเห็นสามปุ่มให้เลือก</w:t>
       </w:r>
     </w:p>
     <w:p>
@@ -7019,204 +7109,11 @@
               <a:graphicData uri="http://schemas.openxmlformats.org/drawingml/2006/picture">
                 <pic:pic>
                   <pic:nvPicPr>
-                    <pic:cNvPr id="0" name="c25-officer-recheck.png"/>
+                    <pic:cNvPr id="0" name="c27-final-approver.png"/>
                     <pic:cNvPicPr/>
                   </pic:nvPicPr>
                   <pic:blipFill>
                     <a:blip r:embed="rId35"/>
-                    <a:stretch>
-                      <a:fillRect/>
-                    </a:stretch>
-                  </pic:blipFill>
-                  <pic:spPr>
-                    <a:xfrm>
-                      <a:off x="0" y="0"/>
-                      <a:ext cx="5760000" cy="4000582"/>
-                    </a:xfrm>
-                    <a:prstGeom prst="rect"/>
-                  </pic:spPr>
-                </pic:pic>
-              </a:graphicData>
-            </a:graphic>
-          </wp:inline>
-        </w:drawing>
-      </w:r>
-    </w:p>
-    <w:p>
-      <w:pPr>
-        <w:spacing w:before="0" w:after="240" w:lineRule="auto" w:line="288"/>
-        <w:jc w:val="center"/>
-      </w:pPr>
-      <w:r>
-        <w:rPr>
-          <w:rFonts w:ascii="Sarabun" w:hAnsi="Sarabun" w:cs="Sarabun" w:eastAsia="Sarabun"/>
-          <w:color w:val="5C637A"/>
-          <w:sz w:val="19"/>
-          <w:szCs w:val="19"/>
-          <w:i w:val="1"/>
-          <w:iCs w:val="1"/>
-        </w:rPr>
-        <w:t>หน้ารายละเอียดในรอบตรวจซ้ำของเจ้าหน้าที่</w:t>
-      </w:r>
-    </w:p>
-    <w:p>
-      <w:pPr>
-        <w:spacing w:before="120" w:after="200" w:lineRule="auto" w:line="348"/>
-        <w:ind w:left="227" w:right="113"/>
-        <w:jc w:val="left"/>
-        <w:pBdr>
-          <w:left w:val="single" w:sz="24" w:space="10" w:color="E5775A"/>
-        </w:pBdr>
-        <w:shd w:val="clear" w:fill="FFF7F4"/>
-      </w:pPr>
-      <w:r>
-        <w:rPr>
-          <w:rFonts w:ascii="Sarabun" w:hAnsi="Sarabun" w:cs="Sarabun" w:eastAsia="Sarabun"/>
-          <w:color w:val="1A1E33"/>
-          <w:sz w:val="22"/>
-          <w:szCs w:val="22"/>
-        </w:rPr>
-        <w:t xml:space="preserve">รอบนี้กับรอบแรกใช้ชื่อด่านเดียวกันในระบบ แต่ผลลัพธ์ต่างกัน — รอบแรกส่งต่อไปหาผู้ลงนาม ส่วนรอบนี้ส่งต่อไปหาผู้อนุมัติ BDI </w:t>
-      </w:r>
-      <w:r>
-        <w:rPr>
-          <w:rFonts w:ascii="Sarabun" w:hAnsi="Sarabun" w:cs="Sarabun" w:eastAsia="Sarabun"/>
-          <w:color w:val="1A1E33"/>
-          <w:sz w:val="22"/>
-          <w:szCs w:val="22"/>
-          <w:b w:val="1"/>
-          <w:bCs w:val="1"/>
-        </w:rPr>
-        <w:t>ถ้ารอบตรวจซ้ำยังขึ้นปุ่มว่า "ส่งต่อให้ผู้มีอำนาจของหน่วยงาน" ให้ถือว่าเป็นข้อผิดพลาดและแจ้งทีมพัฒนา</w:t>
-      </w:r>
-    </w:p>
-    <w:p>
-      <w:pPr>
-        <w:spacing w:before="0" w:after="160" w:lineRule="auto" w:line="348"/>
-        <w:jc w:val="both"/>
-      </w:pPr>
-      <w:r>
-        <w:rPr>
-          <w:rFonts w:ascii="Sarabun" w:hAnsi="Sarabun" w:cs="Sarabun" w:eastAsia="Sarabun"/>
-          <w:color w:val="1A1E33"/>
-          <w:sz w:val="22"/>
-          <w:szCs w:val="22"/>
-        </w:rPr>
-        <w:t xml:space="preserve">กด </w:t>
-      </w:r>
-      <w:r>
-        <w:rPr>
-          <w:rFonts w:ascii="Sarabun" w:hAnsi="Sarabun" w:cs="Sarabun" w:eastAsia="Sarabun"/>
-          <w:color w:val="1A1E33"/>
-          <w:sz w:val="22"/>
-          <w:szCs w:val="22"/>
-          <w:b w:val="1"/>
-          <w:bCs w:val="1"/>
-        </w:rPr>
-        <w:t>ยืนยันผลการตรวจสอบ</w:t>
-      </w:r>
-      <w:r>
-        <w:rPr>
-          <w:rFonts w:ascii="Sarabun" w:hAnsi="Sarabun" w:cs="Sarabun" w:eastAsia="Sarabun"/>
-          <w:color w:val="1A1E33"/>
-          <w:sz w:val="22"/>
-          <w:szCs w:val="22"/>
-        </w:rPr>
-        <w:t xml:space="preserve"> สถานะจะไปเป็น </w:t>
-      </w:r>
-      <w:r>
-        <w:rPr>
-          <w:rFonts w:ascii="Sarabun" w:hAnsi="Sarabun" w:cs="Sarabun" w:eastAsia="Sarabun"/>
-          <w:color w:val="1A1E33"/>
-          <w:sz w:val="22"/>
-          <w:szCs w:val="22"/>
-          <w:b w:val="1"/>
-          <w:bCs w:val="1"/>
-        </w:rPr>
-        <w:t>รอ BDI อนุมัติขั้นสุดท้าย</w:t>
-      </w:r>
-    </w:p>
-    <w:p>
-      <w:pPr>
-        <w:spacing w:before="360" w:after="120" w:lineRule="auto" w:line="300"/>
-        <w:jc w:val="left"/>
-        <w:keepNext w:val="1"/>
-        <w:pBdr>
-          <w:bottom w:val="single" w:sz="6" w:space="4" w:color="D8DCE6"/>
-        </w:pBdr>
-        <w:pageBreakBefore w:val="1"/>
-      </w:pPr>
-      <w:r>
-        <w:rPr>
-          <w:rFonts w:ascii="Sarabun" w:hAnsi="Sarabun" w:cs="Sarabun" w:eastAsia="Sarabun"/>
-          <w:color w:val="192768"/>
-          <w:sz w:val="36"/>
-          <w:szCs w:val="36"/>
-          <w:b w:val="1"/>
-          <w:bCs w:val="1"/>
-          <w:sz w:val="36"/>
-          <w:szCs w:val="36"/>
-          <w:b w:val="1"/>
-          <w:bCs w:val="1"/>
-        </w:rPr>
-        <w:t>5. ขั้นที่ 4 — ผู้อนุมัติ BDI</w:t>
-      </w:r>
-    </w:p>
-    <w:p>
-      <w:pPr>
-        <w:spacing w:before="0" w:after="160" w:lineRule="auto" w:line="348"/>
-        <w:jc w:val="both"/>
-      </w:pPr>
-      <w:r>
-        <w:rPr>
-          <w:rFonts w:ascii="Sarabun" w:hAnsi="Sarabun" w:cs="Sarabun" w:eastAsia="Sarabun"/>
-          <w:color w:val="1A1E33"/>
-          <w:sz w:val="22"/>
-          <w:szCs w:val="22"/>
-          <w:b w:val="1"/>
-          <w:bCs w:val="1"/>
-        </w:rPr>
-        <w:t>สลับไปใช้บัญชีผู้อนุมัติ BDI</w:t>
-      </w:r>
-      <w:r>
-        <w:rPr>
-          <w:rFonts w:ascii="Sarabun" w:hAnsi="Sarabun" w:cs="Sarabun" w:eastAsia="Sarabun"/>
-          <w:color w:val="1A1E33"/>
-          <w:sz w:val="22"/>
-          <w:szCs w:val="22"/>
-        </w:rPr>
-        <w:t xml:space="preserve"> เปิดคำขอขึ้นมา จะเห็นสามปุ่มให้เลือก</w:t>
-      </w:r>
-    </w:p>
-    <w:p>
-      <w:pPr>
-        <w:spacing w:before="160" w:after="40" w:lineRule="auto" w:line="240"/>
-        <w:jc w:val="center"/>
-        <w:keepNext w:val="1"/>
-        <w:pBdr>
-          <w:top w:val="single" w:sz="6" w:space="6" w:color="D8DCE6"/>
-          <w:left w:val="single" w:sz="6" w:space="6" w:color="D8DCE6"/>
-          <w:bottom w:val="single" w:sz="6" w:space="6" w:color="D8DCE6"/>
-          <w:right w:val="single" w:sz="6" w:space="6" w:color="D8DCE6"/>
-        </w:pBdr>
-      </w:pPr>
-      <w:r>
-        <w:drawing>
-          <wp:inline xmlns:a="http://schemas.openxmlformats.org/drawingml/2006/main" xmlns:pic="http://schemas.openxmlformats.org/drawingml/2006/picture">
-            <wp:extent cx="5760000" cy="4000582"/>
-            <wp:docPr id="26" name="Picture 26"/>
-            <wp:cNvGraphicFramePr>
-              <a:graphicFrameLocks noChangeAspect="1"/>
-            </wp:cNvGraphicFramePr>
-            <a:graphic>
-              <a:graphicData uri="http://schemas.openxmlformats.org/drawingml/2006/picture">
-                <pic:pic>
-                  <pic:nvPicPr>
-                    <pic:cNvPr id="0" name="c27-final-approver.png"/>
-                    <pic:cNvPicPr/>
-                  </pic:nvPicPr>
-                  <pic:blipFill>
-                    <a:blip r:embed="rId36"/>
                     <a:stretch>
                       <a:fillRect/>
                     </a:stretch>
@@ -7601,7 +7498,7 @@
         <w:drawing>
           <wp:inline xmlns:a="http://schemas.openxmlformats.org/drawingml/2006/main" xmlns:pic="http://schemas.openxmlformats.org/drawingml/2006/picture">
             <wp:extent cx="5760000" cy="4000582"/>
-            <wp:docPr id="27" name="Picture 27"/>
+            <wp:docPr id="26" name="Picture 26"/>
             <wp:cNvGraphicFramePr>
               <a:graphicFrameLocks noChangeAspect="1"/>
             </wp:cNvGraphicFramePr>
@@ -7613,7 +7510,7 @@
                     <pic:cNvPicPr/>
                   </pic:nvPicPr>
                   <pic:blipFill>
-                    <a:blip r:embed="rId37"/>
+                    <a:blip r:embed="rId36"/>
                     <a:stretch>
                       <a:fillRect/>
                     </a:stretch>
@@ -7755,7 +7652,7 @@
         <w:drawing>
           <wp:inline xmlns:a="http://schemas.openxmlformats.org/drawingml/2006/main" xmlns:pic="http://schemas.openxmlformats.org/drawingml/2006/picture">
             <wp:extent cx="3960000" cy="5597154"/>
-            <wp:docPr id="28" name="Picture 28"/>
+            <wp:docPr id="27" name="Picture 27"/>
             <wp:cNvGraphicFramePr>
               <a:graphicFrameLocks noChangeAspect="1"/>
             </wp:cNvGraphicFramePr>
@@ -7767,7 +7664,7 @@
                     <pic:cNvPicPr/>
                   </pic:nvPicPr>
                   <pic:blipFill>
-                    <a:blip r:embed="rId38"/>
+                    <a:blip r:embed="rId37"/>
                     <a:stretch>
                       <a:fillRect/>
                     </a:stretch>
@@ -7876,6 +7773,70 @@
         <w:drawing>
           <wp:inline xmlns:a="http://schemas.openxmlformats.org/drawingml/2006/main" xmlns:pic="http://schemas.openxmlformats.org/drawingml/2006/picture">
             <wp:extent cx="5760000" cy="4000582"/>
+            <wp:docPr id="28" name="Picture 28"/>
+            <wp:cNvGraphicFramePr>
+              <a:graphicFrameLocks noChangeAspect="1"/>
+            </wp:cNvGraphicFramePr>
+            <a:graphic>
+              <a:graphicData uri="http://schemas.openxmlformats.org/drawingml/2006/picture">
+                <pic:pic>
+                  <pic:nvPicPr>
+                    <pic:cNvPr id="0" name="c33-reject-modal.png"/>
+                    <pic:cNvPicPr/>
+                  </pic:nvPicPr>
+                  <pic:blipFill>
+                    <a:blip r:embed="rId38"/>
+                    <a:stretch>
+                      <a:fillRect/>
+                    </a:stretch>
+                  </pic:blipFill>
+                  <pic:spPr>
+                    <a:xfrm>
+                      <a:off x="0" y="0"/>
+                      <a:ext cx="5760000" cy="4000582"/>
+                    </a:xfrm>
+                    <a:prstGeom prst="rect"/>
+                  </pic:spPr>
+                </pic:pic>
+              </a:graphicData>
+            </a:graphic>
+          </wp:inline>
+        </w:drawing>
+      </w:r>
+    </w:p>
+    <w:p>
+      <w:pPr>
+        <w:spacing w:before="0" w:after="240" w:lineRule="auto" w:line="288"/>
+        <w:jc w:val="center"/>
+      </w:pPr>
+      <w:r>
+        <w:rPr>
+          <w:rFonts w:ascii="Sarabun" w:hAnsi="Sarabun" w:cs="Sarabun" w:eastAsia="Sarabun"/>
+          <w:color w:val="5C637A"/>
+          <w:sz w:val="19"/>
+          <w:szCs w:val="19"/>
+          <w:i w:val="1"/>
+          <w:iCs w:val="1"/>
+        </w:rPr>
+        <w:t>กล่องระบุเหตุผลที่ไม่อนุมัติ</w:t>
+      </w:r>
+    </w:p>
+    <w:p>
+      <w:pPr>
+        <w:spacing w:before="160" w:after="40" w:lineRule="auto" w:line="240"/>
+        <w:jc w:val="center"/>
+        <w:keepNext w:val="1"/>
+        <w:pBdr>
+          <w:top w:val="single" w:sz="6" w:space="6" w:color="D8DCE6"/>
+          <w:left w:val="single" w:sz="6" w:space="6" w:color="D8DCE6"/>
+          <w:bottom w:val="single" w:sz="6" w:space="6" w:color="D8DCE6"/>
+          <w:right w:val="single" w:sz="6" w:space="6" w:color="D8DCE6"/>
+        </w:pBdr>
+      </w:pPr>
+      <w:r>
+        <w:drawing>
+          <wp:inline xmlns:a="http://schemas.openxmlformats.org/drawingml/2006/main" xmlns:pic="http://schemas.openxmlformats.org/drawingml/2006/picture">
+            <wp:extent cx="5760000" cy="4000582"/>
             <wp:docPr id="29" name="Picture 29"/>
             <wp:cNvGraphicFramePr>
               <a:graphicFrameLocks noChangeAspect="1"/>
@@ -7884,7 +7845,7 @@
               <a:graphicData uri="http://schemas.openxmlformats.org/drawingml/2006/picture">
                 <pic:pic>
                   <pic:nvPicPr>
-                    <pic:cNvPr id="0" name="c33-reject-modal.png"/>
+                    <pic:cNvPr id="0" name="c34-rejected.png"/>
                     <pic:cNvPicPr/>
                   </pic:nvPicPr>
                   <pic:blipFill>
@@ -7921,7 +7882,103 @@
           <w:i w:val="1"/>
           <w:iCs w:val="1"/>
         </w:rPr>
-        <w:t>กล่องระบุเหตุผลที่ไม่อนุมัติ</w:t>
+        <w:t>หน้ารายละเอียดของคำขอที่ไม่ได้รับอนุมัติ</w:t>
+      </w:r>
+    </w:p>
+    <w:p>
+      <w:pPr>
+        <w:spacing w:before="0" w:after="160" w:lineRule="auto" w:line="348"/>
+        <w:jc w:val="both"/>
+      </w:pPr>
+      <w:r>
+        <w:rPr>
+          <w:rFonts w:ascii="Sarabun" w:hAnsi="Sarabun" w:cs="Sarabun" w:eastAsia="Sarabun"/>
+          <w:color w:val="1A1E33"/>
+          <w:sz w:val="22"/>
+          <w:szCs w:val="22"/>
+        </w:rPr>
+        <w:t xml:space="preserve">กล่องสีแดงจะแสดง </w:t>
+      </w:r>
+      <w:r>
+        <w:rPr>
+          <w:rFonts w:ascii="Sarabun" w:hAnsi="Sarabun" w:cs="Sarabun" w:eastAsia="Sarabun"/>
+          <w:color w:val="1A1E33"/>
+          <w:sz w:val="22"/>
+          <w:szCs w:val="22"/>
+          <w:b w:val="1"/>
+          <w:bCs w:val="1"/>
+        </w:rPr>
+        <w:t>เหตุผลที่ไม่อนุมัติ</w:t>
+      </w:r>
+      <w:r>
+        <w:rPr>
+          <w:rFonts w:ascii="Sarabun" w:hAnsi="Sarabun" w:cs="Sarabun" w:eastAsia="Sarabun"/>
+          <w:color w:val="1A1E33"/>
+          <w:sz w:val="22"/>
+          <w:szCs w:val="22"/>
+        </w:rPr>
+        <w:t xml:space="preserve"> พร้อมชื่อผู้ตัดสินและเวลา คำขอถูกปิดถาวร และระบบแจ้งผู้เกี่ยวข้องทุกคน</w:t>
+      </w:r>
+    </w:p>
+    <w:p>
+      <w:pPr>
+        <w:spacing w:before="360" w:after="120" w:lineRule="auto" w:line="300"/>
+        <w:jc w:val="left"/>
+        <w:keepNext w:val="1"/>
+        <w:pBdr>
+          <w:bottom w:val="single" w:sz="6" w:space="4" w:color="D8DCE6"/>
+        </w:pBdr>
+        <w:pageBreakBefore w:val="1"/>
+      </w:pPr>
+      <w:r>
+        <w:rPr>
+          <w:rFonts w:ascii="Sarabun" w:hAnsi="Sarabun" w:cs="Sarabun" w:eastAsia="Sarabun"/>
+          <w:color w:val="192768"/>
+          <w:sz w:val="36"/>
+          <w:szCs w:val="36"/>
+          <w:b w:val="1"/>
+          <w:bCs w:val="1"/>
+          <w:sz w:val="36"/>
+          <w:szCs w:val="36"/>
+          <w:b w:val="1"/>
+          <w:bCs w:val="1"/>
+        </w:rPr>
+        <w:t>6. ดูผลย้อนหลัง</w:t>
+      </w:r>
+    </w:p>
+    <w:p>
+      <w:pPr>
+        <w:spacing w:before="0" w:after="160" w:lineRule="auto" w:line="348"/>
+        <w:jc w:val="both"/>
+      </w:pPr>
+      <w:r>
+        <w:rPr>
+          <w:rFonts w:ascii="Sarabun" w:hAnsi="Sarabun" w:cs="Sarabun" w:eastAsia="Sarabun"/>
+          <w:color w:val="1A1E33"/>
+          <w:sz w:val="22"/>
+          <w:szCs w:val="22"/>
+        </w:rPr>
+        <w:t xml:space="preserve">เลื่อนลงล่างสุดของหน้ารายละเอียด </w:t>
+      </w:r>
+      <w:r>
+        <w:rPr>
+          <w:rFonts w:ascii="Sarabun" w:hAnsi="Sarabun" w:cs="Sarabun" w:eastAsia="Sarabun"/>
+          <w:color w:val="1A1E33"/>
+          <w:sz w:val="22"/>
+          <w:szCs w:val="22"/>
+          <w:b w:val="1"/>
+          <w:bCs w:val="1"/>
+        </w:rPr>
+        <w:t>ประวัติการดำเนินการ</w:t>
+      </w:r>
+      <w:r>
+        <w:rPr>
+          <w:rFonts w:ascii="Sarabun" w:hAnsi="Sarabun" w:cs="Sarabun" w:eastAsia="Sarabun"/>
+          <w:color w:val="1A1E33"/>
+          <w:sz w:val="22"/>
+          <w:szCs w:val="22"/>
+        </w:rPr>
+        <w:t xml:space="preserve"> ต้องเรียงครบทุกด่านตามที่เกิดขึ้นจริง พร้อมชื่อผู้ทำ เวลา ความเห็นของผู้เชี่ยวชาญ และข้อความตอนที่ส่งกลับให้แก้</w:t>
       </w:r>
     </w:p>
     <w:p>
@@ -7941,166 +7998,6 @@
           <wp:inline xmlns:a="http://schemas.openxmlformats.org/drawingml/2006/main" xmlns:pic="http://schemas.openxmlformats.org/drawingml/2006/picture">
             <wp:extent cx="5760000" cy="4000582"/>
             <wp:docPr id="30" name="Picture 30"/>
-            <wp:cNvGraphicFramePr>
-              <a:graphicFrameLocks noChangeAspect="1"/>
-            </wp:cNvGraphicFramePr>
-            <a:graphic>
-              <a:graphicData uri="http://schemas.openxmlformats.org/drawingml/2006/picture">
-                <pic:pic>
-                  <pic:nvPicPr>
-                    <pic:cNvPr id="0" name="c34-rejected.png"/>
-                    <pic:cNvPicPr/>
-                  </pic:nvPicPr>
-                  <pic:blipFill>
-                    <a:blip r:embed="rId40"/>
-                    <a:stretch>
-                      <a:fillRect/>
-                    </a:stretch>
-                  </pic:blipFill>
-                  <pic:spPr>
-                    <a:xfrm>
-                      <a:off x="0" y="0"/>
-                      <a:ext cx="5760000" cy="4000582"/>
-                    </a:xfrm>
-                    <a:prstGeom prst="rect"/>
-                  </pic:spPr>
-                </pic:pic>
-              </a:graphicData>
-            </a:graphic>
-          </wp:inline>
-        </w:drawing>
-      </w:r>
-    </w:p>
-    <w:p>
-      <w:pPr>
-        <w:spacing w:before="0" w:after="240" w:lineRule="auto" w:line="288"/>
-        <w:jc w:val="center"/>
-      </w:pPr>
-      <w:r>
-        <w:rPr>
-          <w:rFonts w:ascii="Sarabun" w:hAnsi="Sarabun" w:cs="Sarabun" w:eastAsia="Sarabun"/>
-          <w:color w:val="5C637A"/>
-          <w:sz w:val="19"/>
-          <w:szCs w:val="19"/>
-          <w:i w:val="1"/>
-          <w:iCs w:val="1"/>
-        </w:rPr>
-        <w:t>หน้ารายละเอียดของคำขอที่ไม่ได้รับอนุมัติ</w:t>
-      </w:r>
-    </w:p>
-    <w:p>
-      <w:pPr>
-        <w:spacing w:before="0" w:after="160" w:lineRule="auto" w:line="348"/>
-        <w:jc w:val="both"/>
-      </w:pPr>
-      <w:r>
-        <w:rPr>
-          <w:rFonts w:ascii="Sarabun" w:hAnsi="Sarabun" w:cs="Sarabun" w:eastAsia="Sarabun"/>
-          <w:color w:val="1A1E33"/>
-          <w:sz w:val="22"/>
-          <w:szCs w:val="22"/>
-        </w:rPr>
-        <w:t xml:space="preserve">กล่องสีแดงจะแสดง </w:t>
-      </w:r>
-      <w:r>
-        <w:rPr>
-          <w:rFonts w:ascii="Sarabun" w:hAnsi="Sarabun" w:cs="Sarabun" w:eastAsia="Sarabun"/>
-          <w:color w:val="1A1E33"/>
-          <w:sz w:val="22"/>
-          <w:szCs w:val="22"/>
-          <w:b w:val="1"/>
-          <w:bCs w:val="1"/>
-        </w:rPr>
-        <w:t>เหตุผลที่ไม่อนุมัติ</w:t>
-      </w:r>
-      <w:r>
-        <w:rPr>
-          <w:rFonts w:ascii="Sarabun" w:hAnsi="Sarabun" w:cs="Sarabun" w:eastAsia="Sarabun"/>
-          <w:color w:val="1A1E33"/>
-          <w:sz w:val="22"/>
-          <w:szCs w:val="22"/>
-        </w:rPr>
-        <w:t xml:space="preserve"> พร้อมชื่อผู้ตัดสินและเวลา คำขอถูกปิดถาวร และระบบแจ้งผู้เกี่ยวข้องทุกคน</w:t>
-      </w:r>
-    </w:p>
-    <w:p>
-      <w:pPr>
-        <w:spacing w:before="360" w:after="120" w:lineRule="auto" w:line="300"/>
-        <w:jc w:val="left"/>
-        <w:keepNext w:val="1"/>
-        <w:pBdr>
-          <w:bottom w:val="single" w:sz="6" w:space="4" w:color="D8DCE6"/>
-        </w:pBdr>
-        <w:pageBreakBefore w:val="1"/>
-      </w:pPr>
-      <w:r>
-        <w:rPr>
-          <w:rFonts w:ascii="Sarabun" w:hAnsi="Sarabun" w:cs="Sarabun" w:eastAsia="Sarabun"/>
-          <w:color w:val="192768"/>
-          <w:sz w:val="36"/>
-          <w:szCs w:val="36"/>
-          <w:b w:val="1"/>
-          <w:bCs w:val="1"/>
-          <w:sz w:val="36"/>
-          <w:szCs w:val="36"/>
-          <w:b w:val="1"/>
-          <w:bCs w:val="1"/>
-        </w:rPr>
-        <w:t>6. ดูผลย้อนหลัง</w:t>
-      </w:r>
-    </w:p>
-    <w:p>
-      <w:pPr>
-        <w:spacing w:before="0" w:after="160" w:lineRule="auto" w:line="348"/>
-        <w:jc w:val="both"/>
-      </w:pPr>
-      <w:r>
-        <w:rPr>
-          <w:rFonts w:ascii="Sarabun" w:hAnsi="Sarabun" w:cs="Sarabun" w:eastAsia="Sarabun"/>
-          <w:color w:val="1A1E33"/>
-          <w:sz w:val="22"/>
-          <w:szCs w:val="22"/>
-        </w:rPr>
-        <w:t xml:space="preserve">เลื่อนลงล่างสุดของหน้ารายละเอียด </w:t>
-      </w:r>
-      <w:r>
-        <w:rPr>
-          <w:rFonts w:ascii="Sarabun" w:hAnsi="Sarabun" w:cs="Sarabun" w:eastAsia="Sarabun"/>
-          <w:color w:val="1A1E33"/>
-          <w:sz w:val="22"/>
-          <w:szCs w:val="22"/>
-          <w:b w:val="1"/>
-          <w:bCs w:val="1"/>
-        </w:rPr>
-        <w:t>ประวัติการดำเนินการ</w:t>
-      </w:r>
-      <w:r>
-        <w:rPr>
-          <w:rFonts w:ascii="Sarabun" w:hAnsi="Sarabun" w:cs="Sarabun" w:eastAsia="Sarabun"/>
-          <w:color w:val="1A1E33"/>
-          <w:sz w:val="22"/>
-          <w:szCs w:val="22"/>
-        </w:rPr>
-        <w:t xml:space="preserve"> ต้องเรียงครบทุกด่านตามที่เกิดขึ้นจริง พร้อมชื่อผู้ทำ เวลา ความเห็นของผู้เชี่ยวชาญ และข้อความตอนที่ส่งกลับให้แก้</w:t>
-      </w:r>
-    </w:p>
-    <w:p>
-      <w:pPr>
-        <w:spacing w:before="160" w:after="40" w:lineRule="auto" w:line="240"/>
-        <w:jc w:val="center"/>
-        <w:keepNext w:val="1"/>
-        <w:pBdr>
-          <w:top w:val="single" w:sz="6" w:space="6" w:color="D8DCE6"/>
-          <w:left w:val="single" w:sz="6" w:space="6" w:color="D8DCE6"/>
-          <w:bottom w:val="single" w:sz="6" w:space="6" w:color="D8DCE6"/>
-          <w:right w:val="single" w:sz="6" w:space="6" w:color="D8DCE6"/>
-        </w:pBdr>
-      </w:pPr>
-      <w:r>
-        <w:drawing>
-          <wp:inline xmlns:a="http://schemas.openxmlformats.org/drawingml/2006/main" xmlns:pic="http://schemas.openxmlformats.org/drawingml/2006/picture">
-            <wp:extent cx="5760000" cy="4000582"/>
-            <wp:docPr id="31" name="Picture 31"/>
             <wp:cNvGraphicFramePr>
               <a:graphicFrameLocks noChangeAspect="1"/>
             </wp:cNvGraphicFramePr>
@@ -9547,7 +9444,18 @@
           <w:sz w:val="22"/>
           <w:szCs w:val="22"/>
         </w:rPr>
-        <w:t xml:space="preserve"> คำขอกลับไปที่เจ้าหน้าที่เพื่อตรวจซ้ำ</w:t>
+        <w:t xml:space="preserve"> คำขอไปที่ผู้อนุมัติ BDI </w:t>
+      </w:r>
+      <w:r>
+        <w:rPr>
+          <w:rFonts w:ascii="Sarabun" w:hAnsi="Sarabun" w:cs="Sarabun" w:eastAsia="Sarabun"/>
+          <w:color w:val="1A1E33"/>
+          <w:sz w:val="22"/>
+          <w:szCs w:val="22"/>
+          <w:b w:val="1"/>
+          <w:bCs w:val="1"/>
+        </w:rPr>
+        <w:t>ทันที</w:t>
       </w:r>
     </w:p>
     <w:p>
@@ -9583,16 +9491,135 @@
           <w:b w:val="1"/>
           <w:bCs w:val="1"/>
         </w:rPr>
-        <w:t>รอบตรวจซ้ำ ปุ่มต้องเปลี่ยนเป็น "ยืนยันผลการตรวจสอบ"</w:t>
-      </w:r>
-      <w:r>
-        <w:rPr>
-          <w:rFonts w:ascii="Sarabun" w:hAnsi="Sarabun" w:cs="Sarabun" w:eastAsia="Sarabun"/>
-          <w:color w:val="1A1E33"/>
-          <w:sz w:val="22"/>
-          <w:szCs w:val="22"/>
-        </w:rPr>
-        <w:t xml:space="preserve"> ไม่ใช่ปุ่มเดิมของรอบแรก</w:t>
+        <w:t>หลังลงนาม คำขอต้องไม่กลับไปโผล่ในคิวของเจ้าหน้าที่ BDI อีก</w:t>
+      </w:r>
+    </w:p>
+    <w:p>
+      <w:pPr>
+        <w:spacing w:before="0" w:after="80" w:lineRule="auto" w:line="348"/>
+        <w:ind w:left="482" w:hanging="312"/>
+        <w:jc w:val="left"/>
+      </w:pPr>
+      <w:r>
+        <w:rPr>
+          <w:rFonts w:ascii="DejaVu Sans" w:hAnsi="DejaVu Sans" w:cs="DejaVu Sans" w:eastAsia="DejaVu Sans"/>
+          <w:color w:val="5C637A"/>
+          <w:sz w:val="22"/>
+          <w:szCs w:val="22"/>
+        </w:rPr>
+        <w:t>☐</w:t>
+      </w:r>
+      <w:r>
+        <w:rPr>
+          <w:rFonts w:ascii="Sarabun" w:hAnsi="Sarabun" w:cs="Sarabun" w:eastAsia="Sarabun"/>
+          <w:color w:val="5C637A"/>
+          <w:sz w:val="22"/>
+          <w:szCs w:val="22"/>
+        </w:rPr>
+        <w:t xml:space="preserve">  </w:t>
+      </w:r>
+      <w:r>
+        <w:rPr>
+          <w:rFonts w:ascii="Sarabun" w:hAnsi="Sarabun" w:cs="Sarabun" w:eastAsia="Sarabun"/>
+          <w:color w:val="1A1E33"/>
+          <w:sz w:val="22"/>
+          <w:szCs w:val="22"/>
+        </w:rPr>
+        <w:t xml:space="preserve">ผู้อนุมัติ BDI ได้รับอีเมลที่ระบุ </w:t>
+      </w:r>
+      <w:r>
+        <w:rPr>
+          <w:rFonts w:ascii="Sarabun" w:hAnsi="Sarabun" w:cs="Sarabun" w:eastAsia="Sarabun"/>
+          <w:color w:val="1A1E33"/>
+          <w:sz w:val="22"/>
+          <w:szCs w:val="22"/>
+          <w:b w:val="1"/>
+          <w:bCs w:val="1"/>
+        </w:rPr>
+        <w:t>ชื่อผู้ลงนาม</w:t>
+      </w:r>
+    </w:p>
+    <w:p>
+      <w:pPr>
+        <w:spacing w:before="0" w:after="80" w:lineRule="auto" w:line="348"/>
+        <w:ind w:left="482" w:hanging="312"/>
+        <w:jc w:val="left"/>
+      </w:pPr>
+      <w:r>
+        <w:rPr>
+          <w:rFonts w:ascii="DejaVu Sans" w:hAnsi="DejaVu Sans" w:cs="DejaVu Sans" w:eastAsia="DejaVu Sans"/>
+          <w:color w:val="5C637A"/>
+          <w:sz w:val="22"/>
+          <w:szCs w:val="22"/>
+        </w:rPr>
+        <w:t>☐</w:t>
+      </w:r>
+      <w:r>
+        <w:rPr>
+          <w:rFonts w:ascii="Sarabun" w:hAnsi="Sarabun" w:cs="Sarabun" w:eastAsia="Sarabun"/>
+          <w:color w:val="5C637A"/>
+          <w:sz w:val="22"/>
+          <w:szCs w:val="22"/>
+        </w:rPr>
+        <w:t xml:space="preserve">  </w:t>
+      </w:r>
+      <w:r>
+        <w:rPr>
+          <w:rFonts w:ascii="Sarabun" w:hAnsi="Sarabun" w:cs="Sarabun" w:eastAsia="Sarabun"/>
+          <w:color w:val="1A1E33"/>
+          <w:sz w:val="22"/>
+          <w:szCs w:val="22"/>
+        </w:rPr>
+        <w:t xml:space="preserve">ผู้อนุมัติ BDI กด </w:t>
+      </w:r>
+      <w:r>
+        <w:rPr>
+          <w:rFonts w:ascii="Sarabun" w:hAnsi="Sarabun" w:cs="Sarabun" w:eastAsia="Sarabun"/>
+          <w:color w:val="1A1E33"/>
+          <w:sz w:val="22"/>
+          <w:szCs w:val="22"/>
+          <w:b w:val="1"/>
+          <w:bCs w:val="1"/>
+        </w:rPr>
+        <w:t>ต้องปรับปรุง</w:t>
+      </w:r>
+      <w:r>
+        <w:rPr>
+          <w:rFonts w:ascii="Sarabun" w:hAnsi="Sarabun" w:cs="Sarabun" w:eastAsia="Sarabun"/>
+          <w:color w:val="1A1E33"/>
+          <w:sz w:val="22"/>
+          <w:szCs w:val="22"/>
+        </w:rPr>
+        <w:t xml:space="preserve"> </w:t>
+      </w:r>
+      <w:r>
+        <w:rPr>
+          <w:rFonts w:ascii="DejaVu Sans" w:hAnsi="DejaVu Sans" w:cs="DejaVu Sans" w:eastAsia="DejaVu Sans"/>
+          <w:color w:val="1A1E33"/>
+          <w:sz w:val="22"/>
+          <w:szCs w:val="22"/>
+        </w:rPr>
+        <w:t>→</w:t>
+      </w:r>
+      <w:r>
+        <w:rPr>
+          <w:rFonts w:ascii="Sarabun" w:hAnsi="Sarabun" w:cs="Sarabun" w:eastAsia="Sarabun"/>
+          <w:color w:val="1A1E33"/>
+          <w:sz w:val="22"/>
+          <w:szCs w:val="22"/>
+        </w:rPr>
+        <w:t xml:space="preserve"> แก้แล้วนำส่งใหม่ </w:t>
+      </w:r>
+      <w:r>
+        <w:rPr>
+          <w:rFonts w:ascii="Sarabun" w:hAnsi="Sarabun" w:cs="Sarabun" w:eastAsia="Sarabun"/>
+          <w:color w:val="1A1E33"/>
+          <w:sz w:val="22"/>
+          <w:szCs w:val="22"/>
+          <w:b w:val="1"/>
+          <w:bCs w:val="1"/>
+        </w:rPr>
+        <w:t>ต้องเดินผ่านการลงนามอีกครั้ง</w:t>
       </w:r>
     </w:p>
     <w:p>
@@ -9991,16 +10018,16 @@
           <w:b w:val="1"/>
           <w:bCs w:val="1"/>
         </w:rPr>
-        <w:t>ปุ่มในรอบตรวจซ้ำของเจ้าหน้าที่</w:t>
-      </w:r>
-      <w:r>
-        <w:rPr>
-          <w:rFonts w:ascii="Sarabun" w:hAnsi="Sarabun" w:cs="Sarabun" w:eastAsia="Sarabun"/>
-          <w:color w:val="1A1E33"/>
-          <w:sz w:val="22"/>
-          <w:szCs w:val="22"/>
-        </w:rPr>
-        <w:t xml:space="preserve"> ต้องเขียนว่า "ยืนยันผลการตรวจสอบ"</w:t>
+        <w:t>หลังผู้มีอำนาจลงนาม คำขอต้องไปที่ผู้อนุมัติ BDI ตรงไปตรงมา</w:t>
+      </w:r>
+      <w:r>
+        <w:rPr>
+          <w:rFonts w:ascii="Sarabun" w:hAnsi="Sarabun" w:cs="Sarabun" w:eastAsia="Sarabun"/>
+          <w:color w:val="1A1E33"/>
+          <w:sz w:val="22"/>
+          <w:szCs w:val="22"/>
+        </w:rPr>
+        <w:t xml:space="preserve"> ไม่มีขั้นตรวจซ้ำของ เจ้าหน้าที่ BDI คั่นอีกแล้ว</w:t>
       </w:r>
     </w:p>
     <w:p>

--- a/docs/manuals-docx/15-tester-manual-journey-c.docx
+++ b/docs/manuals-docx/15-tester-manual-journey-c.docx
@@ -35,7 +35,7 @@
       <w:r>
         <w:drawing>
           <wp:inline xmlns:a="http://schemas.openxmlformats.org/drawingml/2006/main" xmlns:pic="http://schemas.openxmlformats.org/drawingml/2006/picture">
-            <wp:extent cx="2592000" cy="443880"/>
+            <wp:extent cx="2592000" cy="1884506"/>
             <wp:docPr id="1" name="Picture 1"/>
             <wp:cNvGraphicFramePr>
               <a:graphicFrameLocks noChangeAspect="1"/>
@@ -56,7 +56,7 @@
                   <pic:spPr>
                     <a:xfrm>
                       <a:off x="0" y="0"/>
-                      <a:ext cx="2592000" cy="443880"/>
+                      <a:ext cx="2592000" cy="1884506"/>
                     </a:xfrm>
                     <a:prstGeom prst="rect"/>
                   </pic:spPr>
@@ -81,7 +81,7 @@
           <w:b w:val="1"/>
           <w:bCs w:val="1"/>
         </w:rPr>
-        <w:t>Government Datahub Platform</w:t>
+        <w:t>ระบบกลางเพื่อการแบ่งปันข้อมูลดิจิทัล (D2)</w:t>
       </w:r>
     </w:p>
     <w:p>
@@ -712,7 +712,7 @@
           <w:sz w:val="17"/>
           <w:szCs w:val="17"/>
         </w:rPr>
-        <w:t xml:space="preserve">  │ รอเจ้าหน้าที่ BDI ตรวจสอบ     │ ──ต้องปรับปรุง──▶ │  รอการแก้ไข        │</w:t>
+        <w:t xml:space="preserve">  │ รอผู้ดำเนินการของ BDI ตรวจสอบเอกสาร     │ ──ต้องปรับปรุง──▶ │  รอการแก้ไข        │</w:t>
       </w:r>
     </w:p>
     <w:p>
@@ -899,7 +899,7 @@
           <w:sz w:val="17"/>
           <w:szCs w:val="17"/>
         </w:rPr>
-        <w:t xml:space="preserve">              │ รอผู้มีอำนาจของหน่วยงานลงนาม │  (ด่านที่ 2)</w:t>
+        <w:t xml:space="preserve">              │ รอผู้มีอำนาจกระทำการแทนของหน่วยงานลงนามเห็นชอบ │  (ด่านที่ 2)</w:t>
       </w:r>
     </w:p>
     <w:p>
@@ -967,7 +967,7 @@
           <w:sz w:val="17"/>
           <w:szCs w:val="17"/>
         </w:rPr>
-        <w:t xml:space="preserve">              │ รอ BDI อนุมัติขั้นสุดท้าย  │ ────────────▶ │ ไม่อนุมัติ │ ปิดถาวร</w:t>
+        <w:t xml:space="preserve">              │ รอผู้มีอำนาจอนุมัติฝ่าย BDI ดำเนินการอนุมัติ  │ ────────────▶ │ ไม่อนุมัติ │ ปิดถาวร</w:t>
       </w:r>
     </w:p>
     <w:p>
@@ -4487,7 +4487,7 @@
           <w:b w:val="1"/>
           <w:bCs w:val="1"/>
         </w:rPr>
-        <w:t>รอเจ้าหน้าที่ BDI ตรวจสอบ</w:t>
+        <w:t>รอผู้ดำเนินการของ BDI ตรวจสอบเอกสาร</w:t>
       </w:r>
       <w:r>
         <w:rPr>
@@ -4678,7 +4678,7 @@
           <w:sz w:val="22"/>
           <w:szCs w:val="22"/>
         </w:rPr>
-        <w:t xml:space="preserve"> และใช้แผนภาพเส้นทาง แท็บ ตัวเรียงตามวันที่ และช่องค้นหาได้เหมือนหน้าหน่วยงาน เส้นทางชุดข้อมูลมีสามขั้นเท่ากับเส้นทางหน่วยงาน ต่างกันแค่ทางแยกผู้เชี่ยวชาญ:</w:t>
+        <w:t xml:space="preserve"> และใช้แผนภาพเส้นทาง แท็บ ตัวเรียงตามวันที่ และช่องค้นหาได้เหมือนหน้าหน่วยงาน เส้นทางชุดข้อมูลมีสามด่านตรวจเท่ากับเส้นทางหน่วยงาน ต่างกันแค่ทางแยกผู้เชี่ยวชาญ:</w:t>
       </w:r>
     </w:p>
     <w:p>
@@ -4899,7 +4899,7 @@
           <w:sz w:val="22"/>
           <w:szCs w:val="22"/>
         </w:rPr>
-        <w:t xml:space="preserve"> มาจากสามขั้น: </w:t>
+        <w:t xml:space="preserve"> มาจากสามด่าน: </w:t>
       </w:r>
       <w:r>
         <w:rPr>
@@ -5099,8 +5099,8 @@
         <w:tblW w:w="9525" w:type="dxa"/>
       </w:tblPr>
       <w:tblGrid>
-        <w:gridCol w:w="4426"/>
-        <w:gridCol w:w="5099"/>
+        <w:gridCol w:w="4039"/>
+        <w:gridCol w:w="5486"/>
       </w:tblGrid>
       <w:tr>
         <w:trPr>
@@ -5109,7 +5109,7 @@
         </w:trPr>
         <w:tc>
           <w:tcPr>
-            <w:tcW w:type="dxa" w:w="4426"/>
+            <w:tcW w:type="dxa" w:w="4039"/>
             <w:shd w:val="clear" w:fill="192768"/>
           </w:tcPr>
           <w:p>
@@ -5146,7 +5146,7 @@
         </w:tc>
         <w:tc>
           <w:tcPr>
-            <w:tcW w:type="dxa" w:w="5099"/>
+            <w:tcW w:type="dxa" w:w="5486"/>
             <w:shd w:val="clear" w:fill="192768"/>
           </w:tcPr>
           <w:p>
@@ -5188,7 +5188,7 @@
         </w:trPr>
         <w:tc>
           <w:tcPr>
-            <w:tcW w:type="dxa" w:w="4426"/>
+            <w:tcW w:type="dxa" w:w="4039"/>
             <w:shd w:val="clear" w:fill="FFFFFF"/>
           </w:tcPr>
           <w:p>
@@ -5212,7 +5212,7 @@
         </w:tc>
         <w:tc>
           <w:tcPr>
-            <w:tcW w:type="dxa" w:w="5099"/>
+            <w:tcW w:type="dxa" w:w="5486"/>
             <w:shd w:val="clear" w:fill="FFFFFF"/>
           </w:tcPr>
           <w:p>
@@ -5239,7 +5239,7 @@
         </w:trPr>
         <w:tc>
           <w:tcPr>
-            <w:tcW w:type="dxa" w:w="4426"/>
+            <w:tcW w:type="dxa" w:w="4039"/>
             <w:shd w:val="clear" w:fill="F2F4F9"/>
           </w:tcPr>
           <w:p>
@@ -5257,13 +5257,13 @@
                 <w:b w:val="1"/>
                 <w:bCs w:val="1"/>
               </w:rPr>
-              <w:t>ต้องปรับปรุง</w:t>
+              <w:t>ส่งกลับแก้ไข</w:t>
             </w:r>
           </w:p>
         </w:tc>
         <w:tc>
           <w:tcPr>
-            <w:tcW w:type="dxa" w:w="5099"/>
+            <w:tcW w:type="dxa" w:w="5486"/>
             <w:shd w:val="clear" w:fill="F2F4F9"/>
           </w:tcPr>
           <w:p>
@@ -5290,7 +5290,7 @@
         </w:trPr>
         <w:tc>
           <w:tcPr>
-            <w:tcW w:type="dxa" w:w="4426"/>
+            <w:tcW w:type="dxa" w:w="4039"/>
             <w:shd w:val="clear" w:fill="FFFFFF"/>
           </w:tcPr>
           <w:p>
@@ -5308,13 +5308,13 @@
                 <w:b w:val="1"/>
                 <w:bCs w:val="1"/>
               </w:rPr>
-              <w:t>ส่งต่อให้ผู้มีอำนาจของหน่วยงาน</w:t>
+              <w:t>ผ่านการตรวจสอบ</w:t>
             </w:r>
           </w:p>
         </w:tc>
         <w:tc>
           <w:tcPr>
-            <w:tcW w:type="dxa" w:w="5099"/>
+            <w:tcW w:type="dxa" w:w="5486"/>
             <w:shd w:val="clear" w:fill="FFFFFF"/>
           </w:tcPr>
           <w:p>
@@ -6073,7 +6073,7 @@
                 <w:b w:val="1"/>
                 <w:bCs w:val="1"/>
               </w:rPr>
-              <w:t>ต้องปรับปรุง</w:t>
+              <w:t>ส่งกลับแก้ไข</w:t>
             </w:r>
           </w:p>
         </w:tc>
@@ -6305,7 +6305,7 @@
           <w:b w:val="1"/>
           <w:bCs w:val="1"/>
         </w:rPr>
-        <w:t>ส่งต่อให้ผู้มีอำนาจของหน่วยงาน</w:t>
+        <w:t>ผ่านการตรวจสอบ</w:t>
       </w:r>
     </w:p>
     <w:p>
@@ -6395,7 +6395,7 @@
           <w:b w:val="1"/>
           <w:bCs w:val="1"/>
         </w:rPr>
-        <w:t>รอผู้มีอำนาจของหน่วยงานลงนาม</w:t>
+        <w:t>รอผู้มีอำนาจกระทำการแทนของหน่วยงานลงนามเห็นชอบ</w:t>
       </w:r>
     </w:p>
     <w:p>
@@ -6443,7 +6443,7 @@
           <w:b w:val="1"/>
           <w:bCs w:val="1"/>
         </w:rPr>
-        <w:t>ต้องปรับปรุง</w:t>
+        <w:t>ส่งกลับแก้ไข</w:t>
       </w:r>
       <w:r>
         <w:rPr>
@@ -6979,7 +6979,7 @@
           <w:b w:val="1"/>
           <w:bCs w:val="1"/>
         </w:rPr>
-        <w:t>รอ BDI อนุมัติขั้นสุดท้าย</w:t>
+        <w:t>รอผู้มีอำนาจอนุมัติฝ่าย BDI ดำเนินการอนุมัติ</w:t>
       </w:r>
       <w:r>
         <w:rPr>
@@ -7274,7 +7274,7 @@
                 <w:b w:val="1"/>
                 <w:bCs w:val="1"/>
               </w:rPr>
-              <w:t>ต้องปรับปรุง</w:t>
+              <w:t>ส่งกลับแก้ไข</w:t>
             </w:r>
           </w:p>
         </w:tc>
@@ -7462,6 +7462,101 @@
     </w:p>
     <w:p>
       <w:pPr>
+        <w:spacing w:before="0" w:after="160" w:lineRule="auto" w:line="348"/>
+        <w:jc w:val="both"/>
+      </w:pPr>
+      <w:r>
+        <w:rPr>
+          <w:rFonts w:ascii="Sarabun" w:hAnsi="Sarabun" w:cs="Sarabun" w:eastAsia="Sarabun"/>
+          <w:color w:val="1A1E33"/>
+          <w:sz w:val="22"/>
+          <w:szCs w:val="22"/>
+        </w:rPr>
+        <w:t xml:space="preserve">กด </w:t>
+      </w:r>
+      <w:r>
+        <w:rPr>
+          <w:rFonts w:ascii="Sarabun" w:hAnsi="Sarabun" w:cs="Sarabun" w:eastAsia="Sarabun"/>
+          <w:color w:val="1A1E33"/>
+          <w:sz w:val="22"/>
+          <w:szCs w:val="22"/>
+          <w:b w:val="1"/>
+          <w:bCs w:val="1"/>
+        </w:rPr>
+        <w:t>อนุมัติ</w:t>
+      </w:r>
+      <w:r>
+        <w:rPr>
+          <w:rFonts w:ascii="Sarabun" w:hAnsi="Sarabun" w:cs="Sarabun" w:eastAsia="Sarabun"/>
+          <w:color w:val="1A1E33"/>
+          <w:sz w:val="22"/>
+          <w:szCs w:val="22"/>
+        </w:rPr>
+        <w:t xml:space="preserve"> แล้วกล่องยืนยันจะขึ้นมา อ่านข้อความแล้วกด </w:t>
+      </w:r>
+      <w:r>
+        <w:rPr>
+          <w:rFonts w:ascii="Sarabun" w:hAnsi="Sarabun" w:cs="Sarabun" w:eastAsia="Sarabun"/>
+          <w:color w:val="1A1E33"/>
+          <w:sz w:val="22"/>
+          <w:szCs w:val="22"/>
+          <w:b w:val="1"/>
+          <w:bCs w:val="1"/>
+        </w:rPr>
+        <w:t>ยืนยัน</w:t>
+      </w:r>
+      <w:r>
+        <w:rPr>
+          <w:rFonts w:ascii="Sarabun" w:hAnsi="Sarabun" w:cs="Sarabun" w:eastAsia="Sarabun"/>
+          <w:color w:val="1A1E33"/>
+          <w:sz w:val="22"/>
+          <w:szCs w:val="22"/>
+        </w:rPr>
+        <w:t xml:space="preserve"> — จบในสองคลิก เท่ากับ ด่านเดียวกันของเล่ม B </w:t>
+      </w:r>
+      <w:r>
+        <w:rPr>
+          <w:rFonts w:ascii="Sarabun" w:hAnsi="Sarabun" w:cs="Sarabun" w:eastAsia="Sarabun"/>
+          <w:color w:val="1A1E33"/>
+          <w:sz w:val="22"/>
+          <w:szCs w:val="22"/>
+          <w:b w:val="1"/>
+          <w:bCs w:val="1"/>
+        </w:rPr>
+        <w:t>ไม่มีช่องติ๊กว่าอ่านเอกสารครบ</w:t>
+      </w:r>
+      <w:r>
+        <w:rPr>
+          <w:rFonts w:ascii="Sarabun" w:hAnsi="Sarabun" w:cs="Sarabun" w:eastAsia="Sarabun"/>
+          <w:color w:val="1A1E33"/>
+          <w:sz w:val="22"/>
+          <w:szCs w:val="22"/>
+        </w:rPr>
+        <w:t xml:space="preserve"> เพราะช่องนั้นเป็นหลักฐานของหน่วยงาน ผู้นำส่ง ไม่ใช่ของผู้อนุมัติ แบบนำส่งข้อมูลยังเปิดอ่านได้จากการ์ด </w:t>
+      </w:r>
+      <w:r>
+        <w:rPr>
+          <w:rFonts w:ascii="Sarabun" w:hAnsi="Sarabun" w:cs="Sarabun" w:eastAsia="Sarabun"/>
+          <w:color w:val="1A1E33"/>
+          <w:sz w:val="22"/>
+          <w:szCs w:val="22"/>
+          <w:b w:val="1"/>
+          <w:bCs w:val="1"/>
+        </w:rPr>
+        <w:t>เอกสารข้อตกลง</w:t>
+      </w:r>
+      <w:r>
+        <w:rPr>
+          <w:rFonts w:ascii="Sarabun" w:hAnsi="Sarabun" w:cs="Sarabun" w:eastAsia="Sarabun"/>
+          <w:color w:val="1A1E33"/>
+          <w:sz w:val="22"/>
+          <w:szCs w:val="22"/>
+        </w:rPr>
+        <w:t xml:space="preserve"> ในหน้าเดียวกัน</w:t>
+      </w:r>
+    </w:p>
+    <w:p>
+      <w:pPr>
         <w:spacing w:before="280" w:after="120" w:lineRule="auto" w:line="300"/>
         <w:jc w:val="left"/>
         <w:keepNext w:val="1"/>
@@ -9176,7 +9271,7 @@
           <w:b w:val="1"/>
           <w:bCs w:val="1"/>
         </w:rPr>
-        <w:t>ต้องปรับปรุง</w:t>
+        <w:t>ส่งกลับแก้ไข</w:t>
       </w:r>
       <w:r>
         <w:rPr>
@@ -9581,7 +9676,7 @@
           <w:b w:val="1"/>
           <w:bCs w:val="1"/>
         </w:rPr>
-        <w:t>ต้องปรับปรุง</w:t>
+        <w:t>ส่งกลับแก้ไข</w:t>
       </w:r>
       <w:r>
         <w:rPr>

--- a/docs/manuals-docx/15-tester-manual-journey-c.docx
+++ b/docs/manuals-docx/15-tester-manual-journey-c.docx
@@ -644,7 +644,7 @@
           <w:sz w:val="17"/>
           <w:szCs w:val="17"/>
         </w:rPr>
-        <w:t xml:space="preserve">  คุณ (ผู้ดำเนินการของหน่วยงาน)</w:t>
+        <w:t xml:space="preserve">  คุณ (ผู้ประสานงานของหน่วยงาน)</w:t>
       </w:r>
     </w:p>
     <w:p>
@@ -712,7 +712,7 @@
           <w:sz w:val="17"/>
           <w:szCs w:val="17"/>
         </w:rPr>
-        <w:t xml:space="preserve">  │ รอผู้ดำเนินการของ BDI ตรวจสอบเอกสาร     │ ──ต้องปรับปรุง──▶ │  รอการแก้ไข        │</w:t>
+        <w:t xml:space="preserve">  │ รอผู้ประสานงานของ BDI ตรวจสอบเอกสาร     │ ──ต้องปรับปรุง──▶ │  รอการแก้ไข        │</w:t>
       </w:r>
     </w:p>
     <w:p>
@@ -899,7 +899,7 @@
           <w:sz w:val="17"/>
           <w:szCs w:val="17"/>
         </w:rPr>
-        <w:t xml:space="preserve">              │ รอผู้มีอำนาจกระทำการแทนของหน่วยงานลงนามเห็นชอบ │  (ด่านที่ 2)</w:t>
+        <w:t xml:space="preserve">              │ รอผู้มีอำนาจอนุมัติของหน่วยงานลงนามเห็นชอบ │  (ด่านที่ 2)</w:t>
       </w:r>
     </w:p>
     <w:p>
@@ -967,7 +967,7 @@
           <w:sz w:val="17"/>
           <w:szCs w:val="17"/>
         </w:rPr>
-        <w:t xml:space="preserve">              │ รอผู้มีอำนาจอนุมัติฝ่าย BDI ดำเนินการอนุมัติ  │ ────────────▶ │ ไม่อนุมัติ │ ปิดถาวร</w:t>
+        <w:t xml:space="preserve">              │ รอผู้มีอำนาจอนุมัติของ BDI ดำเนินการอนุมัติ  │ ────────────▶ │ ไม่อนุมัติ │ ปิดถาวร</w:t>
       </w:r>
     </w:p>
     <w:p>
@@ -1264,7 +1264,7 @@
                 <w:sz w:val="20"/>
                 <w:szCs w:val="20"/>
               </w:rPr>
-              <w:t>ผู้ดำเนินการของหน่วยงาน</w:t>
+              <w:t>ผู้ประสานงานของหน่วยงาน</w:t>
             </w:r>
           </w:p>
         </w:tc>
@@ -1713,7 +1713,7 @@
           <w:b w:val="1"/>
           <w:bCs w:val="1"/>
         </w:rPr>
-        <w:t>ผู้ดำเนินการของหน่วยงาน</w:t>
+        <w:t>ผู้ประสานงานของหน่วยงาน</w:t>
       </w:r>
     </w:p>
     <w:p>
@@ -4487,7 +4487,7 @@
           <w:b w:val="1"/>
           <w:bCs w:val="1"/>
         </w:rPr>
-        <w:t>รอผู้ดำเนินการของ BDI ตรวจสอบเอกสาร</w:t>
+        <w:t>รอผู้ประสานงานของ BDI ตรวจสอบเอกสาร</w:t>
       </w:r>
       <w:r>
         <w:rPr>
@@ -6395,7 +6395,7 @@
           <w:b w:val="1"/>
           <w:bCs w:val="1"/>
         </w:rPr>
-        <w:t>รอผู้มีอำนาจกระทำการแทนของหน่วยงานลงนามเห็นชอบ</w:t>
+        <w:t>รอผู้มีอำนาจอนุมัติของหน่วยงานลงนามเห็นชอบ</w:t>
       </w:r>
     </w:p>
     <w:p>
@@ -6979,7 +6979,7 @@
           <w:b w:val="1"/>
           <w:bCs w:val="1"/>
         </w:rPr>
-        <w:t>รอผู้มีอำนาจอนุมัติฝ่าย BDI ดำเนินการอนุมัติ</w:t>
+        <w:t>รอผู้มีอำนาจอนุมัติของ BDI ดำเนินการอนุมัติ</w:t>
       </w:r>
       <w:r>
         <w:rPr>

--- a/docs/manuals-docx/15-tester-manual-journey-c.docx
+++ b/docs/manuals-docx/15-tester-manual-journey-c.docx
@@ -320,7 +320,7 @@
           <w:sz w:val="22"/>
           <w:szCs w:val="22"/>
         </w:rPr>
-        <w:t>3. ขั้นที่ 2 — เจ้าหน้าที่ BDI ตรวจสอบ</w:t>
+        <w:t>3. ขั้นที่ 2 — ผู้ประสานงานของ BDI ตรวจสอบ</w:t>
       </w:r>
     </w:p>
     <w:p>
@@ -1099,9 +1099,9 @@
         <w:tblW w:w="9525" w:type="dxa"/>
       </w:tblPr>
       <w:tblGrid>
-        <w:gridCol w:w="1289"/>
-        <w:gridCol w:w="3831"/>
-        <w:gridCol w:w="4404"/>
+        <w:gridCol w:w="1270"/>
+        <w:gridCol w:w="3916"/>
+        <w:gridCol w:w="4339"/>
       </w:tblGrid>
       <w:tr>
         <w:trPr>
@@ -1110,7 +1110,7 @@
         </w:trPr>
         <w:tc>
           <w:tcPr>
-            <w:tcW w:type="dxa" w:w="1289"/>
+            <w:tcW w:type="dxa" w:w="1270"/>
             <w:shd w:val="clear" w:fill="192768"/>
           </w:tcPr>
           <w:p>
@@ -1147,7 +1147,7 @@
         </w:tc>
         <w:tc>
           <w:tcPr>
-            <w:tcW w:type="dxa" w:w="3831"/>
+            <w:tcW w:type="dxa" w:w="3916"/>
             <w:shd w:val="clear" w:fill="192768"/>
           </w:tcPr>
           <w:p>
@@ -1184,7 +1184,7 @@
         </w:tc>
         <w:tc>
           <w:tcPr>
-            <w:tcW w:type="dxa" w:w="4404"/>
+            <w:tcW w:type="dxa" w:w="4339"/>
             <w:shd w:val="clear" w:fill="192768"/>
           </w:tcPr>
           <w:p>
@@ -1226,7 +1226,7 @@
         </w:trPr>
         <w:tc>
           <w:tcPr>
-            <w:tcW w:type="dxa" w:w="1289"/>
+            <w:tcW w:type="dxa" w:w="1270"/>
             <w:shd w:val="clear" w:fill="FFFFFF"/>
           </w:tcPr>
           <w:p>
@@ -1248,7 +1248,7 @@
         </w:tc>
         <w:tc>
           <w:tcPr>
-            <w:tcW w:type="dxa" w:w="3831"/>
+            <w:tcW w:type="dxa" w:w="3916"/>
             <w:shd w:val="clear" w:fill="FFFFFF"/>
           </w:tcPr>
           <w:p>
@@ -1270,7 +1270,7 @@
         </w:tc>
         <w:tc>
           <w:tcPr>
-            <w:tcW w:type="dxa" w:w="4404"/>
+            <w:tcW w:type="dxa" w:w="4339"/>
             <w:shd w:val="clear" w:fill="FFFFFF"/>
           </w:tcPr>
           <w:p>
@@ -1298,7 +1298,7 @@
         </w:trPr>
         <w:tc>
           <w:tcPr>
-            <w:tcW w:type="dxa" w:w="1289"/>
+            <w:tcW w:type="dxa" w:w="1270"/>
             <w:shd w:val="clear" w:fill="F2F4F9"/>
           </w:tcPr>
           <w:p>
@@ -1320,7 +1320,7 @@
         </w:tc>
         <w:tc>
           <w:tcPr>
-            <w:tcW w:type="dxa" w:w="3831"/>
+            <w:tcW w:type="dxa" w:w="3916"/>
             <w:shd w:val="clear" w:fill="F2F4F9"/>
           </w:tcPr>
           <w:p>
@@ -1336,13 +1336,13 @@
                 <w:sz w:val="20"/>
                 <w:szCs w:val="20"/>
               </w:rPr>
-              <w:t>เจ้าหน้าที่ BDI</w:t>
+              <w:t>ผู้ประสานงานของ BDI</w:t>
             </w:r>
           </w:p>
         </w:tc>
         <w:tc>
           <w:tcPr>
-            <w:tcW w:type="dxa" w:w="4404"/>
+            <w:tcW w:type="dxa" w:w="4339"/>
             <w:shd w:val="clear" w:fill="F2F4F9"/>
           </w:tcPr>
           <w:p>
@@ -1370,7 +1370,7 @@
         </w:trPr>
         <w:tc>
           <w:tcPr>
-            <w:tcW w:type="dxa" w:w="1289"/>
+            <w:tcW w:type="dxa" w:w="1270"/>
             <w:shd w:val="clear" w:fill="FFFFFF"/>
           </w:tcPr>
           <w:p>
@@ -1392,7 +1392,7 @@
         </w:tc>
         <w:tc>
           <w:tcPr>
-            <w:tcW w:type="dxa" w:w="3831"/>
+            <w:tcW w:type="dxa" w:w="3916"/>
             <w:shd w:val="clear" w:fill="FFFFFF"/>
           </w:tcPr>
           <w:p>
@@ -1414,7 +1414,7 @@
         </w:tc>
         <w:tc>
           <w:tcPr>
-            <w:tcW w:type="dxa" w:w="4404"/>
+            <w:tcW w:type="dxa" w:w="4339"/>
             <w:shd w:val="clear" w:fill="FFFFFF"/>
           </w:tcPr>
           <w:p>
@@ -1442,7 +1442,7 @@
         </w:trPr>
         <w:tc>
           <w:tcPr>
-            <w:tcW w:type="dxa" w:w="1289"/>
+            <w:tcW w:type="dxa" w:w="1270"/>
             <w:shd w:val="clear" w:fill="F2F4F9"/>
           </w:tcPr>
           <w:p>
@@ -1464,7 +1464,7 @@
         </w:tc>
         <w:tc>
           <w:tcPr>
-            <w:tcW w:type="dxa" w:w="3831"/>
+            <w:tcW w:type="dxa" w:w="3916"/>
             <w:shd w:val="clear" w:fill="F2F4F9"/>
           </w:tcPr>
           <w:p>
@@ -1486,7 +1486,7 @@
         </w:tc>
         <w:tc>
           <w:tcPr>
-            <w:tcW w:type="dxa" w:w="4404"/>
+            <w:tcW w:type="dxa" w:w="4339"/>
             <w:shd w:val="clear" w:fill="F2F4F9"/>
           </w:tcPr>
           <w:p>
@@ -1514,7 +1514,7 @@
         </w:trPr>
         <w:tc>
           <w:tcPr>
-            <w:tcW w:type="dxa" w:w="1289"/>
+            <w:tcW w:type="dxa" w:w="1270"/>
             <w:shd w:val="clear" w:fill="FFFFFF"/>
           </w:tcPr>
           <w:p>
@@ -1536,7 +1536,7 @@
         </w:tc>
         <w:tc>
           <w:tcPr>
-            <w:tcW w:type="dxa" w:w="3831"/>
+            <w:tcW w:type="dxa" w:w="3916"/>
             <w:shd w:val="clear" w:fill="FFFFFF"/>
           </w:tcPr>
           <w:p>
@@ -1558,7 +1558,7 @@
         </w:tc>
         <w:tc>
           <w:tcPr>
-            <w:tcW w:type="dxa" w:w="4404"/>
+            <w:tcW w:type="dxa" w:w="4339"/>
             <w:shd w:val="clear" w:fill="FFFFFF"/>
           </w:tcPr>
           <w:p>
@@ -1614,7 +1614,7 @@
           <w:sz w:val="22"/>
           <w:szCs w:val="22"/>
         </w:rPr>
-        <w:t xml:space="preserve"> — เดิมเจ้าหน้าที่ BDI ต้องกลับมา "ตรวจซ้ำ" อีกรอบหลังผู้มีอำนาจ ลงนาม ขั้นนั้นถูกยกเลิกแล้ว ลงนามเสร็จคำขอไปที่ผู้อนุมัติ BDI ทันที ถ้าคู่มือฉบับพิมพ์ที่คุณถือ อยู่ยังมีขั้นนั้น ให้ใช้ฉบับนี้แทน</w:t>
+        <w:t xml:space="preserve"> — เดิมผู้ประสานงานของ BDI ต้องกลับมา "ตรวจซ้ำ" อีกรอบหลังผู้มีอำนาจ ลงนาม ขั้นนั้นถูกยกเลิกแล้ว ลงนามเสร็จคำขอไปที่ผู้อนุมัติ BDI ทันที ถ้าคู่มือฉบับพิมพ์ที่คุณถือ อยู่ยังมีขั้นนั้น ให้ใช้ฉบับนี้แทน</w:t>
       </w:r>
     </w:p>
     <w:p>
@@ -4516,7 +4516,7 @@
           <w:sz w:val="22"/>
           <w:szCs w:val="22"/>
         </w:rPr>
-        <w:t xml:space="preserve"> · และระบบส่งอีเมลกับการแจ้งเตือนถึงเจ้าหน้าที่ BDI ทุกคน</w:t>
+        <w:t xml:space="preserve"> · และระบบส่งอีเมลกับการแจ้งเตือนถึงผู้ประสานงานของ BDI ทุกคน</w:t>
       </w:r>
     </w:p>
     <w:p>
@@ -4542,7 +4542,7 @@
           <w:b w:val="1"/>
           <w:bCs w:val="1"/>
         </w:rPr>
-        <w:t>3. ขั้นที่ 2 — เจ้าหน้าที่ BDI ตรวจสอบ</w:t>
+        <w:t>3. ขั้นที่ 2 — ผู้ประสานงานของ BDI ตรวจสอบ</w:t>
       </w:r>
     </w:p>
     <w:p>
@@ -4559,7 +4559,7 @@
           <w:b w:val="1"/>
           <w:bCs w:val="1"/>
         </w:rPr>
-        <w:t>สลับไปใช้บัญชีเจ้าหน้าที่ BDI</w:t>
+        <w:t>สลับไปใช้บัญชีผู้ประสานงานของ BDI</w:t>
       </w:r>
       <w:r>
         <w:rPr>
@@ -4658,7 +4658,7 @@
           <w:sz w:val="22"/>
           <w:szCs w:val="22"/>
         </w:rPr>
-        <w:t xml:space="preserve">เจ้าหน้าที่ BDI </w:t>
+        <w:t xml:space="preserve">ผู้ประสานงานของ BDI </w:t>
       </w:r>
       <w:r>
         <w:rPr>
@@ -4812,7 +4812,7 @@
           <w:sz w:val="22"/>
           <w:szCs w:val="22"/>
         </w:rPr>
-        <w:t xml:space="preserve">กล่องของเจ้าหน้าที่ BDI มี </w:t>
+        <w:t xml:space="preserve">กล่องของผู้ประสานงานของ BDI มี </w:t>
       </w:r>
       <w:r>
         <w:rPr>
@@ -4852,7 +4852,7 @@
           <w:sz w:val="22"/>
           <w:szCs w:val="22"/>
         </w:rPr>
-        <w:t xml:space="preserve"> ถ้าคุณเป็นเจ้าหน้าที่ BDI กล่องนี้จะเป็นสีเขียวเพราะเป็นงานของคุณ</w:t>
+        <w:t xml:space="preserve"> ถ้าคุณเป็นผู้ประสานงานของ BDI กล่องนี้จะเป็นสีเขียวเพราะเป็นงานของคุณ</w:t>
       </w:r>
     </w:p>
     <w:p>
@@ -5078,7 +5078,7 @@
           <w:i w:val="1"/>
           <w:iCs w:val="1"/>
         </w:rPr>
-        <w:t>หน้ารายละเอียดคำขอในมุมมองเจ้าหน้าที่ BDI</w:t>
+        <w:t>หน้ารายละเอียดคำขอในมุมมองผู้ประสานงานของ BDI</w:t>
       </w:r>
     </w:p>
     <w:tbl>
@@ -5904,8 +5904,8 @@
         <w:tblW w:w="9525" w:type="dxa"/>
       </w:tblPr>
       <w:tblGrid>
-        <w:gridCol w:w="2413"/>
-        <w:gridCol w:w="7112"/>
+        <w:gridCol w:w="2371"/>
+        <w:gridCol w:w="7153"/>
       </w:tblGrid>
       <w:tr>
         <w:trPr>
@@ -5914,7 +5914,7 @@
         </w:trPr>
         <w:tc>
           <w:tcPr>
-            <w:tcW w:type="dxa" w:w="2413"/>
+            <w:tcW w:type="dxa" w:w="2372"/>
             <w:shd w:val="clear" w:fill="192768"/>
           </w:tcPr>
           <w:p>
@@ -5951,7 +5951,7 @@
         </w:tc>
         <w:tc>
           <w:tcPr>
-            <w:tcW w:type="dxa" w:w="7111"/>
+            <w:tcW w:type="dxa" w:w="7153"/>
             <w:shd w:val="clear" w:fill="192768"/>
           </w:tcPr>
           <w:p>
@@ -5993,7 +5993,7 @@
         </w:trPr>
         <w:tc>
           <w:tcPr>
-            <w:tcW w:type="dxa" w:w="2413"/>
+            <w:tcW w:type="dxa" w:w="2372"/>
             <w:shd w:val="clear" w:fill="FFFFFF"/>
           </w:tcPr>
           <w:p>
@@ -6017,7 +6017,7 @@
         </w:tc>
         <w:tc>
           <w:tcPr>
-            <w:tcW w:type="dxa" w:w="7111"/>
+            <w:tcW w:type="dxa" w:w="7153"/>
             <w:shd w:val="clear" w:fill="FFFFFF"/>
           </w:tcPr>
           <w:p>
@@ -6044,7 +6044,7 @@
                 <w:b w:val="1"/>
                 <w:bCs w:val="1"/>
               </w:rPr>
-              <w:t>ส่งคำขอกลับให้เจ้าหน้าที่ BDI ตัดสินใจต่อ</w:t>
+              <w:t>ส่งคำขอกลับให้ผู้ประสานงานของ BDI ตัดสินใจต่อ</w:t>
             </w:r>
           </w:p>
         </w:tc>
@@ -6055,7 +6055,7 @@
         </w:trPr>
         <w:tc>
           <w:tcPr>
-            <w:tcW w:type="dxa" w:w="2413"/>
+            <w:tcW w:type="dxa" w:w="2372"/>
             <w:shd w:val="clear" w:fill="F2F4F9"/>
           </w:tcPr>
           <w:p>
@@ -6079,7 +6079,7 @@
         </w:tc>
         <w:tc>
           <w:tcPr>
-            <w:tcW w:type="dxa" w:w="7111"/>
+            <w:tcW w:type="dxa" w:w="7153"/>
             <w:shd w:val="clear" w:fill="F2F4F9"/>
           </w:tcPr>
           <w:p>
@@ -6285,7 +6285,7 @@
           <w:b w:val="1"/>
           <w:bCs w:val="1"/>
         </w:rPr>
-        <w:t>กลับไปใช้บัญชีเจ้าหน้าที่ BDI</w:t>
+        <w:t>กลับไปใช้บัญชีผู้ประสานงานของ BDI</w:t>
       </w:r>
       <w:r>
         <w:rPr>
@@ -7010,7 +7010,7 @@
           <w:b w:val="1"/>
           <w:bCs w:val="1"/>
         </w:rPr>
-        <w:t>เจ้าหน้าที่ BDI ไม่ต้องทำอะไรอีกหลังจากนี้</w:t>
+        <w:t>ผู้ประสานงานของ BDI ไม่ต้องทำอะไรอีกหลังจากนี้</w:t>
       </w:r>
       <w:r>
         <w:rPr>
@@ -7030,7 +7030,7 @@
           <w:b w:val="1"/>
           <w:bCs w:val="1"/>
         </w:rPr>
-        <w:t>ถ้าหลังการลงนามคำขอยังไปโผล่ที่คิวของ เจ้าหน้าที่ BDI ให้ถือว่าเป็นข้อผิดพลาดและแจ้งทีมพัฒนา</w:t>
+        <w:t>ถ้าหลังการลงนามคำขอยังไปโผล่ที่คิวของ ผู้ประสานงานของ BDI ให้ถือว่าเป็นข้อผิดพลาดและแจ้งทีมพัฒนา</w:t>
       </w:r>
     </w:p>
     <w:p>
@@ -9021,7 +9021,7 @@
           <w:sz w:val="22"/>
           <w:szCs w:val="22"/>
         </w:rPr>
-        <w:t>เจ้าหน้าที่ BDI เห็นคำขอทั้งหมดในระบบ</w:t>
+        <w:t>ผู้ประสานงานของ BDI เห็นคำขอทั้งหมดในระบบ</w:t>
       </w:r>
     </w:p>
     <w:p>
@@ -9586,7 +9586,7 @@
           <w:b w:val="1"/>
           <w:bCs w:val="1"/>
         </w:rPr>
-        <w:t>หลังลงนาม คำขอต้องไม่กลับไปโผล่ในคิวของเจ้าหน้าที่ BDI อีก</w:t>
+        <w:t>หลังลงนาม คำขอต้องไม่กลับไปโผล่ในคิวของผู้ประสานงานของ BDI อีก</w:t>
       </w:r>
     </w:p>
     <w:p>
@@ -10122,7 +10122,7 @@
           <w:sz w:val="22"/>
           <w:szCs w:val="22"/>
         </w:rPr>
-        <w:t xml:space="preserve"> ไม่มีขั้นตรวจซ้ำของ เจ้าหน้าที่ BDI คั่นอีกแล้ว</w:t>
+        <w:t xml:space="preserve"> ไม่มีขั้นตรวจซ้ำของ ผู้ประสานงานของ BDI คั่นอีกแล้ว</w:t>
       </w:r>
     </w:p>
     <w:p>

--- a/docs/manuals-docx/15-tester-manual-journey-c.docx
+++ b/docs/manuals-docx/15-tester-manual-journey-c.docx
@@ -4678,7 +4678,47 @@
           <w:sz w:val="22"/>
           <w:szCs w:val="22"/>
         </w:rPr>
-        <w:t xml:space="preserve"> และใช้แผนภาพเส้นทาง แท็บ ตัวเรียงตามวันที่ และช่องค้นหาได้เหมือนหน้าหน่วยงาน เส้นทางชุดข้อมูลมีสามด่านตรวจเท่ากับเส้นทางหน่วยงาน ต่างกันแค่ทางแยกผู้เชี่ยวชาญ:</w:t>
+        <w:t xml:space="preserve"> และใช้แผนภาพเส้นทาง แท็บ ตัวเรียงตามวันที่ และช่องค้นหาได้เหมือนหน้าหน่วยงาน ตารางมีคอลัมน์ </w:t>
+      </w:r>
+      <w:r>
+        <w:rPr>
+          <w:rFonts w:ascii="Sarabun" w:hAnsi="Sarabun" w:cs="Sarabun" w:eastAsia="Sarabun"/>
+          <w:color w:val="1A1E33"/>
+          <w:sz w:val="22"/>
+          <w:szCs w:val="22"/>
+          <w:b w:val="1"/>
+          <w:bCs w:val="1"/>
+        </w:rPr>
+        <w:t>อัปเดตล่าสุด</w:t>
+      </w:r>
+      <w:r>
+        <w:rPr>
+          <w:rFonts w:ascii="Sarabun" w:hAnsi="Sarabun" w:cs="Sarabun" w:eastAsia="Sarabun"/>
+          <w:color w:val="1A1E33"/>
+          <w:sz w:val="22"/>
+          <w:szCs w:val="22"/>
+        </w:rPr>
+        <w:t xml:space="preserve"> ต่อท้าย </w:t>
+      </w:r>
+      <w:r>
+        <w:rPr>
+          <w:rFonts w:ascii="Sarabun" w:hAnsi="Sarabun" w:cs="Sarabun" w:eastAsia="Sarabun"/>
+          <w:color w:val="1A1E33"/>
+          <w:sz w:val="22"/>
+          <w:szCs w:val="22"/>
+          <w:i w:val="1"/>
+          <w:iCs w:val="1"/>
+        </w:rPr>
+        <w:t>วันที่นำส่ง</w:t>
+      </w:r>
+      <w:r>
+        <w:rPr>
+          <w:rFonts w:ascii="Sarabun" w:hAnsi="Sarabun" w:cs="Sarabun" w:eastAsia="Sarabun"/>
+          <w:color w:val="1A1E33"/>
+          <w:sz w:val="22"/>
+          <w:szCs w:val="22"/>
+        </w:rPr>
+        <w:t xml:space="preserve"> และช่องเรียงข้างช่องค้นหาเลือกได้ว่าจะเรียงตามวันที่ไหนในสองอันนั้น เส้นทางชุดข้อมูลมี สามด่านตรวจเท่ากับเส้นทางหน่วยงาน ต่างกันแค่ทางแยกผู้เชี่ยวชาญ:</w:t>
       </w:r>
     </w:p>
     <w:p>
@@ -9227,6 +9267,102 @@
           <w:szCs w:val="22"/>
         </w:rPr>
         <w:t xml:space="preserve"> ความเห็นขึ้นในประวัติ และคำขอกลับไปหาเจ้าหน้าที่</w:t>
+      </w:r>
+    </w:p>
+    <w:p>
+      <w:pPr>
+        <w:spacing w:before="0" w:after="80" w:lineRule="auto" w:line="348"/>
+        <w:ind w:left="482" w:hanging="312"/>
+        <w:jc w:val="left"/>
+      </w:pPr>
+      <w:r>
+        <w:rPr>
+          <w:rFonts w:ascii="DejaVu Sans" w:hAnsi="DejaVu Sans" w:cs="DejaVu Sans" w:eastAsia="DejaVu Sans"/>
+          <w:color w:val="5C637A"/>
+          <w:sz w:val="22"/>
+          <w:szCs w:val="22"/>
+        </w:rPr>
+        <w:t>☐</w:t>
+      </w:r>
+      <w:r>
+        <w:rPr>
+          <w:rFonts w:ascii="Sarabun" w:hAnsi="Sarabun" w:cs="Sarabun" w:eastAsia="Sarabun"/>
+          <w:color w:val="5C637A"/>
+          <w:sz w:val="22"/>
+          <w:szCs w:val="22"/>
+        </w:rPr>
+        <w:t xml:space="preserve">  </w:t>
+      </w:r>
+      <w:r>
+        <w:rPr>
+          <w:rFonts w:ascii="Sarabun" w:hAnsi="Sarabun" w:cs="Sarabun" w:eastAsia="Sarabun"/>
+          <w:color w:val="1A1E33"/>
+          <w:sz w:val="22"/>
+          <w:szCs w:val="22"/>
+        </w:rPr>
+        <w:t xml:space="preserve">หลังผู้เชี่ยวชาญบันทึกความเห็น คอลัมน์ </w:t>
+      </w:r>
+      <w:r>
+        <w:rPr>
+          <w:rFonts w:ascii="Sarabun" w:hAnsi="Sarabun" w:cs="Sarabun" w:eastAsia="Sarabun"/>
+          <w:color w:val="1A1E33"/>
+          <w:sz w:val="22"/>
+          <w:szCs w:val="22"/>
+          <w:b w:val="1"/>
+          <w:bCs w:val="1"/>
+        </w:rPr>
+        <w:t>อัปเดตล่าสุด</w:t>
+      </w:r>
+      <w:r>
+        <w:rPr>
+          <w:rFonts w:ascii="Sarabun" w:hAnsi="Sarabun" w:cs="Sarabun" w:eastAsia="Sarabun"/>
+          <w:color w:val="1A1E33"/>
+          <w:sz w:val="22"/>
+          <w:szCs w:val="22"/>
+        </w:rPr>
+        <w:t xml:space="preserve"> ของใบนั้นเปลี่ยนเป็นวันนี้ และเมื่อ เรียงตาม </w:t>
+      </w:r>
+      <w:r>
+        <w:rPr>
+          <w:rFonts w:ascii="Sarabun" w:hAnsi="Sarabun" w:cs="Sarabun" w:eastAsia="Sarabun"/>
+          <w:color w:val="1A1E33"/>
+          <w:sz w:val="22"/>
+          <w:szCs w:val="22"/>
+          <w:i w:val="1"/>
+          <w:iCs w:val="1"/>
+        </w:rPr>
+        <w:t xml:space="preserve">วันที่อัปเดตล่าสุด · ใหม่ </w:t>
+      </w:r>
+      <w:r>
+        <w:rPr>
+          <w:rFonts w:ascii="DejaVu Sans" w:hAnsi="DejaVu Sans" w:cs="DejaVu Sans" w:eastAsia="DejaVu Sans"/>
+          <w:color w:val="1A1E33"/>
+          <w:sz w:val="22"/>
+          <w:szCs w:val="22"/>
+          <w:i w:val="1"/>
+          <w:iCs w:val="1"/>
+        </w:rPr>
+        <w:t>→</w:t>
+      </w:r>
+      <w:r>
+        <w:rPr>
+          <w:rFonts w:ascii="Sarabun" w:hAnsi="Sarabun" w:cs="Sarabun" w:eastAsia="Sarabun"/>
+          <w:color w:val="1A1E33"/>
+          <w:sz w:val="22"/>
+          <w:szCs w:val="22"/>
+          <w:i w:val="1"/>
+          <w:iCs w:val="1"/>
+        </w:rPr>
+        <w:t xml:space="preserve"> เก่า</w:t>
+      </w:r>
+      <w:r>
+        <w:rPr>
+          <w:rFonts w:ascii="Sarabun" w:hAnsi="Sarabun" w:cs="Sarabun" w:eastAsia="Sarabun"/>
+          <w:color w:val="1A1E33"/>
+          <w:sz w:val="22"/>
+          <w:szCs w:val="22"/>
+        </w:rPr>
+        <w:t xml:space="preserve"> ใบนั้นขึ้นมาอยู่หัวตาราง</w:t>
       </w:r>
     </w:p>
     <w:p>
